--- a/Backend/Templates/PaySlipTemplate.docx
+++ b/Backend/Templates/PaySlipTemplate.docx
@@ -1,6 +1,6 @@
 
 <file path=word/document.xml><?xml version="1.0" encoding="utf-8"?>
-<w:document xmlns:wpc="http://schemas.microsoft.com/office/word/2010/wordprocessingCanvas" xmlns:cx="http://schemas.microsoft.com/office/drawing/2014/chartex" xmlns:cx1="http://schemas.microsoft.com/office/drawing/2015/9/8/chartex" xmlns:cx2="http://schemas.microsoft.com/office/drawing/2015/10/21/chartex" xmlns:cx3="http://schemas.microsoft.com/office/drawing/2016/5/9/chartex" xmlns:cx4="http://schemas.microsoft.com/office/drawing/2016/5/10/chartex" xmlns:cx5="http://schemas.microsoft.com/office/drawing/2016/5/11/chartex" xmlns:cx6="http://schemas.microsoft.com/office/drawing/2016/5/12/chartex" xmlns:cx7="http://schemas.microsoft.com/office/drawing/2016/5/13/chartex" xmlns:cx8="http://schemas.microsoft.com/office/drawing/2016/5/14/chartex" xmlns:mc="http://schemas.openxmlformats.org/markup-compatibility/2006" xmlns:aink="http://schemas.microsoft.com/office/drawing/2016/ink" xmlns:am3d="http://schemas.microsoft.com/office/drawing/2017/model3d" xmlns:o="urn:schemas-microsoft-com:office:office" xmlns:oel="http://schemas.microsoft.com/office/2019/extlst" xmlns:r="http://schemas.openxmlformats.org/officeDocument/2006/relationships" xmlns:m="http://schemas.openxmlformats.org/officeDocument/2006/math" xmlns:v="urn:schemas-microsoft-com:vml" xmlns:wp14="http://schemas.microsoft.com/office/word/2010/wordprocessingDrawing" xmlns:wp="http://schemas.openxmlformats.org/drawingml/2006/wordprocessingDrawing" xmlns:w10="urn:schemas-microsoft-com:office:word" xmlns:w="http://schemas.openxmlformats.org/wordprocessingml/2006/main" xmlns:w14="http://schemas.microsoft.com/office/word/2010/wordml" xmlns:w15="http://schemas.microsoft.com/office/word/2012/wordml" xmlns:w16cex="http://schemas.microsoft.com/office/word/2018/wordml/cex" xmlns:w16cid="http://schemas.microsoft.com/office/word/2016/wordml/cid" xmlns:w16="http://schemas.microsoft.com/office/word/2018/wordml" xmlns:w16du="http://schemas.microsoft.com/office/word/2023/wordml/word16du" xmlns:w16sdtdh="http://schemas.microsoft.com/office/word/2020/wordml/sdtdatahash" xmlns:w16sdtfl="http://schemas.microsoft.com/office/word/2024/wordml/sdtformatlock" xmlns:w16se="http://schemas.microsoft.com/office/word/2015/wordml/symex" xmlns:wpg="http://schemas.microsoft.com/office/word/2010/wordprocessingGroup" xmlns:wpi="http://schemas.microsoft.com/office/word/2010/wordprocessingInk" xmlns:wne="http://schemas.microsoft.com/office/word/2006/wordml" xmlns:wps="http://schemas.microsoft.com/office/word/2010/wordprocessingShape" xmlns:a="http://schemas.openxmlformats.org/drawingml/2006/main" xmlns:pic="http://schemas.openxmlformats.org/drawingml/2006/picture" xmlns:a14="http://schemas.microsoft.com/office/drawing/2010/main" mc:Ignorable="w14 w15 w16se w16cid w16 w16cex w16sdtdh w16sdtfl w16du wp14">
+<w:document xmlns:wpc="http://schemas.microsoft.com/office/word/2010/wordprocessingCanvas" xmlns:cx="http://schemas.microsoft.com/office/drawing/2014/chartex" xmlns:cx1="http://schemas.microsoft.com/office/drawing/2015/9/8/chartex" xmlns:cx2="http://schemas.microsoft.com/office/drawing/2015/10/21/chartex" xmlns:cx3="http://schemas.microsoft.com/office/drawing/2016/5/9/chartex" xmlns:cx4="http://schemas.microsoft.com/office/drawing/2016/5/10/chartex" xmlns:cx5="http://schemas.microsoft.com/office/drawing/2016/5/11/chartex" xmlns:cx6="http://schemas.microsoft.com/office/drawing/2016/5/12/chartex" xmlns:cx7="http://schemas.microsoft.com/office/drawing/2016/5/13/chartex" xmlns:cx8="http://schemas.microsoft.com/office/drawing/2016/5/14/chartex" xmlns:mc="http://schemas.openxmlformats.org/markup-compatibility/2006" xmlns:aink="http://schemas.microsoft.com/office/drawing/2016/ink" xmlns:am3d="http://schemas.microsoft.com/office/drawing/2017/model3d" xmlns:o="urn:schemas-microsoft-com:office:office" xmlns:oel="http://schemas.microsoft.com/office/2019/extlst" xmlns:r="http://schemas.openxmlformats.org/officeDocument/2006/relationships" xmlns:m="http://schemas.openxmlformats.org/officeDocument/2006/math" xmlns:v="urn:schemas-microsoft-com:vml" xmlns:wp14="http://schemas.microsoft.com/office/word/2010/wordprocessingDrawing" xmlns:wp="http://schemas.openxmlformats.org/drawingml/2006/wordprocessingDrawing" xmlns:w10="urn:schemas-microsoft-com:office:word" xmlns:w="http://schemas.openxmlformats.org/wordprocessingml/2006/main" xmlns:w14="http://schemas.microsoft.com/office/word/2010/wordml" xmlns:w15="http://schemas.microsoft.com/office/word/2012/wordml" xmlns:w16cex="http://schemas.microsoft.com/office/word/2018/wordml/cex" xmlns:w16cid="http://schemas.microsoft.com/office/word/2016/wordml/cid" xmlns:w16="http://schemas.microsoft.com/office/word/2018/wordml" xmlns:w16du="http://schemas.microsoft.com/office/word/2023/wordml/word16du" xmlns:w16sdtdh="http://schemas.microsoft.com/office/word/2020/wordml/sdtdatahash" xmlns:w16sdtfl="http://schemas.microsoft.com/office/word/2024/wordml/sdtformatlock" xmlns:w16se="http://schemas.microsoft.com/office/word/2015/wordml/symex" xmlns:wpg="http://schemas.microsoft.com/office/word/2010/wordprocessingGroup" xmlns:wpi="http://schemas.microsoft.com/office/word/2010/wordprocessingInk" xmlns:wne="http://schemas.microsoft.com/office/word/2006/wordml" xmlns:wps="http://schemas.microsoft.com/office/word/2010/wordprocessingShape" mc:Ignorable="w14 w15 w16se w16cid w16 w16cex w16sdtdh w16sdtfl w16du wp14">
   <w:body>
     <w:tbl>
       <w:tblPr>
@@ -10,8 +10,8 @@
         <w:tblLook w:val="04A0" w:firstRow="1" w:lastRow="0" w:firstColumn="1" w:lastColumn="0" w:noHBand="0" w:noVBand="1"/>
       </w:tblPr>
       <w:tblGrid>
-        <w:gridCol w:w="3108"/>
-        <w:gridCol w:w="3118"/>
+        <w:gridCol w:w="2436"/>
+        <w:gridCol w:w="3790"/>
         <w:gridCol w:w="2520"/>
         <w:gridCol w:w="2925"/>
       </w:tblGrid>
@@ -24,12 +24,11 @@
             <w:tcW w:w="11671" w:type="dxa"/>
             <w:gridSpan w:val="4"/>
             <w:tcBorders>
-              <w:top w:val="single" w:color="auto" w:sz="12" w:space="0"/>
-              <w:left w:val="single" w:color="auto" w:sz="12" w:space="0"/>
-              <w:bottom w:val="single" w:color="000000" w:themeColor="text1" w:sz="12" w:space="0"/>
-              <w:right w:val="single" w:color="auto" w:sz="12" w:space="0"/>
-            </w:tcBorders>
-            <w:tcMar/>
+              <w:top w:val="single" w:sz="12" w:space="0" w:color="auto"/>
+              <w:left w:val="single" w:sz="12" w:space="0" w:color="auto"/>
+              <w:bottom w:val="single" w:sz="12" w:space="0" w:color="000000" w:themeColor="text1"/>
+              <w:right w:val="single" w:sz="12" w:space="0" w:color="auto"/>
+            </w:tcBorders>
           </w:tcPr>
           <w:p>
             <w:pPr>
@@ -156,7 +155,7 @@
               <w:t xml:space="preserve">      </w:t>
             </w:r>
             <w:r>
-              <w:t xml:space="preserve">       </w:t>
+              <w:t xml:space="preserve"> </w:t>
             </w:r>
             <w:r>
               <w:t>4</w:t>
@@ -184,29 +183,22 @@
             <w:pPr>
               <w:jc w:val="center"/>
               <w:rPr>
-                <w:b w:val="1"/>
-                <w:bCs w:val="1"/>
-              </w:rPr>
-            </w:pPr>
-            <w:r>
-              <w:rPr>
-                <w:b w:val="1"/>
-                <w:bCs w:val="1"/>
-              </w:rPr>
-              <w:t xml:space="preserve">PAY SLIP FOR THE MONTH </w:t>
-            </w:r>
-            <w:r>
-              <w:rPr>
-                <w:b w:val="1"/>
-                <w:bCs w:val="1"/>
-              </w:rPr>
-              <w:t xml:space="preserve">OF </w:t>
-            </w:r>
-            <w:bookmarkStart w:name="Month" w:id="0"/>
-            <w:r>
-              <w:rPr>
-                <w:b w:val="1"/>
-                <w:bCs w:val="1"/>
+                <w:b/>
+                <w:bCs/>
+              </w:rPr>
+            </w:pPr>
+            <w:r>
+              <w:rPr>
+                <w:b/>
+                <w:bCs/>
+              </w:rPr>
+              <w:t xml:space="preserve">PAY SLIP FOR THE MONTH OF </w:t>
+            </w:r>
+            <w:bookmarkStart w:id="0" w:name="Month"/>
+            <w:r>
+              <w:rPr>
+                <w:b/>
+                <w:bCs/>
               </w:rPr>
               <w:t>XXX</w:t>
             </w:r>
@@ -220,14 +212,13 @@
         </w:trPr>
         <w:tc>
           <w:tcPr>
-            <w:tcW w:w="3108" w:type="dxa"/>
-            <w:tcBorders>
-              <w:top w:val="single" w:color="000000" w:themeColor="text1" w:sz="12" w:space="0"/>
-              <w:left w:val="single" w:color="000000" w:themeColor="text1" w:sz="12" w:space="0"/>
-              <w:bottom w:val="none" w:color="000000" w:themeColor="text1" w:sz="4" w:space="0"/>
-              <w:right w:val="single" w:color="000000" w:themeColor="text1" w:sz="12" w:space="0"/>
-            </w:tcBorders>
-            <w:tcMar/>
+            <w:tcW w:w="2436" w:type="dxa"/>
+            <w:tcBorders>
+              <w:top w:val="single" w:sz="12" w:space="0" w:color="000000" w:themeColor="text1"/>
+              <w:left w:val="single" w:sz="12" w:space="0" w:color="000000" w:themeColor="text1"/>
+              <w:bottom w:val="none" w:sz="4" w:space="0" w:color="000000" w:themeColor="text1"/>
+              <w:right w:val="single" w:sz="12" w:space="0" w:color="000000" w:themeColor="text1"/>
+            </w:tcBorders>
           </w:tcPr>
           <w:p>
             <w:pPr>
@@ -247,17 +238,16 @@
         </w:tc>
         <w:tc>
           <w:tcPr>
-            <w:tcW w:w="3118" w:type="dxa"/>
-            <w:tcBorders>
-              <w:top w:val="single" w:color="000000" w:themeColor="text1" w:sz="12" w:space="0"/>
-              <w:left w:val="single" w:color="000000" w:themeColor="text1" w:sz="12" w:space="0"/>
-              <w:bottom w:val="none" w:color="000000" w:themeColor="text1" w:sz="4" w:space="0"/>
-              <w:right w:val="single" w:color="000000" w:themeColor="text1" w:sz="12" w:space="0"/>
-            </w:tcBorders>
-            <w:tcMar/>
-          </w:tcPr>
-          <w:p>
-            <w:bookmarkStart w:name="CandidateName" w:id="1"/>
+            <w:tcW w:w="3790" w:type="dxa"/>
+            <w:tcBorders>
+              <w:top w:val="single" w:sz="12" w:space="0" w:color="000000" w:themeColor="text1"/>
+              <w:left w:val="single" w:sz="12" w:space="0" w:color="000000" w:themeColor="text1"/>
+              <w:bottom w:val="none" w:sz="4" w:space="0" w:color="000000" w:themeColor="text1"/>
+              <w:right w:val="single" w:sz="12" w:space="0" w:color="000000" w:themeColor="text1"/>
+            </w:tcBorders>
+          </w:tcPr>
+          <w:p>
+            <w:bookmarkStart w:id="1" w:name="CandidateName"/>
             <w:r>
               <w:t>X</w:t>
             </w:r>
@@ -271,30 +261,23 @@
           <w:tcPr>
             <w:tcW w:w="2520" w:type="dxa"/>
             <w:tcBorders>
-              <w:top w:val="single" w:color="000000" w:themeColor="text1" w:sz="12" w:space="0"/>
-              <w:left w:val="single" w:color="000000" w:themeColor="text1" w:sz="12" w:space="0"/>
-              <w:bottom w:val="none" w:color="000000" w:themeColor="text1" w:sz="4" w:space="0"/>
-              <w:right w:val="single" w:color="000000" w:themeColor="text1" w:sz="12" w:space="0"/>
-            </w:tcBorders>
-            <w:tcMar/>
-          </w:tcPr>
-          <w:p>
-            <w:pPr>
-              <w:pStyle w:val="Normal"/>
-              <w:suppressLineNumbers w:val="0"/>
-              <w:bidi w:val="0"/>
-              <w:spacing w:before="0" w:beforeAutospacing="off" w:after="0" w:afterAutospacing="off" w:line="240" w:lineRule="auto"/>
-              <w:ind w:left="0" w:right="0"/>
-              <w:jc w:val="left"/>
-              <w:rPr>
-                <w:b w:val="1"/>
-                <w:bCs w:val="1"/>
-              </w:rPr>
-            </w:pPr>
-            <w:r>
-              <w:rPr>
-                <w:b w:val="1"/>
-                <w:bCs w:val="1"/>
+              <w:top w:val="single" w:sz="12" w:space="0" w:color="000000" w:themeColor="text1"/>
+              <w:left w:val="single" w:sz="12" w:space="0" w:color="000000" w:themeColor="text1"/>
+              <w:bottom w:val="none" w:sz="4" w:space="0" w:color="000000" w:themeColor="text1"/>
+              <w:right w:val="single" w:sz="12" w:space="0" w:color="000000" w:themeColor="text1"/>
+            </w:tcBorders>
+          </w:tcPr>
+          <w:p>
+            <w:pPr>
+              <w:rPr>
+                <w:b/>
+                <w:bCs/>
+              </w:rPr>
+            </w:pPr>
+            <w:r>
+              <w:rPr>
+                <w:b/>
+                <w:bCs/>
               </w:rPr>
               <w:t>Bank Account Number</w:t>
             </w:r>
@@ -304,15 +287,14 @@
           <w:tcPr>
             <w:tcW w:w="2925" w:type="dxa"/>
             <w:tcBorders>
-              <w:top w:val="single" w:color="000000" w:themeColor="text1" w:sz="12" w:space="0"/>
-              <w:left w:val="single" w:color="000000" w:themeColor="text1" w:sz="12" w:space="0"/>
-              <w:bottom w:val="none" w:color="000000" w:themeColor="text1" w:sz="4" w:space="0"/>
-              <w:right w:val="single" w:color="000000" w:themeColor="text1" w:sz="12" w:space="0"/>
-            </w:tcBorders>
-            <w:tcMar/>
-          </w:tcPr>
-          <w:p>
-            <w:bookmarkStart w:name="BankAccountNumber" w:id="2"/>
+              <w:top w:val="single" w:sz="12" w:space="0" w:color="000000" w:themeColor="text1"/>
+              <w:left w:val="single" w:sz="12" w:space="0" w:color="000000" w:themeColor="text1"/>
+              <w:bottom w:val="none" w:sz="4" w:space="0" w:color="000000" w:themeColor="text1"/>
+              <w:right w:val="single" w:sz="12" w:space="0" w:color="000000" w:themeColor="text1"/>
+            </w:tcBorders>
+          </w:tcPr>
+          <w:p>
+            <w:bookmarkStart w:id="2" w:name="BankAccountNumber"/>
             <w:r>
               <w:t>xx</w:t>
             </w:r>
@@ -326,14 +308,13 @@
         </w:trPr>
         <w:tc>
           <w:tcPr>
-            <w:tcW w:w="3108" w:type="dxa"/>
-            <w:tcBorders>
-              <w:top w:val="none" w:color="000000" w:themeColor="text1" w:sz="4" w:space="0"/>
-              <w:left w:val="single" w:color="000000" w:themeColor="text1" w:sz="12" w:space="0"/>
-              <w:bottom w:val="none" w:color="000000" w:themeColor="text1" w:sz="4" w:space="0"/>
-              <w:right w:val="single" w:color="000000" w:themeColor="text1" w:sz="12" w:space="0"/>
-            </w:tcBorders>
-            <w:tcMar/>
+            <w:tcW w:w="2436" w:type="dxa"/>
+            <w:tcBorders>
+              <w:top w:val="none" w:sz="4" w:space="0" w:color="000000" w:themeColor="text1"/>
+              <w:left w:val="single" w:sz="12" w:space="0" w:color="000000" w:themeColor="text1"/>
+              <w:bottom w:val="none" w:sz="4" w:space="0" w:color="000000" w:themeColor="text1"/>
+              <w:right w:val="single" w:sz="12" w:space="0" w:color="000000" w:themeColor="text1"/>
+            </w:tcBorders>
           </w:tcPr>
           <w:p>
             <w:pPr>
@@ -353,17 +334,16 @@
         </w:tc>
         <w:tc>
           <w:tcPr>
-            <w:tcW w:w="3118" w:type="dxa"/>
-            <w:tcBorders>
-              <w:top w:val="none" w:color="000000" w:themeColor="text1" w:sz="4" w:space="0"/>
-              <w:left w:val="single" w:color="000000" w:themeColor="text1" w:sz="12" w:space="0"/>
-              <w:bottom w:val="none" w:color="000000" w:themeColor="text1" w:sz="4" w:space="0"/>
-              <w:right w:val="single" w:color="000000" w:themeColor="text1" w:sz="12" w:space="0"/>
-            </w:tcBorders>
-            <w:tcMar/>
-          </w:tcPr>
-          <w:p>
-            <w:bookmarkStart w:name="EmployeeID" w:id="3"/>
+            <w:tcW w:w="3790" w:type="dxa"/>
+            <w:tcBorders>
+              <w:top w:val="none" w:sz="4" w:space="0" w:color="000000" w:themeColor="text1"/>
+              <w:left w:val="single" w:sz="12" w:space="0" w:color="000000" w:themeColor="text1"/>
+              <w:bottom w:val="none" w:sz="4" w:space="0" w:color="000000" w:themeColor="text1"/>
+              <w:right w:val="single" w:sz="12" w:space="0" w:color="000000" w:themeColor="text1"/>
+            </w:tcBorders>
+          </w:tcPr>
+          <w:p>
+            <w:bookmarkStart w:id="3" w:name="EmployeeID"/>
             <w:r>
               <w:t>xx</w:t>
             </w:r>
@@ -374,30 +354,23 @@
           <w:tcPr>
             <w:tcW w:w="2520" w:type="dxa"/>
             <w:tcBorders>
-              <w:top w:val="none" w:color="000000" w:themeColor="text1" w:sz="4" w:space="0"/>
-              <w:left w:val="single" w:color="000000" w:themeColor="text1" w:sz="12" w:space="0"/>
-              <w:bottom w:val="none" w:color="000000" w:themeColor="text1" w:sz="4" w:space="0"/>
-              <w:right w:val="single" w:color="000000" w:themeColor="text1" w:sz="12" w:space="0"/>
-            </w:tcBorders>
-            <w:tcMar/>
-          </w:tcPr>
-          <w:p>
-            <w:pPr>
-              <w:pStyle w:val="Normal"/>
-              <w:suppressLineNumbers w:val="0"/>
-              <w:bidi w:val="0"/>
-              <w:spacing w:before="0" w:beforeAutospacing="off" w:after="0" w:afterAutospacing="off" w:line="240" w:lineRule="auto"/>
-              <w:ind w:left="0" w:right="0"/>
-              <w:jc w:val="left"/>
-              <w:rPr>
-                <w:b w:val="1"/>
-                <w:bCs w:val="1"/>
-              </w:rPr>
-            </w:pPr>
-            <w:r>
-              <w:rPr>
-                <w:b w:val="1"/>
-                <w:bCs w:val="1"/>
+              <w:top w:val="none" w:sz="4" w:space="0" w:color="000000" w:themeColor="text1"/>
+              <w:left w:val="single" w:sz="12" w:space="0" w:color="000000" w:themeColor="text1"/>
+              <w:bottom w:val="none" w:sz="4" w:space="0" w:color="000000" w:themeColor="text1"/>
+              <w:right w:val="single" w:sz="12" w:space="0" w:color="000000" w:themeColor="text1"/>
+            </w:tcBorders>
+          </w:tcPr>
+          <w:p>
+            <w:pPr>
+              <w:rPr>
+                <w:b/>
+                <w:bCs/>
+              </w:rPr>
+            </w:pPr>
+            <w:r>
+              <w:rPr>
+                <w:b/>
+                <w:bCs/>
               </w:rPr>
               <w:t>Bank Name</w:t>
             </w:r>
@@ -407,15 +380,14 @@
           <w:tcPr>
             <w:tcW w:w="2925" w:type="dxa"/>
             <w:tcBorders>
-              <w:top w:val="none" w:color="000000" w:themeColor="text1" w:sz="4" w:space="0"/>
-              <w:left w:val="single" w:color="000000" w:themeColor="text1" w:sz="12" w:space="0"/>
-              <w:bottom w:val="none" w:color="000000" w:themeColor="text1" w:sz="4" w:space="0"/>
-              <w:right w:val="single" w:color="000000" w:themeColor="text1" w:sz="12" w:space="0"/>
-            </w:tcBorders>
-            <w:tcMar/>
-          </w:tcPr>
-          <w:p>
-            <w:bookmarkStart w:name="BankName" w:id="4"/>
+              <w:top w:val="none" w:sz="4" w:space="0" w:color="000000" w:themeColor="text1"/>
+              <w:left w:val="single" w:sz="12" w:space="0" w:color="000000" w:themeColor="text1"/>
+              <w:bottom w:val="none" w:sz="4" w:space="0" w:color="000000" w:themeColor="text1"/>
+              <w:right w:val="single" w:sz="12" w:space="0" w:color="000000" w:themeColor="text1"/>
+            </w:tcBorders>
+          </w:tcPr>
+          <w:p>
+            <w:bookmarkStart w:id="4" w:name="BankName"/>
             <w:r>
               <w:t>xx</w:t>
             </w:r>
@@ -429,14 +401,13 @@
         </w:trPr>
         <w:tc>
           <w:tcPr>
-            <w:tcW w:w="3108" w:type="dxa"/>
-            <w:tcBorders>
-              <w:top w:val="none" w:color="000000" w:themeColor="text1" w:sz="4" w:space="0"/>
-              <w:left w:val="single" w:color="000000" w:themeColor="text1" w:sz="12" w:space="0"/>
-              <w:bottom w:val="none" w:color="000000" w:themeColor="text1" w:sz="4" w:space="0"/>
-              <w:right w:val="single" w:color="000000" w:themeColor="text1" w:sz="12" w:space="0"/>
-            </w:tcBorders>
-            <w:tcMar/>
+            <w:tcW w:w="2436" w:type="dxa"/>
+            <w:tcBorders>
+              <w:top w:val="none" w:sz="4" w:space="0" w:color="000000" w:themeColor="text1"/>
+              <w:left w:val="single" w:sz="12" w:space="0" w:color="000000" w:themeColor="text1"/>
+              <w:bottom w:val="none" w:sz="4" w:space="0" w:color="000000" w:themeColor="text1"/>
+              <w:right w:val="single" w:sz="12" w:space="0" w:color="000000" w:themeColor="text1"/>
+            </w:tcBorders>
           </w:tcPr>
           <w:p>
             <w:pPr>
@@ -456,17 +427,16 @@
         </w:tc>
         <w:tc>
           <w:tcPr>
-            <w:tcW w:w="3118" w:type="dxa"/>
-            <w:tcBorders>
-              <w:top w:val="none" w:color="000000" w:themeColor="text1" w:sz="4" w:space="0"/>
-              <w:left w:val="single" w:color="000000" w:themeColor="text1" w:sz="12" w:space="0"/>
-              <w:bottom w:val="none" w:color="000000" w:themeColor="text1" w:sz="4" w:space="0"/>
-              <w:right w:val="single" w:color="000000" w:themeColor="text1" w:sz="12" w:space="0"/>
-            </w:tcBorders>
-            <w:tcMar/>
-          </w:tcPr>
-          <w:p>
-            <w:bookmarkStart w:name="Position" w:id="5"/>
+            <w:tcW w:w="3790" w:type="dxa"/>
+            <w:tcBorders>
+              <w:top w:val="none" w:sz="4" w:space="0" w:color="000000" w:themeColor="text1"/>
+              <w:left w:val="single" w:sz="12" w:space="0" w:color="000000" w:themeColor="text1"/>
+              <w:bottom w:val="none" w:sz="4" w:space="0" w:color="000000" w:themeColor="text1"/>
+              <w:right w:val="single" w:sz="12" w:space="0" w:color="000000" w:themeColor="text1"/>
+            </w:tcBorders>
+          </w:tcPr>
+          <w:p>
+            <w:bookmarkStart w:id="5" w:name="Position"/>
             <w:r>
               <w:t>xx</w:t>
             </w:r>
@@ -477,30 +447,23 @@
           <w:tcPr>
             <w:tcW w:w="2520" w:type="dxa"/>
             <w:tcBorders>
-              <w:top w:val="none" w:color="000000" w:themeColor="text1" w:sz="4" w:space="0"/>
-              <w:left w:val="single" w:color="000000" w:themeColor="text1" w:sz="12" w:space="0"/>
-              <w:bottom w:val="none" w:color="000000" w:themeColor="text1" w:sz="4" w:space="0"/>
-              <w:right w:val="single" w:color="000000" w:themeColor="text1" w:sz="12" w:space="0"/>
-            </w:tcBorders>
-            <w:tcMar/>
-          </w:tcPr>
-          <w:p>
-            <w:pPr>
-              <w:pStyle w:val="Normal"/>
-              <w:suppressLineNumbers w:val="0"/>
-              <w:bidi w:val="0"/>
-              <w:spacing w:before="0" w:beforeAutospacing="off" w:after="0" w:afterAutospacing="off" w:line="240" w:lineRule="auto"/>
-              <w:ind w:left="0" w:right="0"/>
-              <w:jc w:val="left"/>
-              <w:rPr>
-                <w:b w:val="1"/>
-                <w:bCs w:val="1"/>
-              </w:rPr>
-            </w:pPr>
-            <w:r>
-              <w:rPr>
-                <w:b w:val="1"/>
-                <w:bCs w:val="1"/>
+              <w:top w:val="none" w:sz="4" w:space="0" w:color="000000" w:themeColor="text1"/>
+              <w:left w:val="single" w:sz="12" w:space="0" w:color="000000" w:themeColor="text1"/>
+              <w:bottom w:val="none" w:sz="4" w:space="0" w:color="000000" w:themeColor="text1"/>
+              <w:right w:val="single" w:sz="12" w:space="0" w:color="000000" w:themeColor="text1"/>
+            </w:tcBorders>
+          </w:tcPr>
+          <w:p>
+            <w:pPr>
+              <w:rPr>
+                <w:b/>
+                <w:bCs/>
+              </w:rPr>
+            </w:pPr>
+            <w:r>
+              <w:rPr>
+                <w:b/>
+                <w:bCs/>
               </w:rPr>
               <w:t>UAN Number</w:t>
             </w:r>
@@ -510,15 +473,14 @@
           <w:tcPr>
             <w:tcW w:w="2925" w:type="dxa"/>
             <w:tcBorders>
-              <w:top w:val="none" w:color="000000" w:themeColor="text1" w:sz="4" w:space="0"/>
-              <w:left w:val="single" w:color="000000" w:themeColor="text1" w:sz="12" w:space="0"/>
-              <w:bottom w:val="none" w:color="000000" w:themeColor="text1" w:sz="4" w:space="0"/>
-              <w:right w:val="single" w:color="000000" w:themeColor="text1" w:sz="12" w:space="0"/>
-            </w:tcBorders>
-            <w:tcMar/>
-          </w:tcPr>
-          <w:p>
-            <w:bookmarkStart w:name="UAN" w:id="6"/>
+              <w:top w:val="none" w:sz="4" w:space="0" w:color="000000" w:themeColor="text1"/>
+              <w:left w:val="single" w:sz="12" w:space="0" w:color="000000" w:themeColor="text1"/>
+              <w:bottom w:val="none" w:sz="4" w:space="0" w:color="000000" w:themeColor="text1"/>
+              <w:right w:val="single" w:sz="12" w:space="0" w:color="000000" w:themeColor="text1"/>
+            </w:tcBorders>
+          </w:tcPr>
+          <w:p>
+            <w:bookmarkStart w:id="6" w:name="UAN"/>
             <w:r>
               <w:t>xx</w:t>
             </w:r>
@@ -532,14 +494,13 @@
         </w:trPr>
         <w:tc>
           <w:tcPr>
-            <w:tcW w:w="3108" w:type="dxa"/>
-            <w:tcBorders>
-              <w:top w:val="none" w:color="000000" w:themeColor="text1" w:sz="4" w:space="0"/>
-              <w:left w:val="single" w:color="000000" w:themeColor="text1" w:sz="12" w:space="0"/>
-              <w:bottom w:val="none" w:color="000000" w:themeColor="text1" w:sz="4" w:space="0"/>
-              <w:right w:val="single" w:color="000000" w:themeColor="text1" w:sz="12" w:space="0"/>
-            </w:tcBorders>
-            <w:tcMar/>
+            <w:tcW w:w="2436" w:type="dxa"/>
+            <w:tcBorders>
+              <w:top w:val="none" w:sz="4" w:space="0" w:color="000000" w:themeColor="text1"/>
+              <w:left w:val="single" w:sz="12" w:space="0" w:color="000000" w:themeColor="text1"/>
+              <w:bottom w:val="none" w:sz="4" w:space="0" w:color="000000" w:themeColor="text1"/>
+              <w:right w:val="single" w:sz="12" w:space="0" w:color="000000" w:themeColor="text1"/>
+            </w:tcBorders>
           </w:tcPr>
           <w:p>
             <w:pPr>
@@ -559,17 +520,16 @@
         </w:tc>
         <w:tc>
           <w:tcPr>
-            <w:tcW w:w="3118" w:type="dxa"/>
-            <w:tcBorders>
-              <w:top w:val="none" w:color="000000" w:themeColor="text1" w:sz="4" w:space="0"/>
-              <w:left w:val="single" w:color="000000" w:themeColor="text1" w:sz="12" w:space="0"/>
-              <w:bottom w:val="none" w:color="000000" w:themeColor="text1" w:sz="4" w:space="0"/>
-              <w:right w:val="single" w:color="000000" w:themeColor="text1" w:sz="12" w:space="0"/>
-            </w:tcBorders>
-            <w:tcMar/>
-          </w:tcPr>
-          <w:p>
-            <w:bookmarkStart w:name="Department" w:id="7"/>
+            <w:tcW w:w="3790" w:type="dxa"/>
+            <w:tcBorders>
+              <w:top w:val="none" w:sz="4" w:space="0" w:color="000000" w:themeColor="text1"/>
+              <w:left w:val="single" w:sz="12" w:space="0" w:color="000000" w:themeColor="text1"/>
+              <w:bottom w:val="none" w:sz="4" w:space="0" w:color="000000" w:themeColor="text1"/>
+              <w:right w:val="single" w:sz="12" w:space="0" w:color="000000" w:themeColor="text1"/>
+            </w:tcBorders>
+          </w:tcPr>
+          <w:p>
+            <w:bookmarkStart w:id="7" w:name="Department"/>
             <w:r>
               <w:t>xx</w:t>
             </w:r>
@@ -580,30 +540,23 @@
           <w:tcPr>
             <w:tcW w:w="2520" w:type="dxa"/>
             <w:tcBorders>
-              <w:top w:val="none" w:color="000000" w:themeColor="text1" w:sz="4" w:space="0"/>
-              <w:left w:val="single" w:color="000000" w:themeColor="text1" w:sz="12" w:space="0"/>
-              <w:bottom w:val="none" w:color="000000" w:themeColor="text1" w:sz="4" w:space="0"/>
-              <w:right w:val="single" w:color="000000" w:themeColor="text1" w:sz="12" w:space="0"/>
-            </w:tcBorders>
-            <w:tcMar/>
-          </w:tcPr>
-          <w:p>
-            <w:pPr>
-              <w:pStyle w:val="Normal"/>
-              <w:suppressLineNumbers w:val="0"/>
-              <w:bidi w:val="0"/>
-              <w:spacing w:before="0" w:beforeAutospacing="off" w:after="0" w:afterAutospacing="off" w:line="240" w:lineRule="auto"/>
-              <w:ind w:left="0" w:right="0"/>
-              <w:jc w:val="left"/>
-              <w:rPr>
-                <w:b w:val="1"/>
-                <w:bCs w:val="1"/>
-              </w:rPr>
-            </w:pPr>
-            <w:r>
-              <w:rPr>
-                <w:b w:val="1"/>
-                <w:bCs w:val="1"/>
+              <w:top w:val="none" w:sz="4" w:space="0" w:color="000000" w:themeColor="text1"/>
+              <w:left w:val="single" w:sz="12" w:space="0" w:color="000000" w:themeColor="text1"/>
+              <w:bottom w:val="none" w:sz="4" w:space="0" w:color="000000" w:themeColor="text1"/>
+              <w:right w:val="single" w:sz="12" w:space="0" w:color="000000" w:themeColor="text1"/>
+            </w:tcBorders>
+          </w:tcPr>
+          <w:p>
+            <w:pPr>
+              <w:rPr>
+                <w:b/>
+                <w:bCs/>
+              </w:rPr>
+            </w:pPr>
+            <w:r>
+              <w:rPr>
+                <w:b/>
+                <w:bCs/>
               </w:rPr>
               <w:t>PF Account Number</w:t>
             </w:r>
@@ -613,15 +566,14 @@
           <w:tcPr>
             <w:tcW w:w="2925" w:type="dxa"/>
             <w:tcBorders>
-              <w:top w:val="none" w:color="000000" w:themeColor="text1" w:sz="4" w:space="0"/>
-              <w:left w:val="single" w:color="000000" w:themeColor="text1" w:sz="12" w:space="0"/>
-              <w:bottom w:val="none" w:color="000000" w:themeColor="text1" w:sz="4" w:space="0"/>
-              <w:right w:val="single" w:color="000000" w:themeColor="text1" w:sz="12" w:space="0"/>
-            </w:tcBorders>
-            <w:tcMar/>
-          </w:tcPr>
-          <w:p>
-            <w:bookmarkStart w:name="PF" w:id="8"/>
+              <w:top w:val="none" w:sz="4" w:space="0" w:color="000000" w:themeColor="text1"/>
+              <w:left w:val="single" w:sz="12" w:space="0" w:color="000000" w:themeColor="text1"/>
+              <w:bottom w:val="none" w:sz="4" w:space="0" w:color="000000" w:themeColor="text1"/>
+              <w:right w:val="single" w:sz="12" w:space="0" w:color="000000" w:themeColor="text1"/>
+            </w:tcBorders>
+          </w:tcPr>
+          <w:p>
+            <w:bookmarkStart w:id="8" w:name="PF"/>
             <w:r>
               <w:t>xx</w:t>
             </w:r>
@@ -635,14 +587,13 @@
         </w:trPr>
         <w:tc>
           <w:tcPr>
-            <w:tcW w:w="3108" w:type="dxa"/>
-            <w:tcBorders>
-              <w:top w:val="none" w:color="000000" w:themeColor="text1" w:sz="4" w:space="0"/>
-              <w:left w:val="single" w:color="000000" w:themeColor="text1" w:sz="12" w:space="0"/>
-              <w:bottom w:val="none" w:color="000000" w:themeColor="text1" w:sz="4" w:space="0"/>
-              <w:right w:val="single" w:color="000000" w:themeColor="text1" w:sz="12" w:space="0"/>
-            </w:tcBorders>
-            <w:tcMar/>
+            <w:tcW w:w="2436" w:type="dxa"/>
+            <w:tcBorders>
+              <w:top w:val="none" w:sz="4" w:space="0" w:color="000000" w:themeColor="text1"/>
+              <w:left w:val="single" w:sz="12" w:space="0" w:color="000000" w:themeColor="text1"/>
+              <w:bottom w:val="none" w:sz="4" w:space="0" w:color="000000" w:themeColor="text1"/>
+              <w:right w:val="single" w:sz="12" w:space="0" w:color="000000" w:themeColor="text1"/>
+            </w:tcBorders>
           </w:tcPr>
           <w:p>
             <w:pPr>
@@ -662,17 +613,16 @@
         </w:tc>
         <w:tc>
           <w:tcPr>
-            <w:tcW w:w="3118" w:type="dxa"/>
-            <w:tcBorders>
-              <w:top w:val="none" w:color="000000" w:themeColor="text1" w:sz="4" w:space="0"/>
-              <w:left w:val="single" w:color="000000" w:themeColor="text1" w:sz="12" w:space="0"/>
-              <w:bottom w:val="none" w:color="000000" w:themeColor="text1" w:sz="4" w:space="0"/>
-              <w:right w:val="single" w:color="000000" w:themeColor="text1" w:sz="12" w:space="0"/>
-            </w:tcBorders>
-            <w:tcMar/>
-          </w:tcPr>
-          <w:p>
-            <w:bookmarkStart w:name="JoiningDate" w:id="9"/>
+            <w:tcW w:w="3790" w:type="dxa"/>
+            <w:tcBorders>
+              <w:top w:val="none" w:sz="4" w:space="0" w:color="000000" w:themeColor="text1"/>
+              <w:left w:val="single" w:sz="12" w:space="0" w:color="000000" w:themeColor="text1"/>
+              <w:bottom w:val="none" w:sz="4" w:space="0" w:color="000000" w:themeColor="text1"/>
+              <w:right w:val="single" w:sz="12" w:space="0" w:color="000000" w:themeColor="text1"/>
+            </w:tcBorders>
+          </w:tcPr>
+          <w:p>
+            <w:bookmarkStart w:id="9" w:name="JoiningDate"/>
             <w:r>
               <w:t>xx</w:t>
             </w:r>
@@ -683,30 +633,23 @@
           <w:tcPr>
             <w:tcW w:w="2520" w:type="dxa"/>
             <w:tcBorders>
-              <w:top w:val="none" w:color="000000" w:themeColor="text1" w:sz="4" w:space="0"/>
-              <w:left w:val="single" w:color="000000" w:themeColor="text1" w:sz="12" w:space="0"/>
-              <w:bottom w:val="none" w:color="000000" w:themeColor="text1" w:sz="4" w:space="0"/>
-              <w:right w:val="single" w:color="000000" w:themeColor="text1" w:sz="12" w:space="0"/>
-            </w:tcBorders>
-            <w:tcMar/>
-          </w:tcPr>
-          <w:p>
-            <w:pPr>
-              <w:pStyle w:val="Normal"/>
-              <w:suppressLineNumbers w:val="0"/>
-              <w:bidi w:val="0"/>
-              <w:spacing w:before="0" w:beforeAutospacing="off" w:after="0" w:afterAutospacing="off" w:line="240" w:lineRule="auto"/>
-              <w:ind w:left="0" w:right="0"/>
-              <w:jc w:val="left"/>
-              <w:rPr>
-                <w:b w:val="1"/>
-                <w:bCs w:val="1"/>
-              </w:rPr>
-            </w:pPr>
-            <w:r>
-              <w:rPr>
-                <w:b w:val="1"/>
-                <w:bCs w:val="1"/>
+              <w:top w:val="none" w:sz="4" w:space="0" w:color="000000" w:themeColor="text1"/>
+              <w:left w:val="single" w:sz="12" w:space="0" w:color="000000" w:themeColor="text1"/>
+              <w:bottom w:val="none" w:sz="4" w:space="0" w:color="000000" w:themeColor="text1"/>
+              <w:right w:val="single" w:sz="12" w:space="0" w:color="000000" w:themeColor="text1"/>
+            </w:tcBorders>
+          </w:tcPr>
+          <w:p>
+            <w:pPr>
+              <w:rPr>
+                <w:b/>
+                <w:bCs/>
+              </w:rPr>
+            </w:pPr>
+            <w:r>
+              <w:rPr>
+                <w:b/>
+                <w:bCs/>
               </w:rPr>
               <w:t>Total Working Days</w:t>
             </w:r>
@@ -716,15 +659,14 @@
           <w:tcPr>
             <w:tcW w:w="2925" w:type="dxa"/>
             <w:tcBorders>
-              <w:top w:val="none" w:color="000000" w:themeColor="text1" w:sz="4" w:space="0"/>
-              <w:left w:val="single" w:color="000000" w:themeColor="text1" w:sz="12" w:space="0"/>
-              <w:bottom w:val="none" w:color="000000" w:themeColor="text1" w:sz="4" w:space="0"/>
-              <w:right w:val="single" w:color="000000" w:themeColor="text1" w:sz="12" w:space="0"/>
-            </w:tcBorders>
-            <w:tcMar/>
-          </w:tcPr>
-          <w:p>
-            <w:bookmarkStart w:name="TotalWorkingDays" w:id="10"/>
+              <w:top w:val="none" w:sz="4" w:space="0" w:color="000000" w:themeColor="text1"/>
+              <w:left w:val="single" w:sz="12" w:space="0" w:color="000000" w:themeColor="text1"/>
+              <w:bottom w:val="none" w:sz="4" w:space="0" w:color="000000" w:themeColor="text1"/>
+              <w:right w:val="single" w:sz="12" w:space="0" w:color="000000" w:themeColor="text1"/>
+            </w:tcBorders>
+          </w:tcPr>
+          <w:p>
+            <w:bookmarkStart w:id="10" w:name="TotalWorkingDays"/>
             <w:r>
               <w:t>xx</w:t>
             </w:r>
@@ -738,14 +680,13 @@
         </w:trPr>
         <w:tc>
           <w:tcPr>
-            <w:tcW w:w="3108" w:type="dxa"/>
-            <w:tcBorders>
-              <w:top w:val="none" w:color="000000" w:themeColor="text1" w:sz="4" w:space="0"/>
-              <w:left w:val="single" w:color="000000" w:themeColor="text1" w:sz="12" w:space="0"/>
-              <w:bottom w:val="none" w:color="000000" w:themeColor="text1" w:sz="4" w:space="0"/>
-              <w:right w:val="single" w:color="000000" w:themeColor="text1" w:sz="12" w:space="0"/>
-            </w:tcBorders>
-            <w:tcMar/>
+            <w:tcW w:w="2436" w:type="dxa"/>
+            <w:tcBorders>
+              <w:top w:val="none" w:sz="4" w:space="0" w:color="000000" w:themeColor="text1"/>
+              <w:left w:val="single" w:sz="12" w:space="0" w:color="000000" w:themeColor="text1"/>
+              <w:bottom w:val="none" w:sz="4" w:space="0" w:color="000000" w:themeColor="text1"/>
+              <w:right w:val="single" w:sz="12" w:space="0" w:color="000000" w:themeColor="text1"/>
+            </w:tcBorders>
           </w:tcPr>
           <w:p>
             <w:pPr>
@@ -765,17 +706,16 @@
         </w:tc>
         <w:tc>
           <w:tcPr>
-            <w:tcW w:w="3118" w:type="dxa"/>
-            <w:tcBorders>
-              <w:top w:val="none" w:color="000000" w:themeColor="text1" w:sz="4" w:space="0"/>
-              <w:left w:val="single" w:color="000000" w:themeColor="text1" w:sz="12" w:space="0"/>
-              <w:bottom w:val="none" w:color="000000" w:themeColor="text1" w:sz="4" w:space="0"/>
-              <w:right w:val="single" w:color="000000" w:themeColor="text1" w:sz="12" w:space="0"/>
-            </w:tcBorders>
-            <w:tcMar/>
-          </w:tcPr>
-          <w:p>
-            <w:bookmarkStart w:name="PAN" w:id="11"/>
+            <w:tcW w:w="3790" w:type="dxa"/>
+            <w:tcBorders>
+              <w:top w:val="none" w:sz="4" w:space="0" w:color="000000" w:themeColor="text1"/>
+              <w:left w:val="single" w:sz="12" w:space="0" w:color="000000" w:themeColor="text1"/>
+              <w:bottom w:val="none" w:sz="4" w:space="0" w:color="000000" w:themeColor="text1"/>
+              <w:right w:val="single" w:sz="12" w:space="0" w:color="000000" w:themeColor="text1"/>
+            </w:tcBorders>
+          </w:tcPr>
+          <w:p>
+            <w:bookmarkStart w:id="11" w:name="PAN"/>
             <w:r>
               <w:t>xx</w:t>
             </w:r>
@@ -786,30 +726,23 @@
           <w:tcPr>
             <w:tcW w:w="2520" w:type="dxa"/>
             <w:tcBorders>
-              <w:top w:val="none" w:color="000000" w:themeColor="text1" w:sz="4" w:space="0"/>
-              <w:left w:val="single" w:color="000000" w:themeColor="text1" w:sz="12" w:space="0"/>
-              <w:bottom w:val="none" w:color="000000" w:themeColor="text1" w:sz="4" w:space="0"/>
-              <w:right w:val="single" w:color="000000" w:themeColor="text1" w:sz="12" w:space="0"/>
-            </w:tcBorders>
-            <w:tcMar/>
-          </w:tcPr>
-          <w:p>
-            <w:pPr>
-              <w:pStyle w:val="Normal"/>
-              <w:suppressLineNumbers w:val="0"/>
-              <w:bidi w:val="0"/>
-              <w:spacing w:before="0" w:beforeAutospacing="off" w:after="0" w:afterAutospacing="off" w:line="240" w:lineRule="auto"/>
-              <w:ind w:left="0" w:right="0"/>
-              <w:jc w:val="left"/>
-              <w:rPr>
-                <w:b w:val="1"/>
-                <w:bCs w:val="1"/>
-              </w:rPr>
-            </w:pPr>
-            <w:r>
-              <w:rPr>
-                <w:b w:val="1"/>
-                <w:bCs w:val="1"/>
+              <w:top w:val="none" w:sz="4" w:space="0" w:color="000000" w:themeColor="text1"/>
+              <w:left w:val="single" w:sz="12" w:space="0" w:color="000000" w:themeColor="text1"/>
+              <w:bottom w:val="none" w:sz="4" w:space="0" w:color="000000" w:themeColor="text1"/>
+              <w:right w:val="single" w:sz="12" w:space="0" w:color="000000" w:themeColor="text1"/>
+            </w:tcBorders>
+          </w:tcPr>
+          <w:p>
+            <w:pPr>
+              <w:rPr>
+                <w:b/>
+                <w:bCs/>
+              </w:rPr>
+            </w:pPr>
+            <w:r>
+              <w:rPr>
+                <w:b/>
+                <w:bCs/>
               </w:rPr>
               <w:t>LOP Days</w:t>
             </w:r>
@@ -819,16 +752,15 @@
           <w:tcPr>
             <w:tcW w:w="2925" w:type="dxa"/>
             <w:tcBorders>
-              <w:top w:val="none" w:color="000000" w:themeColor="text1" w:sz="4" w:space="0"/>
-              <w:left w:val="single" w:color="000000" w:themeColor="text1" w:sz="12" w:space="0"/>
-              <w:bottom w:val="none" w:color="000000" w:themeColor="text1" w:sz="4" w:space="0"/>
-              <w:right w:val="single" w:color="000000" w:themeColor="text1" w:sz="12" w:space="0"/>
-            </w:tcBorders>
-            <w:tcMar/>
-          </w:tcPr>
-          <w:p>
-            <w:bookmarkStart w:name="LOP" w:id="12"/>
-            <w:bookmarkStart w:name="LOPDays" w:id="13"/>
+              <w:top w:val="none" w:sz="4" w:space="0" w:color="000000" w:themeColor="text1"/>
+              <w:left w:val="single" w:sz="12" w:space="0" w:color="000000" w:themeColor="text1"/>
+              <w:bottom w:val="none" w:sz="4" w:space="0" w:color="000000" w:themeColor="text1"/>
+              <w:right w:val="single" w:sz="12" w:space="0" w:color="000000" w:themeColor="text1"/>
+            </w:tcBorders>
+          </w:tcPr>
+          <w:p>
+            <w:bookmarkStart w:id="12" w:name="LOP"/>
+            <w:bookmarkStart w:id="13" w:name="LOPDays"/>
             <w:r>
               <w:t>xx</w:t>
             </w:r>
@@ -843,14 +775,13 @@
         </w:trPr>
         <w:tc>
           <w:tcPr>
-            <w:tcW w:w="3108" w:type="dxa"/>
-            <w:tcBorders>
-              <w:top w:val="none" w:color="000000" w:themeColor="text1" w:sz="4" w:space="0"/>
-              <w:left w:val="single" w:color="000000" w:themeColor="text1" w:sz="12" w:space="0"/>
-              <w:bottom w:val="single" w:color="000000" w:themeColor="text1" w:sz="12" w:space="0"/>
-              <w:right w:val="single" w:color="000000" w:themeColor="text1" w:sz="12" w:space="0"/>
-            </w:tcBorders>
-            <w:tcMar/>
+            <w:tcW w:w="2436" w:type="dxa"/>
+            <w:tcBorders>
+              <w:top w:val="none" w:sz="4" w:space="0" w:color="000000" w:themeColor="text1"/>
+              <w:left w:val="single" w:sz="12" w:space="0" w:color="000000" w:themeColor="text1"/>
+              <w:bottom w:val="single" w:sz="12" w:space="0" w:color="000000" w:themeColor="text1"/>
+              <w:right w:val="single" w:sz="12" w:space="0" w:color="000000" w:themeColor="text1"/>
+            </w:tcBorders>
           </w:tcPr>
           <w:p>
             <w:pPr>
@@ -870,17 +801,16 @@
         </w:tc>
         <w:tc>
           <w:tcPr>
-            <w:tcW w:w="3118" w:type="dxa"/>
-            <w:tcBorders>
-              <w:top w:val="none" w:color="000000" w:themeColor="text1" w:sz="4" w:space="0"/>
-              <w:left w:val="single" w:color="000000" w:themeColor="text1" w:sz="12" w:space="0"/>
-              <w:bottom w:val="single" w:color="000000" w:themeColor="text1" w:sz="12" w:space="0"/>
-              <w:right w:val="single" w:color="000000" w:themeColor="text1" w:sz="12" w:space="0"/>
-            </w:tcBorders>
-            <w:tcMar/>
-          </w:tcPr>
-          <w:p>
-            <w:bookmarkStart w:name="Location" w:id="14"/>
+            <w:tcW w:w="3790" w:type="dxa"/>
+            <w:tcBorders>
+              <w:top w:val="none" w:sz="4" w:space="0" w:color="000000" w:themeColor="text1"/>
+              <w:left w:val="single" w:sz="12" w:space="0" w:color="000000" w:themeColor="text1"/>
+              <w:bottom w:val="single" w:sz="12" w:space="0" w:color="000000" w:themeColor="text1"/>
+              <w:right w:val="single" w:sz="12" w:space="0" w:color="000000" w:themeColor="text1"/>
+            </w:tcBorders>
+          </w:tcPr>
+          <w:p>
+            <w:bookmarkStart w:id="14" w:name="Location"/>
             <w:r>
               <w:t>xx</w:t>
             </w:r>
@@ -891,30 +821,23 @@
           <w:tcPr>
             <w:tcW w:w="2520" w:type="dxa"/>
             <w:tcBorders>
-              <w:top w:val="none" w:color="000000" w:themeColor="text1" w:sz="4" w:space="0"/>
-              <w:left w:val="single" w:color="000000" w:themeColor="text1" w:sz="12" w:space="0"/>
-              <w:bottom w:val="single" w:color="000000" w:themeColor="text1" w:sz="12" w:space="0"/>
-              <w:right w:val="single" w:color="000000" w:themeColor="text1" w:sz="12" w:space="0"/>
-            </w:tcBorders>
-            <w:tcMar/>
-          </w:tcPr>
-          <w:p>
-            <w:pPr>
-              <w:pStyle w:val="Normal"/>
-              <w:suppressLineNumbers w:val="0"/>
-              <w:bidi w:val="0"/>
-              <w:spacing w:before="0" w:beforeAutospacing="off" w:after="0" w:afterAutospacing="off" w:line="240" w:lineRule="auto"/>
-              <w:ind w:left="0" w:right="0"/>
-              <w:jc w:val="left"/>
-              <w:rPr>
-                <w:b w:val="1"/>
-                <w:bCs w:val="1"/>
-              </w:rPr>
-            </w:pPr>
-            <w:r>
-              <w:rPr>
-                <w:b w:val="1"/>
-                <w:bCs w:val="1"/>
+              <w:top w:val="none" w:sz="4" w:space="0" w:color="000000" w:themeColor="text1"/>
+              <w:left w:val="single" w:sz="12" w:space="0" w:color="000000" w:themeColor="text1"/>
+              <w:bottom w:val="single" w:sz="12" w:space="0" w:color="000000" w:themeColor="text1"/>
+              <w:right w:val="single" w:sz="12" w:space="0" w:color="000000" w:themeColor="text1"/>
+            </w:tcBorders>
+          </w:tcPr>
+          <w:p>
+            <w:pPr>
+              <w:rPr>
+                <w:b/>
+                <w:bCs/>
+              </w:rPr>
+            </w:pPr>
+            <w:r>
+              <w:rPr>
+                <w:b/>
+                <w:bCs/>
               </w:rPr>
               <w:t>Paid Days</w:t>
             </w:r>
@@ -924,15 +847,14 @@
           <w:tcPr>
             <w:tcW w:w="2925" w:type="dxa"/>
             <w:tcBorders>
-              <w:top w:val="none" w:color="000000" w:themeColor="text1" w:sz="4" w:space="0"/>
-              <w:left w:val="single" w:color="000000" w:themeColor="text1" w:sz="12" w:space="0"/>
-              <w:bottom w:val="single" w:color="000000" w:themeColor="text1" w:sz="12" w:space="0"/>
-              <w:right w:val="single" w:color="000000" w:themeColor="text1" w:sz="12" w:space="0"/>
-            </w:tcBorders>
-            <w:tcMar/>
-          </w:tcPr>
-          <w:p>
-            <w:bookmarkStart w:name="PaidDays" w:id="15"/>
+              <w:top w:val="none" w:sz="4" w:space="0" w:color="000000" w:themeColor="text1"/>
+              <w:left w:val="single" w:sz="12" w:space="0" w:color="000000" w:themeColor="text1"/>
+              <w:bottom w:val="single" w:sz="12" w:space="0" w:color="000000" w:themeColor="text1"/>
+              <w:right w:val="single" w:sz="12" w:space="0" w:color="000000" w:themeColor="text1"/>
+            </w:tcBorders>
+          </w:tcPr>
+          <w:p>
+            <w:bookmarkStart w:id="15" w:name="PaidDays"/>
             <w:r>
               <w:t>xx</w:t>
             </w:r>
@@ -943,14 +865,13 @@
       <w:tr>
         <w:tc>
           <w:tcPr>
-            <w:tcW w:w="3108" w:type="dxa"/>
-            <w:tcBorders>
-              <w:top w:val="single" w:color="000000" w:themeColor="text1" w:sz="12" w:space="0"/>
-              <w:left w:val="single" w:color="auto" w:sz="12" w:space="0"/>
-              <w:bottom w:val="single" w:color="000000" w:themeColor="text1" w:sz="12" w:space="0"/>
-              <w:right w:val="single" w:color="auto" w:sz="12" w:space="0"/>
-            </w:tcBorders>
-            <w:tcMar/>
+            <w:tcW w:w="2436" w:type="dxa"/>
+            <w:tcBorders>
+              <w:top w:val="single" w:sz="12" w:space="0" w:color="000000" w:themeColor="text1"/>
+              <w:left w:val="single" w:sz="12" w:space="0" w:color="auto"/>
+              <w:bottom w:val="single" w:sz="12" w:space="0" w:color="000000" w:themeColor="text1"/>
+              <w:right w:val="single" w:sz="12" w:space="0" w:color="auto"/>
+            </w:tcBorders>
           </w:tcPr>
           <w:p>
             <w:pPr>
@@ -971,14 +892,13 @@
         </w:tc>
         <w:tc>
           <w:tcPr>
-            <w:tcW w:w="3118" w:type="dxa"/>
-            <w:tcBorders>
-              <w:top w:val="single" w:color="000000" w:themeColor="text1" w:sz="12" w:space="0"/>
-              <w:left w:val="single" w:color="auto" w:sz="12" w:space="0"/>
-              <w:bottom w:val="single" w:color="000000" w:themeColor="text1" w:sz="12" w:space="0"/>
-              <w:right w:val="single" w:color="auto" w:sz="12" w:space="0"/>
-            </w:tcBorders>
-            <w:tcMar/>
+            <w:tcW w:w="3790" w:type="dxa"/>
+            <w:tcBorders>
+              <w:top w:val="single" w:sz="12" w:space="0" w:color="000000" w:themeColor="text1"/>
+              <w:left w:val="single" w:sz="12" w:space="0" w:color="auto"/>
+              <w:bottom w:val="single" w:sz="12" w:space="0" w:color="000000" w:themeColor="text1"/>
+              <w:right w:val="single" w:sz="12" w:space="0" w:color="auto"/>
+            </w:tcBorders>
           </w:tcPr>
           <w:p>
             <w:pPr>
@@ -997,12 +917,11 @@
           <w:tcPr>
             <w:tcW w:w="2520" w:type="dxa"/>
             <w:tcBorders>
-              <w:top w:val="single" w:color="000000" w:themeColor="text1" w:sz="12" w:space="0"/>
-              <w:left w:val="single" w:color="auto" w:sz="12" w:space="0"/>
-              <w:bottom w:val="single" w:color="000000" w:themeColor="text1" w:sz="12" w:space="0"/>
-              <w:right w:val="single" w:color="auto" w:sz="12" w:space="0"/>
-            </w:tcBorders>
-            <w:tcMar/>
+              <w:top w:val="single" w:sz="12" w:space="0" w:color="000000" w:themeColor="text1"/>
+              <w:left w:val="single" w:sz="12" w:space="0" w:color="auto"/>
+              <w:bottom w:val="single" w:sz="12" w:space="0" w:color="000000" w:themeColor="text1"/>
+              <w:right w:val="single" w:sz="12" w:space="0" w:color="auto"/>
+            </w:tcBorders>
           </w:tcPr>
           <w:p>
             <w:pPr>
@@ -1025,12 +944,11 @@
           <w:tcPr>
             <w:tcW w:w="2925" w:type="dxa"/>
             <w:tcBorders>
-              <w:top w:val="single" w:color="000000" w:themeColor="text1" w:sz="12" w:space="0"/>
-              <w:left w:val="single" w:color="auto" w:sz="12" w:space="0"/>
-              <w:bottom w:val="single" w:color="000000" w:themeColor="text1" w:sz="12" w:space="0"/>
-              <w:right w:val="single" w:color="auto" w:sz="12" w:space="0"/>
-            </w:tcBorders>
-            <w:tcMar/>
+              <w:top w:val="single" w:sz="12" w:space="0" w:color="000000" w:themeColor="text1"/>
+              <w:left w:val="single" w:sz="12" w:space="0" w:color="auto"/>
+              <w:bottom w:val="single" w:sz="12" w:space="0" w:color="000000" w:themeColor="text1"/>
+              <w:right w:val="single" w:sz="12" w:space="0" w:color="auto"/>
+            </w:tcBorders>
           </w:tcPr>
           <w:p>
             <w:pPr>
@@ -1049,14 +967,13 @@
       <w:tr>
         <w:tc>
           <w:tcPr>
-            <w:tcW w:w="3108" w:type="dxa"/>
-            <w:tcBorders>
-              <w:top w:val="single" w:color="000000" w:themeColor="text1" w:sz="12" w:space="0"/>
-              <w:left w:val="single" w:color="000000" w:themeColor="text1" w:sz="12" w:space="0"/>
-              <w:bottom w:val="none" w:color="000000" w:themeColor="text1" w:sz="4" w:space="0"/>
-              <w:right w:val="single" w:color="000000" w:themeColor="text1" w:sz="12" w:space="0"/>
-            </w:tcBorders>
-            <w:tcMar/>
+            <w:tcW w:w="2436" w:type="dxa"/>
+            <w:tcBorders>
+              <w:top w:val="single" w:sz="12" w:space="0" w:color="000000" w:themeColor="text1"/>
+              <w:left w:val="single" w:sz="12" w:space="0" w:color="000000" w:themeColor="text1"/>
+              <w:bottom w:val="none" w:sz="4" w:space="0" w:color="000000" w:themeColor="text1"/>
+              <w:right w:val="single" w:sz="12" w:space="0" w:color="000000" w:themeColor="text1"/>
+            </w:tcBorders>
           </w:tcPr>
           <w:p>
             <w:r>
@@ -1066,20 +983,19 @@
         </w:tc>
         <w:tc>
           <w:tcPr>
-            <w:tcW w:w="3118" w:type="dxa"/>
-            <w:tcBorders>
-              <w:top w:val="single" w:color="000000" w:themeColor="text1" w:sz="12" w:space="0"/>
-              <w:left w:val="single" w:color="000000" w:themeColor="text1" w:sz="12" w:space="0"/>
-              <w:bottom w:val="none" w:color="000000" w:themeColor="text1" w:sz="4" w:space="0"/>
-              <w:right w:val="single" w:color="000000" w:themeColor="text1" w:sz="12" w:space="0"/>
-            </w:tcBorders>
-            <w:tcMar/>
+            <w:tcW w:w="3790" w:type="dxa"/>
+            <w:tcBorders>
+              <w:top w:val="single" w:sz="12" w:space="0" w:color="000000" w:themeColor="text1"/>
+              <w:left w:val="single" w:sz="12" w:space="0" w:color="000000" w:themeColor="text1"/>
+              <w:bottom w:val="none" w:sz="4" w:space="0" w:color="000000" w:themeColor="text1"/>
+              <w:right w:val="single" w:sz="12" w:space="0" w:color="000000" w:themeColor="text1"/>
+            </w:tcBorders>
           </w:tcPr>
           <w:p>
             <w:pPr>
               <w:jc w:val="right"/>
             </w:pPr>
-            <w:bookmarkStart w:name="Basic" w:id="16"/>
+            <w:bookmarkStart w:id="16" w:name="Basic"/>
             <w:r>
               <w:t>00</w:t>
             </w:r>
@@ -1090,12 +1006,11 @@
           <w:tcPr>
             <w:tcW w:w="2520" w:type="dxa"/>
             <w:tcBorders>
-              <w:top w:val="single" w:color="000000" w:themeColor="text1" w:sz="12" w:space="0"/>
-              <w:left w:val="single" w:color="000000" w:themeColor="text1" w:sz="12" w:space="0"/>
-              <w:bottom w:val="none" w:color="000000" w:themeColor="text1" w:sz="4" w:space="0"/>
-              <w:right w:val="single" w:color="000000" w:themeColor="text1" w:sz="12" w:space="0"/>
-            </w:tcBorders>
-            <w:tcMar/>
+              <w:top w:val="single" w:sz="12" w:space="0" w:color="000000" w:themeColor="text1"/>
+              <w:left w:val="single" w:sz="12" w:space="0" w:color="000000" w:themeColor="text1"/>
+              <w:bottom w:val="none" w:sz="4" w:space="0" w:color="000000" w:themeColor="text1"/>
+              <w:right w:val="single" w:sz="12" w:space="0" w:color="000000" w:themeColor="text1"/>
+            </w:tcBorders>
           </w:tcPr>
           <w:p>
             <w:r>
@@ -1107,18 +1022,17 @@
           <w:tcPr>
             <w:tcW w:w="2925" w:type="dxa"/>
             <w:tcBorders>
-              <w:top w:val="single" w:color="000000" w:themeColor="text1" w:sz="12" w:space="0"/>
-              <w:left w:val="single" w:color="000000" w:themeColor="text1" w:sz="12" w:space="0"/>
-              <w:bottom w:val="none" w:color="000000" w:themeColor="text1" w:sz="4" w:space="0"/>
-              <w:right w:val="single" w:color="000000" w:themeColor="text1" w:sz="12" w:space="0"/>
-            </w:tcBorders>
-            <w:tcMar/>
+              <w:top w:val="single" w:sz="12" w:space="0" w:color="000000" w:themeColor="text1"/>
+              <w:left w:val="single" w:sz="12" w:space="0" w:color="000000" w:themeColor="text1"/>
+              <w:bottom w:val="none" w:sz="4" w:space="0" w:color="000000" w:themeColor="text1"/>
+              <w:right w:val="single" w:sz="12" w:space="0" w:color="000000" w:themeColor="text1"/>
+            </w:tcBorders>
           </w:tcPr>
           <w:p>
             <w:pPr>
               <w:jc w:val="right"/>
             </w:pPr>
-            <w:bookmarkStart w:name="ProfessionalTax" w:id="17"/>
+            <w:bookmarkStart w:id="17" w:name="ProfessionalTax"/>
             <w:r>
               <w:t>00</w:t>
             </w:r>
@@ -1129,14 +1043,13 @@
       <w:tr>
         <w:tc>
           <w:tcPr>
-            <w:tcW w:w="3108" w:type="dxa"/>
-            <w:tcBorders>
-              <w:top w:val="none" w:color="000000" w:themeColor="text1" w:sz="4" w:space="0"/>
-              <w:left w:val="single" w:color="000000" w:themeColor="text1" w:sz="12" w:space="0"/>
-              <w:bottom w:val="none" w:color="000000" w:themeColor="text1" w:sz="4" w:space="0"/>
-              <w:right w:val="single" w:color="000000" w:themeColor="text1" w:sz="12" w:space="0"/>
-            </w:tcBorders>
-            <w:tcMar/>
+            <w:tcW w:w="2436" w:type="dxa"/>
+            <w:tcBorders>
+              <w:top w:val="none" w:sz="4" w:space="0" w:color="000000" w:themeColor="text1"/>
+              <w:left w:val="single" w:sz="12" w:space="0" w:color="000000" w:themeColor="text1"/>
+              <w:bottom w:val="none" w:sz="4" w:space="0" w:color="000000" w:themeColor="text1"/>
+              <w:right w:val="single" w:sz="12" w:space="0" w:color="000000" w:themeColor="text1"/>
+            </w:tcBorders>
           </w:tcPr>
           <w:p>
             <w:r>
@@ -1146,20 +1059,19 @@
         </w:tc>
         <w:tc>
           <w:tcPr>
-            <w:tcW w:w="3118" w:type="dxa"/>
-            <w:tcBorders>
-              <w:top w:val="none" w:color="000000" w:themeColor="text1" w:sz="4" w:space="0"/>
-              <w:left w:val="single" w:color="000000" w:themeColor="text1" w:sz="12" w:space="0"/>
-              <w:bottom w:val="none" w:color="000000" w:themeColor="text1" w:sz="4" w:space="0"/>
-              <w:right w:val="single" w:color="000000" w:themeColor="text1" w:sz="12" w:space="0"/>
-            </w:tcBorders>
-            <w:tcMar/>
+            <w:tcW w:w="3790" w:type="dxa"/>
+            <w:tcBorders>
+              <w:top w:val="none" w:sz="4" w:space="0" w:color="000000" w:themeColor="text1"/>
+              <w:left w:val="single" w:sz="12" w:space="0" w:color="000000" w:themeColor="text1"/>
+              <w:bottom w:val="none" w:sz="4" w:space="0" w:color="000000" w:themeColor="text1"/>
+              <w:right w:val="single" w:sz="12" w:space="0" w:color="000000" w:themeColor="text1"/>
+            </w:tcBorders>
           </w:tcPr>
           <w:p>
             <w:pPr>
               <w:jc w:val="right"/>
             </w:pPr>
-            <w:bookmarkStart w:name="HRA" w:id="18"/>
+            <w:bookmarkStart w:id="18" w:name="HRA"/>
             <w:r>
               <w:t>00</w:t>
             </w:r>
@@ -1170,12 +1082,11 @@
           <w:tcPr>
             <w:tcW w:w="2520" w:type="dxa"/>
             <w:tcBorders>
-              <w:top w:val="none" w:color="000000" w:themeColor="text1" w:sz="4" w:space="0"/>
-              <w:left w:val="single" w:color="000000" w:themeColor="text1" w:sz="12" w:space="0"/>
-              <w:bottom w:val="none" w:color="000000" w:themeColor="text1" w:sz="4" w:space="0"/>
-              <w:right w:val="single" w:color="000000" w:themeColor="text1" w:sz="12" w:space="0"/>
-            </w:tcBorders>
-            <w:tcMar/>
+              <w:top w:val="none" w:sz="4" w:space="0" w:color="000000" w:themeColor="text1"/>
+              <w:left w:val="single" w:sz="12" w:space="0" w:color="000000" w:themeColor="text1"/>
+              <w:bottom w:val="none" w:sz="4" w:space="0" w:color="000000" w:themeColor="text1"/>
+              <w:right w:val="single" w:sz="12" w:space="0" w:color="000000" w:themeColor="text1"/>
+            </w:tcBorders>
           </w:tcPr>
           <w:p>
             <w:r>
@@ -1187,18 +1098,17 @@
           <w:tcPr>
             <w:tcW w:w="2925" w:type="dxa"/>
             <w:tcBorders>
-              <w:top w:val="none" w:color="000000" w:themeColor="text1" w:sz="4" w:space="0"/>
-              <w:left w:val="single" w:color="000000" w:themeColor="text1" w:sz="12" w:space="0"/>
-              <w:bottom w:val="none" w:color="000000" w:themeColor="text1" w:sz="4" w:space="0"/>
-              <w:right w:val="single" w:color="000000" w:themeColor="text1" w:sz="12" w:space="0"/>
-            </w:tcBorders>
-            <w:tcMar/>
+              <w:top w:val="none" w:sz="4" w:space="0" w:color="000000" w:themeColor="text1"/>
+              <w:left w:val="single" w:sz="12" w:space="0" w:color="000000" w:themeColor="text1"/>
+              <w:bottom w:val="none" w:sz="4" w:space="0" w:color="000000" w:themeColor="text1"/>
+              <w:right w:val="single" w:sz="12" w:space="0" w:color="000000" w:themeColor="text1"/>
+            </w:tcBorders>
           </w:tcPr>
           <w:p>
             <w:pPr>
               <w:jc w:val="right"/>
             </w:pPr>
-            <w:bookmarkStart w:name="PFAmount" w:id="19"/>
+            <w:bookmarkStart w:id="19" w:name="PFAmount"/>
             <w:r>
               <w:t>00</w:t>
             </w:r>
@@ -1209,14 +1119,13 @@
       <w:tr>
         <w:tc>
           <w:tcPr>
-            <w:tcW w:w="3108" w:type="dxa"/>
-            <w:tcBorders>
-              <w:top w:val="none" w:color="000000" w:themeColor="text1" w:sz="4" w:space="0"/>
-              <w:left w:val="single" w:color="000000" w:themeColor="text1" w:sz="12" w:space="0"/>
-              <w:bottom w:val="none" w:color="000000" w:themeColor="text1" w:sz="4" w:space="0"/>
-              <w:right w:val="single" w:color="000000" w:themeColor="text1" w:sz="12" w:space="0"/>
-            </w:tcBorders>
-            <w:tcMar/>
+            <w:tcW w:w="2436" w:type="dxa"/>
+            <w:tcBorders>
+              <w:top w:val="none" w:sz="4" w:space="0" w:color="000000" w:themeColor="text1"/>
+              <w:left w:val="single" w:sz="12" w:space="0" w:color="000000" w:themeColor="text1"/>
+              <w:bottom w:val="none" w:sz="4" w:space="0" w:color="000000" w:themeColor="text1"/>
+              <w:right w:val="single" w:sz="12" w:space="0" w:color="000000" w:themeColor="text1"/>
+            </w:tcBorders>
           </w:tcPr>
           <w:p>
             <w:r>
@@ -1226,20 +1135,19 @@
         </w:tc>
         <w:tc>
           <w:tcPr>
-            <w:tcW w:w="3118" w:type="dxa"/>
-            <w:tcBorders>
-              <w:top w:val="none" w:color="000000" w:themeColor="text1" w:sz="4" w:space="0"/>
-              <w:left w:val="single" w:color="000000" w:themeColor="text1" w:sz="12" w:space="0"/>
-              <w:bottom w:val="none" w:color="000000" w:themeColor="text1" w:sz="4" w:space="0"/>
-              <w:right w:val="single" w:color="000000" w:themeColor="text1" w:sz="12" w:space="0"/>
-            </w:tcBorders>
-            <w:tcMar/>
+            <w:tcW w:w="3790" w:type="dxa"/>
+            <w:tcBorders>
+              <w:top w:val="none" w:sz="4" w:space="0" w:color="000000" w:themeColor="text1"/>
+              <w:left w:val="single" w:sz="12" w:space="0" w:color="000000" w:themeColor="text1"/>
+              <w:bottom w:val="none" w:sz="4" w:space="0" w:color="000000" w:themeColor="text1"/>
+              <w:right w:val="single" w:sz="12" w:space="0" w:color="000000" w:themeColor="text1"/>
+            </w:tcBorders>
           </w:tcPr>
           <w:p>
             <w:pPr>
               <w:jc w:val="right"/>
             </w:pPr>
-            <w:bookmarkStart w:name="ConveyanceAllowance" w:id="20"/>
+            <w:bookmarkStart w:id="20" w:name="ConveyanceAllowance"/>
             <w:r>
               <w:t>00</w:t>
             </w:r>
@@ -1250,12 +1158,11 @@
           <w:tcPr>
             <w:tcW w:w="2520" w:type="dxa"/>
             <w:tcBorders>
-              <w:top w:val="none" w:color="000000" w:themeColor="text1" w:sz="4" w:space="0"/>
-              <w:left w:val="single" w:color="000000" w:themeColor="text1" w:sz="12" w:space="0"/>
-              <w:bottom w:val="none" w:color="000000" w:themeColor="text1" w:sz="4" w:space="0"/>
-              <w:right w:val="single" w:color="000000" w:themeColor="text1" w:sz="12" w:space="0"/>
-            </w:tcBorders>
-            <w:tcMar/>
+              <w:top w:val="none" w:sz="4" w:space="0" w:color="000000" w:themeColor="text1"/>
+              <w:left w:val="single" w:sz="12" w:space="0" w:color="000000" w:themeColor="text1"/>
+              <w:bottom w:val="none" w:sz="4" w:space="0" w:color="000000" w:themeColor="text1"/>
+              <w:right w:val="single" w:sz="12" w:space="0" w:color="000000" w:themeColor="text1"/>
+            </w:tcBorders>
           </w:tcPr>
           <w:p>
             <w:r>
@@ -1267,18 +1174,17 @@
           <w:tcPr>
             <w:tcW w:w="2925" w:type="dxa"/>
             <w:tcBorders>
-              <w:top w:val="none" w:color="000000" w:themeColor="text1" w:sz="4" w:space="0"/>
-              <w:left w:val="single" w:color="000000" w:themeColor="text1" w:sz="12" w:space="0"/>
-              <w:bottom w:val="none" w:color="000000" w:themeColor="text1" w:sz="4" w:space="0"/>
-              <w:right w:val="single" w:color="000000" w:themeColor="text1" w:sz="12" w:space="0"/>
-            </w:tcBorders>
-            <w:tcMar/>
+              <w:top w:val="none" w:sz="4" w:space="0" w:color="000000" w:themeColor="text1"/>
+              <w:left w:val="single" w:sz="12" w:space="0" w:color="000000" w:themeColor="text1"/>
+              <w:bottom w:val="none" w:sz="4" w:space="0" w:color="000000" w:themeColor="text1"/>
+              <w:right w:val="single" w:sz="12" w:space="0" w:color="000000" w:themeColor="text1"/>
+            </w:tcBorders>
           </w:tcPr>
           <w:p>
             <w:pPr>
               <w:jc w:val="right"/>
             </w:pPr>
-            <w:bookmarkStart w:name="OtherDeduction" w:id="21"/>
+            <w:bookmarkStart w:id="21" w:name="OtherDeduction"/>
             <w:r>
               <w:t>00</w:t>
             </w:r>
@@ -1289,14 +1195,13 @@
       <w:tr>
         <w:tc>
           <w:tcPr>
-            <w:tcW w:w="3108" w:type="dxa"/>
-            <w:tcBorders>
-              <w:top w:val="none" w:color="000000" w:themeColor="text1" w:sz="4" w:space="0"/>
-              <w:left w:val="single" w:color="000000" w:themeColor="text1" w:sz="12" w:space="0"/>
-              <w:bottom w:val="none" w:color="000000" w:themeColor="text1" w:sz="4" w:space="0"/>
-              <w:right w:val="single" w:color="000000" w:themeColor="text1" w:sz="12" w:space="0"/>
-            </w:tcBorders>
-            <w:tcMar/>
+            <w:tcW w:w="2436" w:type="dxa"/>
+            <w:tcBorders>
+              <w:top w:val="none" w:sz="4" w:space="0" w:color="000000" w:themeColor="text1"/>
+              <w:left w:val="single" w:sz="12" w:space="0" w:color="000000" w:themeColor="text1"/>
+              <w:bottom w:val="none" w:sz="4" w:space="0" w:color="000000" w:themeColor="text1"/>
+              <w:right w:val="single" w:sz="12" w:space="0" w:color="000000" w:themeColor="text1"/>
+            </w:tcBorders>
           </w:tcPr>
           <w:p>
             <w:r>
@@ -1306,20 +1211,19 @@
         </w:tc>
         <w:tc>
           <w:tcPr>
-            <w:tcW w:w="3118" w:type="dxa"/>
-            <w:tcBorders>
-              <w:top w:val="none" w:color="000000" w:themeColor="text1" w:sz="4" w:space="0"/>
-              <w:left w:val="single" w:color="000000" w:themeColor="text1" w:sz="12" w:space="0"/>
-              <w:bottom w:val="none" w:color="000000" w:themeColor="text1" w:sz="4" w:space="0"/>
-              <w:right w:val="single" w:color="000000" w:themeColor="text1" w:sz="12" w:space="0"/>
-            </w:tcBorders>
-            <w:tcMar/>
+            <w:tcW w:w="3790" w:type="dxa"/>
+            <w:tcBorders>
+              <w:top w:val="none" w:sz="4" w:space="0" w:color="000000" w:themeColor="text1"/>
+              <w:left w:val="single" w:sz="12" w:space="0" w:color="000000" w:themeColor="text1"/>
+              <w:bottom w:val="none" w:sz="4" w:space="0" w:color="000000" w:themeColor="text1"/>
+              <w:right w:val="single" w:sz="12" w:space="0" w:color="000000" w:themeColor="text1"/>
+            </w:tcBorders>
           </w:tcPr>
           <w:p>
             <w:pPr>
               <w:jc w:val="right"/>
             </w:pPr>
-            <w:bookmarkStart w:name="Medical" w:id="22"/>
+            <w:bookmarkStart w:id="22" w:name="Medical"/>
             <w:r>
               <w:t>00</w:t>
             </w:r>
@@ -1330,12 +1234,11 @@
           <w:tcPr>
             <w:tcW w:w="2520" w:type="dxa"/>
             <w:tcBorders>
-              <w:top w:val="none" w:color="000000" w:themeColor="text1" w:sz="4" w:space="0"/>
-              <w:left w:val="single" w:color="000000" w:themeColor="text1" w:sz="12" w:space="0"/>
-              <w:bottom w:val="none" w:color="000000" w:themeColor="text1" w:sz="4" w:space="0"/>
-              <w:right w:val="single" w:color="000000" w:themeColor="text1" w:sz="12" w:space="0"/>
-            </w:tcBorders>
-            <w:tcMar/>
+              <w:top w:val="none" w:sz="4" w:space="0" w:color="000000" w:themeColor="text1"/>
+              <w:left w:val="single" w:sz="12" w:space="0" w:color="000000" w:themeColor="text1"/>
+              <w:bottom w:val="none" w:sz="4" w:space="0" w:color="000000" w:themeColor="text1"/>
+              <w:right w:val="single" w:sz="12" w:space="0" w:color="000000" w:themeColor="text1"/>
+            </w:tcBorders>
           </w:tcPr>
           <w:p/>
         </w:tc>
@@ -1343,12 +1246,11 @@
           <w:tcPr>
             <w:tcW w:w="2925" w:type="dxa"/>
             <w:tcBorders>
-              <w:top w:val="none" w:color="000000" w:themeColor="text1" w:sz="4" w:space="0"/>
-              <w:left w:val="single" w:color="000000" w:themeColor="text1" w:sz="12" w:space="0"/>
-              <w:bottom w:val="none" w:color="000000" w:themeColor="text1" w:sz="4" w:space="0"/>
-              <w:right w:val="single" w:color="000000" w:themeColor="text1" w:sz="12" w:space="0"/>
-            </w:tcBorders>
-            <w:tcMar/>
+              <w:top w:val="none" w:sz="4" w:space="0" w:color="000000" w:themeColor="text1"/>
+              <w:left w:val="single" w:sz="12" w:space="0" w:color="000000" w:themeColor="text1"/>
+              <w:bottom w:val="none" w:sz="4" w:space="0" w:color="000000" w:themeColor="text1"/>
+              <w:right w:val="single" w:sz="12" w:space="0" w:color="000000" w:themeColor="text1"/>
+            </w:tcBorders>
           </w:tcPr>
           <w:p>
             <w:pPr>
@@ -1360,14 +1262,13 @@
       <w:tr>
         <w:tc>
           <w:tcPr>
-            <w:tcW w:w="3108" w:type="dxa"/>
-            <w:tcBorders>
-              <w:top w:val="none" w:color="000000" w:themeColor="text1" w:sz="4" w:space="0"/>
-              <w:left w:val="single" w:color="000000" w:themeColor="text1" w:sz="12" w:space="0"/>
-              <w:bottom w:val="none" w:color="000000" w:themeColor="text1" w:sz="4" w:space="0"/>
-              <w:right w:val="single" w:color="000000" w:themeColor="text1" w:sz="12" w:space="0"/>
-            </w:tcBorders>
-            <w:tcMar/>
+            <w:tcW w:w="2436" w:type="dxa"/>
+            <w:tcBorders>
+              <w:top w:val="none" w:sz="4" w:space="0" w:color="000000" w:themeColor="text1"/>
+              <w:left w:val="single" w:sz="12" w:space="0" w:color="000000" w:themeColor="text1"/>
+              <w:bottom w:val="none" w:sz="4" w:space="0" w:color="000000" w:themeColor="text1"/>
+              <w:right w:val="single" w:sz="12" w:space="0" w:color="000000" w:themeColor="text1"/>
+            </w:tcBorders>
           </w:tcPr>
           <w:p>
             <w:r>
@@ -1377,20 +1278,19 @@
         </w:tc>
         <w:tc>
           <w:tcPr>
-            <w:tcW w:w="3118" w:type="dxa"/>
-            <w:tcBorders>
-              <w:top w:val="none" w:color="000000" w:themeColor="text1" w:sz="4" w:space="0"/>
-              <w:left w:val="single" w:color="000000" w:themeColor="text1" w:sz="12" w:space="0"/>
-              <w:bottom w:val="none" w:color="000000" w:themeColor="text1" w:sz="4" w:space="0"/>
-              <w:right w:val="single" w:color="000000" w:themeColor="text1" w:sz="12" w:space="0"/>
-            </w:tcBorders>
-            <w:tcMar/>
+            <w:tcW w:w="3790" w:type="dxa"/>
+            <w:tcBorders>
+              <w:top w:val="none" w:sz="4" w:space="0" w:color="000000" w:themeColor="text1"/>
+              <w:left w:val="single" w:sz="12" w:space="0" w:color="000000" w:themeColor="text1"/>
+              <w:bottom w:val="none" w:sz="4" w:space="0" w:color="000000" w:themeColor="text1"/>
+              <w:right w:val="single" w:sz="12" w:space="0" w:color="000000" w:themeColor="text1"/>
+            </w:tcBorders>
           </w:tcPr>
           <w:p>
             <w:pPr>
               <w:jc w:val="right"/>
             </w:pPr>
-            <w:bookmarkStart w:name="Special" w:id="23"/>
+            <w:bookmarkStart w:id="23" w:name="Special"/>
             <w:r>
               <w:t>00</w:t>
             </w:r>
@@ -1401,12 +1301,11 @@
           <w:tcPr>
             <w:tcW w:w="2520" w:type="dxa"/>
             <w:tcBorders>
-              <w:top w:val="none" w:color="000000" w:themeColor="text1" w:sz="4" w:space="0"/>
-              <w:left w:val="single" w:color="000000" w:themeColor="text1" w:sz="12" w:space="0"/>
-              <w:bottom w:val="none" w:color="000000" w:themeColor="text1" w:sz="4" w:space="0"/>
-              <w:right w:val="single" w:color="000000" w:themeColor="text1" w:sz="12" w:space="0"/>
-            </w:tcBorders>
-            <w:tcMar/>
+              <w:top w:val="none" w:sz="4" w:space="0" w:color="000000" w:themeColor="text1"/>
+              <w:left w:val="single" w:sz="12" w:space="0" w:color="000000" w:themeColor="text1"/>
+              <w:bottom w:val="none" w:sz="4" w:space="0" w:color="000000" w:themeColor="text1"/>
+              <w:right w:val="single" w:sz="12" w:space="0" w:color="000000" w:themeColor="text1"/>
+            </w:tcBorders>
           </w:tcPr>
           <w:p/>
         </w:tc>
@@ -1414,12 +1313,11 @@
           <w:tcPr>
             <w:tcW w:w="2925" w:type="dxa"/>
             <w:tcBorders>
-              <w:top w:val="none" w:color="000000" w:themeColor="text1" w:sz="4" w:space="0"/>
-              <w:left w:val="single" w:color="000000" w:themeColor="text1" w:sz="12" w:space="0"/>
-              <w:bottom w:val="none" w:color="000000" w:themeColor="text1" w:sz="4" w:space="0"/>
-              <w:right w:val="single" w:color="000000" w:themeColor="text1" w:sz="12" w:space="0"/>
-            </w:tcBorders>
-            <w:tcMar/>
+              <w:top w:val="none" w:sz="4" w:space="0" w:color="000000" w:themeColor="text1"/>
+              <w:left w:val="single" w:sz="12" w:space="0" w:color="000000" w:themeColor="text1"/>
+              <w:bottom w:val="none" w:sz="4" w:space="0" w:color="000000" w:themeColor="text1"/>
+              <w:right w:val="single" w:sz="12" w:space="0" w:color="000000" w:themeColor="text1"/>
+            </w:tcBorders>
           </w:tcPr>
           <w:p/>
         </w:tc>
@@ -1427,27 +1325,25 @@
       <w:tr>
         <w:tc>
           <w:tcPr>
-            <w:tcW w:w="3108" w:type="dxa"/>
-            <w:tcBorders>
-              <w:top w:val="none" w:color="000000" w:themeColor="text1" w:sz="4" w:space="0"/>
-              <w:left w:val="single" w:color="000000" w:themeColor="text1" w:sz="12" w:space="0"/>
-              <w:bottom w:val="none" w:color="000000" w:themeColor="text1" w:sz="4" w:space="0"/>
-              <w:right w:val="single" w:color="000000" w:themeColor="text1" w:sz="12" w:space="0"/>
-            </w:tcBorders>
-            <w:tcMar/>
+            <w:tcW w:w="2436" w:type="dxa"/>
+            <w:tcBorders>
+              <w:top w:val="none" w:sz="4" w:space="0" w:color="000000" w:themeColor="text1"/>
+              <w:left w:val="single" w:sz="12" w:space="0" w:color="000000" w:themeColor="text1"/>
+              <w:bottom w:val="none" w:sz="4" w:space="0" w:color="000000" w:themeColor="text1"/>
+              <w:right w:val="single" w:sz="12" w:space="0" w:color="000000" w:themeColor="text1"/>
+            </w:tcBorders>
           </w:tcPr>
           <w:p/>
         </w:tc>
         <w:tc>
           <w:tcPr>
-            <w:tcW w:w="3118" w:type="dxa"/>
-            <w:tcBorders>
-              <w:top w:val="none" w:color="000000" w:themeColor="text1" w:sz="4" w:space="0"/>
-              <w:left w:val="single" w:color="000000" w:themeColor="text1" w:sz="12" w:space="0"/>
-              <w:bottom w:val="none" w:color="000000" w:themeColor="text1" w:sz="4" w:space="0"/>
-              <w:right w:val="single" w:color="000000" w:themeColor="text1" w:sz="12" w:space="0"/>
-            </w:tcBorders>
-            <w:tcMar/>
+            <w:tcW w:w="3790" w:type="dxa"/>
+            <w:tcBorders>
+              <w:top w:val="none" w:sz="4" w:space="0" w:color="000000" w:themeColor="text1"/>
+              <w:left w:val="single" w:sz="12" w:space="0" w:color="000000" w:themeColor="text1"/>
+              <w:bottom w:val="none" w:sz="4" w:space="0" w:color="000000" w:themeColor="text1"/>
+              <w:right w:val="single" w:sz="12" w:space="0" w:color="000000" w:themeColor="text1"/>
+            </w:tcBorders>
           </w:tcPr>
           <w:p/>
         </w:tc>
@@ -1455,12 +1351,11 @@
           <w:tcPr>
             <w:tcW w:w="2520" w:type="dxa"/>
             <w:tcBorders>
-              <w:top w:val="none" w:color="000000" w:themeColor="text1" w:sz="4" w:space="0"/>
-              <w:left w:val="single" w:color="000000" w:themeColor="text1" w:sz="12" w:space="0"/>
-              <w:bottom w:val="none" w:color="000000" w:themeColor="text1" w:sz="4" w:space="0"/>
-              <w:right w:val="single" w:color="000000" w:themeColor="text1" w:sz="12" w:space="0"/>
-            </w:tcBorders>
-            <w:tcMar/>
+              <w:top w:val="none" w:sz="4" w:space="0" w:color="000000" w:themeColor="text1"/>
+              <w:left w:val="single" w:sz="12" w:space="0" w:color="000000" w:themeColor="text1"/>
+              <w:bottom w:val="none" w:sz="4" w:space="0" w:color="000000" w:themeColor="text1"/>
+              <w:right w:val="single" w:sz="12" w:space="0" w:color="000000" w:themeColor="text1"/>
+            </w:tcBorders>
           </w:tcPr>
           <w:p/>
         </w:tc>
@@ -1468,12 +1363,11 @@
           <w:tcPr>
             <w:tcW w:w="2925" w:type="dxa"/>
             <w:tcBorders>
-              <w:top w:val="none" w:color="000000" w:themeColor="text1" w:sz="4" w:space="0"/>
-              <w:left w:val="single" w:color="000000" w:themeColor="text1" w:sz="12" w:space="0"/>
-              <w:bottom w:val="none" w:color="000000" w:themeColor="text1" w:sz="4" w:space="0"/>
-              <w:right w:val="single" w:color="000000" w:themeColor="text1" w:sz="12" w:space="0"/>
-            </w:tcBorders>
-            <w:tcMar/>
+              <w:top w:val="none" w:sz="4" w:space="0" w:color="000000" w:themeColor="text1"/>
+              <w:left w:val="single" w:sz="12" w:space="0" w:color="000000" w:themeColor="text1"/>
+              <w:bottom w:val="none" w:sz="4" w:space="0" w:color="000000" w:themeColor="text1"/>
+              <w:right w:val="single" w:sz="12" w:space="0" w:color="000000" w:themeColor="text1"/>
+            </w:tcBorders>
           </w:tcPr>
           <w:p/>
         </w:tc>
@@ -1481,27 +1375,25 @@
       <w:tr>
         <w:tc>
           <w:tcPr>
-            <w:tcW w:w="3108" w:type="dxa"/>
-            <w:tcBorders>
-              <w:top w:val="none" w:color="000000" w:themeColor="text1" w:sz="4" w:space="0"/>
-              <w:left w:val="single" w:color="000000" w:themeColor="text1" w:sz="12" w:space="0"/>
-              <w:bottom w:val="single" w:color="000000" w:themeColor="text1" w:sz="12" w:space="0"/>
-              <w:right w:val="single" w:color="000000" w:themeColor="text1" w:sz="12" w:space="0"/>
-            </w:tcBorders>
-            <w:tcMar/>
+            <w:tcW w:w="2436" w:type="dxa"/>
+            <w:tcBorders>
+              <w:top w:val="none" w:sz="4" w:space="0" w:color="000000" w:themeColor="text1"/>
+              <w:left w:val="single" w:sz="12" w:space="0" w:color="000000" w:themeColor="text1"/>
+              <w:bottom w:val="single" w:sz="12" w:space="0" w:color="000000" w:themeColor="text1"/>
+              <w:right w:val="single" w:sz="12" w:space="0" w:color="000000" w:themeColor="text1"/>
+            </w:tcBorders>
           </w:tcPr>
           <w:p/>
         </w:tc>
         <w:tc>
           <w:tcPr>
-            <w:tcW w:w="3118" w:type="dxa"/>
-            <w:tcBorders>
-              <w:top w:val="none" w:color="000000" w:themeColor="text1" w:sz="4" w:space="0"/>
-              <w:left w:val="single" w:color="000000" w:themeColor="text1" w:sz="12" w:space="0"/>
-              <w:bottom w:val="single" w:color="000000" w:themeColor="text1" w:sz="12" w:space="0"/>
-              <w:right w:val="single" w:color="000000" w:themeColor="text1" w:sz="12" w:space="0"/>
-            </w:tcBorders>
-            <w:tcMar/>
+            <w:tcW w:w="3790" w:type="dxa"/>
+            <w:tcBorders>
+              <w:top w:val="none" w:sz="4" w:space="0" w:color="000000" w:themeColor="text1"/>
+              <w:left w:val="single" w:sz="12" w:space="0" w:color="000000" w:themeColor="text1"/>
+              <w:bottom w:val="single" w:sz="12" w:space="0" w:color="000000" w:themeColor="text1"/>
+              <w:right w:val="single" w:sz="12" w:space="0" w:color="000000" w:themeColor="text1"/>
+            </w:tcBorders>
           </w:tcPr>
           <w:p/>
         </w:tc>
@@ -1509,12 +1401,11 @@
           <w:tcPr>
             <w:tcW w:w="2520" w:type="dxa"/>
             <w:tcBorders>
-              <w:top w:val="none" w:color="000000" w:themeColor="text1" w:sz="4" w:space="0"/>
-              <w:left w:val="single" w:color="000000" w:themeColor="text1" w:sz="12" w:space="0"/>
-              <w:bottom w:val="single" w:color="000000" w:themeColor="text1" w:sz="12" w:space="0"/>
-              <w:right w:val="single" w:color="000000" w:themeColor="text1" w:sz="12" w:space="0"/>
-            </w:tcBorders>
-            <w:tcMar/>
+              <w:top w:val="none" w:sz="4" w:space="0" w:color="000000" w:themeColor="text1"/>
+              <w:left w:val="single" w:sz="12" w:space="0" w:color="000000" w:themeColor="text1"/>
+              <w:bottom w:val="single" w:sz="12" w:space="0" w:color="000000" w:themeColor="text1"/>
+              <w:right w:val="single" w:sz="12" w:space="0" w:color="000000" w:themeColor="text1"/>
+            </w:tcBorders>
           </w:tcPr>
           <w:p/>
         </w:tc>
@@ -1522,12 +1413,11 @@
           <w:tcPr>
             <w:tcW w:w="2925" w:type="dxa"/>
             <w:tcBorders>
-              <w:top w:val="none" w:color="000000" w:themeColor="text1" w:sz="4" w:space="0"/>
-              <w:left w:val="single" w:color="000000" w:themeColor="text1" w:sz="12" w:space="0"/>
-              <w:bottom w:val="single" w:color="000000" w:themeColor="text1" w:sz="12" w:space="0"/>
-              <w:right w:val="single" w:color="000000" w:themeColor="text1" w:sz="12" w:space="0"/>
-            </w:tcBorders>
-            <w:tcMar/>
+              <w:top w:val="none" w:sz="4" w:space="0" w:color="000000" w:themeColor="text1"/>
+              <w:left w:val="single" w:sz="12" w:space="0" w:color="000000" w:themeColor="text1"/>
+              <w:bottom w:val="single" w:sz="12" w:space="0" w:color="000000" w:themeColor="text1"/>
+              <w:right w:val="single" w:sz="12" w:space="0" w:color="000000" w:themeColor="text1"/>
+            </w:tcBorders>
           </w:tcPr>
           <w:p/>
         </w:tc>
@@ -1535,14 +1425,13 @@
       <w:tr>
         <w:tc>
           <w:tcPr>
-            <w:tcW w:w="3108" w:type="dxa"/>
-            <w:tcBorders>
-              <w:top w:val="single" w:color="000000" w:themeColor="text1" w:sz="12" w:space="0"/>
-              <w:left w:val="single" w:color="auto" w:sz="12" w:space="0"/>
-              <w:bottom w:val="single" w:color="auto" w:sz="12" w:space="0"/>
-              <w:right w:val="single" w:color="auto" w:sz="12" w:space="0"/>
-            </w:tcBorders>
-            <w:tcMar/>
+            <w:tcW w:w="2436" w:type="dxa"/>
+            <w:tcBorders>
+              <w:top w:val="single" w:sz="12" w:space="0" w:color="000000" w:themeColor="text1"/>
+              <w:left w:val="single" w:sz="12" w:space="0" w:color="auto"/>
+              <w:bottom w:val="single" w:sz="12" w:space="0" w:color="auto"/>
+              <w:right w:val="single" w:sz="12" w:space="0" w:color="auto"/>
+            </w:tcBorders>
           </w:tcPr>
           <w:p>
             <w:pPr>
@@ -1562,20 +1451,19 @@
         </w:tc>
         <w:tc>
           <w:tcPr>
-            <w:tcW w:w="3118" w:type="dxa"/>
-            <w:tcBorders>
-              <w:top w:val="single" w:color="000000" w:themeColor="text1" w:sz="12" w:space="0"/>
-              <w:left w:val="single" w:color="auto" w:sz="12" w:space="0"/>
-              <w:bottom w:val="single" w:color="auto" w:sz="12" w:space="0"/>
-              <w:right w:val="single" w:color="auto" w:sz="12" w:space="0"/>
-            </w:tcBorders>
-            <w:tcMar/>
+            <w:tcW w:w="3790" w:type="dxa"/>
+            <w:tcBorders>
+              <w:top w:val="single" w:sz="12" w:space="0" w:color="000000" w:themeColor="text1"/>
+              <w:left w:val="single" w:sz="12" w:space="0" w:color="auto"/>
+              <w:bottom w:val="single" w:sz="12" w:space="0" w:color="auto"/>
+              <w:right w:val="single" w:sz="12" w:space="0" w:color="auto"/>
+            </w:tcBorders>
           </w:tcPr>
           <w:p>
             <w:pPr>
               <w:jc w:val="right"/>
             </w:pPr>
-            <w:bookmarkStart w:name="TotalEarnings" w:id="24"/>
+            <w:bookmarkStart w:id="24" w:name="TotalEarnings"/>
             <w:r>
               <w:t>00</w:t>
             </w:r>
@@ -1586,12 +1474,11 @@
           <w:tcPr>
             <w:tcW w:w="2520" w:type="dxa"/>
             <w:tcBorders>
-              <w:top w:val="single" w:color="000000" w:themeColor="text1" w:sz="12" w:space="0"/>
-              <w:left w:val="single" w:color="auto" w:sz="12" w:space="0"/>
-              <w:bottom w:val="single" w:color="auto" w:sz="12" w:space="0"/>
-              <w:right w:val="single" w:color="auto" w:sz="12" w:space="0"/>
-            </w:tcBorders>
-            <w:tcMar/>
+              <w:top w:val="single" w:sz="12" w:space="0" w:color="000000" w:themeColor="text1"/>
+              <w:left w:val="single" w:sz="12" w:space="0" w:color="auto"/>
+              <w:bottom w:val="single" w:sz="12" w:space="0" w:color="auto"/>
+              <w:right w:val="single" w:sz="12" w:space="0" w:color="auto"/>
+            </w:tcBorders>
           </w:tcPr>
           <w:p>
             <w:r>
@@ -1607,17 +1494,16 @@
           <w:tcPr>
             <w:tcW w:w="2925" w:type="dxa"/>
             <w:tcBorders>
-              <w:top w:val="single" w:color="000000" w:themeColor="text1" w:sz="12" w:space="0"/>
-              <w:left w:val="single" w:color="auto" w:sz="12" w:space="0"/>
-              <w:right w:val="single" w:color="auto" w:sz="12" w:space="0"/>
-            </w:tcBorders>
-            <w:tcMar/>
+              <w:top w:val="single" w:sz="12" w:space="0" w:color="000000" w:themeColor="text1"/>
+              <w:left w:val="single" w:sz="12" w:space="0" w:color="auto"/>
+              <w:right w:val="single" w:sz="12" w:space="0" w:color="auto"/>
+            </w:tcBorders>
           </w:tcPr>
           <w:p>
             <w:pPr>
               <w:jc w:val="right"/>
             </w:pPr>
-            <w:bookmarkStart w:name="TotalDeduction" w:id="25"/>
+            <w:bookmarkStart w:id="25" w:name="TotalDeduction"/>
             <w:r>
               <w:t>00</w:t>
             </w:r>
@@ -1628,48 +1514,46 @@
       <w:tr>
         <w:tc>
           <w:tcPr>
-            <w:tcW w:w="3108" w:type="dxa"/>
-            <w:tcBorders>
-              <w:top w:val="single" w:color="auto" w:sz="12" w:space="0"/>
-              <w:left w:val="single" w:color="auto" w:sz="12" w:space="0"/>
-              <w:bottom w:val="single" w:color="auto" w:sz="12" w:space="0"/>
-              <w:right w:val="single" w:color="auto" w:sz="12" w:space="0"/>
-            </w:tcBorders>
-            <w:tcMar/>
-          </w:tcPr>
-          <w:p>
-            <w:pPr>
-              <w:rPr>
-                <w:b/>
-                <w:bCs/>
-              </w:rPr>
-            </w:pPr>
-            <w:r>
-              <w:rPr>
-                <w:b/>
-                <w:bCs/>
-              </w:rPr>
-              <w:t>CURRENT MONTH NET SALARY</w:t>
-            </w:r>
-          </w:p>
-        </w:tc>
-        <w:tc>
-          <w:tcPr>
-            <w:tcW w:w="8563" w:type="dxa"/>
+            <w:tcW w:w="2436" w:type="dxa"/>
+            <w:tcBorders>
+              <w:top w:val="single" w:sz="12" w:space="0" w:color="auto"/>
+              <w:left w:val="single" w:sz="12" w:space="0" w:color="auto"/>
+              <w:bottom w:val="single" w:sz="12" w:space="0" w:color="auto"/>
+              <w:right w:val="single" w:sz="12" w:space="0" w:color="auto"/>
+            </w:tcBorders>
+          </w:tcPr>
+          <w:p>
+            <w:pPr>
+              <w:rPr>
+                <w:b/>
+                <w:bCs/>
+              </w:rPr>
+            </w:pPr>
+            <w:r>
+              <w:rPr>
+                <w:b/>
+                <w:bCs/>
+              </w:rPr>
+              <w:t>NET SALARY</w:t>
+            </w:r>
+          </w:p>
+        </w:tc>
+        <w:tc>
+          <w:tcPr>
+            <w:tcW w:w="9235" w:type="dxa"/>
             <w:gridSpan w:val="3"/>
             <w:tcBorders>
-              <w:top w:val="single" w:color="auto" w:sz="12" w:space="0"/>
-              <w:left w:val="single" w:color="auto" w:sz="12" w:space="0"/>
-              <w:bottom w:val="single" w:color="auto" w:sz="12" w:space="0"/>
-              <w:right w:val="single" w:color="auto" w:sz="12" w:space="0"/>
-            </w:tcBorders>
-            <w:tcMar/>
+              <w:top w:val="single" w:sz="12" w:space="0" w:color="auto"/>
+              <w:left w:val="single" w:sz="12" w:space="0" w:color="auto"/>
+              <w:bottom w:val="single" w:sz="12" w:space="0" w:color="auto"/>
+              <w:right w:val="single" w:sz="12" w:space="0" w:color="auto"/>
+            </w:tcBorders>
           </w:tcPr>
           <w:p>
             <w:pPr>
               <w:jc w:val="right"/>
             </w:pPr>
-            <w:bookmarkStart w:name="NetSalary" w:id="26"/>
+            <w:bookmarkStart w:id="26" w:name="NetSalary"/>
             <w:r>
               <w:t>00</w:t>
             </w:r>
@@ -1680,14 +1564,13 @@
       <w:tr>
         <w:tc>
           <w:tcPr>
-            <w:tcW w:w="3108" w:type="dxa"/>
-            <w:tcBorders>
-              <w:top w:val="single" w:color="auto" w:sz="12" w:space="0"/>
-              <w:left w:val="single" w:color="auto" w:sz="12" w:space="0"/>
-              <w:bottom w:val="single" w:color="auto" w:sz="12" w:space="0"/>
-              <w:right w:val="single" w:color="auto" w:sz="12" w:space="0"/>
-            </w:tcBorders>
-            <w:tcMar/>
+            <w:tcW w:w="2436" w:type="dxa"/>
+            <w:tcBorders>
+              <w:top w:val="single" w:sz="12" w:space="0" w:color="auto"/>
+              <w:left w:val="single" w:sz="12" w:space="0" w:color="auto"/>
+              <w:bottom w:val="single" w:sz="12" w:space="0" w:color="auto"/>
+              <w:right w:val="single" w:sz="12" w:space="0" w:color="auto"/>
+            </w:tcBorders>
           </w:tcPr>
           <w:p>
             <w:pPr>
@@ -1707,21 +1590,20 @@
         </w:tc>
         <w:tc>
           <w:tcPr>
-            <w:tcW w:w="8563" w:type="dxa"/>
+            <w:tcW w:w="9235" w:type="dxa"/>
             <w:gridSpan w:val="3"/>
             <w:tcBorders>
-              <w:top w:val="single" w:color="auto" w:sz="12" w:space="0"/>
-              <w:left w:val="single" w:color="auto" w:sz="12" w:space="0"/>
-              <w:bottom w:val="single" w:color="auto" w:sz="12" w:space="0"/>
-              <w:right w:val="single" w:color="auto" w:sz="12" w:space="0"/>
-            </w:tcBorders>
-            <w:tcMar/>
+              <w:top w:val="single" w:sz="12" w:space="0" w:color="auto"/>
+              <w:left w:val="single" w:sz="12" w:space="0" w:color="auto"/>
+              <w:bottom w:val="single" w:sz="12" w:space="0" w:color="auto"/>
+              <w:right w:val="single" w:sz="12" w:space="0" w:color="auto"/>
+            </w:tcBorders>
           </w:tcPr>
           <w:p>
             <w:r>
               <w:t xml:space="preserve">Rupees </w:t>
             </w:r>
-            <w:bookmarkStart w:name="InWords" w:id="27"/>
+            <w:bookmarkStart w:id="27" w:name="InWords"/>
             <w:r>
               <w:t>xx</w:t>
             </w:r>
@@ -1747,7 +1629,7 @@
       </w:r>
     </w:p>
     <w:sectPr>
-      <w:pgSz w:w="11906" w:h="16838" w:orient="portrait"/>
+      <w:pgSz w:w="11906" w:h="16838"/>
       <w:pgMar w:top="1440" w:right="1440" w:bottom="1440" w:left="1440" w:header="708" w:footer="708" w:gutter="0"/>
       <w:cols w:space="708"/>
       <w:docGrid w:linePitch="360"/>
@@ -1761,7 +1643,7 @@
   <w:docDefaults>
     <w:rPrDefault>
       <w:rPr>
-        <w:rFonts w:asciiTheme="minorHAnsi" w:hAnsiTheme="minorHAnsi" w:eastAsiaTheme="minorHAnsi" w:cstheme="minorBidi"/>
+        <w:rFonts w:asciiTheme="minorHAnsi" w:eastAsiaTheme="minorHAnsi" w:hAnsiTheme="minorHAnsi" w:cstheme="minorBidi"/>
         <w:kern w:val="2"/>
         <w:sz w:val="22"/>
         <w:szCs w:val="22"/>
@@ -1778,14 +1660,14 @@
   <w:latentStyles w:defLockedState="0" w:defUIPriority="99" w:defSemiHidden="0" w:defUnhideWhenUsed="0" w:defQFormat="0" w:count="376">
     <w:lsdException w:name="Normal" w:uiPriority="0" w:qFormat="1"/>
     <w:lsdException w:name="heading 1" w:uiPriority="9" w:qFormat="1"/>
-    <w:lsdException w:name="heading 2" w:uiPriority="9" w:semiHidden="1" w:unhideWhenUsed="1" w:qFormat="1"/>
-    <w:lsdException w:name="heading 3" w:uiPriority="9" w:semiHidden="1" w:unhideWhenUsed="1" w:qFormat="1"/>
-    <w:lsdException w:name="heading 4" w:uiPriority="9" w:semiHidden="1" w:unhideWhenUsed="1" w:qFormat="1"/>
-    <w:lsdException w:name="heading 5" w:uiPriority="9" w:semiHidden="1" w:unhideWhenUsed="1" w:qFormat="1"/>
-    <w:lsdException w:name="heading 6" w:uiPriority="9" w:semiHidden="1" w:unhideWhenUsed="1" w:qFormat="1"/>
-    <w:lsdException w:name="heading 7" w:uiPriority="9" w:semiHidden="1" w:unhideWhenUsed="1" w:qFormat="1"/>
-    <w:lsdException w:name="heading 8" w:uiPriority="9" w:semiHidden="1" w:unhideWhenUsed="1" w:qFormat="1"/>
-    <w:lsdException w:name="heading 9" w:uiPriority="9" w:semiHidden="1" w:unhideWhenUsed="1" w:qFormat="1"/>
+    <w:lsdException w:name="heading 2" w:semiHidden="1" w:uiPriority="9" w:unhideWhenUsed="1" w:qFormat="1"/>
+    <w:lsdException w:name="heading 3" w:semiHidden="1" w:uiPriority="9" w:unhideWhenUsed="1" w:qFormat="1"/>
+    <w:lsdException w:name="heading 4" w:semiHidden="1" w:uiPriority="9" w:unhideWhenUsed="1" w:qFormat="1"/>
+    <w:lsdException w:name="heading 5" w:semiHidden="1" w:uiPriority="9" w:unhideWhenUsed="1" w:qFormat="1"/>
+    <w:lsdException w:name="heading 6" w:semiHidden="1" w:uiPriority="9" w:unhideWhenUsed="1" w:qFormat="1"/>
+    <w:lsdException w:name="heading 7" w:semiHidden="1" w:uiPriority="9" w:unhideWhenUsed="1" w:qFormat="1"/>
+    <w:lsdException w:name="heading 8" w:semiHidden="1" w:uiPriority="9" w:unhideWhenUsed="1" w:qFormat="1"/>
+    <w:lsdException w:name="heading 9" w:semiHidden="1" w:uiPriority="9" w:unhideWhenUsed="1" w:qFormat="1"/>
     <w:lsdException w:name="index 1" w:semiHidden="1" w:unhideWhenUsed="1"/>
     <w:lsdException w:name="index 2" w:semiHidden="1" w:unhideWhenUsed="1"/>
     <w:lsdException w:name="index 3" w:semiHidden="1" w:unhideWhenUsed="1"/>
@@ -1795,22 +1677,22 @@
     <w:lsdException w:name="index 7" w:semiHidden="1" w:unhideWhenUsed="1"/>
     <w:lsdException w:name="index 8" w:semiHidden="1" w:unhideWhenUsed="1"/>
     <w:lsdException w:name="index 9" w:semiHidden="1" w:unhideWhenUsed="1"/>
-    <w:lsdException w:name="toc 1" w:uiPriority="39" w:semiHidden="1" w:unhideWhenUsed="1"/>
-    <w:lsdException w:name="toc 2" w:uiPriority="39" w:semiHidden="1" w:unhideWhenUsed="1"/>
-    <w:lsdException w:name="toc 3" w:uiPriority="39" w:semiHidden="1" w:unhideWhenUsed="1"/>
-    <w:lsdException w:name="toc 4" w:uiPriority="39" w:semiHidden="1" w:unhideWhenUsed="1"/>
-    <w:lsdException w:name="toc 5" w:uiPriority="39" w:semiHidden="1" w:unhideWhenUsed="1"/>
-    <w:lsdException w:name="toc 6" w:uiPriority="39" w:semiHidden="1" w:unhideWhenUsed="1"/>
-    <w:lsdException w:name="toc 7" w:uiPriority="39" w:semiHidden="1" w:unhideWhenUsed="1"/>
-    <w:lsdException w:name="toc 8" w:uiPriority="39" w:semiHidden="1" w:unhideWhenUsed="1"/>
-    <w:lsdException w:name="toc 9" w:uiPriority="39" w:semiHidden="1" w:unhideWhenUsed="1"/>
+    <w:lsdException w:name="toc 1" w:semiHidden="1" w:uiPriority="39" w:unhideWhenUsed="1"/>
+    <w:lsdException w:name="toc 2" w:semiHidden="1" w:uiPriority="39" w:unhideWhenUsed="1"/>
+    <w:lsdException w:name="toc 3" w:semiHidden="1" w:uiPriority="39" w:unhideWhenUsed="1"/>
+    <w:lsdException w:name="toc 4" w:semiHidden="1" w:uiPriority="39" w:unhideWhenUsed="1"/>
+    <w:lsdException w:name="toc 5" w:semiHidden="1" w:uiPriority="39" w:unhideWhenUsed="1"/>
+    <w:lsdException w:name="toc 6" w:semiHidden="1" w:uiPriority="39" w:unhideWhenUsed="1"/>
+    <w:lsdException w:name="toc 7" w:semiHidden="1" w:uiPriority="39" w:unhideWhenUsed="1"/>
+    <w:lsdException w:name="toc 8" w:semiHidden="1" w:uiPriority="39" w:unhideWhenUsed="1"/>
+    <w:lsdException w:name="toc 9" w:semiHidden="1" w:uiPriority="39" w:unhideWhenUsed="1"/>
     <w:lsdException w:name="Normal Indent" w:semiHidden="1" w:unhideWhenUsed="1"/>
     <w:lsdException w:name="footnote text" w:semiHidden="1" w:unhideWhenUsed="1"/>
     <w:lsdException w:name="annotation text" w:semiHidden="1" w:unhideWhenUsed="1"/>
     <w:lsdException w:name="header" w:semiHidden="1" w:unhideWhenUsed="1"/>
     <w:lsdException w:name="footer" w:semiHidden="1" w:unhideWhenUsed="1"/>
     <w:lsdException w:name="index heading" w:semiHidden="1" w:unhideWhenUsed="1"/>
-    <w:lsdException w:name="caption" w:uiPriority="35" w:semiHidden="1" w:unhideWhenUsed="1" w:qFormat="1"/>
+    <w:lsdException w:name="caption" w:semiHidden="1" w:uiPriority="35" w:unhideWhenUsed="1" w:qFormat="1"/>
     <w:lsdException w:name="table of figures" w:semiHidden="1" w:unhideWhenUsed="1"/>
     <w:lsdException w:name="envelope address" w:semiHidden="1" w:unhideWhenUsed="1"/>
     <w:lsdException w:name="envelope return" w:semiHidden="1" w:unhideWhenUsed="1"/>
@@ -1841,7 +1723,7 @@
     <w:lsdException w:name="Title" w:uiPriority="10" w:qFormat="1"/>
     <w:lsdException w:name="Closing" w:semiHidden="1" w:unhideWhenUsed="1"/>
     <w:lsdException w:name="Signature" w:semiHidden="1" w:unhideWhenUsed="1"/>
-    <w:lsdException w:name="Default Paragraph Font" w:uiPriority="1" w:semiHidden="1" w:unhideWhenUsed="1"/>
+    <w:lsdException w:name="Default Paragraph Font" w:semiHidden="1" w:uiPriority="1" w:unhideWhenUsed="1"/>
     <w:lsdException w:name="Body Text" w:semiHidden="1" w:unhideWhenUsed="1"/>
     <w:lsdException w:name="Body Text Indent" w:semiHidden="1" w:unhideWhenUsed="1"/>
     <w:lsdException w:name="List Continue" w:semiHidden="1" w:unhideWhenUsed="1"/>
@@ -2041,8 +1923,8 @@
     <w:lsdException w:name="Subtle Reference" w:uiPriority="31" w:qFormat="1"/>
     <w:lsdException w:name="Intense Reference" w:uiPriority="32" w:qFormat="1"/>
     <w:lsdException w:name="Book Title" w:uiPriority="33" w:qFormat="1"/>
-    <w:lsdException w:name="Bibliography" w:uiPriority="37" w:semiHidden="1" w:unhideWhenUsed="1"/>
-    <w:lsdException w:name="TOC Heading" w:uiPriority="39" w:semiHidden="1" w:unhideWhenUsed="1" w:qFormat="1"/>
+    <w:lsdException w:name="Bibliography" w:semiHidden="1" w:uiPriority="37" w:unhideWhenUsed="1"/>
+    <w:lsdException w:name="TOC Heading" w:semiHidden="1" w:uiPriority="39" w:unhideWhenUsed="1" w:qFormat="1"/>
     <w:lsdException w:name="Plain Table 1" w:uiPriority="41"/>
     <w:lsdException w:name="Plain Table 2" w:uiPriority="42"/>
     <w:lsdException w:name="Plain Table 3" w:uiPriority="43"/>
@@ -2153,7 +2035,7 @@
     <w:lsdException w:name="Unresolved Mention" w:semiHidden="1" w:unhideWhenUsed="1"/>
     <w:lsdException w:name="Smart Link" w:semiHidden="1" w:unhideWhenUsed="1"/>
   </w:latentStyles>
-  <w:style w:type="paragraph" w:styleId="Normal" w:default="1">
+  <w:style w:type="paragraph" w:default="1" w:styleId="Normal">
     <w:name w:val="Normal"/>
     <w:qFormat/>
   </w:style>
@@ -2172,7 +2054,7 @@
       <w:outlineLvl w:val="0"/>
     </w:pPr>
     <w:rPr>
-      <w:rFonts w:asciiTheme="majorHAnsi" w:hAnsiTheme="majorHAnsi" w:eastAsiaTheme="majorEastAsia" w:cstheme="majorBidi"/>
+      <w:rFonts w:asciiTheme="majorHAnsi" w:eastAsiaTheme="majorEastAsia" w:hAnsiTheme="majorHAnsi" w:cstheme="majorBidi"/>
       <w:color w:val="2F5496" w:themeColor="accent1" w:themeShade="BF"/>
       <w:sz w:val="40"/>
       <w:szCs w:val="40"/>
@@ -2195,7 +2077,7 @@
       <w:outlineLvl w:val="1"/>
     </w:pPr>
     <w:rPr>
-      <w:rFonts w:asciiTheme="majorHAnsi" w:hAnsiTheme="majorHAnsi" w:eastAsiaTheme="majorEastAsia" w:cstheme="majorBidi"/>
+      <w:rFonts w:asciiTheme="majorHAnsi" w:eastAsiaTheme="majorEastAsia" w:hAnsiTheme="majorHAnsi" w:cstheme="majorBidi"/>
       <w:color w:val="2F5496" w:themeColor="accent1" w:themeShade="BF"/>
       <w:sz w:val="32"/>
       <w:szCs w:val="32"/>
@@ -2356,13 +2238,13 @@
       <w:color w:val="272727" w:themeColor="text1" w:themeTint="D8"/>
     </w:rPr>
   </w:style>
-  <w:style w:type="character" w:styleId="DefaultParagraphFont" w:default="1">
+  <w:style w:type="character" w:default="1" w:styleId="DefaultParagraphFont">
     <w:name w:val="Default Paragraph Font"/>
     <w:uiPriority w:val="1"/>
     <w:semiHidden/>
     <w:unhideWhenUsed/>
   </w:style>
-  <w:style w:type="table" w:styleId="TableNormal" w:default="1">
+  <w:style w:type="table" w:default="1" w:styleId="TableNormal">
     <w:name w:val="Normal Table"/>
     <w:uiPriority w:val="99"/>
     <w:semiHidden/>
@@ -2377,26 +2259,26 @@
       </w:tblCellMar>
     </w:tblPr>
   </w:style>
-  <w:style w:type="numbering" w:styleId="NoList" w:default="1">
+  <w:style w:type="numbering" w:default="1" w:styleId="NoList">
     <w:name w:val="No List"/>
     <w:uiPriority w:val="99"/>
     <w:semiHidden/>
     <w:unhideWhenUsed/>
   </w:style>
-  <w:style w:type="character" w:styleId="Heading1Char" w:customStyle="1">
+  <w:style w:type="character" w:customStyle="1" w:styleId="Heading1Char">
     <w:name w:val="Heading 1 Char"/>
     <w:basedOn w:val="DefaultParagraphFont"/>
     <w:link w:val="Heading1"/>
     <w:uiPriority w:val="9"/>
     <w:rsid w:val="00A63673"/>
     <w:rPr>
-      <w:rFonts w:asciiTheme="majorHAnsi" w:hAnsiTheme="majorHAnsi" w:eastAsiaTheme="majorEastAsia" w:cstheme="majorBidi"/>
+      <w:rFonts w:asciiTheme="majorHAnsi" w:eastAsiaTheme="majorEastAsia" w:hAnsiTheme="majorHAnsi" w:cstheme="majorBidi"/>
       <w:color w:val="2F5496" w:themeColor="accent1" w:themeShade="BF"/>
       <w:sz w:val="40"/>
       <w:szCs w:val="40"/>
     </w:rPr>
   </w:style>
-  <w:style w:type="character" w:styleId="Heading2Char" w:customStyle="1">
+  <w:style w:type="character" w:customStyle="1" w:styleId="Heading2Char">
     <w:name w:val="Heading 2 Char"/>
     <w:basedOn w:val="DefaultParagraphFont"/>
     <w:link w:val="Heading2"/>
@@ -2404,13 +2286,13 @@
     <w:semiHidden/>
     <w:rsid w:val="00A63673"/>
     <w:rPr>
-      <w:rFonts w:asciiTheme="majorHAnsi" w:hAnsiTheme="majorHAnsi" w:eastAsiaTheme="majorEastAsia" w:cstheme="majorBidi"/>
+      <w:rFonts w:asciiTheme="majorHAnsi" w:eastAsiaTheme="majorEastAsia" w:hAnsiTheme="majorHAnsi" w:cstheme="majorBidi"/>
       <w:color w:val="2F5496" w:themeColor="accent1" w:themeShade="BF"/>
       <w:sz w:val="32"/>
       <w:szCs w:val="32"/>
     </w:rPr>
   </w:style>
-  <w:style w:type="character" w:styleId="Heading3Char" w:customStyle="1">
+  <w:style w:type="character" w:customStyle="1" w:styleId="Heading3Char">
     <w:name w:val="Heading 3 Char"/>
     <w:basedOn w:val="DefaultParagraphFont"/>
     <w:link w:val="Heading3"/>
@@ -2424,7 +2306,7 @@
       <w:szCs w:val="28"/>
     </w:rPr>
   </w:style>
-  <w:style w:type="character" w:styleId="Heading4Char" w:customStyle="1">
+  <w:style w:type="character" w:customStyle="1" w:styleId="Heading4Char">
     <w:name w:val="Heading 4 Char"/>
     <w:basedOn w:val="DefaultParagraphFont"/>
     <w:link w:val="Heading4"/>
@@ -2438,7 +2320,7 @@
       <w:color w:val="2F5496" w:themeColor="accent1" w:themeShade="BF"/>
     </w:rPr>
   </w:style>
-  <w:style w:type="character" w:styleId="Heading5Char" w:customStyle="1">
+  <w:style w:type="character" w:customStyle="1" w:styleId="Heading5Char">
     <w:name w:val="Heading 5 Char"/>
     <w:basedOn w:val="DefaultParagraphFont"/>
     <w:link w:val="Heading5"/>
@@ -2450,7 +2332,7 @@
       <w:color w:val="2F5496" w:themeColor="accent1" w:themeShade="BF"/>
     </w:rPr>
   </w:style>
-  <w:style w:type="character" w:styleId="Heading6Char" w:customStyle="1">
+  <w:style w:type="character" w:customStyle="1" w:styleId="Heading6Char">
     <w:name w:val="Heading 6 Char"/>
     <w:basedOn w:val="DefaultParagraphFont"/>
     <w:link w:val="Heading6"/>
@@ -2464,7 +2346,7 @@
       <w:color w:val="595959" w:themeColor="text1" w:themeTint="A6"/>
     </w:rPr>
   </w:style>
-  <w:style w:type="character" w:styleId="Heading7Char" w:customStyle="1">
+  <w:style w:type="character" w:customStyle="1" w:styleId="Heading7Char">
     <w:name w:val="Heading 7 Char"/>
     <w:basedOn w:val="DefaultParagraphFont"/>
     <w:link w:val="Heading7"/>
@@ -2476,7 +2358,7 @@
       <w:color w:val="595959" w:themeColor="text1" w:themeTint="A6"/>
     </w:rPr>
   </w:style>
-  <w:style w:type="character" w:styleId="Heading8Char" w:customStyle="1">
+  <w:style w:type="character" w:customStyle="1" w:styleId="Heading8Char">
     <w:name w:val="Heading 8 Char"/>
     <w:basedOn w:val="DefaultParagraphFont"/>
     <w:link w:val="Heading8"/>
@@ -2490,7 +2372,7 @@
       <w:color w:val="272727" w:themeColor="text1" w:themeTint="D8"/>
     </w:rPr>
   </w:style>
-  <w:style w:type="character" w:styleId="Heading9Char" w:customStyle="1">
+  <w:style w:type="character" w:customStyle="1" w:styleId="Heading9Char">
     <w:name w:val="Heading 9 Char"/>
     <w:basedOn w:val="DefaultParagraphFont"/>
     <w:link w:val="Heading9"/>
@@ -2515,21 +2397,21 @@
       <w:contextualSpacing/>
     </w:pPr>
     <w:rPr>
-      <w:rFonts w:asciiTheme="majorHAnsi" w:hAnsiTheme="majorHAnsi" w:eastAsiaTheme="majorEastAsia" w:cstheme="majorBidi"/>
+      <w:rFonts w:asciiTheme="majorHAnsi" w:eastAsiaTheme="majorEastAsia" w:hAnsiTheme="majorHAnsi" w:cstheme="majorBidi"/>
       <w:spacing w:val="-10"/>
       <w:kern w:val="28"/>
       <w:sz w:val="56"/>
       <w:szCs w:val="56"/>
     </w:rPr>
   </w:style>
-  <w:style w:type="character" w:styleId="TitleChar" w:customStyle="1">
+  <w:style w:type="character" w:customStyle="1" w:styleId="TitleChar">
     <w:name w:val="Title Char"/>
     <w:basedOn w:val="DefaultParagraphFont"/>
     <w:link w:val="Title"/>
     <w:uiPriority w:val="10"/>
     <w:rsid w:val="00A63673"/>
     <w:rPr>
-      <w:rFonts w:asciiTheme="majorHAnsi" w:hAnsiTheme="majorHAnsi" w:eastAsiaTheme="majorEastAsia" w:cstheme="majorBidi"/>
+      <w:rFonts w:asciiTheme="majorHAnsi" w:eastAsiaTheme="majorEastAsia" w:hAnsiTheme="majorHAnsi" w:cstheme="majorBidi"/>
       <w:spacing w:val="-10"/>
       <w:kern w:val="28"/>
       <w:sz w:val="56"/>
@@ -2557,7 +2439,7 @@
       <w:szCs w:val="28"/>
     </w:rPr>
   </w:style>
-  <w:style w:type="character" w:styleId="SubtitleChar" w:customStyle="1">
+  <w:style w:type="character" w:customStyle="1" w:styleId="SubtitleChar">
     <w:name w:val="Subtitle Char"/>
     <w:basedOn w:val="DefaultParagraphFont"/>
     <w:link w:val="Subtitle"/>
@@ -2589,7 +2471,7 @@
       <w:color w:val="404040" w:themeColor="text1" w:themeTint="BF"/>
     </w:rPr>
   </w:style>
-  <w:style w:type="character" w:styleId="QuoteChar" w:customStyle="1">
+  <w:style w:type="character" w:customStyle="1" w:styleId="QuoteChar">
     <w:name w:val="Quote Char"/>
     <w:basedOn w:val="DefaultParagraphFont"/>
     <w:link w:val="Quote"/>
@@ -2634,8 +2516,8 @@
     <w:rsid w:val="00A63673"/>
     <w:pPr>
       <w:pBdr>
-        <w:top w:val="single" w:color="2F5496" w:themeColor="accent1" w:themeShade="BF" w:sz="4" w:space="10"/>
-        <w:bottom w:val="single" w:color="2F5496" w:themeColor="accent1" w:themeShade="BF" w:sz="4" w:space="10"/>
+        <w:top w:val="single" w:sz="4" w:space="10" w:color="2F5496" w:themeColor="accent1" w:themeShade="BF"/>
+        <w:bottom w:val="single" w:sz="4" w:space="10" w:color="2F5496" w:themeColor="accent1" w:themeShade="BF"/>
       </w:pBdr>
       <w:spacing w:before="360" w:after="360"/>
       <w:ind w:left="864" w:right="864"/>
@@ -2647,7 +2529,7 @@
       <w:color w:val="2F5496" w:themeColor="accent1" w:themeShade="BF"/>
     </w:rPr>
   </w:style>
-  <w:style w:type="character" w:styleId="IntenseQuoteChar" w:customStyle="1">
+  <w:style w:type="character" w:customStyle="1" w:styleId="IntenseQuoteChar">
     <w:name w:val="Intense Quote Char"/>
     <w:basedOn w:val="DefaultParagraphFont"/>
     <w:link w:val="IntenseQuote"/>
@@ -2683,12 +2565,12 @@
     </w:pPr>
     <w:tblPr>
       <w:tblBorders>
-        <w:top w:val="single" w:color="auto" w:sz="4" w:space="0"/>
-        <w:left w:val="single" w:color="auto" w:sz="4" w:space="0"/>
-        <w:bottom w:val="single" w:color="auto" w:sz="4" w:space="0"/>
-        <w:right w:val="single" w:color="auto" w:sz="4" w:space="0"/>
-        <w:insideH w:val="single" w:color="auto" w:sz="4" w:space="0"/>
-        <w:insideV w:val="single" w:color="auto" w:sz="4" w:space="0"/>
+        <w:top w:val="single" w:sz="4" w:space="0" w:color="auto"/>
+        <w:left w:val="single" w:sz="4" w:space="0" w:color="auto"/>
+        <w:bottom w:val="single" w:sz="4" w:space="0" w:color="auto"/>
+        <w:right w:val="single" w:sz="4" w:space="0" w:color="auto"/>
+        <w:insideH w:val="single" w:sz="4" w:space="0" w:color="auto"/>
+        <w:insideV w:val="single" w:sz="4" w:space="0" w:color="auto"/>
       </w:tblBorders>
     </w:tblPr>
   </w:style>
@@ -2696,7 +2578,7 @@
 </file>
 
 <file path=word/theme/theme1.xml><?xml version="1.0" encoding="utf-8"?>
-<a:theme xmlns:a="http://schemas.openxmlformats.org/drawingml/2006/main" xmlns:thm15="http://schemas.microsoft.com/office/thememl/2012/main" name="Office Theme">
+<a:theme xmlns:a="http://schemas.openxmlformats.org/drawingml/2006/main" name="Office Theme">
   <a:themeElements>
     <a:clrScheme name="Office">
       <a:dk1>

--- a/Backend/Templates/PaySlipTemplate.docx
+++ b/Backend/Templates/PaySlipTemplate.docx
@@ -10,10 +10,10 @@
         <w:tblLook w:val="04A0" w:firstRow="1" w:lastRow="0" w:firstColumn="1" w:lastColumn="0" w:noHBand="0" w:noVBand="1"/>
       </w:tblPr>
       <w:tblGrid>
-        <w:gridCol w:w="2436"/>
-        <w:gridCol w:w="3790"/>
-        <w:gridCol w:w="2520"/>
-        <w:gridCol w:w="2925"/>
+        <w:gridCol w:w="2346"/>
+        <w:gridCol w:w="3880"/>
+        <w:gridCol w:w="2330"/>
+        <w:gridCol w:w="3115"/>
       </w:tblGrid>
       <w:tr>
         <w:trPr>
@@ -35,32 +35,44 @@
               <w:spacing w:line="276" w:lineRule="auto"/>
               <w:jc w:val="center"/>
               <w:rPr>
+                <w:rFonts w:ascii="Arial" w:hAnsi="Arial" w:cs="Arial"/>
                 <w:b/>
                 <w:bCs/>
                 <w:color w:val="099B9B"/>
-              </w:rPr>
-            </w:pPr>
-            <w:r>
-              <w:rPr>
+                <w:sz w:val="20"/>
+                <w:szCs w:val="20"/>
+              </w:rPr>
+            </w:pPr>
+            <w:r>
+              <w:rPr>
+                <w:rFonts w:ascii="Arial" w:hAnsi="Arial" w:cs="Arial"/>
                 <w:b/>
                 <w:bCs/>
                 <w:color w:val="099B9B"/>
+                <w:sz w:val="20"/>
+                <w:szCs w:val="20"/>
               </w:rPr>
               <w:t xml:space="preserve">          </w:t>
             </w:r>
             <w:r>
               <w:rPr>
+                <w:rFonts w:ascii="Arial" w:hAnsi="Arial" w:cs="Arial"/>
                 <w:b/>
                 <w:bCs/>
                 <w:color w:val="099B9B"/>
+                <w:sz w:val="20"/>
+                <w:szCs w:val="20"/>
               </w:rPr>
               <w:t xml:space="preserve">   </w:t>
             </w:r>
             <w:r>
               <w:rPr>
+                <w:rFonts w:ascii="Arial" w:hAnsi="Arial" w:cs="Arial"/>
                 <w:b/>
                 <w:bCs/>
                 <w:color w:val="099B9B"/>
+                <w:sz w:val="20"/>
+                <w:szCs w:val="20"/>
               </w:rPr>
               <w:t>PIRNAV SOFTWARE SOLUTIONS PRIVATE LIMITED</w:t>
             </w:r>
@@ -73,13 +85,21 @@
               </w:tabs>
               <w:spacing w:line="276" w:lineRule="auto"/>
               <w:ind w:right="432"/>
-            </w:pPr>
-            <w:r>
-              <w:rPr>
+              <w:rPr>
+                <w:rFonts w:ascii="Arial" w:hAnsi="Arial" w:cs="Arial"/>
+                <w:sz w:val="20"/>
+                <w:szCs w:val="20"/>
+              </w:rPr>
+            </w:pPr>
+            <w:r>
+              <w:rPr>
+                <w:rFonts w:ascii="Arial" w:hAnsi="Arial" w:cs="Arial"/>
                 <w:noProof/>
+                <w:sz w:val="20"/>
+                <w:szCs w:val="20"/>
               </w:rPr>
               <w:drawing>
-                <wp:anchor distT="0" distB="0" distL="114300" distR="114300" simplePos="0" relativeHeight="251658240" behindDoc="0" locked="0" layoutInCell="1" allowOverlap="1" wp14:anchorId="16C8EFBB" wp14:editId="6B0A0DBA">
+                <wp:anchor distT="0" distB="0" distL="114300" distR="114300" simplePos="0" relativeHeight="251658240" behindDoc="0" locked="0" layoutInCell="1" allowOverlap="1" wp14:anchorId="16C8EFBB" wp14:editId="1B715F76">
                   <wp:simplePos x="0" y="0"/>
                   <wp:positionH relativeFrom="margin">
                     <wp:posOffset>52070</wp:posOffset>
@@ -152,21 +172,44 @@
               </w:drawing>
             </w:r>
             <w:r>
+              <w:rPr>
+                <w:rFonts w:ascii="Arial" w:hAnsi="Arial" w:cs="Arial"/>
+                <w:sz w:val="20"/>
+                <w:szCs w:val="20"/>
+              </w:rPr>
               <w:t xml:space="preserve">      </w:t>
             </w:r>
             <w:r>
-              <w:t xml:space="preserve"> </w:t>
-            </w:r>
-            <w:r>
+              <w:rPr>
+                <w:rFonts w:ascii="Arial" w:hAnsi="Arial" w:cs="Arial"/>
+                <w:sz w:val="20"/>
+                <w:szCs w:val="20"/>
+              </w:rPr>
+              <w:t xml:space="preserve">  </w:t>
+            </w:r>
+            <w:r>
+              <w:rPr>
+                <w:rFonts w:ascii="Arial" w:hAnsi="Arial" w:cs="Arial"/>
+                <w:sz w:val="20"/>
+                <w:szCs w:val="20"/>
+              </w:rPr>
               <w:t>4</w:t>
             </w:r>
             <w:r>
               <w:rPr>
+                <w:rFonts w:ascii="Arial" w:hAnsi="Arial" w:cs="Arial"/>
+                <w:sz w:val="20"/>
+                <w:szCs w:val="20"/>
                 <w:vertAlign w:val="superscript"/>
               </w:rPr>
               <w:t>th</w:t>
             </w:r>
             <w:r>
+              <w:rPr>
+                <w:rFonts w:ascii="Arial" w:hAnsi="Arial" w:cs="Arial"/>
+                <w:sz w:val="20"/>
+                <w:szCs w:val="20"/>
+              </w:rPr>
               <w:t xml:space="preserve"> Floor, Jain Sadguru Images Capital Park, Madhapur, Hyderabad – 500081</w:t>
             </w:r>
           </w:p>
@@ -174,8 +217,11 @@
             <w:pPr>
               <w:jc w:val="center"/>
               <w:rPr>
-                <w:b/>
-                <w:bCs/>
+                <w:rFonts w:ascii="Arial" w:hAnsi="Arial" w:cs="Arial"/>
+                <w:b/>
+                <w:bCs/>
+                <w:sz w:val="20"/>
+                <w:szCs w:val="20"/>
               </w:rPr>
             </w:pPr>
           </w:p>
@@ -183,22 +229,31 @@
             <w:pPr>
               <w:jc w:val="center"/>
               <w:rPr>
-                <w:b/>
-                <w:bCs/>
-              </w:rPr>
-            </w:pPr>
-            <w:r>
-              <w:rPr>
-                <w:b/>
-                <w:bCs/>
+                <w:rFonts w:ascii="Arial" w:hAnsi="Arial" w:cs="Arial"/>
+                <w:b/>
+                <w:bCs/>
+                <w:sz w:val="20"/>
+                <w:szCs w:val="20"/>
+              </w:rPr>
+            </w:pPr>
+            <w:r>
+              <w:rPr>
+                <w:rFonts w:ascii="Arial" w:hAnsi="Arial" w:cs="Arial"/>
+                <w:b/>
+                <w:bCs/>
+                <w:sz w:val="20"/>
+                <w:szCs w:val="20"/>
               </w:rPr>
               <w:t xml:space="preserve">PAY SLIP FOR THE MONTH OF </w:t>
             </w:r>
             <w:bookmarkStart w:id="0" w:name="Month"/>
             <w:r>
               <w:rPr>
-                <w:b/>
-                <w:bCs/>
+                <w:rFonts w:ascii="Arial" w:hAnsi="Arial" w:cs="Arial"/>
+                <w:b/>
+                <w:bCs/>
+                <w:sz w:val="20"/>
+                <w:szCs w:val="20"/>
               </w:rPr>
               <w:t>XXX</w:t>
             </w:r>
@@ -212,7 +267,7 @@
         </w:trPr>
         <w:tc>
           <w:tcPr>
-            <w:tcW w:w="2436" w:type="dxa"/>
+            <w:tcW w:w="2346" w:type="dxa"/>
             <w:tcBorders>
               <w:top w:val="single" w:sz="12" w:space="0" w:color="000000" w:themeColor="text1"/>
               <w:left w:val="single" w:sz="12" w:space="0" w:color="000000" w:themeColor="text1"/>
@@ -223,14 +278,20 @@
           <w:p>
             <w:pPr>
               <w:rPr>
-                <w:b/>
-                <w:bCs/>
-              </w:rPr>
-            </w:pPr>
-            <w:r>
-              <w:rPr>
-                <w:b/>
-                <w:bCs/>
+                <w:rFonts w:ascii="Arial" w:hAnsi="Arial" w:cs="Arial"/>
+                <w:b/>
+                <w:bCs/>
+                <w:sz w:val="18"/>
+                <w:szCs w:val="18"/>
+              </w:rPr>
+            </w:pPr>
+            <w:r>
+              <w:rPr>
+                <w:rFonts w:ascii="Arial" w:hAnsi="Arial" w:cs="Arial"/>
+                <w:b/>
+                <w:bCs/>
+                <w:sz w:val="18"/>
+                <w:szCs w:val="18"/>
               </w:rPr>
               <w:t>Employee Name</w:t>
             </w:r>
@@ -238,7 +299,7 @@
         </w:tc>
         <w:tc>
           <w:tcPr>
-            <w:tcW w:w="3790" w:type="dxa"/>
+            <w:tcW w:w="3880" w:type="dxa"/>
             <w:tcBorders>
               <w:top w:val="single" w:sz="12" w:space="0" w:color="000000" w:themeColor="text1"/>
               <w:left w:val="single" w:sz="12" w:space="0" w:color="000000" w:themeColor="text1"/>
@@ -247,19 +308,36 @@
             </w:tcBorders>
           </w:tcPr>
           <w:p>
+            <w:pPr>
+              <w:rPr>
+                <w:rFonts w:ascii="Arial" w:hAnsi="Arial" w:cs="Arial"/>
+                <w:sz w:val="18"/>
+                <w:szCs w:val="18"/>
+              </w:rPr>
+            </w:pPr>
             <w:bookmarkStart w:id="1" w:name="CandidateName"/>
             <w:r>
+              <w:rPr>
+                <w:rFonts w:ascii="Arial" w:hAnsi="Arial" w:cs="Arial"/>
+                <w:sz w:val="18"/>
+                <w:szCs w:val="18"/>
+              </w:rPr>
               <w:t>X</w:t>
             </w:r>
             <w:bookmarkEnd w:id="1"/>
             <w:r>
+              <w:rPr>
+                <w:rFonts w:ascii="Arial" w:hAnsi="Arial" w:cs="Arial"/>
+                <w:sz w:val="18"/>
+                <w:szCs w:val="18"/>
+              </w:rPr>
               <w:t xml:space="preserve"> </w:t>
             </w:r>
           </w:p>
         </w:tc>
         <w:tc>
           <w:tcPr>
-            <w:tcW w:w="2520" w:type="dxa"/>
+            <w:tcW w:w="2330" w:type="dxa"/>
             <w:tcBorders>
               <w:top w:val="single" w:sz="12" w:space="0" w:color="000000" w:themeColor="text1"/>
               <w:left w:val="single" w:sz="12" w:space="0" w:color="000000" w:themeColor="text1"/>
@@ -270,14 +348,20 @@
           <w:p>
             <w:pPr>
               <w:rPr>
-                <w:b/>
-                <w:bCs/>
-              </w:rPr>
-            </w:pPr>
-            <w:r>
-              <w:rPr>
-                <w:b/>
-                <w:bCs/>
+                <w:rFonts w:ascii="Arial" w:hAnsi="Arial" w:cs="Arial"/>
+                <w:b/>
+                <w:bCs/>
+                <w:sz w:val="18"/>
+                <w:szCs w:val="18"/>
+              </w:rPr>
+            </w:pPr>
+            <w:r>
+              <w:rPr>
+                <w:rFonts w:ascii="Arial" w:hAnsi="Arial" w:cs="Arial"/>
+                <w:b/>
+                <w:bCs/>
+                <w:sz w:val="18"/>
+                <w:szCs w:val="18"/>
               </w:rPr>
               <w:t>Bank Account Number</w:t>
             </w:r>
@@ -285,7 +369,7 @@
         </w:tc>
         <w:tc>
           <w:tcPr>
-            <w:tcW w:w="2925" w:type="dxa"/>
+            <w:tcW w:w="3115" w:type="dxa"/>
             <w:tcBorders>
               <w:top w:val="single" w:sz="12" w:space="0" w:color="000000" w:themeColor="text1"/>
               <w:left w:val="single" w:sz="12" w:space="0" w:color="000000" w:themeColor="text1"/>
@@ -294,8 +378,20 @@
             </w:tcBorders>
           </w:tcPr>
           <w:p>
+            <w:pPr>
+              <w:rPr>
+                <w:rFonts w:ascii="Arial" w:hAnsi="Arial" w:cs="Arial"/>
+                <w:sz w:val="18"/>
+                <w:szCs w:val="18"/>
+              </w:rPr>
+            </w:pPr>
             <w:bookmarkStart w:id="2" w:name="BankAccountNumber"/>
             <w:r>
+              <w:rPr>
+                <w:rFonts w:ascii="Arial" w:hAnsi="Arial" w:cs="Arial"/>
+                <w:sz w:val="18"/>
+                <w:szCs w:val="18"/>
+              </w:rPr>
               <w:t>xx</w:t>
             </w:r>
             <w:bookmarkEnd w:id="2"/>
@@ -308,25 +404,31 @@
         </w:trPr>
         <w:tc>
           <w:tcPr>
-            <w:tcW w:w="2436" w:type="dxa"/>
-            <w:tcBorders>
-              <w:top w:val="none" w:sz="4" w:space="0" w:color="000000" w:themeColor="text1"/>
-              <w:left w:val="single" w:sz="12" w:space="0" w:color="000000" w:themeColor="text1"/>
-              <w:bottom w:val="none" w:sz="4" w:space="0" w:color="000000" w:themeColor="text1"/>
-              <w:right w:val="single" w:sz="12" w:space="0" w:color="000000" w:themeColor="text1"/>
-            </w:tcBorders>
-          </w:tcPr>
-          <w:p>
-            <w:pPr>
-              <w:rPr>
-                <w:b/>
-                <w:bCs/>
-              </w:rPr>
-            </w:pPr>
-            <w:r>
-              <w:rPr>
-                <w:b/>
-                <w:bCs/>
+            <w:tcW w:w="2346" w:type="dxa"/>
+            <w:tcBorders>
+              <w:top w:val="none" w:sz="4" w:space="0" w:color="000000" w:themeColor="text1"/>
+              <w:left w:val="single" w:sz="12" w:space="0" w:color="000000" w:themeColor="text1"/>
+              <w:bottom w:val="none" w:sz="4" w:space="0" w:color="000000" w:themeColor="text1"/>
+              <w:right w:val="single" w:sz="12" w:space="0" w:color="000000" w:themeColor="text1"/>
+            </w:tcBorders>
+          </w:tcPr>
+          <w:p>
+            <w:pPr>
+              <w:rPr>
+                <w:rFonts w:ascii="Arial" w:hAnsi="Arial" w:cs="Arial"/>
+                <w:b/>
+                <w:bCs/>
+                <w:sz w:val="18"/>
+                <w:szCs w:val="18"/>
+              </w:rPr>
+            </w:pPr>
+            <w:r>
+              <w:rPr>
+                <w:rFonts w:ascii="Arial" w:hAnsi="Arial" w:cs="Arial"/>
+                <w:b/>
+                <w:bCs/>
+                <w:sz w:val="18"/>
+                <w:szCs w:val="18"/>
               </w:rPr>
               <w:t>Employee Code</w:t>
             </w:r>
@@ -334,17 +436,29 @@
         </w:tc>
         <w:tc>
           <w:tcPr>
-            <w:tcW w:w="3790" w:type="dxa"/>
-            <w:tcBorders>
-              <w:top w:val="none" w:sz="4" w:space="0" w:color="000000" w:themeColor="text1"/>
-              <w:left w:val="single" w:sz="12" w:space="0" w:color="000000" w:themeColor="text1"/>
-              <w:bottom w:val="none" w:sz="4" w:space="0" w:color="000000" w:themeColor="text1"/>
-              <w:right w:val="single" w:sz="12" w:space="0" w:color="000000" w:themeColor="text1"/>
-            </w:tcBorders>
-          </w:tcPr>
-          <w:p>
+            <w:tcW w:w="3880" w:type="dxa"/>
+            <w:tcBorders>
+              <w:top w:val="none" w:sz="4" w:space="0" w:color="000000" w:themeColor="text1"/>
+              <w:left w:val="single" w:sz="12" w:space="0" w:color="000000" w:themeColor="text1"/>
+              <w:bottom w:val="none" w:sz="4" w:space="0" w:color="000000" w:themeColor="text1"/>
+              <w:right w:val="single" w:sz="12" w:space="0" w:color="000000" w:themeColor="text1"/>
+            </w:tcBorders>
+          </w:tcPr>
+          <w:p>
+            <w:pPr>
+              <w:rPr>
+                <w:rFonts w:ascii="Arial" w:hAnsi="Arial" w:cs="Arial"/>
+                <w:sz w:val="18"/>
+                <w:szCs w:val="18"/>
+              </w:rPr>
+            </w:pPr>
             <w:bookmarkStart w:id="3" w:name="EmployeeID"/>
             <w:r>
+              <w:rPr>
+                <w:rFonts w:ascii="Arial" w:hAnsi="Arial" w:cs="Arial"/>
+                <w:sz w:val="18"/>
+                <w:szCs w:val="18"/>
+              </w:rPr>
               <w:t>xx</w:t>
             </w:r>
             <w:bookmarkEnd w:id="3"/>
@@ -352,25 +466,31 @@
         </w:tc>
         <w:tc>
           <w:tcPr>
-            <w:tcW w:w="2520" w:type="dxa"/>
-            <w:tcBorders>
-              <w:top w:val="none" w:sz="4" w:space="0" w:color="000000" w:themeColor="text1"/>
-              <w:left w:val="single" w:sz="12" w:space="0" w:color="000000" w:themeColor="text1"/>
-              <w:bottom w:val="none" w:sz="4" w:space="0" w:color="000000" w:themeColor="text1"/>
-              <w:right w:val="single" w:sz="12" w:space="0" w:color="000000" w:themeColor="text1"/>
-            </w:tcBorders>
-          </w:tcPr>
-          <w:p>
-            <w:pPr>
-              <w:rPr>
-                <w:b/>
-                <w:bCs/>
-              </w:rPr>
-            </w:pPr>
-            <w:r>
-              <w:rPr>
-                <w:b/>
-                <w:bCs/>
+            <w:tcW w:w="2330" w:type="dxa"/>
+            <w:tcBorders>
+              <w:top w:val="none" w:sz="4" w:space="0" w:color="000000" w:themeColor="text1"/>
+              <w:left w:val="single" w:sz="12" w:space="0" w:color="000000" w:themeColor="text1"/>
+              <w:bottom w:val="none" w:sz="4" w:space="0" w:color="000000" w:themeColor="text1"/>
+              <w:right w:val="single" w:sz="12" w:space="0" w:color="000000" w:themeColor="text1"/>
+            </w:tcBorders>
+          </w:tcPr>
+          <w:p>
+            <w:pPr>
+              <w:rPr>
+                <w:rFonts w:ascii="Arial" w:hAnsi="Arial" w:cs="Arial"/>
+                <w:b/>
+                <w:bCs/>
+                <w:sz w:val="18"/>
+                <w:szCs w:val="18"/>
+              </w:rPr>
+            </w:pPr>
+            <w:r>
+              <w:rPr>
+                <w:rFonts w:ascii="Arial" w:hAnsi="Arial" w:cs="Arial"/>
+                <w:b/>
+                <w:bCs/>
+                <w:sz w:val="18"/>
+                <w:szCs w:val="18"/>
               </w:rPr>
               <w:t>Bank Name</w:t>
             </w:r>
@@ -378,17 +498,29 @@
         </w:tc>
         <w:tc>
           <w:tcPr>
-            <w:tcW w:w="2925" w:type="dxa"/>
-            <w:tcBorders>
-              <w:top w:val="none" w:sz="4" w:space="0" w:color="000000" w:themeColor="text1"/>
-              <w:left w:val="single" w:sz="12" w:space="0" w:color="000000" w:themeColor="text1"/>
-              <w:bottom w:val="none" w:sz="4" w:space="0" w:color="000000" w:themeColor="text1"/>
-              <w:right w:val="single" w:sz="12" w:space="0" w:color="000000" w:themeColor="text1"/>
-            </w:tcBorders>
-          </w:tcPr>
-          <w:p>
+            <w:tcW w:w="3115" w:type="dxa"/>
+            <w:tcBorders>
+              <w:top w:val="none" w:sz="4" w:space="0" w:color="000000" w:themeColor="text1"/>
+              <w:left w:val="single" w:sz="12" w:space="0" w:color="000000" w:themeColor="text1"/>
+              <w:bottom w:val="none" w:sz="4" w:space="0" w:color="000000" w:themeColor="text1"/>
+              <w:right w:val="single" w:sz="12" w:space="0" w:color="000000" w:themeColor="text1"/>
+            </w:tcBorders>
+          </w:tcPr>
+          <w:p>
+            <w:pPr>
+              <w:rPr>
+                <w:rFonts w:ascii="Arial" w:hAnsi="Arial" w:cs="Arial"/>
+                <w:sz w:val="18"/>
+                <w:szCs w:val="18"/>
+              </w:rPr>
+            </w:pPr>
             <w:bookmarkStart w:id="4" w:name="BankName"/>
             <w:r>
+              <w:rPr>
+                <w:rFonts w:ascii="Arial" w:hAnsi="Arial" w:cs="Arial"/>
+                <w:sz w:val="18"/>
+                <w:szCs w:val="18"/>
+              </w:rPr>
               <w:t>xx</w:t>
             </w:r>
             <w:bookmarkEnd w:id="4"/>
@@ -401,25 +533,31 @@
         </w:trPr>
         <w:tc>
           <w:tcPr>
-            <w:tcW w:w="2436" w:type="dxa"/>
-            <w:tcBorders>
-              <w:top w:val="none" w:sz="4" w:space="0" w:color="000000" w:themeColor="text1"/>
-              <w:left w:val="single" w:sz="12" w:space="0" w:color="000000" w:themeColor="text1"/>
-              <w:bottom w:val="none" w:sz="4" w:space="0" w:color="000000" w:themeColor="text1"/>
-              <w:right w:val="single" w:sz="12" w:space="0" w:color="000000" w:themeColor="text1"/>
-            </w:tcBorders>
-          </w:tcPr>
-          <w:p>
-            <w:pPr>
-              <w:rPr>
-                <w:b/>
-                <w:bCs/>
-              </w:rPr>
-            </w:pPr>
-            <w:r>
-              <w:rPr>
-                <w:b/>
-                <w:bCs/>
+            <w:tcW w:w="2346" w:type="dxa"/>
+            <w:tcBorders>
+              <w:top w:val="none" w:sz="4" w:space="0" w:color="000000" w:themeColor="text1"/>
+              <w:left w:val="single" w:sz="12" w:space="0" w:color="000000" w:themeColor="text1"/>
+              <w:bottom w:val="none" w:sz="4" w:space="0" w:color="000000" w:themeColor="text1"/>
+              <w:right w:val="single" w:sz="12" w:space="0" w:color="000000" w:themeColor="text1"/>
+            </w:tcBorders>
+          </w:tcPr>
+          <w:p>
+            <w:pPr>
+              <w:rPr>
+                <w:rFonts w:ascii="Arial" w:hAnsi="Arial" w:cs="Arial"/>
+                <w:b/>
+                <w:bCs/>
+                <w:sz w:val="18"/>
+                <w:szCs w:val="18"/>
+              </w:rPr>
+            </w:pPr>
+            <w:r>
+              <w:rPr>
+                <w:rFonts w:ascii="Arial" w:hAnsi="Arial" w:cs="Arial"/>
+                <w:b/>
+                <w:bCs/>
+                <w:sz w:val="18"/>
+                <w:szCs w:val="18"/>
               </w:rPr>
               <w:t>Designation</w:t>
             </w:r>
@@ -427,17 +565,29 @@
         </w:tc>
         <w:tc>
           <w:tcPr>
-            <w:tcW w:w="3790" w:type="dxa"/>
-            <w:tcBorders>
-              <w:top w:val="none" w:sz="4" w:space="0" w:color="000000" w:themeColor="text1"/>
-              <w:left w:val="single" w:sz="12" w:space="0" w:color="000000" w:themeColor="text1"/>
-              <w:bottom w:val="none" w:sz="4" w:space="0" w:color="000000" w:themeColor="text1"/>
-              <w:right w:val="single" w:sz="12" w:space="0" w:color="000000" w:themeColor="text1"/>
-            </w:tcBorders>
-          </w:tcPr>
-          <w:p>
+            <w:tcW w:w="3880" w:type="dxa"/>
+            <w:tcBorders>
+              <w:top w:val="none" w:sz="4" w:space="0" w:color="000000" w:themeColor="text1"/>
+              <w:left w:val="single" w:sz="12" w:space="0" w:color="000000" w:themeColor="text1"/>
+              <w:bottom w:val="none" w:sz="4" w:space="0" w:color="000000" w:themeColor="text1"/>
+              <w:right w:val="single" w:sz="12" w:space="0" w:color="000000" w:themeColor="text1"/>
+            </w:tcBorders>
+          </w:tcPr>
+          <w:p>
+            <w:pPr>
+              <w:rPr>
+                <w:rFonts w:ascii="Arial" w:hAnsi="Arial" w:cs="Arial"/>
+                <w:sz w:val="18"/>
+                <w:szCs w:val="18"/>
+              </w:rPr>
+            </w:pPr>
             <w:bookmarkStart w:id="5" w:name="Position"/>
             <w:r>
+              <w:rPr>
+                <w:rFonts w:ascii="Arial" w:hAnsi="Arial" w:cs="Arial"/>
+                <w:sz w:val="18"/>
+                <w:szCs w:val="18"/>
+              </w:rPr>
               <w:t>xx</w:t>
             </w:r>
             <w:bookmarkEnd w:id="5"/>
@@ -445,25 +595,31 @@
         </w:tc>
         <w:tc>
           <w:tcPr>
-            <w:tcW w:w="2520" w:type="dxa"/>
-            <w:tcBorders>
-              <w:top w:val="none" w:sz="4" w:space="0" w:color="000000" w:themeColor="text1"/>
-              <w:left w:val="single" w:sz="12" w:space="0" w:color="000000" w:themeColor="text1"/>
-              <w:bottom w:val="none" w:sz="4" w:space="0" w:color="000000" w:themeColor="text1"/>
-              <w:right w:val="single" w:sz="12" w:space="0" w:color="000000" w:themeColor="text1"/>
-            </w:tcBorders>
-          </w:tcPr>
-          <w:p>
-            <w:pPr>
-              <w:rPr>
-                <w:b/>
-                <w:bCs/>
-              </w:rPr>
-            </w:pPr>
-            <w:r>
-              <w:rPr>
-                <w:b/>
-                <w:bCs/>
+            <w:tcW w:w="2330" w:type="dxa"/>
+            <w:tcBorders>
+              <w:top w:val="none" w:sz="4" w:space="0" w:color="000000" w:themeColor="text1"/>
+              <w:left w:val="single" w:sz="12" w:space="0" w:color="000000" w:themeColor="text1"/>
+              <w:bottom w:val="none" w:sz="4" w:space="0" w:color="000000" w:themeColor="text1"/>
+              <w:right w:val="single" w:sz="12" w:space="0" w:color="000000" w:themeColor="text1"/>
+            </w:tcBorders>
+          </w:tcPr>
+          <w:p>
+            <w:pPr>
+              <w:rPr>
+                <w:rFonts w:ascii="Arial" w:hAnsi="Arial" w:cs="Arial"/>
+                <w:b/>
+                <w:bCs/>
+                <w:sz w:val="18"/>
+                <w:szCs w:val="18"/>
+              </w:rPr>
+            </w:pPr>
+            <w:r>
+              <w:rPr>
+                <w:rFonts w:ascii="Arial" w:hAnsi="Arial" w:cs="Arial"/>
+                <w:b/>
+                <w:bCs/>
+                <w:sz w:val="18"/>
+                <w:szCs w:val="18"/>
               </w:rPr>
               <w:t>UAN Number</w:t>
             </w:r>
@@ -471,17 +627,29 @@
         </w:tc>
         <w:tc>
           <w:tcPr>
-            <w:tcW w:w="2925" w:type="dxa"/>
-            <w:tcBorders>
-              <w:top w:val="none" w:sz="4" w:space="0" w:color="000000" w:themeColor="text1"/>
-              <w:left w:val="single" w:sz="12" w:space="0" w:color="000000" w:themeColor="text1"/>
-              <w:bottom w:val="none" w:sz="4" w:space="0" w:color="000000" w:themeColor="text1"/>
-              <w:right w:val="single" w:sz="12" w:space="0" w:color="000000" w:themeColor="text1"/>
-            </w:tcBorders>
-          </w:tcPr>
-          <w:p>
+            <w:tcW w:w="3115" w:type="dxa"/>
+            <w:tcBorders>
+              <w:top w:val="none" w:sz="4" w:space="0" w:color="000000" w:themeColor="text1"/>
+              <w:left w:val="single" w:sz="12" w:space="0" w:color="000000" w:themeColor="text1"/>
+              <w:bottom w:val="none" w:sz="4" w:space="0" w:color="000000" w:themeColor="text1"/>
+              <w:right w:val="single" w:sz="12" w:space="0" w:color="000000" w:themeColor="text1"/>
+            </w:tcBorders>
+          </w:tcPr>
+          <w:p>
+            <w:pPr>
+              <w:rPr>
+                <w:rFonts w:ascii="Arial" w:hAnsi="Arial" w:cs="Arial"/>
+                <w:sz w:val="18"/>
+                <w:szCs w:val="18"/>
+              </w:rPr>
+            </w:pPr>
             <w:bookmarkStart w:id="6" w:name="UAN"/>
             <w:r>
+              <w:rPr>
+                <w:rFonts w:ascii="Arial" w:hAnsi="Arial" w:cs="Arial"/>
+                <w:sz w:val="18"/>
+                <w:szCs w:val="18"/>
+              </w:rPr>
               <w:t>xx</w:t>
             </w:r>
             <w:bookmarkEnd w:id="6"/>
@@ -494,25 +662,31 @@
         </w:trPr>
         <w:tc>
           <w:tcPr>
-            <w:tcW w:w="2436" w:type="dxa"/>
-            <w:tcBorders>
-              <w:top w:val="none" w:sz="4" w:space="0" w:color="000000" w:themeColor="text1"/>
-              <w:left w:val="single" w:sz="12" w:space="0" w:color="000000" w:themeColor="text1"/>
-              <w:bottom w:val="none" w:sz="4" w:space="0" w:color="000000" w:themeColor="text1"/>
-              <w:right w:val="single" w:sz="12" w:space="0" w:color="000000" w:themeColor="text1"/>
-            </w:tcBorders>
-          </w:tcPr>
-          <w:p>
-            <w:pPr>
-              <w:rPr>
-                <w:b/>
-                <w:bCs/>
-              </w:rPr>
-            </w:pPr>
-            <w:r>
-              <w:rPr>
-                <w:b/>
-                <w:bCs/>
+            <w:tcW w:w="2346" w:type="dxa"/>
+            <w:tcBorders>
+              <w:top w:val="none" w:sz="4" w:space="0" w:color="000000" w:themeColor="text1"/>
+              <w:left w:val="single" w:sz="12" w:space="0" w:color="000000" w:themeColor="text1"/>
+              <w:bottom w:val="none" w:sz="4" w:space="0" w:color="000000" w:themeColor="text1"/>
+              <w:right w:val="single" w:sz="12" w:space="0" w:color="000000" w:themeColor="text1"/>
+            </w:tcBorders>
+          </w:tcPr>
+          <w:p>
+            <w:pPr>
+              <w:rPr>
+                <w:rFonts w:ascii="Arial" w:hAnsi="Arial" w:cs="Arial"/>
+                <w:b/>
+                <w:bCs/>
+                <w:sz w:val="18"/>
+                <w:szCs w:val="18"/>
+              </w:rPr>
+            </w:pPr>
+            <w:r>
+              <w:rPr>
+                <w:rFonts w:ascii="Arial" w:hAnsi="Arial" w:cs="Arial"/>
+                <w:b/>
+                <w:bCs/>
+                <w:sz w:val="18"/>
+                <w:szCs w:val="18"/>
               </w:rPr>
               <w:t>Department</w:t>
             </w:r>
@@ -520,17 +694,29 @@
         </w:tc>
         <w:tc>
           <w:tcPr>
-            <w:tcW w:w="3790" w:type="dxa"/>
-            <w:tcBorders>
-              <w:top w:val="none" w:sz="4" w:space="0" w:color="000000" w:themeColor="text1"/>
-              <w:left w:val="single" w:sz="12" w:space="0" w:color="000000" w:themeColor="text1"/>
-              <w:bottom w:val="none" w:sz="4" w:space="0" w:color="000000" w:themeColor="text1"/>
-              <w:right w:val="single" w:sz="12" w:space="0" w:color="000000" w:themeColor="text1"/>
-            </w:tcBorders>
-          </w:tcPr>
-          <w:p>
+            <w:tcW w:w="3880" w:type="dxa"/>
+            <w:tcBorders>
+              <w:top w:val="none" w:sz="4" w:space="0" w:color="000000" w:themeColor="text1"/>
+              <w:left w:val="single" w:sz="12" w:space="0" w:color="000000" w:themeColor="text1"/>
+              <w:bottom w:val="none" w:sz="4" w:space="0" w:color="000000" w:themeColor="text1"/>
+              <w:right w:val="single" w:sz="12" w:space="0" w:color="000000" w:themeColor="text1"/>
+            </w:tcBorders>
+          </w:tcPr>
+          <w:p>
+            <w:pPr>
+              <w:rPr>
+                <w:rFonts w:ascii="Arial" w:hAnsi="Arial" w:cs="Arial"/>
+                <w:sz w:val="18"/>
+                <w:szCs w:val="18"/>
+              </w:rPr>
+            </w:pPr>
             <w:bookmarkStart w:id="7" w:name="Department"/>
             <w:r>
+              <w:rPr>
+                <w:rFonts w:ascii="Arial" w:hAnsi="Arial" w:cs="Arial"/>
+                <w:sz w:val="18"/>
+                <w:szCs w:val="18"/>
+              </w:rPr>
               <w:t>xx</w:t>
             </w:r>
             <w:bookmarkEnd w:id="7"/>
@@ -538,25 +724,31 @@
         </w:tc>
         <w:tc>
           <w:tcPr>
-            <w:tcW w:w="2520" w:type="dxa"/>
-            <w:tcBorders>
-              <w:top w:val="none" w:sz="4" w:space="0" w:color="000000" w:themeColor="text1"/>
-              <w:left w:val="single" w:sz="12" w:space="0" w:color="000000" w:themeColor="text1"/>
-              <w:bottom w:val="none" w:sz="4" w:space="0" w:color="000000" w:themeColor="text1"/>
-              <w:right w:val="single" w:sz="12" w:space="0" w:color="000000" w:themeColor="text1"/>
-            </w:tcBorders>
-          </w:tcPr>
-          <w:p>
-            <w:pPr>
-              <w:rPr>
-                <w:b/>
-                <w:bCs/>
-              </w:rPr>
-            </w:pPr>
-            <w:r>
-              <w:rPr>
-                <w:b/>
-                <w:bCs/>
+            <w:tcW w:w="2330" w:type="dxa"/>
+            <w:tcBorders>
+              <w:top w:val="none" w:sz="4" w:space="0" w:color="000000" w:themeColor="text1"/>
+              <w:left w:val="single" w:sz="12" w:space="0" w:color="000000" w:themeColor="text1"/>
+              <w:bottom w:val="none" w:sz="4" w:space="0" w:color="000000" w:themeColor="text1"/>
+              <w:right w:val="single" w:sz="12" w:space="0" w:color="000000" w:themeColor="text1"/>
+            </w:tcBorders>
+          </w:tcPr>
+          <w:p>
+            <w:pPr>
+              <w:rPr>
+                <w:rFonts w:ascii="Arial" w:hAnsi="Arial" w:cs="Arial"/>
+                <w:b/>
+                <w:bCs/>
+                <w:sz w:val="18"/>
+                <w:szCs w:val="18"/>
+              </w:rPr>
+            </w:pPr>
+            <w:r>
+              <w:rPr>
+                <w:rFonts w:ascii="Arial" w:hAnsi="Arial" w:cs="Arial"/>
+                <w:b/>
+                <w:bCs/>
+                <w:sz w:val="18"/>
+                <w:szCs w:val="18"/>
               </w:rPr>
               <w:t>PF Account Number</w:t>
             </w:r>
@@ -564,17 +756,29 @@
         </w:tc>
         <w:tc>
           <w:tcPr>
-            <w:tcW w:w="2925" w:type="dxa"/>
-            <w:tcBorders>
-              <w:top w:val="none" w:sz="4" w:space="0" w:color="000000" w:themeColor="text1"/>
-              <w:left w:val="single" w:sz="12" w:space="0" w:color="000000" w:themeColor="text1"/>
-              <w:bottom w:val="none" w:sz="4" w:space="0" w:color="000000" w:themeColor="text1"/>
-              <w:right w:val="single" w:sz="12" w:space="0" w:color="000000" w:themeColor="text1"/>
-            </w:tcBorders>
-          </w:tcPr>
-          <w:p>
+            <w:tcW w:w="3115" w:type="dxa"/>
+            <w:tcBorders>
+              <w:top w:val="none" w:sz="4" w:space="0" w:color="000000" w:themeColor="text1"/>
+              <w:left w:val="single" w:sz="12" w:space="0" w:color="000000" w:themeColor="text1"/>
+              <w:bottom w:val="none" w:sz="4" w:space="0" w:color="000000" w:themeColor="text1"/>
+              <w:right w:val="single" w:sz="12" w:space="0" w:color="000000" w:themeColor="text1"/>
+            </w:tcBorders>
+          </w:tcPr>
+          <w:p>
+            <w:pPr>
+              <w:rPr>
+                <w:rFonts w:ascii="Arial" w:hAnsi="Arial" w:cs="Arial"/>
+                <w:sz w:val="18"/>
+                <w:szCs w:val="18"/>
+              </w:rPr>
+            </w:pPr>
             <w:bookmarkStart w:id="8" w:name="PF"/>
             <w:r>
+              <w:rPr>
+                <w:rFonts w:ascii="Arial" w:hAnsi="Arial" w:cs="Arial"/>
+                <w:sz w:val="18"/>
+                <w:szCs w:val="18"/>
+              </w:rPr>
               <w:t>xx</w:t>
             </w:r>
             <w:bookmarkEnd w:id="8"/>
@@ -587,25 +791,31 @@
         </w:trPr>
         <w:tc>
           <w:tcPr>
-            <w:tcW w:w="2436" w:type="dxa"/>
-            <w:tcBorders>
-              <w:top w:val="none" w:sz="4" w:space="0" w:color="000000" w:themeColor="text1"/>
-              <w:left w:val="single" w:sz="12" w:space="0" w:color="000000" w:themeColor="text1"/>
-              <w:bottom w:val="none" w:sz="4" w:space="0" w:color="000000" w:themeColor="text1"/>
-              <w:right w:val="single" w:sz="12" w:space="0" w:color="000000" w:themeColor="text1"/>
-            </w:tcBorders>
-          </w:tcPr>
-          <w:p>
-            <w:pPr>
-              <w:rPr>
-                <w:b/>
-                <w:bCs/>
-              </w:rPr>
-            </w:pPr>
-            <w:r>
-              <w:rPr>
-                <w:b/>
-                <w:bCs/>
+            <w:tcW w:w="2346" w:type="dxa"/>
+            <w:tcBorders>
+              <w:top w:val="none" w:sz="4" w:space="0" w:color="000000" w:themeColor="text1"/>
+              <w:left w:val="single" w:sz="12" w:space="0" w:color="000000" w:themeColor="text1"/>
+              <w:bottom w:val="none" w:sz="4" w:space="0" w:color="000000" w:themeColor="text1"/>
+              <w:right w:val="single" w:sz="12" w:space="0" w:color="000000" w:themeColor="text1"/>
+            </w:tcBorders>
+          </w:tcPr>
+          <w:p>
+            <w:pPr>
+              <w:rPr>
+                <w:rFonts w:ascii="Arial" w:hAnsi="Arial" w:cs="Arial"/>
+                <w:b/>
+                <w:bCs/>
+                <w:sz w:val="18"/>
+                <w:szCs w:val="18"/>
+              </w:rPr>
+            </w:pPr>
+            <w:r>
+              <w:rPr>
+                <w:rFonts w:ascii="Arial" w:hAnsi="Arial" w:cs="Arial"/>
+                <w:b/>
+                <w:bCs/>
+                <w:sz w:val="18"/>
+                <w:szCs w:val="18"/>
               </w:rPr>
               <w:t>Date of Joining</w:t>
             </w:r>
@@ -613,17 +823,29 @@
         </w:tc>
         <w:tc>
           <w:tcPr>
-            <w:tcW w:w="3790" w:type="dxa"/>
-            <w:tcBorders>
-              <w:top w:val="none" w:sz="4" w:space="0" w:color="000000" w:themeColor="text1"/>
-              <w:left w:val="single" w:sz="12" w:space="0" w:color="000000" w:themeColor="text1"/>
-              <w:bottom w:val="none" w:sz="4" w:space="0" w:color="000000" w:themeColor="text1"/>
-              <w:right w:val="single" w:sz="12" w:space="0" w:color="000000" w:themeColor="text1"/>
-            </w:tcBorders>
-          </w:tcPr>
-          <w:p>
+            <w:tcW w:w="3880" w:type="dxa"/>
+            <w:tcBorders>
+              <w:top w:val="none" w:sz="4" w:space="0" w:color="000000" w:themeColor="text1"/>
+              <w:left w:val="single" w:sz="12" w:space="0" w:color="000000" w:themeColor="text1"/>
+              <w:bottom w:val="none" w:sz="4" w:space="0" w:color="000000" w:themeColor="text1"/>
+              <w:right w:val="single" w:sz="12" w:space="0" w:color="000000" w:themeColor="text1"/>
+            </w:tcBorders>
+          </w:tcPr>
+          <w:p>
+            <w:pPr>
+              <w:rPr>
+                <w:rFonts w:ascii="Arial" w:hAnsi="Arial" w:cs="Arial"/>
+                <w:sz w:val="18"/>
+                <w:szCs w:val="18"/>
+              </w:rPr>
+            </w:pPr>
             <w:bookmarkStart w:id="9" w:name="JoiningDate"/>
             <w:r>
+              <w:rPr>
+                <w:rFonts w:ascii="Arial" w:hAnsi="Arial" w:cs="Arial"/>
+                <w:sz w:val="18"/>
+                <w:szCs w:val="18"/>
+              </w:rPr>
               <w:t>xx</w:t>
             </w:r>
             <w:bookmarkEnd w:id="9"/>
@@ -631,25 +853,31 @@
         </w:tc>
         <w:tc>
           <w:tcPr>
-            <w:tcW w:w="2520" w:type="dxa"/>
-            <w:tcBorders>
-              <w:top w:val="none" w:sz="4" w:space="0" w:color="000000" w:themeColor="text1"/>
-              <w:left w:val="single" w:sz="12" w:space="0" w:color="000000" w:themeColor="text1"/>
-              <w:bottom w:val="none" w:sz="4" w:space="0" w:color="000000" w:themeColor="text1"/>
-              <w:right w:val="single" w:sz="12" w:space="0" w:color="000000" w:themeColor="text1"/>
-            </w:tcBorders>
-          </w:tcPr>
-          <w:p>
-            <w:pPr>
-              <w:rPr>
-                <w:b/>
-                <w:bCs/>
-              </w:rPr>
-            </w:pPr>
-            <w:r>
-              <w:rPr>
-                <w:b/>
-                <w:bCs/>
+            <w:tcW w:w="2330" w:type="dxa"/>
+            <w:tcBorders>
+              <w:top w:val="none" w:sz="4" w:space="0" w:color="000000" w:themeColor="text1"/>
+              <w:left w:val="single" w:sz="12" w:space="0" w:color="000000" w:themeColor="text1"/>
+              <w:bottom w:val="none" w:sz="4" w:space="0" w:color="000000" w:themeColor="text1"/>
+              <w:right w:val="single" w:sz="12" w:space="0" w:color="000000" w:themeColor="text1"/>
+            </w:tcBorders>
+          </w:tcPr>
+          <w:p>
+            <w:pPr>
+              <w:rPr>
+                <w:rFonts w:ascii="Arial" w:hAnsi="Arial" w:cs="Arial"/>
+                <w:b/>
+                <w:bCs/>
+                <w:sz w:val="18"/>
+                <w:szCs w:val="18"/>
+              </w:rPr>
+            </w:pPr>
+            <w:r>
+              <w:rPr>
+                <w:rFonts w:ascii="Arial" w:hAnsi="Arial" w:cs="Arial"/>
+                <w:b/>
+                <w:bCs/>
+                <w:sz w:val="18"/>
+                <w:szCs w:val="18"/>
               </w:rPr>
               <w:t>Total Working Days</w:t>
             </w:r>
@@ -657,17 +885,29 @@
         </w:tc>
         <w:tc>
           <w:tcPr>
-            <w:tcW w:w="2925" w:type="dxa"/>
-            <w:tcBorders>
-              <w:top w:val="none" w:sz="4" w:space="0" w:color="000000" w:themeColor="text1"/>
-              <w:left w:val="single" w:sz="12" w:space="0" w:color="000000" w:themeColor="text1"/>
-              <w:bottom w:val="none" w:sz="4" w:space="0" w:color="000000" w:themeColor="text1"/>
-              <w:right w:val="single" w:sz="12" w:space="0" w:color="000000" w:themeColor="text1"/>
-            </w:tcBorders>
-          </w:tcPr>
-          <w:p>
+            <w:tcW w:w="3115" w:type="dxa"/>
+            <w:tcBorders>
+              <w:top w:val="none" w:sz="4" w:space="0" w:color="000000" w:themeColor="text1"/>
+              <w:left w:val="single" w:sz="12" w:space="0" w:color="000000" w:themeColor="text1"/>
+              <w:bottom w:val="none" w:sz="4" w:space="0" w:color="000000" w:themeColor="text1"/>
+              <w:right w:val="single" w:sz="12" w:space="0" w:color="000000" w:themeColor="text1"/>
+            </w:tcBorders>
+          </w:tcPr>
+          <w:p>
+            <w:pPr>
+              <w:rPr>
+                <w:rFonts w:ascii="Arial" w:hAnsi="Arial" w:cs="Arial"/>
+                <w:sz w:val="18"/>
+                <w:szCs w:val="18"/>
+              </w:rPr>
+            </w:pPr>
             <w:bookmarkStart w:id="10" w:name="TotalWorkingDays"/>
             <w:r>
+              <w:rPr>
+                <w:rFonts w:ascii="Arial" w:hAnsi="Arial" w:cs="Arial"/>
+                <w:sz w:val="18"/>
+                <w:szCs w:val="18"/>
+              </w:rPr>
               <w:t>xx</w:t>
             </w:r>
             <w:bookmarkEnd w:id="10"/>
@@ -680,25 +920,31 @@
         </w:trPr>
         <w:tc>
           <w:tcPr>
-            <w:tcW w:w="2436" w:type="dxa"/>
-            <w:tcBorders>
-              <w:top w:val="none" w:sz="4" w:space="0" w:color="000000" w:themeColor="text1"/>
-              <w:left w:val="single" w:sz="12" w:space="0" w:color="000000" w:themeColor="text1"/>
-              <w:bottom w:val="none" w:sz="4" w:space="0" w:color="000000" w:themeColor="text1"/>
-              <w:right w:val="single" w:sz="12" w:space="0" w:color="000000" w:themeColor="text1"/>
-            </w:tcBorders>
-          </w:tcPr>
-          <w:p>
-            <w:pPr>
-              <w:rPr>
-                <w:b/>
-                <w:bCs/>
-              </w:rPr>
-            </w:pPr>
-            <w:r>
-              <w:rPr>
-                <w:b/>
-                <w:bCs/>
+            <w:tcW w:w="2346" w:type="dxa"/>
+            <w:tcBorders>
+              <w:top w:val="none" w:sz="4" w:space="0" w:color="000000" w:themeColor="text1"/>
+              <w:left w:val="single" w:sz="12" w:space="0" w:color="000000" w:themeColor="text1"/>
+              <w:bottom w:val="none" w:sz="4" w:space="0" w:color="000000" w:themeColor="text1"/>
+              <w:right w:val="single" w:sz="12" w:space="0" w:color="000000" w:themeColor="text1"/>
+            </w:tcBorders>
+          </w:tcPr>
+          <w:p>
+            <w:pPr>
+              <w:rPr>
+                <w:rFonts w:ascii="Arial" w:hAnsi="Arial" w:cs="Arial"/>
+                <w:b/>
+                <w:bCs/>
+                <w:sz w:val="18"/>
+                <w:szCs w:val="18"/>
+              </w:rPr>
+            </w:pPr>
+            <w:r>
+              <w:rPr>
+                <w:rFonts w:ascii="Arial" w:hAnsi="Arial" w:cs="Arial"/>
+                <w:b/>
+                <w:bCs/>
+                <w:sz w:val="18"/>
+                <w:szCs w:val="18"/>
               </w:rPr>
               <w:t>PAN Card</w:t>
             </w:r>
@@ -706,17 +952,29 @@
         </w:tc>
         <w:tc>
           <w:tcPr>
-            <w:tcW w:w="3790" w:type="dxa"/>
-            <w:tcBorders>
-              <w:top w:val="none" w:sz="4" w:space="0" w:color="000000" w:themeColor="text1"/>
-              <w:left w:val="single" w:sz="12" w:space="0" w:color="000000" w:themeColor="text1"/>
-              <w:bottom w:val="none" w:sz="4" w:space="0" w:color="000000" w:themeColor="text1"/>
-              <w:right w:val="single" w:sz="12" w:space="0" w:color="000000" w:themeColor="text1"/>
-            </w:tcBorders>
-          </w:tcPr>
-          <w:p>
+            <w:tcW w:w="3880" w:type="dxa"/>
+            <w:tcBorders>
+              <w:top w:val="none" w:sz="4" w:space="0" w:color="000000" w:themeColor="text1"/>
+              <w:left w:val="single" w:sz="12" w:space="0" w:color="000000" w:themeColor="text1"/>
+              <w:bottom w:val="none" w:sz="4" w:space="0" w:color="000000" w:themeColor="text1"/>
+              <w:right w:val="single" w:sz="12" w:space="0" w:color="000000" w:themeColor="text1"/>
+            </w:tcBorders>
+          </w:tcPr>
+          <w:p>
+            <w:pPr>
+              <w:rPr>
+                <w:rFonts w:ascii="Arial" w:hAnsi="Arial" w:cs="Arial"/>
+                <w:sz w:val="18"/>
+                <w:szCs w:val="18"/>
+              </w:rPr>
+            </w:pPr>
             <w:bookmarkStart w:id="11" w:name="PAN"/>
             <w:r>
+              <w:rPr>
+                <w:rFonts w:ascii="Arial" w:hAnsi="Arial" w:cs="Arial"/>
+                <w:sz w:val="18"/>
+                <w:szCs w:val="18"/>
+              </w:rPr>
               <w:t>xx</w:t>
             </w:r>
             <w:bookmarkEnd w:id="11"/>
@@ -724,25 +982,31 @@
         </w:tc>
         <w:tc>
           <w:tcPr>
-            <w:tcW w:w="2520" w:type="dxa"/>
-            <w:tcBorders>
-              <w:top w:val="none" w:sz="4" w:space="0" w:color="000000" w:themeColor="text1"/>
-              <w:left w:val="single" w:sz="12" w:space="0" w:color="000000" w:themeColor="text1"/>
-              <w:bottom w:val="none" w:sz="4" w:space="0" w:color="000000" w:themeColor="text1"/>
-              <w:right w:val="single" w:sz="12" w:space="0" w:color="000000" w:themeColor="text1"/>
-            </w:tcBorders>
-          </w:tcPr>
-          <w:p>
-            <w:pPr>
-              <w:rPr>
-                <w:b/>
-                <w:bCs/>
-              </w:rPr>
-            </w:pPr>
-            <w:r>
-              <w:rPr>
-                <w:b/>
-                <w:bCs/>
+            <w:tcW w:w="2330" w:type="dxa"/>
+            <w:tcBorders>
+              <w:top w:val="none" w:sz="4" w:space="0" w:color="000000" w:themeColor="text1"/>
+              <w:left w:val="single" w:sz="12" w:space="0" w:color="000000" w:themeColor="text1"/>
+              <w:bottom w:val="none" w:sz="4" w:space="0" w:color="000000" w:themeColor="text1"/>
+              <w:right w:val="single" w:sz="12" w:space="0" w:color="000000" w:themeColor="text1"/>
+            </w:tcBorders>
+          </w:tcPr>
+          <w:p>
+            <w:pPr>
+              <w:rPr>
+                <w:rFonts w:ascii="Arial" w:hAnsi="Arial" w:cs="Arial"/>
+                <w:b/>
+                <w:bCs/>
+                <w:sz w:val="18"/>
+                <w:szCs w:val="18"/>
+              </w:rPr>
+            </w:pPr>
+            <w:r>
+              <w:rPr>
+                <w:rFonts w:ascii="Arial" w:hAnsi="Arial" w:cs="Arial"/>
+                <w:b/>
+                <w:bCs/>
+                <w:sz w:val="18"/>
+                <w:szCs w:val="18"/>
               </w:rPr>
               <w:t>LOP Days</w:t>
             </w:r>
@@ -750,18 +1014,30 @@
         </w:tc>
         <w:tc>
           <w:tcPr>
-            <w:tcW w:w="2925" w:type="dxa"/>
-            <w:tcBorders>
-              <w:top w:val="none" w:sz="4" w:space="0" w:color="000000" w:themeColor="text1"/>
-              <w:left w:val="single" w:sz="12" w:space="0" w:color="000000" w:themeColor="text1"/>
-              <w:bottom w:val="none" w:sz="4" w:space="0" w:color="000000" w:themeColor="text1"/>
-              <w:right w:val="single" w:sz="12" w:space="0" w:color="000000" w:themeColor="text1"/>
-            </w:tcBorders>
-          </w:tcPr>
-          <w:p>
+            <w:tcW w:w="3115" w:type="dxa"/>
+            <w:tcBorders>
+              <w:top w:val="none" w:sz="4" w:space="0" w:color="000000" w:themeColor="text1"/>
+              <w:left w:val="single" w:sz="12" w:space="0" w:color="000000" w:themeColor="text1"/>
+              <w:bottom w:val="none" w:sz="4" w:space="0" w:color="000000" w:themeColor="text1"/>
+              <w:right w:val="single" w:sz="12" w:space="0" w:color="000000" w:themeColor="text1"/>
+            </w:tcBorders>
+          </w:tcPr>
+          <w:p>
+            <w:pPr>
+              <w:rPr>
+                <w:rFonts w:ascii="Arial" w:hAnsi="Arial" w:cs="Arial"/>
+                <w:sz w:val="18"/>
+                <w:szCs w:val="18"/>
+              </w:rPr>
+            </w:pPr>
             <w:bookmarkStart w:id="12" w:name="LOP"/>
             <w:bookmarkStart w:id="13" w:name="LOPDays"/>
             <w:r>
+              <w:rPr>
+                <w:rFonts w:ascii="Arial" w:hAnsi="Arial" w:cs="Arial"/>
+                <w:sz w:val="18"/>
+                <w:szCs w:val="18"/>
+              </w:rPr>
               <w:t>xx</w:t>
             </w:r>
             <w:bookmarkEnd w:id="12"/>
@@ -775,7 +1051,7 @@
         </w:trPr>
         <w:tc>
           <w:tcPr>
-            <w:tcW w:w="2436" w:type="dxa"/>
+            <w:tcW w:w="2346" w:type="dxa"/>
             <w:tcBorders>
               <w:top w:val="none" w:sz="4" w:space="0" w:color="000000" w:themeColor="text1"/>
               <w:left w:val="single" w:sz="12" w:space="0" w:color="000000" w:themeColor="text1"/>
@@ -786,14 +1062,20 @@
           <w:p>
             <w:pPr>
               <w:rPr>
-                <w:b/>
-                <w:bCs/>
-              </w:rPr>
-            </w:pPr>
-            <w:r>
-              <w:rPr>
-                <w:b/>
-                <w:bCs/>
+                <w:rFonts w:ascii="Arial" w:hAnsi="Arial" w:cs="Arial"/>
+                <w:b/>
+                <w:bCs/>
+                <w:sz w:val="18"/>
+                <w:szCs w:val="18"/>
+              </w:rPr>
+            </w:pPr>
+            <w:r>
+              <w:rPr>
+                <w:rFonts w:ascii="Arial" w:hAnsi="Arial" w:cs="Arial"/>
+                <w:b/>
+                <w:bCs/>
+                <w:sz w:val="18"/>
+                <w:szCs w:val="18"/>
               </w:rPr>
               <w:t>Work location</w:t>
             </w:r>
@@ -801,7 +1083,7 @@
         </w:tc>
         <w:tc>
           <w:tcPr>
-            <w:tcW w:w="3790" w:type="dxa"/>
+            <w:tcW w:w="3880" w:type="dxa"/>
             <w:tcBorders>
               <w:top w:val="none" w:sz="4" w:space="0" w:color="000000" w:themeColor="text1"/>
               <w:left w:val="single" w:sz="12" w:space="0" w:color="000000" w:themeColor="text1"/>
@@ -810,8 +1092,20 @@
             </w:tcBorders>
           </w:tcPr>
           <w:p>
+            <w:pPr>
+              <w:rPr>
+                <w:rFonts w:ascii="Arial" w:hAnsi="Arial" w:cs="Arial"/>
+                <w:sz w:val="18"/>
+                <w:szCs w:val="18"/>
+              </w:rPr>
+            </w:pPr>
             <w:bookmarkStart w:id="14" w:name="Location"/>
             <w:r>
+              <w:rPr>
+                <w:rFonts w:ascii="Arial" w:hAnsi="Arial" w:cs="Arial"/>
+                <w:sz w:val="18"/>
+                <w:szCs w:val="18"/>
+              </w:rPr>
               <w:t>xx</w:t>
             </w:r>
             <w:bookmarkEnd w:id="14"/>
@@ -819,7 +1113,7 @@
         </w:tc>
         <w:tc>
           <w:tcPr>
-            <w:tcW w:w="2520" w:type="dxa"/>
+            <w:tcW w:w="2330" w:type="dxa"/>
             <w:tcBorders>
               <w:top w:val="none" w:sz="4" w:space="0" w:color="000000" w:themeColor="text1"/>
               <w:left w:val="single" w:sz="12" w:space="0" w:color="000000" w:themeColor="text1"/>
@@ -830,14 +1124,20 @@
           <w:p>
             <w:pPr>
               <w:rPr>
-                <w:b/>
-                <w:bCs/>
-              </w:rPr>
-            </w:pPr>
-            <w:r>
-              <w:rPr>
-                <w:b/>
-                <w:bCs/>
+                <w:rFonts w:ascii="Arial" w:hAnsi="Arial" w:cs="Arial"/>
+                <w:b/>
+                <w:bCs/>
+                <w:sz w:val="18"/>
+                <w:szCs w:val="18"/>
+              </w:rPr>
+            </w:pPr>
+            <w:r>
+              <w:rPr>
+                <w:rFonts w:ascii="Arial" w:hAnsi="Arial" w:cs="Arial"/>
+                <w:b/>
+                <w:bCs/>
+                <w:sz w:val="18"/>
+                <w:szCs w:val="18"/>
               </w:rPr>
               <w:t>Paid Days</w:t>
             </w:r>
@@ -845,7 +1145,7 @@
         </w:tc>
         <w:tc>
           <w:tcPr>
-            <w:tcW w:w="2925" w:type="dxa"/>
+            <w:tcW w:w="3115" w:type="dxa"/>
             <w:tcBorders>
               <w:top w:val="none" w:sz="4" w:space="0" w:color="000000" w:themeColor="text1"/>
               <w:left w:val="single" w:sz="12" w:space="0" w:color="000000" w:themeColor="text1"/>
@@ -854,8 +1154,20 @@
             </w:tcBorders>
           </w:tcPr>
           <w:p>
+            <w:pPr>
+              <w:rPr>
+                <w:rFonts w:ascii="Arial" w:hAnsi="Arial" w:cs="Arial"/>
+                <w:sz w:val="18"/>
+                <w:szCs w:val="18"/>
+              </w:rPr>
+            </w:pPr>
             <w:bookmarkStart w:id="15" w:name="PaidDays"/>
             <w:r>
+              <w:rPr>
+                <w:rFonts w:ascii="Arial" w:hAnsi="Arial" w:cs="Arial"/>
+                <w:sz w:val="18"/>
+                <w:szCs w:val="18"/>
+              </w:rPr>
               <w:t>xx</w:t>
             </w:r>
             <w:bookmarkEnd w:id="15"/>
@@ -865,7 +1177,7 @@
       <w:tr>
         <w:tc>
           <w:tcPr>
-            <w:tcW w:w="2436" w:type="dxa"/>
+            <w:tcW w:w="2346" w:type="dxa"/>
             <w:tcBorders>
               <w:top w:val="single" w:sz="12" w:space="0" w:color="000000" w:themeColor="text1"/>
               <w:left w:val="single" w:sz="12" w:space="0" w:color="auto"/>
@@ -877,14 +1189,20 @@
             <w:pPr>
               <w:jc w:val="center"/>
               <w:rPr>
-                <w:b/>
-                <w:bCs/>
-              </w:rPr>
-            </w:pPr>
-            <w:r>
-              <w:rPr>
-                <w:b/>
-                <w:bCs/>
+                <w:rFonts w:ascii="Arial" w:hAnsi="Arial" w:cs="Arial"/>
+                <w:b/>
+                <w:bCs/>
+                <w:sz w:val="20"/>
+                <w:szCs w:val="20"/>
+              </w:rPr>
+            </w:pPr>
+            <w:r>
+              <w:rPr>
+                <w:rFonts w:ascii="Arial" w:hAnsi="Arial" w:cs="Arial"/>
+                <w:b/>
+                <w:bCs/>
+                <w:sz w:val="20"/>
+                <w:szCs w:val="20"/>
               </w:rPr>
               <w:t>EARNINGS</w:t>
             </w:r>
@@ -892,7 +1210,7 @@
         </w:tc>
         <w:tc>
           <w:tcPr>
-            <w:tcW w:w="3790" w:type="dxa"/>
+            <w:tcW w:w="3880" w:type="dxa"/>
             <w:tcBorders>
               <w:top w:val="single" w:sz="12" w:space="0" w:color="000000" w:themeColor="text1"/>
               <w:left w:val="single" w:sz="12" w:space="0" w:color="auto"/>
@@ -903,11 +1221,19 @@
           <w:p>
             <w:pPr>
               <w:jc w:val="center"/>
-            </w:pPr>
-            <w:r>
-              <w:rPr>
-                <w:b/>
-                <w:bCs/>
+              <w:rPr>
+                <w:rFonts w:ascii="Arial" w:hAnsi="Arial" w:cs="Arial"/>
+                <w:sz w:val="20"/>
+                <w:szCs w:val="20"/>
+              </w:rPr>
+            </w:pPr>
+            <w:r>
+              <w:rPr>
+                <w:rFonts w:ascii="Arial" w:hAnsi="Arial" w:cs="Arial"/>
+                <w:b/>
+                <w:bCs/>
+                <w:sz w:val="20"/>
+                <w:szCs w:val="20"/>
               </w:rPr>
               <w:t>AMOUNT</w:t>
             </w:r>
@@ -915,7 +1241,7 @@
         </w:tc>
         <w:tc>
           <w:tcPr>
-            <w:tcW w:w="2520" w:type="dxa"/>
+            <w:tcW w:w="2330" w:type="dxa"/>
             <w:tcBorders>
               <w:top w:val="single" w:sz="12" w:space="0" w:color="000000" w:themeColor="text1"/>
               <w:left w:val="single" w:sz="12" w:space="0" w:color="auto"/>
@@ -927,14 +1253,20 @@
             <w:pPr>
               <w:jc w:val="center"/>
               <w:rPr>
-                <w:b/>
-                <w:bCs/>
-              </w:rPr>
-            </w:pPr>
-            <w:r>
-              <w:rPr>
-                <w:b/>
-                <w:bCs/>
+                <w:rFonts w:ascii="Arial" w:hAnsi="Arial" w:cs="Arial"/>
+                <w:b/>
+                <w:bCs/>
+                <w:sz w:val="20"/>
+                <w:szCs w:val="20"/>
+              </w:rPr>
+            </w:pPr>
+            <w:r>
+              <w:rPr>
+                <w:rFonts w:ascii="Arial" w:hAnsi="Arial" w:cs="Arial"/>
+                <w:b/>
+                <w:bCs/>
+                <w:sz w:val="20"/>
+                <w:szCs w:val="20"/>
               </w:rPr>
               <w:t>DEDUCTIONS</w:t>
             </w:r>
@@ -942,7 +1274,7 @@
         </w:tc>
         <w:tc>
           <w:tcPr>
-            <w:tcW w:w="2925" w:type="dxa"/>
+            <w:tcW w:w="3115" w:type="dxa"/>
             <w:tcBorders>
               <w:top w:val="single" w:sz="12" w:space="0" w:color="000000" w:themeColor="text1"/>
               <w:left w:val="single" w:sz="12" w:space="0" w:color="auto"/>
@@ -953,11 +1285,19 @@
           <w:p>
             <w:pPr>
               <w:jc w:val="center"/>
-            </w:pPr>
-            <w:r>
-              <w:rPr>
-                <w:b/>
-                <w:bCs/>
+              <w:rPr>
+                <w:rFonts w:ascii="Arial" w:hAnsi="Arial" w:cs="Arial"/>
+                <w:sz w:val="20"/>
+                <w:szCs w:val="20"/>
+              </w:rPr>
+            </w:pPr>
+            <w:r>
+              <w:rPr>
+                <w:rFonts w:ascii="Arial" w:hAnsi="Arial" w:cs="Arial"/>
+                <w:b/>
+                <w:bCs/>
+                <w:sz w:val="20"/>
+                <w:szCs w:val="20"/>
               </w:rPr>
               <w:t>AMOUNT</w:t>
             </w:r>
@@ -967,7 +1307,7 @@
       <w:tr>
         <w:tc>
           <w:tcPr>
-            <w:tcW w:w="2436" w:type="dxa"/>
+            <w:tcW w:w="2346" w:type="dxa"/>
             <w:tcBorders>
               <w:top w:val="single" w:sz="12" w:space="0" w:color="000000" w:themeColor="text1"/>
               <w:left w:val="single" w:sz="12" w:space="0" w:color="000000" w:themeColor="text1"/>
@@ -976,14 +1316,26 @@
             </w:tcBorders>
           </w:tcPr>
           <w:p>
-            <w:r>
+            <w:pPr>
+              <w:rPr>
+                <w:rFonts w:ascii="Arial" w:hAnsi="Arial" w:cs="Arial"/>
+                <w:sz w:val="18"/>
+                <w:szCs w:val="18"/>
+              </w:rPr>
+            </w:pPr>
+            <w:r>
+              <w:rPr>
+                <w:rFonts w:ascii="Arial" w:hAnsi="Arial" w:cs="Arial"/>
+                <w:sz w:val="18"/>
+                <w:szCs w:val="18"/>
+              </w:rPr>
               <w:t>Basic</w:t>
             </w:r>
           </w:p>
         </w:tc>
         <w:tc>
           <w:tcPr>
-            <w:tcW w:w="3790" w:type="dxa"/>
+            <w:tcW w:w="3880" w:type="dxa"/>
             <w:tcBorders>
               <w:top w:val="single" w:sz="12" w:space="0" w:color="000000" w:themeColor="text1"/>
               <w:left w:val="single" w:sz="12" w:space="0" w:color="000000" w:themeColor="text1"/>
@@ -994,9 +1346,19 @@
           <w:p>
             <w:pPr>
               <w:jc w:val="right"/>
+              <w:rPr>
+                <w:rFonts w:ascii="Arial" w:hAnsi="Arial" w:cs="Arial"/>
+                <w:sz w:val="18"/>
+                <w:szCs w:val="18"/>
+              </w:rPr>
             </w:pPr>
             <w:bookmarkStart w:id="16" w:name="Basic"/>
             <w:r>
+              <w:rPr>
+                <w:rFonts w:ascii="Arial" w:hAnsi="Arial" w:cs="Arial"/>
+                <w:sz w:val="18"/>
+                <w:szCs w:val="18"/>
+              </w:rPr>
               <w:t>00</w:t>
             </w:r>
             <w:bookmarkEnd w:id="16"/>
@@ -1004,7 +1366,7 @@
         </w:tc>
         <w:tc>
           <w:tcPr>
-            <w:tcW w:w="2520" w:type="dxa"/>
+            <w:tcW w:w="2330" w:type="dxa"/>
             <w:tcBorders>
               <w:top w:val="single" w:sz="12" w:space="0" w:color="000000" w:themeColor="text1"/>
               <w:left w:val="single" w:sz="12" w:space="0" w:color="000000" w:themeColor="text1"/>
@@ -1013,14 +1375,26 @@
             </w:tcBorders>
           </w:tcPr>
           <w:p>
-            <w:r>
+            <w:pPr>
+              <w:rPr>
+                <w:rFonts w:ascii="Arial" w:hAnsi="Arial" w:cs="Arial"/>
+                <w:sz w:val="18"/>
+                <w:szCs w:val="18"/>
+              </w:rPr>
+            </w:pPr>
+            <w:r>
+              <w:rPr>
+                <w:rFonts w:ascii="Arial" w:hAnsi="Arial" w:cs="Arial"/>
+                <w:sz w:val="18"/>
+                <w:szCs w:val="18"/>
+              </w:rPr>
               <w:t>Professional Tax</w:t>
             </w:r>
           </w:p>
         </w:tc>
         <w:tc>
           <w:tcPr>
-            <w:tcW w:w="2925" w:type="dxa"/>
+            <w:tcW w:w="3115" w:type="dxa"/>
             <w:tcBorders>
               <w:top w:val="single" w:sz="12" w:space="0" w:color="000000" w:themeColor="text1"/>
               <w:left w:val="single" w:sz="12" w:space="0" w:color="000000" w:themeColor="text1"/>
@@ -1031,9 +1405,19 @@
           <w:p>
             <w:pPr>
               <w:jc w:val="right"/>
+              <w:rPr>
+                <w:rFonts w:ascii="Arial" w:hAnsi="Arial" w:cs="Arial"/>
+                <w:sz w:val="18"/>
+                <w:szCs w:val="18"/>
+              </w:rPr>
             </w:pPr>
             <w:bookmarkStart w:id="17" w:name="ProfessionalTax"/>
             <w:r>
+              <w:rPr>
+                <w:rFonts w:ascii="Arial" w:hAnsi="Arial" w:cs="Arial"/>
+                <w:sz w:val="18"/>
+                <w:szCs w:val="18"/>
+              </w:rPr>
               <w:t>00</w:t>
             </w:r>
             <w:bookmarkEnd w:id="17"/>
@@ -1043,23 +1427,35 @@
       <w:tr>
         <w:tc>
           <w:tcPr>
-            <w:tcW w:w="2436" w:type="dxa"/>
-            <w:tcBorders>
-              <w:top w:val="none" w:sz="4" w:space="0" w:color="000000" w:themeColor="text1"/>
-              <w:left w:val="single" w:sz="12" w:space="0" w:color="000000" w:themeColor="text1"/>
-              <w:bottom w:val="none" w:sz="4" w:space="0" w:color="000000" w:themeColor="text1"/>
-              <w:right w:val="single" w:sz="12" w:space="0" w:color="000000" w:themeColor="text1"/>
-            </w:tcBorders>
-          </w:tcPr>
-          <w:p>
-            <w:r>
+            <w:tcW w:w="2346" w:type="dxa"/>
+            <w:tcBorders>
+              <w:top w:val="none" w:sz="4" w:space="0" w:color="000000" w:themeColor="text1"/>
+              <w:left w:val="single" w:sz="12" w:space="0" w:color="000000" w:themeColor="text1"/>
+              <w:bottom w:val="none" w:sz="4" w:space="0" w:color="000000" w:themeColor="text1"/>
+              <w:right w:val="single" w:sz="12" w:space="0" w:color="000000" w:themeColor="text1"/>
+            </w:tcBorders>
+          </w:tcPr>
+          <w:p>
+            <w:pPr>
+              <w:rPr>
+                <w:rFonts w:ascii="Arial" w:hAnsi="Arial" w:cs="Arial"/>
+                <w:sz w:val="18"/>
+                <w:szCs w:val="18"/>
+              </w:rPr>
+            </w:pPr>
+            <w:r>
+              <w:rPr>
+                <w:rFonts w:ascii="Arial" w:hAnsi="Arial" w:cs="Arial"/>
+                <w:sz w:val="18"/>
+                <w:szCs w:val="18"/>
+              </w:rPr>
               <w:t>HRA</w:t>
             </w:r>
           </w:p>
         </w:tc>
         <w:tc>
           <w:tcPr>
-            <w:tcW w:w="3790" w:type="dxa"/>
+            <w:tcW w:w="3880" w:type="dxa"/>
             <w:tcBorders>
               <w:top w:val="none" w:sz="4" w:space="0" w:color="000000" w:themeColor="text1"/>
               <w:left w:val="single" w:sz="12" w:space="0" w:color="000000" w:themeColor="text1"/>
@@ -1070,9 +1466,19 @@
           <w:p>
             <w:pPr>
               <w:jc w:val="right"/>
+              <w:rPr>
+                <w:rFonts w:ascii="Arial" w:hAnsi="Arial" w:cs="Arial"/>
+                <w:sz w:val="18"/>
+                <w:szCs w:val="18"/>
+              </w:rPr>
             </w:pPr>
             <w:bookmarkStart w:id="18" w:name="HRA"/>
             <w:r>
+              <w:rPr>
+                <w:rFonts w:ascii="Arial" w:hAnsi="Arial" w:cs="Arial"/>
+                <w:sz w:val="18"/>
+                <w:szCs w:val="18"/>
+              </w:rPr>
               <w:t>00</w:t>
             </w:r>
             <w:bookmarkEnd w:id="18"/>
@@ -1080,23 +1486,35 @@
         </w:tc>
         <w:tc>
           <w:tcPr>
-            <w:tcW w:w="2520" w:type="dxa"/>
-            <w:tcBorders>
-              <w:top w:val="none" w:sz="4" w:space="0" w:color="000000" w:themeColor="text1"/>
-              <w:left w:val="single" w:sz="12" w:space="0" w:color="000000" w:themeColor="text1"/>
-              <w:bottom w:val="none" w:sz="4" w:space="0" w:color="000000" w:themeColor="text1"/>
-              <w:right w:val="single" w:sz="12" w:space="0" w:color="000000" w:themeColor="text1"/>
-            </w:tcBorders>
-          </w:tcPr>
-          <w:p>
-            <w:r>
+            <w:tcW w:w="2330" w:type="dxa"/>
+            <w:tcBorders>
+              <w:top w:val="none" w:sz="4" w:space="0" w:color="000000" w:themeColor="text1"/>
+              <w:left w:val="single" w:sz="12" w:space="0" w:color="000000" w:themeColor="text1"/>
+              <w:bottom w:val="none" w:sz="4" w:space="0" w:color="000000" w:themeColor="text1"/>
+              <w:right w:val="single" w:sz="12" w:space="0" w:color="000000" w:themeColor="text1"/>
+            </w:tcBorders>
+          </w:tcPr>
+          <w:p>
+            <w:pPr>
+              <w:rPr>
+                <w:rFonts w:ascii="Arial" w:hAnsi="Arial" w:cs="Arial"/>
+                <w:sz w:val="18"/>
+                <w:szCs w:val="18"/>
+              </w:rPr>
+            </w:pPr>
+            <w:r>
+              <w:rPr>
+                <w:rFonts w:ascii="Arial" w:hAnsi="Arial" w:cs="Arial"/>
+                <w:sz w:val="18"/>
+                <w:szCs w:val="18"/>
+              </w:rPr>
               <w:t>PF</w:t>
             </w:r>
           </w:p>
         </w:tc>
         <w:tc>
           <w:tcPr>
-            <w:tcW w:w="2925" w:type="dxa"/>
+            <w:tcW w:w="3115" w:type="dxa"/>
             <w:tcBorders>
               <w:top w:val="none" w:sz="4" w:space="0" w:color="000000" w:themeColor="text1"/>
               <w:left w:val="single" w:sz="12" w:space="0" w:color="000000" w:themeColor="text1"/>
@@ -1107,9 +1525,19 @@
           <w:p>
             <w:pPr>
               <w:jc w:val="right"/>
+              <w:rPr>
+                <w:rFonts w:ascii="Arial" w:hAnsi="Arial" w:cs="Arial"/>
+                <w:sz w:val="18"/>
+                <w:szCs w:val="18"/>
+              </w:rPr>
             </w:pPr>
             <w:bookmarkStart w:id="19" w:name="PFAmount"/>
             <w:r>
+              <w:rPr>
+                <w:rFonts w:ascii="Arial" w:hAnsi="Arial" w:cs="Arial"/>
+                <w:sz w:val="18"/>
+                <w:szCs w:val="18"/>
+              </w:rPr>
               <w:t>00</w:t>
             </w:r>
             <w:bookmarkEnd w:id="19"/>
@@ -1119,23 +1547,35 @@
       <w:tr>
         <w:tc>
           <w:tcPr>
-            <w:tcW w:w="2436" w:type="dxa"/>
-            <w:tcBorders>
-              <w:top w:val="none" w:sz="4" w:space="0" w:color="000000" w:themeColor="text1"/>
-              <w:left w:val="single" w:sz="12" w:space="0" w:color="000000" w:themeColor="text1"/>
-              <w:bottom w:val="none" w:sz="4" w:space="0" w:color="000000" w:themeColor="text1"/>
-              <w:right w:val="single" w:sz="12" w:space="0" w:color="000000" w:themeColor="text1"/>
-            </w:tcBorders>
-          </w:tcPr>
-          <w:p>
-            <w:r>
+            <w:tcW w:w="2346" w:type="dxa"/>
+            <w:tcBorders>
+              <w:top w:val="none" w:sz="4" w:space="0" w:color="000000" w:themeColor="text1"/>
+              <w:left w:val="single" w:sz="12" w:space="0" w:color="000000" w:themeColor="text1"/>
+              <w:bottom w:val="none" w:sz="4" w:space="0" w:color="000000" w:themeColor="text1"/>
+              <w:right w:val="single" w:sz="12" w:space="0" w:color="000000" w:themeColor="text1"/>
+            </w:tcBorders>
+          </w:tcPr>
+          <w:p>
+            <w:pPr>
+              <w:rPr>
+                <w:rFonts w:ascii="Arial" w:hAnsi="Arial" w:cs="Arial"/>
+                <w:sz w:val="18"/>
+                <w:szCs w:val="18"/>
+              </w:rPr>
+            </w:pPr>
+            <w:r>
+              <w:rPr>
+                <w:rFonts w:ascii="Arial" w:hAnsi="Arial" w:cs="Arial"/>
+                <w:sz w:val="18"/>
+                <w:szCs w:val="18"/>
+              </w:rPr>
               <w:t>Conveyance Allowance</w:t>
             </w:r>
           </w:p>
         </w:tc>
         <w:tc>
           <w:tcPr>
-            <w:tcW w:w="3790" w:type="dxa"/>
+            <w:tcW w:w="3880" w:type="dxa"/>
             <w:tcBorders>
               <w:top w:val="none" w:sz="4" w:space="0" w:color="000000" w:themeColor="text1"/>
               <w:left w:val="single" w:sz="12" w:space="0" w:color="000000" w:themeColor="text1"/>
@@ -1146,9 +1586,19 @@
           <w:p>
             <w:pPr>
               <w:jc w:val="right"/>
+              <w:rPr>
+                <w:rFonts w:ascii="Arial" w:hAnsi="Arial" w:cs="Arial"/>
+                <w:sz w:val="18"/>
+                <w:szCs w:val="18"/>
+              </w:rPr>
             </w:pPr>
             <w:bookmarkStart w:id="20" w:name="ConveyanceAllowance"/>
             <w:r>
+              <w:rPr>
+                <w:rFonts w:ascii="Arial" w:hAnsi="Arial" w:cs="Arial"/>
+                <w:sz w:val="18"/>
+                <w:szCs w:val="18"/>
+              </w:rPr>
               <w:t>00</w:t>
             </w:r>
             <w:bookmarkEnd w:id="20"/>
@@ -1156,23 +1606,35 @@
         </w:tc>
         <w:tc>
           <w:tcPr>
-            <w:tcW w:w="2520" w:type="dxa"/>
-            <w:tcBorders>
-              <w:top w:val="none" w:sz="4" w:space="0" w:color="000000" w:themeColor="text1"/>
-              <w:left w:val="single" w:sz="12" w:space="0" w:color="000000" w:themeColor="text1"/>
-              <w:bottom w:val="none" w:sz="4" w:space="0" w:color="000000" w:themeColor="text1"/>
-              <w:right w:val="single" w:sz="12" w:space="0" w:color="000000" w:themeColor="text1"/>
-            </w:tcBorders>
-          </w:tcPr>
-          <w:p>
-            <w:r>
+            <w:tcW w:w="2330" w:type="dxa"/>
+            <w:tcBorders>
+              <w:top w:val="none" w:sz="4" w:space="0" w:color="000000" w:themeColor="text1"/>
+              <w:left w:val="single" w:sz="12" w:space="0" w:color="000000" w:themeColor="text1"/>
+              <w:bottom w:val="none" w:sz="4" w:space="0" w:color="000000" w:themeColor="text1"/>
+              <w:right w:val="single" w:sz="12" w:space="0" w:color="000000" w:themeColor="text1"/>
+            </w:tcBorders>
+          </w:tcPr>
+          <w:p>
+            <w:pPr>
+              <w:rPr>
+                <w:rFonts w:ascii="Arial" w:hAnsi="Arial" w:cs="Arial"/>
+                <w:sz w:val="18"/>
+                <w:szCs w:val="18"/>
+              </w:rPr>
+            </w:pPr>
+            <w:r>
+              <w:rPr>
+                <w:rFonts w:ascii="Arial" w:hAnsi="Arial" w:cs="Arial"/>
+                <w:sz w:val="18"/>
+                <w:szCs w:val="18"/>
+              </w:rPr>
               <w:t>Other Deductions</w:t>
             </w:r>
           </w:p>
         </w:tc>
         <w:tc>
           <w:tcPr>
-            <w:tcW w:w="2925" w:type="dxa"/>
+            <w:tcW w:w="3115" w:type="dxa"/>
             <w:tcBorders>
               <w:top w:val="none" w:sz="4" w:space="0" w:color="000000" w:themeColor="text1"/>
               <w:left w:val="single" w:sz="12" w:space="0" w:color="000000" w:themeColor="text1"/>
@@ -1183,9 +1645,19 @@
           <w:p>
             <w:pPr>
               <w:jc w:val="right"/>
+              <w:rPr>
+                <w:rFonts w:ascii="Arial" w:hAnsi="Arial" w:cs="Arial"/>
+                <w:sz w:val="18"/>
+                <w:szCs w:val="18"/>
+              </w:rPr>
             </w:pPr>
             <w:bookmarkStart w:id="21" w:name="OtherDeduction"/>
             <w:r>
+              <w:rPr>
+                <w:rFonts w:ascii="Arial" w:hAnsi="Arial" w:cs="Arial"/>
+                <w:sz w:val="18"/>
+                <w:szCs w:val="18"/>
+              </w:rPr>
               <w:t>00</w:t>
             </w:r>
             <w:bookmarkEnd w:id="21"/>
@@ -1195,23 +1667,35 @@
       <w:tr>
         <w:tc>
           <w:tcPr>
-            <w:tcW w:w="2436" w:type="dxa"/>
-            <w:tcBorders>
-              <w:top w:val="none" w:sz="4" w:space="0" w:color="000000" w:themeColor="text1"/>
-              <w:left w:val="single" w:sz="12" w:space="0" w:color="000000" w:themeColor="text1"/>
-              <w:bottom w:val="none" w:sz="4" w:space="0" w:color="000000" w:themeColor="text1"/>
-              <w:right w:val="single" w:sz="12" w:space="0" w:color="000000" w:themeColor="text1"/>
-            </w:tcBorders>
-          </w:tcPr>
-          <w:p>
-            <w:r>
+            <w:tcW w:w="2346" w:type="dxa"/>
+            <w:tcBorders>
+              <w:top w:val="none" w:sz="4" w:space="0" w:color="000000" w:themeColor="text1"/>
+              <w:left w:val="single" w:sz="12" w:space="0" w:color="000000" w:themeColor="text1"/>
+              <w:bottom w:val="none" w:sz="4" w:space="0" w:color="000000" w:themeColor="text1"/>
+              <w:right w:val="single" w:sz="12" w:space="0" w:color="000000" w:themeColor="text1"/>
+            </w:tcBorders>
+          </w:tcPr>
+          <w:p>
+            <w:pPr>
+              <w:rPr>
+                <w:rFonts w:ascii="Arial" w:hAnsi="Arial" w:cs="Arial"/>
+                <w:sz w:val="18"/>
+                <w:szCs w:val="18"/>
+              </w:rPr>
+            </w:pPr>
+            <w:r>
+              <w:rPr>
+                <w:rFonts w:ascii="Arial" w:hAnsi="Arial" w:cs="Arial"/>
+                <w:sz w:val="18"/>
+                <w:szCs w:val="18"/>
+              </w:rPr>
               <w:t>Medical</w:t>
             </w:r>
           </w:p>
         </w:tc>
         <w:tc>
           <w:tcPr>
-            <w:tcW w:w="3790" w:type="dxa"/>
+            <w:tcW w:w="3880" w:type="dxa"/>
             <w:tcBorders>
               <w:top w:val="none" w:sz="4" w:space="0" w:color="000000" w:themeColor="text1"/>
               <w:left w:val="single" w:sz="12" w:space="0" w:color="000000" w:themeColor="text1"/>
@@ -1222,9 +1706,19 @@
           <w:p>
             <w:pPr>
               <w:jc w:val="right"/>
+              <w:rPr>
+                <w:rFonts w:ascii="Arial" w:hAnsi="Arial" w:cs="Arial"/>
+                <w:sz w:val="18"/>
+                <w:szCs w:val="18"/>
+              </w:rPr>
             </w:pPr>
             <w:bookmarkStart w:id="22" w:name="Medical"/>
             <w:r>
+              <w:rPr>
+                <w:rFonts w:ascii="Arial" w:hAnsi="Arial" w:cs="Arial"/>
+                <w:sz w:val="18"/>
+                <w:szCs w:val="18"/>
+              </w:rPr>
               <w:t>00</w:t>
             </w:r>
             <w:bookmarkEnd w:id="22"/>
@@ -1232,19 +1726,27 @@
         </w:tc>
         <w:tc>
           <w:tcPr>
-            <w:tcW w:w="2520" w:type="dxa"/>
-            <w:tcBorders>
-              <w:top w:val="none" w:sz="4" w:space="0" w:color="000000" w:themeColor="text1"/>
-              <w:left w:val="single" w:sz="12" w:space="0" w:color="000000" w:themeColor="text1"/>
-              <w:bottom w:val="none" w:sz="4" w:space="0" w:color="000000" w:themeColor="text1"/>
-              <w:right w:val="single" w:sz="12" w:space="0" w:color="000000" w:themeColor="text1"/>
-            </w:tcBorders>
-          </w:tcPr>
-          <w:p/>
-        </w:tc>
-        <w:tc>
-          <w:tcPr>
-            <w:tcW w:w="2925" w:type="dxa"/>
+            <w:tcW w:w="2330" w:type="dxa"/>
+            <w:tcBorders>
+              <w:top w:val="none" w:sz="4" w:space="0" w:color="000000" w:themeColor="text1"/>
+              <w:left w:val="single" w:sz="12" w:space="0" w:color="000000" w:themeColor="text1"/>
+              <w:bottom w:val="none" w:sz="4" w:space="0" w:color="000000" w:themeColor="text1"/>
+              <w:right w:val="single" w:sz="12" w:space="0" w:color="000000" w:themeColor="text1"/>
+            </w:tcBorders>
+          </w:tcPr>
+          <w:p>
+            <w:pPr>
+              <w:rPr>
+                <w:rFonts w:ascii="Arial" w:hAnsi="Arial" w:cs="Arial"/>
+                <w:sz w:val="20"/>
+                <w:szCs w:val="20"/>
+              </w:rPr>
+            </w:pPr>
+          </w:p>
+        </w:tc>
+        <w:tc>
+          <w:tcPr>
+            <w:tcW w:w="3115" w:type="dxa"/>
             <w:tcBorders>
               <w:top w:val="none" w:sz="4" w:space="0" w:color="000000" w:themeColor="text1"/>
               <w:left w:val="single" w:sz="12" w:space="0" w:color="000000" w:themeColor="text1"/>
@@ -1255,6 +1757,11 @@
           <w:p>
             <w:pPr>
               <w:jc w:val="right"/>
+              <w:rPr>
+                <w:rFonts w:ascii="Arial" w:hAnsi="Arial" w:cs="Arial"/>
+                <w:sz w:val="20"/>
+                <w:szCs w:val="20"/>
+              </w:rPr>
             </w:pPr>
           </w:p>
         </w:tc>
@@ -1262,23 +1769,35 @@
       <w:tr>
         <w:tc>
           <w:tcPr>
-            <w:tcW w:w="2436" w:type="dxa"/>
-            <w:tcBorders>
-              <w:top w:val="none" w:sz="4" w:space="0" w:color="000000" w:themeColor="text1"/>
-              <w:left w:val="single" w:sz="12" w:space="0" w:color="000000" w:themeColor="text1"/>
-              <w:bottom w:val="none" w:sz="4" w:space="0" w:color="000000" w:themeColor="text1"/>
-              <w:right w:val="single" w:sz="12" w:space="0" w:color="000000" w:themeColor="text1"/>
-            </w:tcBorders>
-          </w:tcPr>
-          <w:p>
-            <w:r>
+            <w:tcW w:w="2346" w:type="dxa"/>
+            <w:tcBorders>
+              <w:top w:val="none" w:sz="4" w:space="0" w:color="000000" w:themeColor="text1"/>
+              <w:left w:val="single" w:sz="12" w:space="0" w:color="000000" w:themeColor="text1"/>
+              <w:bottom w:val="none" w:sz="4" w:space="0" w:color="000000" w:themeColor="text1"/>
+              <w:right w:val="single" w:sz="12" w:space="0" w:color="000000" w:themeColor="text1"/>
+            </w:tcBorders>
+          </w:tcPr>
+          <w:p>
+            <w:pPr>
+              <w:rPr>
+                <w:rFonts w:ascii="Arial" w:hAnsi="Arial" w:cs="Arial"/>
+                <w:sz w:val="18"/>
+                <w:szCs w:val="18"/>
+              </w:rPr>
+            </w:pPr>
+            <w:r>
+              <w:rPr>
+                <w:rFonts w:ascii="Arial" w:hAnsi="Arial" w:cs="Arial"/>
+                <w:sz w:val="18"/>
+                <w:szCs w:val="18"/>
+              </w:rPr>
               <w:t>Special Allowance</w:t>
             </w:r>
           </w:p>
         </w:tc>
         <w:tc>
           <w:tcPr>
-            <w:tcW w:w="3790" w:type="dxa"/>
+            <w:tcW w:w="3880" w:type="dxa"/>
             <w:tcBorders>
               <w:top w:val="none" w:sz="4" w:space="0" w:color="000000" w:themeColor="text1"/>
               <w:left w:val="single" w:sz="12" w:space="0" w:color="000000" w:themeColor="text1"/>
@@ -1289,9 +1808,19 @@
           <w:p>
             <w:pPr>
               <w:jc w:val="right"/>
+              <w:rPr>
+                <w:rFonts w:ascii="Arial" w:hAnsi="Arial" w:cs="Arial"/>
+                <w:sz w:val="18"/>
+                <w:szCs w:val="18"/>
+              </w:rPr>
             </w:pPr>
             <w:bookmarkStart w:id="23" w:name="Special"/>
             <w:r>
+              <w:rPr>
+                <w:rFonts w:ascii="Arial" w:hAnsi="Arial" w:cs="Arial"/>
+                <w:sz w:val="18"/>
+                <w:szCs w:val="18"/>
+              </w:rPr>
               <w:t>00</w:t>
             </w:r>
             <w:bookmarkEnd w:id="23"/>
@@ -1299,83 +1828,131 @@
         </w:tc>
         <w:tc>
           <w:tcPr>
-            <w:tcW w:w="2520" w:type="dxa"/>
-            <w:tcBorders>
-              <w:top w:val="none" w:sz="4" w:space="0" w:color="000000" w:themeColor="text1"/>
-              <w:left w:val="single" w:sz="12" w:space="0" w:color="000000" w:themeColor="text1"/>
-              <w:bottom w:val="none" w:sz="4" w:space="0" w:color="000000" w:themeColor="text1"/>
-              <w:right w:val="single" w:sz="12" w:space="0" w:color="000000" w:themeColor="text1"/>
-            </w:tcBorders>
-          </w:tcPr>
-          <w:p/>
-        </w:tc>
-        <w:tc>
-          <w:tcPr>
-            <w:tcW w:w="2925" w:type="dxa"/>
-            <w:tcBorders>
-              <w:top w:val="none" w:sz="4" w:space="0" w:color="000000" w:themeColor="text1"/>
-              <w:left w:val="single" w:sz="12" w:space="0" w:color="000000" w:themeColor="text1"/>
-              <w:bottom w:val="none" w:sz="4" w:space="0" w:color="000000" w:themeColor="text1"/>
-              <w:right w:val="single" w:sz="12" w:space="0" w:color="000000" w:themeColor="text1"/>
-            </w:tcBorders>
-          </w:tcPr>
-          <w:p/>
+            <w:tcW w:w="2330" w:type="dxa"/>
+            <w:tcBorders>
+              <w:top w:val="none" w:sz="4" w:space="0" w:color="000000" w:themeColor="text1"/>
+              <w:left w:val="single" w:sz="12" w:space="0" w:color="000000" w:themeColor="text1"/>
+              <w:bottom w:val="none" w:sz="4" w:space="0" w:color="000000" w:themeColor="text1"/>
+              <w:right w:val="single" w:sz="12" w:space="0" w:color="000000" w:themeColor="text1"/>
+            </w:tcBorders>
+          </w:tcPr>
+          <w:p>
+            <w:pPr>
+              <w:rPr>
+                <w:rFonts w:ascii="Arial" w:hAnsi="Arial" w:cs="Arial"/>
+                <w:sz w:val="20"/>
+                <w:szCs w:val="20"/>
+              </w:rPr>
+            </w:pPr>
+          </w:p>
+        </w:tc>
+        <w:tc>
+          <w:tcPr>
+            <w:tcW w:w="3115" w:type="dxa"/>
+            <w:tcBorders>
+              <w:top w:val="none" w:sz="4" w:space="0" w:color="000000" w:themeColor="text1"/>
+              <w:left w:val="single" w:sz="12" w:space="0" w:color="000000" w:themeColor="text1"/>
+              <w:bottom w:val="none" w:sz="4" w:space="0" w:color="000000" w:themeColor="text1"/>
+              <w:right w:val="single" w:sz="12" w:space="0" w:color="000000" w:themeColor="text1"/>
+            </w:tcBorders>
+          </w:tcPr>
+          <w:p>
+            <w:pPr>
+              <w:rPr>
+                <w:rFonts w:ascii="Arial" w:hAnsi="Arial" w:cs="Arial"/>
+                <w:sz w:val="20"/>
+                <w:szCs w:val="20"/>
+              </w:rPr>
+            </w:pPr>
+          </w:p>
         </w:tc>
       </w:tr>
       <w:tr>
         <w:tc>
           <w:tcPr>
-            <w:tcW w:w="2436" w:type="dxa"/>
-            <w:tcBorders>
-              <w:top w:val="none" w:sz="4" w:space="0" w:color="000000" w:themeColor="text1"/>
-              <w:left w:val="single" w:sz="12" w:space="0" w:color="000000" w:themeColor="text1"/>
-              <w:bottom w:val="none" w:sz="4" w:space="0" w:color="000000" w:themeColor="text1"/>
-              <w:right w:val="single" w:sz="12" w:space="0" w:color="000000" w:themeColor="text1"/>
-            </w:tcBorders>
-          </w:tcPr>
-          <w:p/>
-        </w:tc>
-        <w:tc>
-          <w:tcPr>
-            <w:tcW w:w="3790" w:type="dxa"/>
-            <w:tcBorders>
-              <w:top w:val="none" w:sz="4" w:space="0" w:color="000000" w:themeColor="text1"/>
-              <w:left w:val="single" w:sz="12" w:space="0" w:color="000000" w:themeColor="text1"/>
-              <w:bottom w:val="none" w:sz="4" w:space="0" w:color="000000" w:themeColor="text1"/>
-              <w:right w:val="single" w:sz="12" w:space="0" w:color="000000" w:themeColor="text1"/>
-            </w:tcBorders>
-          </w:tcPr>
-          <w:p/>
-        </w:tc>
-        <w:tc>
-          <w:tcPr>
-            <w:tcW w:w="2520" w:type="dxa"/>
-            <w:tcBorders>
-              <w:top w:val="none" w:sz="4" w:space="0" w:color="000000" w:themeColor="text1"/>
-              <w:left w:val="single" w:sz="12" w:space="0" w:color="000000" w:themeColor="text1"/>
-              <w:bottom w:val="none" w:sz="4" w:space="0" w:color="000000" w:themeColor="text1"/>
-              <w:right w:val="single" w:sz="12" w:space="0" w:color="000000" w:themeColor="text1"/>
-            </w:tcBorders>
-          </w:tcPr>
-          <w:p/>
-        </w:tc>
-        <w:tc>
-          <w:tcPr>
-            <w:tcW w:w="2925" w:type="dxa"/>
-            <w:tcBorders>
-              <w:top w:val="none" w:sz="4" w:space="0" w:color="000000" w:themeColor="text1"/>
-              <w:left w:val="single" w:sz="12" w:space="0" w:color="000000" w:themeColor="text1"/>
-              <w:bottom w:val="none" w:sz="4" w:space="0" w:color="000000" w:themeColor="text1"/>
-              <w:right w:val="single" w:sz="12" w:space="0" w:color="000000" w:themeColor="text1"/>
-            </w:tcBorders>
-          </w:tcPr>
-          <w:p/>
+            <w:tcW w:w="2346" w:type="dxa"/>
+            <w:tcBorders>
+              <w:top w:val="none" w:sz="4" w:space="0" w:color="000000" w:themeColor="text1"/>
+              <w:left w:val="single" w:sz="12" w:space="0" w:color="000000" w:themeColor="text1"/>
+              <w:bottom w:val="none" w:sz="4" w:space="0" w:color="000000" w:themeColor="text1"/>
+              <w:right w:val="single" w:sz="12" w:space="0" w:color="000000" w:themeColor="text1"/>
+            </w:tcBorders>
+          </w:tcPr>
+          <w:p>
+            <w:pPr>
+              <w:rPr>
+                <w:rFonts w:ascii="Arial" w:hAnsi="Arial" w:cs="Arial"/>
+                <w:sz w:val="20"/>
+                <w:szCs w:val="20"/>
+              </w:rPr>
+            </w:pPr>
+          </w:p>
+        </w:tc>
+        <w:tc>
+          <w:tcPr>
+            <w:tcW w:w="3880" w:type="dxa"/>
+            <w:tcBorders>
+              <w:top w:val="none" w:sz="4" w:space="0" w:color="000000" w:themeColor="text1"/>
+              <w:left w:val="single" w:sz="12" w:space="0" w:color="000000" w:themeColor="text1"/>
+              <w:bottom w:val="none" w:sz="4" w:space="0" w:color="000000" w:themeColor="text1"/>
+              <w:right w:val="single" w:sz="12" w:space="0" w:color="000000" w:themeColor="text1"/>
+            </w:tcBorders>
+          </w:tcPr>
+          <w:p>
+            <w:pPr>
+              <w:rPr>
+                <w:rFonts w:ascii="Arial" w:hAnsi="Arial" w:cs="Arial"/>
+                <w:sz w:val="20"/>
+                <w:szCs w:val="20"/>
+              </w:rPr>
+            </w:pPr>
+          </w:p>
+        </w:tc>
+        <w:tc>
+          <w:tcPr>
+            <w:tcW w:w="2330" w:type="dxa"/>
+            <w:tcBorders>
+              <w:top w:val="none" w:sz="4" w:space="0" w:color="000000" w:themeColor="text1"/>
+              <w:left w:val="single" w:sz="12" w:space="0" w:color="000000" w:themeColor="text1"/>
+              <w:bottom w:val="none" w:sz="4" w:space="0" w:color="000000" w:themeColor="text1"/>
+              <w:right w:val="single" w:sz="12" w:space="0" w:color="000000" w:themeColor="text1"/>
+            </w:tcBorders>
+          </w:tcPr>
+          <w:p>
+            <w:pPr>
+              <w:rPr>
+                <w:rFonts w:ascii="Arial" w:hAnsi="Arial" w:cs="Arial"/>
+                <w:sz w:val="20"/>
+                <w:szCs w:val="20"/>
+              </w:rPr>
+            </w:pPr>
+          </w:p>
+        </w:tc>
+        <w:tc>
+          <w:tcPr>
+            <w:tcW w:w="3115" w:type="dxa"/>
+            <w:tcBorders>
+              <w:top w:val="none" w:sz="4" w:space="0" w:color="000000" w:themeColor="text1"/>
+              <w:left w:val="single" w:sz="12" w:space="0" w:color="000000" w:themeColor="text1"/>
+              <w:bottom w:val="none" w:sz="4" w:space="0" w:color="000000" w:themeColor="text1"/>
+              <w:right w:val="single" w:sz="12" w:space="0" w:color="000000" w:themeColor="text1"/>
+            </w:tcBorders>
+          </w:tcPr>
+          <w:p>
+            <w:pPr>
+              <w:rPr>
+                <w:rFonts w:ascii="Arial" w:hAnsi="Arial" w:cs="Arial"/>
+                <w:sz w:val="20"/>
+                <w:szCs w:val="20"/>
+              </w:rPr>
+            </w:pPr>
+          </w:p>
         </w:tc>
       </w:tr>
       <w:tr>
         <w:tc>
           <w:tcPr>
-            <w:tcW w:w="2436" w:type="dxa"/>
+            <w:tcW w:w="2346" w:type="dxa"/>
             <w:tcBorders>
               <w:top w:val="none" w:sz="4" w:space="0" w:color="000000" w:themeColor="text1"/>
               <w:left w:val="single" w:sz="12" w:space="0" w:color="000000" w:themeColor="text1"/>
@@ -1383,11 +1960,19 @@
               <w:right w:val="single" w:sz="12" w:space="0" w:color="000000" w:themeColor="text1"/>
             </w:tcBorders>
           </w:tcPr>
-          <w:p/>
-        </w:tc>
-        <w:tc>
-          <w:tcPr>
-            <w:tcW w:w="3790" w:type="dxa"/>
+          <w:p>
+            <w:pPr>
+              <w:rPr>
+                <w:rFonts w:ascii="Arial" w:hAnsi="Arial" w:cs="Arial"/>
+                <w:sz w:val="20"/>
+                <w:szCs w:val="20"/>
+              </w:rPr>
+            </w:pPr>
+          </w:p>
+        </w:tc>
+        <w:tc>
+          <w:tcPr>
+            <w:tcW w:w="3880" w:type="dxa"/>
             <w:tcBorders>
               <w:top w:val="none" w:sz="4" w:space="0" w:color="000000" w:themeColor="text1"/>
               <w:left w:val="single" w:sz="12" w:space="0" w:color="000000" w:themeColor="text1"/>
@@ -1395,11 +1980,19 @@
               <w:right w:val="single" w:sz="12" w:space="0" w:color="000000" w:themeColor="text1"/>
             </w:tcBorders>
           </w:tcPr>
-          <w:p/>
-        </w:tc>
-        <w:tc>
-          <w:tcPr>
-            <w:tcW w:w="2520" w:type="dxa"/>
+          <w:p>
+            <w:pPr>
+              <w:rPr>
+                <w:rFonts w:ascii="Arial" w:hAnsi="Arial" w:cs="Arial"/>
+                <w:sz w:val="20"/>
+                <w:szCs w:val="20"/>
+              </w:rPr>
+            </w:pPr>
+          </w:p>
+        </w:tc>
+        <w:tc>
+          <w:tcPr>
+            <w:tcW w:w="2330" w:type="dxa"/>
             <w:tcBorders>
               <w:top w:val="none" w:sz="4" w:space="0" w:color="000000" w:themeColor="text1"/>
               <w:left w:val="single" w:sz="12" w:space="0" w:color="000000" w:themeColor="text1"/>
@@ -1407,11 +2000,19 @@
               <w:right w:val="single" w:sz="12" w:space="0" w:color="000000" w:themeColor="text1"/>
             </w:tcBorders>
           </w:tcPr>
-          <w:p/>
-        </w:tc>
-        <w:tc>
-          <w:tcPr>
-            <w:tcW w:w="2925" w:type="dxa"/>
+          <w:p>
+            <w:pPr>
+              <w:rPr>
+                <w:rFonts w:ascii="Arial" w:hAnsi="Arial" w:cs="Arial"/>
+                <w:sz w:val="20"/>
+                <w:szCs w:val="20"/>
+              </w:rPr>
+            </w:pPr>
+          </w:p>
+        </w:tc>
+        <w:tc>
+          <w:tcPr>
+            <w:tcW w:w="3115" w:type="dxa"/>
             <w:tcBorders>
               <w:top w:val="none" w:sz="4" w:space="0" w:color="000000" w:themeColor="text1"/>
               <w:left w:val="single" w:sz="12" w:space="0" w:color="000000" w:themeColor="text1"/>
@@ -1419,13 +2020,21 @@
               <w:right w:val="single" w:sz="12" w:space="0" w:color="000000" w:themeColor="text1"/>
             </w:tcBorders>
           </w:tcPr>
-          <w:p/>
+          <w:p>
+            <w:pPr>
+              <w:rPr>
+                <w:rFonts w:ascii="Arial" w:hAnsi="Arial" w:cs="Arial"/>
+                <w:sz w:val="20"/>
+                <w:szCs w:val="20"/>
+              </w:rPr>
+            </w:pPr>
+          </w:p>
         </w:tc>
       </w:tr>
       <w:tr>
         <w:tc>
           <w:tcPr>
-            <w:tcW w:w="2436" w:type="dxa"/>
+            <w:tcW w:w="2346" w:type="dxa"/>
             <w:tcBorders>
               <w:top w:val="single" w:sz="12" w:space="0" w:color="000000" w:themeColor="text1"/>
               <w:left w:val="single" w:sz="12" w:space="0" w:color="auto"/>
@@ -1436,14 +2045,20 @@
           <w:p>
             <w:pPr>
               <w:rPr>
-                <w:b/>
-                <w:bCs/>
-              </w:rPr>
-            </w:pPr>
-            <w:r>
-              <w:rPr>
-                <w:b/>
-                <w:bCs/>
+                <w:rFonts w:ascii="Arial" w:hAnsi="Arial" w:cs="Arial"/>
+                <w:b/>
+                <w:bCs/>
+                <w:sz w:val="18"/>
+                <w:szCs w:val="18"/>
+              </w:rPr>
+            </w:pPr>
+            <w:r>
+              <w:rPr>
+                <w:rFonts w:ascii="Arial" w:hAnsi="Arial" w:cs="Arial"/>
+                <w:b/>
+                <w:bCs/>
+                <w:sz w:val="18"/>
+                <w:szCs w:val="18"/>
               </w:rPr>
               <w:t>TOTAL EARNINGS</w:t>
             </w:r>
@@ -1451,7 +2066,7 @@
         </w:tc>
         <w:tc>
           <w:tcPr>
-            <w:tcW w:w="3790" w:type="dxa"/>
+            <w:tcW w:w="3880" w:type="dxa"/>
             <w:tcBorders>
               <w:top w:val="single" w:sz="12" w:space="0" w:color="000000" w:themeColor="text1"/>
               <w:left w:val="single" w:sz="12" w:space="0" w:color="auto"/>
@@ -1462,9 +2077,19 @@
           <w:p>
             <w:pPr>
               <w:jc w:val="right"/>
+              <w:rPr>
+                <w:rFonts w:ascii="Arial" w:hAnsi="Arial" w:cs="Arial"/>
+                <w:sz w:val="18"/>
+                <w:szCs w:val="18"/>
+              </w:rPr>
             </w:pPr>
             <w:bookmarkStart w:id="24" w:name="TotalEarnings"/>
             <w:r>
+              <w:rPr>
+                <w:rFonts w:ascii="Arial" w:hAnsi="Arial" w:cs="Arial"/>
+                <w:sz w:val="18"/>
+                <w:szCs w:val="18"/>
+              </w:rPr>
               <w:t>00</w:t>
             </w:r>
             <w:bookmarkEnd w:id="24"/>
@@ -1472,7 +2097,7 @@
         </w:tc>
         <w:tc>
           <w:tcPr>
-            <w:tcW w:w="2520" w:type="dxa"/>
+            <w:tcW w:w="2330" w:type="dxa"/>
             <w:tcBorders>
               <w:top w:val="single" w:sz="12" w:space="0" w:color="000000" w:themeColor="text1"/>
               <w:left w:val="single" w:sz="12" w:space="0" w:color="auto"/>
@@ -1481,10 +2106,20 @@
             </w:tcBorders>
           </w:tcPr>
           <w:p>
-            <w:r>
-              <w:rPr>
-                <w:b/>
-                <w:bCs/>
+            <w:pPr>
+              <w:rPr>
+                <w:rFonts w:ascii="Arial" w:hAnsi="Arial" w:cs="Arial"/>
+                <w:sz w:val="18"/>
+                <w:szCs w:val="18"/>
+              </w:rPr>
+            </w:pPr>
+            <w:r>
+              <w:rPr>
+                <w:rFonts w:ascii="Arial" w:hAnsi="Arial" w:cs="Arial"/>
+                <w:b/>
+                <w:bCs/>
+                <w:sz w:val="18"/>
+                <w:szCs w:val="18"/>
               </w:rPr>
               <w:t>TOTAL DEDUCTIONS</w:t>
             </w:r>
@@ -1492,7 +2127,7 @@
         </w:tc>
         <w:tc>
           <w:tcPr>
-            <w:tcW w:w="2925" w:type="dxa"/>
+            <w:tcW w:w="3115" w:type="dxa"/>
             <w:tcBorders>
               <w:top w:val="single" w:sz="12" w:space="0" w:color="000000" w:themeColor="text1"/>
               <w:left w:val="single" w:sz="12" w:space="0" w:color="auto"/>
@@ -1502,9 +2137,19 @@
           <w:p>
             <w:pPr>
               <w:jc w:val="right"/>
+              <w:rPr>
+                <w:rFonts w:ascii="Arial" w:hAnsi="Arial" w:cs="Arial"/>
+                <w:sz w:val="18"/>
+                <w:szCs w:val="18"/>
+              </w:rPr>
             </w:pPr>
             <w:bookmarkStart w:id="25" w:name="TotalDeduction"/>
             <w:r>
+              <w:rPr>
+                <w:rFonts w:ascii="Arial" w:hAnsi="Arial" w:cs="Arial"/>
+                <w:sz w:val="18"/>
+                <w:szCs w:val="18"/>
+              </w:rPr>
               <w:t>00</w:t>
             </w:r>
             <w:bookmarkEnd w:id="25"/>
@@ -1514,7 +2159,7 @@
       <w:tr>
         <w:tc>
           <w:tcPr>
-            <w:tcW w:w="2436" w:type="dxa"/>
+            <w:tcW w:w="2346" w:type="dxa"/>
             <w:tcBorders>
               <w:top w:val="single" w:sz="12" w:space="0" w:color="auto"/>
               <w:left w:val="single" w:sz="12" w:space="0" w:color="auto"/>
@@ -1525,14 +2170,20 @@
           <w:p>
             <w:pPr>
               <w:rPr>
-                <w:b/>
-                <w:bCs/>
-              </w:rPr>
-            </w:pPr>
-            <w:r>
-              <w:rPr>
-                <w:b/>
-                <w:bCs/>
+                <w:rFonts w:ascii="Arial" w:hAnsi="Arial" w:cs="Arial"/>
+                <w:b/>
+                <w:bCs/>
+                <w:sz w:val="18"/>
+                <w:szCs w:val="18"/>
+              </w:rPr>
+            </w:pPr>
+            <w:r>
+              <w:rPr>
+                <w:rFonts w:ascii="Arial" w:hAnsi="Arial" w:cs="Arial"/>
+                <w:b/>
+                <w:bCs/>
+                <w:sz w:val="18"/>
+                <w:szCs w:val="18"/>
               </w:rPr>
               <w:t>NET SALARY</w:t>
             </w:r>
@@ -1540,7 +2191,7 @@
         </w:tc>
         <w:tc>
           <w:tcPr>
-            <w:tcW w:w="9235" w:type="dxa"/>
+            <w:tcW w:w="9325" w:type="dxa"/>
             <w:gridSpan w:val="3"/>
             <w:tcBorders>
               <w:top w:val="single" w:sz="12" w:space="0" w:color="auto"/>
@@ -1552,9 +2203,19 @@
           <w:p>
             <w:pPr>
               <w:jc w:val="right"/>
+              <w:rPr>
+                <w:rFonts w:ascii="Arial" w:hAnsi="Arial" w:cs="Arial"/>
+                <w:sz w:val="18"/>
+                <w:szCs w:val="18"/>
+              </w:rPr>
             </w:pPr>
             <w:bookmarkStart w:id="26" w:name="NetSalary"/>
             <w:r>
+              <w:rPr>
+                <w:rFonts w:ascii="Arial" w:hAnsi="Arial" w:cs="Arial"/>
+                <w:sz w:val="18"/>
+                <w:szCs w:val="18"/>
+              </w:rPr>
               <w:t>00</w:t>
             </w:r>
             <w:bookmarkEnd w:id="26"/>
@@ -1564,7 +2225,7 @@
       <w:tr>
         <w:tc>
           <w:tcPr>
-            <w:tcW w:w="2436" w:type="dxa"/>
+            <w:tcW w:w="2346" w:type="dxa"/>
             <w:tcBorders>
               <w:top w:val="single" w:sz="12" w:space="0" w:color="auto"/>
               <w:left w:val="single" w:sz="12" w:space="0" w:color="auto"/>
@@ -1575,14 +2236,20 @@
           <w:p>
             <w:pPr>
               <w:rPr>
-                <w:b/>
-                <w:bCs/>
-              </w:rPr>
-            </w:pPr>
-            <w:r>
-              <w:rPr>
-                <w:b/>
-                <w:bCs/>
+                <w:rFonts w:ascii="Arial" w:hAnsi="Arial" w:cs="Arial"/>
+                <w:b/>
+                <w:bCs/>
+                <w:sz w:val="18"/>
+                <w:szCs w:val="18"/>
+              </w:rPr>
+            </w:pPr>
+            <w:r>
+              <w:rPr>
+                <w:rFonts w:ascii="Arial" w:hAnsi="Arial" w:cs="Arial"/>
+                <w:b/>
+                <w:bCs/>
+                <w:sz w:val="18"/>
+                <w:szCs w:val="18"/>
               </w:rPr>
               <w:t>IN WORDS</w:t>
             </w:r>
@@ -1590,7 +2257,7 @@
         </w:tc>
         <w:tc>
           <w:tcPr>
-            <w:tcW w:w="9235" w:type="dxa"/>
+            <w:tcW w:w="9325" w:type="dxa"/>
             <w:gridSpan w:val="3"/>
             <w:tcBorders>
               <w:top w:val="single" w:sz="12" w:space="0" w:color="auto"/>
@@ -1600,11 +2267,28 @@
             </w:tcBorders>
           </w:tcPr>
           <w:p>
-            <w:r>
+            <w:pPr>
+              <w:rPr>
+                <w:rFonts w:ascii="Arial" w:hAnsi="Arial" w:cs="Arial"/>
+                <w:sz w:val="18"/>
+                <w:szCs w:val="18"/>
+              </w:rPr>
+            </w:pPr>
+            <w:r>
+              <w:rPr>
+                <w:rFonts w:ascii="Arial" w:hAnsi="Arial" w:cs="Arial"/>
+                <w:sz w:val="18"/>
+                <w:szCs w:val="18"/>
+              </w:rPr>
               <w:t xml:space="preserve">Rupees </w:t>
             </w:r>
             <w:bookmarkStart w:id="27" w:name="InWords"/>
             <w:r>
+              <w:rPr>
+                <w:rFonts w:ascii="Arial" w:hAnsi="Arial" w:cs="Arial"/>
+                <w:sz w:val="18"/>
+                <w:szCs w:val="18"/>
+              </w:rPr>
               <w:t>xx</w:t>
             </w:r>
             <w:bookmarkEnd w:id="27"/>
@@ -2618,110 +3302,16 @@
         <a:srgbClr val="954F72"/>
       </a:folHlink>
     </a:clrScheme>
-    <a:fontScheme name="Office">
+    <a:fontScheme name="Custom 1">
       <a:majorFont>
-        <a:latin typeface="Calibri Light" panose="020F0302020204030204"/>
+        <a:latin typeface="Arial"/>
         <a:ea typeface=""/>
         <a:cs typeface=""/>
-        <a:font script="Jpan" typeface="游ゴシック Light"/>
-        <a:font script="Hang" typeface="맑은 고딕"/>
-        <a:font script="Hans" typeface="等线 Light"/>
-        <a:font script="Hant" typeface="新細明體"/>
-        <a:font script="Arab" typeface="Times New Roman"/>
-        <a:font script="Hebr" typeface="Times New Roman"/>
-        <a:font script="Thai" typeface="Angsana New"/>
-        <a:font script="Ethi" typeface="Nyala"/>
-        <a:font script="Beng" typeface="Vrinda"/>
-        <a:font script="Gujr" typeface="Shruti"/>
-        <a:font script="Khmr" typeface="MoolBoran"/>
-        <a:font script="Knda" typeface="Tunga"/>
-        <a:font script="Guru" typeface="Raavi"/>
-        <a:font script="Cans" typeface="Euphemia"/>
-        <a:font script="Cher" typeface="Plantagenet Cherokee"/>
-        <a:font script="Yiii" typeface="Microsoft Yi Baiti"/>
-        <a:font script="Tibt" typeface="Microsoft Himalaya"/>
-        <a:font script="Thaa" typeface="MV Boli"/>
-        <a:font script="Deva" typeface="Mangal"/>
-        <a:font script="Telu" typeface="Gautami"/>
-        <a:font script="Taml" typeface="Latha"/>
-        <a:font script="Syrc" typeface="Estrangelo Edessa"/>
-        <a:font script="Orya" typeface="Kalinga"/>
-        <a:font script="Mlym" typeface="Kartika"/>
-        <a:font script="Laoo" typeface="DokChampa"/>
-        <a:font script="Sinh" typeface="Iskoola Pota"/>
-        <a:font script="Mong" typeface="Mongolian Baiti"/>
-        <a:font script="Viet" typeface="Times New Roman"/>
-        <a:font script="Uigh" typeface="Microsoft Uighur"/>
-        <a:font script="Geor" typeface="Sylfaen"/>
-        <a:font script="Armn" typeface="Arial"/>
-        <a:font script="Bugi" typeface="Leelawadee UI"/>
-        <a:font script="Bopo" typeface="Microsoft JhengHei"/>
-        <a:font script="Java" typeface="Javanese Text"/>
-        <a:font script="Lisu" typeface="Segoe UI"/>
-        <a:font script="Mymr" typeface="Myanmar Text"/>
-        <a:font script="Nkoo" typeface="Ebrima"/>
-        <a:font script="Olck" typeface="Nirmala UI"/>
-        <a:font script="Osma" typeface="Ebrima"/>
-        <a:font script="Phag" typeface="Phagspa"/>
-        <a:font script="Syrn" typeface="Estrangelo Edessa"/>
-        <a:font script="Syrj" typeface="Estrangelo Edessa"/>
-        <a:font script="Syre" typeface="Estrangelo Edessa"/>
-        <a:font script="Sora" typeface="Nirmala UI"/>
-        <a:font script="Tale" typeface="Microsoft Tai Le"/>
-        <a:font script="Talu" typeface="Microsoft New Tai Lue"/>
-        <a:font script="Tfng" typeface="Ebrima"/>
       </a:majorFont>
       <a:minorFont>
-        <a:latin typeface="Calibri" panose="020F0502020204030204"/>
+        <a:latin typeface="Arial"/>
         <a:ea typeface=""/>
         <a:cs typeface=""/>
-        <a:font script="Jpan" typeface="游ゴシック"/>
-        <a:font script="Hang" typeface="맑은 고딕"/>
-        <a:font script="Hans" typeface="等线"/>
-        <a:font script="Hant" typeface="新細明體"/>
-        <a:font script="Arab" typeface="Arial"/>
-        <a:font script="Hebr" typeface="Arial"/>
-        <a:font script="Thai" typeface="Cordia New"/>
-        <a:font script="Ethi" typeface="Nyala"/>
-        <a:font script="Beng" typeface="Vrinda"/>
-        <a:font script="Gujr" typeface="Shruti"/>
-        <a:font script="Khmr" typeface="DaunPenh"/>
-        <a:font script="Knda" typeface="Tunga"/>
-        <a:font script="Guru" typeface="Raavi"/>
-        <a:font script="Cans" typeface="Euphemia"/>
-        <a:font script="Cher" typeface="Plantagenet Cherokee"/>
-        <a:font script="Yiii" typeface="Microsoft Yi Baiti"/>
-        <a:font script="Tibt" typeface="Microsoft Himalaya"/>
-        <a:font script="Thaa" typeface="MV Boli"/>
-        <a:font script="Deva" typeface="Mangal"/>
-        <a:font script="Telu" typeface="Gautami"/>
-        <a:font script="Taml" typeface="Latha"/>
-        <a:font script="Syrc" typeface="Estrangelo Edessa"/>
-        <a:font script="Orya" typeface="Kalinga"/>
-        <a:font script="Mlym" typeface="Kartika"/>
-        <a:font script="Laoo" typeface="DokChampa"/>
-        <a:font script="Sinh" typeface="Iskoola Pota"/>
-        <a:font script="Mong" typeface="Mongolian Baiti"/>
-        <a:font script="Viet" typeface="Arial"/>
-        <a:font script="Uigh" typeface="Microsoft Uighur"/>
-        <a:font script="Geor" typeface="Sylfaen"/>
-        <a:font script="Armn" typeface="Arial"/>
-        <a:font script="Bugi" typeface="Leelawadee UI"/>
-        <a:font script="Bopo" typeface="Microsoft JhengHei"/>
-        <a:font script="Java" typeface="Javanese Text"/>
-        <a:font script="Lisu" typeface="Segoe UI"/>
-        <a:font script="Mymr" typeface="Myanmar Text"/>
-        <a:font script="Nkoo" typeface="Ebrima"/>
-        <a:font script="Olck" typeface="Nirmala UI"/>
-        <a:font script="Osma" typeface="Ebrima"/>
-        <a:font script="Phag" typeface="Phagspa"/>
-        <a:font script="Syrn" typeface="Estrangelo Edessa"/>
-        <a:font script="Syrj" typeface="Estrangelo Edessa"/>
-        <a:font script="Syre" typeface="Estrangelo Edessa"/>
-        <a:font script="Sora" typeface="Nirmala UI"/>
-        <a:font script="Tale" typeface="Microsoft Tai Le"/>
-        <a:font script="Talu" typeface="Microsoft New Tai Lue"/>
-        <a:font script="Tfng" typeface="Ebrima"/>
       </a:minorFont>
     </a:fontScheme>
     <a:fmtScheme name="Office">

--- a/Backend/Templates/PaySlipTemplate.docx
+++ b/Backend/Templates/PaySlipTemplate.docx
@@ -12,8 +12,8 @@
       <w:tblGrid>
         <w:gridCol w:w="2346"/>
         <w:gridCol w:w="3880"/>
-        <w:gridCol w:w="2330"/>
-        <w:gridCol w:w="3115"/>
+        <w:gridCol w:w="2150"/>
+        <w:gridCol w:w="3295"/>
       </w:tblGrid>
       <w:tr>
         <w:trPr>
@@ -263,138 +263,76 @@
       </w:tr>
       <w:tr>
         <w:trPr>
-          <w:trHeight w:val="317"/>
+          <w:trHeight w:val="303"/>
         </w:trPr>
         <w:tc>
           <w:tcPr>
-            <w:tcW w:w="2346" w:type="dxa"/>
-            <w:tcBorders>
-              <w:top w:val="single" w:sz="12" w:space="0" w:color="000000" w:themeColor="text1"/>
-              <w:left w:val="single" w:sz="12" w:space="0" w:color="000000" w:themeColor="text1"/>
-              <w:bottom w:val="none" w:sz="4" w:space="0" w:color="000000" w:themeColor="text1"/>
-              <w:right w:val="single" w:sz="12" w:space="0" w:color="000000" w:themeColor="text1"/>
-            </w:tcBorders>
-          </w:tcPr>
-          <w:p>
-            <w:pPr>
-              <w:rPr>
-                <w:rFonts w:ascii="Arial" w:hAnsi="Arial" w:cs="Arial"/>
-                <w:b/>
-                <w:bCs/>
-                <w:sz w:val="18"/>
-                <w:szCs w:val="18"/>
-              </w:rPr>
-            </w:pPr>
-            <w:r>
-              <w:rPr>
-                <w:rFonts w:ascii="Arial" w:hAnsi="Arial" w:cs="Arial"/>
-                <w:b/>
-                <w:bCs/>
-                <w:sz w:val="18"/>
-                <w:szCs w:val="18"/>
-              </w:rPr>
-              <w:t>Employee Name</w:t>
-            </w:r>
-          </w:p>
-        </w:tc>
-        <w:tc>
-          <w:tcPr>
-            <w:tcW w:w="3880" w:type="dxa"/>
-            <w:tcBorders>
-              <w:top w:val="single" w:sz="12" w:space="0" w:color="000000" w:themeColor="text1"/>
-              <w:left w:val="single" w:sz="12" w:space="0" w:color="000000" w:themeColor="text1"/>
-              <w:bottom w:val="none" w:sz="4" w:space="0" w:color="000000" w:themeColor="text1"/>
-              <w:right w:val="single" w:sz="12" w:space="0" w:color="000000" w:themeColor="text1"/>
-            </w:tcBorders>
-          </w:tcPr>
-          <w:p>
-            <w:pPr>
-              <w:rPr>
-                <w:rFonts w:ascii="Arial" w:hAnsi="Arial" w:cs="Arial"/>
-                <w:sz w:val="18"/>
-                <w:szCs w:val="18"/>
-              </w:rPr>
-            </w:pPr>
+            <w:tcW w:w="11671" w:type="dxa"/>
+            <w:gridSpan w:val="4"/>
+            <w:tcBorders>
+              <w:top w:val="single" w:sz="12" w:space="0" w:color="auto"/>
+              <w:left w:val="single" w:sz="12" w:space="0" w:color="auto"/>
+              <w:bottom w:val="single" w:sz="12" w:space="0" w:color="000000" w:themeColor="text1"/>
+              <w:right w:val="single" w:sz="12" w:space="0" w:color="auto"/>
+            </w:tcBorders>
+            <w:shd w:val="clear" w:color="auto" w:fill="FFFFFF" w:themeFill="background1"/>
+          </w:tcPr>
+          <w:p>
+            <w:pPr>
+              <w:spacing w:before="60" w:after="100" w:afterAutospacing="1" w:line="276" w:lineRule="auto"/>
+              <w:rPr>
+                <w:rFonts w:ascii="Arial" w:hAnsi="Arial" w:cs="Arial"/>
+                <w:b/>
+                <w:bCs/>
+                <w:color w:val="099B9B"/>
+                <w:sz w:val="18"/>
+                <w:szCs w:val="18"/>
+              </w:rPr>
+            </w:pPr>
+            <w:r>
+              <w:rPr>
+                <w:rFonts w:ascii="Arial" w:hAnsi="Arial" w:cs="Arial"/>
+                <w:b/>
+                <w:bCs/>
+                <w:color w:val="000000" w:themeColor="text1"/>
+                <w:sz w:val="18"/>
+                <w:szCs w:val="18"/>
+              </w:rPr>
+              <w:t>Employee</w:t>
+            </w:r>
+            <w:r>
+              <w:rPr>
+                <w:rFonts w:ascii="Arial" w:hAnsi="Arial" w:cs="Arial"/>
+                <w:b/>
+                <w:bCs/>
+                <w:color w:val="000000" w:themeColor="text1"/>
+                <w:sz w:val="18"/>
+                <w:szCs w:val="18"/>
+              </w:rPr>
+              <w:t xml:space="preserve"> Name:</w:t>
+            </w:r>
+            <w:r>
+              <w:rPr>
+                <w:rFonts w:ascii="Arial" w:hAnsi="Arial" w:cs="Arial"/>
+                <w:b/>
+                <w:bCs/>
+                <w:color w:val="000000" w:themeColor="text1"/>
+                <w:sz w:val="18"/>
+                <w:szCs w:val="18"/>
+              </w:rPr>
+              <w:t xml:space="preserve"> </w:t>
+            </w:r>
             <w:bookmarkStart w:id="1" w:name="CandidateName"/>
             <w:r>
               <w:rPr>
                 <w:rFonts w:ascii="Arial" w:hAnsi="Arial" w:cs="Arial"/>
-                <w:sz w:val="18"/>
-                <w:szCs w:val="18"/>
-              </w:rPr>
-              <w:t>X</w:t>
+                <w:color w:val="000000" w:themeColor="text1"/>
+                <w:sz w:val="18"/>
+                <w:szCs w:val="18"/>
+              </w:rPr>
+              <w:t>XX</w:t>
             </w:r>
             <w:bookmarkEnd w:id="1"/>
-            <w:r>
-              <w:rPr>
-                <w:rFonts w:ascii="Arial" w:hAnsi="Arial" w:cs="Arial"/>
-                <w:sz w:val="18"/>
-                <w:szCs w:val="18"/>
-              </w:rPr>
-              <w:t xml:space="preserve"> </w:t>
-            </w:r>
-          </w:p>
-        </w:tc>
-        <w:tc>
-          <w:tcPr>
-            <w:tcW w:w="2330" w:type="dxa"/>
-            <w:tcBorders>
-              <w:top w:val="single" w:sz="12" w:space="0" w:color="000000" w:themeColor="text1"/>
-              <w:left w:val="single" w:sz="12" w:space="0" w:color="000000" w:themeColor="text1"/>
-              <w:bottom w:val="none" w:sz="4" w:space="0" w:color="000000" w:themeColor="text1"/>
-              <w:right w:val="single" w:sz="12" w:space="0" w:color="000000" w:themeColor="text1"/>
-            </w:tcBorders>
-          </w:tcPr>
-          <w:p>
-            <w:pPr>
-              <w:rPr>
-                <w:rFonts w:ascii="Arial" w:hAnsi="Arial" w:cs="Arial"/>
-                <w:b/>
-                <w:bCs/>
-                <w:sz w:val="18"/>
-                <w:szCs w:val="18"/>
-              </w:rPr>
-            </w:pPr>
-            <w:r>
-              <w:rPr>
-                <w:rFonts w:ascii="Arial" w:hAnsi="Arial" w:cs="Arial"/>
-                <w:b/>
-                <w:bCs/>
-                <w:sz w:val="18"/>
-                <w:szCs w:val="18"/>
-              </w:rPr>
-              <w:t>Bank Account Number</w:t>
-            </w:r>
-          </w:p>
-        </w:tc>
-        <w:tc>
-          <w:tcPr>
-            <w:tcW w:w="3115" w:type="dxa"/>
-            <w:tcBorders>
-              <w:top w:val="single" w:sz="12" w:space="0" w:color="000000" w:themeColor="text1"/>
-              <w:left w:val="single" w:sz="12" w:space="0" w:color="000000" w:themeColor="text1"/>
-              <w:bottom w:val="none" w:sz="4" w:space="0" w:color="000000" w:themeColor="text1"/>
-              <w:right w:val="single" w:sz="12" w:space="0" w:color="000000" w:themeColor="text1"/>
-            </w:tcBorders>
-          </w:tcPr>
-          <w:p>
-            <w:pPr>
-              <w:rPr>
-                <w:rFonts w:ascii="Arial" w:hAnsi="Arial" w:cs="Arial"/>
-                <w:sz w:val="18"/>
-                <w:szCs w:val="18"/>
-              </w:rPr>
-            </w:pPr>
-            <w:bookmarkStart w:id="2" w:name="BankAccountNumber"/>
-            <w:r>
-              <w:rPr>
-                <w:rFonts w:ascii="Arial" w:hAnsi="Arial" w:cs="Arial"/>
-                <w:sz w:val="18"/>
-                <w:szCs w:val="18"/>
-              </w:rPr>
-              <w:t>xx</w:t>
-            </w:r>
-            <w:bookmarkEnd w:id="2"/>
           </w:p>
         </w:tc>
       </w:tr>
@@ -406,14 +344,15 @@
           <w:tcPr>
             <w:tcW w:w="2346" w:type="dxa"/>
             <w:tcBorders>
-              <w:top w:val="none" w:sz="4" w:space="0" w:color="000000" w:themeColor="text1"/>
-              <w:left w:val="single" w:sz="12" w:space="0" w:color="000000" w:themeColor="text1"/>
-              <w:bottom w:val="none" w:sz="4" w:space="0" w:color="000000" w:themeColor="text1"/>
-              <w:right w:val="single" w:sz="12" w:space="0" w:color="000000" w:themeColor="text1"/>
-            </w:tcBorders>
-          </w:tcPr>
-          <w:p>
-            <w:pPr>
+              <w:top w:val="single" w:sz="12" w:space="0" w:color="000000" w:themeColor="text1"/>
+              <w:left w:val="single" w:sz="12" w:space="0" w:color="000000" w:themeColor="text1"/>
+              <w:bottom w:val="none" w:sz="4" w:space="0" w:color="000000" w:themeColor="text1"/>
+              <w:right w:val="single" w:sz="12" w:space="0" w:color="000000" w:themeColor="text1"/>
+            </w:tcBorders>
+          </w:tcPr>
+          <w:p>
+            <w:pPr>
+              <w:spacing w:before="40"/>
               <w:rPr>
                 <w:rFonts w:ascii="Arial" w:hAnsi="Arial" w:cs="Arial"/>
                 <w:b/>
@@ -438,21 +377,22 @@
           <w:tcPr>
             <w:tcW w:w="3880" w:type="dxa"/>
             <w:tcBorders>
-              <w:top w:val="none" w:sz="4" w:space="0" w:color="000000" w:themeColor="text1"/>
-              <w:left w:val="single" w:sz="12" w:space="0" w:color="000000" w:themeColor="text1"/>
-              <w:bottom w:val="none" w:sz="4" w:space="0" w:color="000000" w:themeColor="text1"/>
-              <w:right w:val="single" w:sz="12" w:space="0" w:color="000000" w:themeColor="text1"/>
-            </w:tcBorders>
-          </w:tcPr>
-          <w:p>
-            <w:pPr>
-              <w:rPr>
-                <w:rFonts w:ascii="Arial" w:hAnsi="Arial" w:cs="Arial"/>
-                <w:sz w:val="18"/>
-                <w:szCs w:val="18"/>
-              </w:rPr>
-            </w:pPr>
-            <w:bookmarkStart w:id="3" w:name="EmployeeID"/>
+              <w:top w:val="single" w:sz="12" w:space="0" w:color="000000" w:themeColor="text1"/>
+              <w:left w:val="single" w:sz="12" w:space="0" w:color="000000" w:themeColor="text1"/>
+              <w:bottom w:val="none" w:sz="4" w:space="0" w:color="000000" w:themeColor="text1"/>
+              <w:right w:val="single" w:sz="12" w:space="0" w:color="000000" w:themeColor="text1"/>
+            </w:tcBorders>
+          </w:tcPr>
+          <w:p>
+            <w:pPr>
+              <w:spacing w:before="40"/>
+              <w:rPr>
+                <w:rFonts w:ascii="Arial" w:hAnsi="Arial" w:cs="Arial"/>
+                <w:sz w:val="18"/>
+                <w:szCs w:val="18"/>
+              </w:rPr>
+            </w:pPr>
+            <w:bookmarkStart w:id="2" w:name="EmployeeID"/>
             <w:r>
               <w:rPr>
                 <w:rFonts w:ascii="Arial" w:hAnsi="Arial" w:cs="Arial"/>
@@ -461,69 +401,91 @@
               </w:rPr>
               <w:t>xx</w:t>
             </w:r>
+            <w:bookmarkEnd w:id="2"/>
+          </w:p>
+        </w:tc>
+        <w:tc>
+          <w:tcPr>
+            <w:tcW w:w="2150" w:type="dxa"/>
+            <w:tcBorders>
+              <w:top w:val="single" w:sz="12" w:space="0" w:color="000000" w:themeColor="text1"/>
+              <w:left w:val="single" w:sz="12" w:space="0" w:color="000000" w:themeColor="text1"/>
+              <w:bottom w:val="none" w:sz="4" w:space="0" w:color="000000" w:themeColor="text1"/>
+              <w:right w:val="single" w:sz="12" w:space="0" w:color="000000" w:themeColor="text1"/>
+            </w:tcBorders>
+          </w:tcPr>
+          <w:p>
+            <w:pPr>
+              <w:spacing w:before="40"/>
+              <w:rPr>
+                <w:rFonts w:ascii="Arial" w:hAnsi="Arial" w:cs="Arial"/>
+                <w:b/>
+                <w:bCs/>
+                <w:sz w:val="18"/>
+                <w:szCs w:val="18"/>
+              </w:rPr>
+            </w:pPr>
+            <w:r>
+              <w:rPr>
+                <w:rFonts w:ascii="Arial" w:hAnsi="Arial" w:cs="Arial"/>
+                <w:b/>
+                <w:bCs/>
+                <w:sz w:val="18"/>
+                <w:szCs w:val="18"/>
+              </w:rPr>
+              <w:t>Bank A</w:t>
+            </w:r>
+            <w:r>
+              <w:rPr>
+                <w:rFonts w:ascii="Arial" w:hAnsi="Arial" w:cs="Arial"/>
+                <w:b/>
+                <w:bCs/>
+                <w:sz w:val="18"/>
+                <w:szCs w:val="18"/>
+              </w:rPr>
+              <w:t>/C</w:t>
+            </w:r>
+            <w:r>
+              <w:rPr>
+                <w:rFonts w:ascii="Arial" w:hAnsi="Arial" w:cs="Arial"/>
+                <w:b/>
+                <w:bCs/>
+                <w:sz w:val="18"/>
+                <w:szCs w:val="18"/>
+              </w:rPr>
+              <w:t xml:space="preserve"> Number</w:t>
+            </w:r>
+          </w:p>
+        </w:tc>
+        <w:tc>
+          <w:tcPr>
+            <w:tcW w:w="3295" w:type="dxa"/>
+            <w:tcBorders>
+              <w:top w:val="single" w:sz="12" w:space="0" w:color="000000" w:themeColor="text1"/>
+              <w:left w:val="single" w:sz="12" w:space="0" w:color="000000" w:themeColor="text1"/>
+              <w:bottom w:val="none" w:sz="4" w:space="0" w:color="000000" w:themeColor="text1"/>
+              <w:right w:val="single" w:sz="12" w:space="0" w:color="000000" w:themeColor="text1"/>
+            </w:tcBorders>
+          </w:tcPr>
+          <w:p>
+            <w:pPr>
+              <w:spacing w:before="40"/>
+              <w:rPr>
+                <w:rFonts w:ascii="Arial" w:hAnsi="Arial" w:cs="Arial"/>
+                <w:sz w:val="18"/>
+                <w:szCs w:val="18"/>
+              </w:rPr>
+            </w:pPr>
+            <w:bookmarkStart w:id="3" w:name="BankAccountNumber"/>
+            <w:r>
+              <w:rPr>
+                <w:rFonts w:ascii="Arial" w:hAnsi="Arial" w:cs="Arial"/>
+                <w:sz w:val="18"/>
+                <w:szCs w:val="18"/>
+              </w:rPr>
+              <w:t>xx</w:t>
+            </w:r>
             <w:bookmarkEnd w:id="3"/>
-          </w:p>
-        </w:tc>
-        <w:tc>
-          <w:tcPr>
-            <w:tcW w:w="2330" w:type="dxa"/>
-            <w:tcBorders>
-              <w:top w:val="none" w:sz="4" w:space="0" w:color="000000" w:themeColor="text1"/>
-              <w:left w:val="single" w:sz="12" w:space="0" w:color="000000" w:themeColor="text1"/>
-              <w:bottom w:val="none" w:sz="4" w:space="0" w:color="000000" w:themeColor="text1"/>
-              <w:right w:val="single" w:sz="12" w:space="0" w:color="000000" w:themeColor="text1"/>
-            </w:tcBorders>
-          </w:tcPr>
-          <w:p>
-            <w:pPr>
-              <w:rPr>
-                <w:rFonts w:ascii="Arial" w:hAnsi="Arial" w:cs="Arial"/>
-                <w:b/>
-                <w:bCs/>
-                <w:sz w:val="18"/>
-                <w:szCs w:val="18"/>
-              </w:rPr>
-            </w:pPr>
-            <w:r>
-              <w:rPr>
-                <w:rFonts w:ascii="Arial" w:hAnsi="Arial" w:cs="Arial"/>
-                <w:b/>
-                <w:bCs/>
-                <w:sz w:val="18"/>
-                <w:szCs w:val="18"/>
-              </w:rPr>
-              <w:t>Bank Name</w:t>
-            </w:r>
-          </w:p>
-        </w:tc>
-        <w:tc>
-          <w:tcPr>
-            <w:tcW w:w="3115" w:type="dxa"/>
-            <w:tcBorders>
-              <w:top w:val="none" w:sz="4" w:space="0" w:color="000000" w:themeColor="text1"/>
-              <w:left w:val="single" w:sz="12" w:space="0" w:color="000000" w:themeColor="text1"/>
-              <w:bottom w:val="none" w:sz="4" w:space="0" w:color="000000" w:themeColor="text1"/>
-              <w:right w:val="single" w:sz="12" w:space="0" w:color="000000" w:themeColor="text1"/>
-            </w:tcBorders>
-          </w:tcPr>
-          <w:p>
-            <w:pPr>
-              <w:rPr>
-                <w:rFonts w:ascii="Arial" w:hAnsi="Arial" w:cs="Arial"/>
-                <w:sz w:val="18"/>
-                <w:szCs w:val="18"/>
-              </w:rPr>
-            </w:pPr>
-            <w:bookmarkStart w:id="4" w:name="BankName"/>
-            <w:r>
-              <w:rPr>
-                <w:rFonts w:ascii="Arial" w:hAnsi="Arial" w:cs="Arial"/>
-                <w:sz w:val="18"/>
-                <w:szCs w:val="18"/>
-              </w:rPr>
-              <w:t>xx</w:t>
-            </w:r>
-            <w:bookmarkEnd w:id="4"/>
           </w:p>
         </w:tc>
       </w:tr>
@@ -581,7 +543,7 @@
                 <w:szCs w:val="18"/>
               </w:rPr>
             </w:pPr>
-            <w:bookmarkStart w:id="5" w:name="Position"/>
+            <w:bookmarkStart w:id="4" w:name="Position"/>
             <w:r>
               <w:rPr>
                 <w:rFonts w:ascii="Arial" w:hAnsi="Arial" w:cs="Arial"/>
@@ -590,69 +552,69 @@
               </w:rPr>
               <w:t>xx</w:t>
             </w:r>
+            <w:bookmarkEnd w:id="4"/>
+          </w:p>
+        </w:tc>
+        <w:tc>
+          <w:tcPr>
+            <w:tcW w:w="2150" w:type="dxa"/>
+            <w:tcBorders>
+              <w:top w:val="none" w:sz="4" w:space="0" w:color="000000" w:themeColor="text1"/>
+              <w:left w:val="single" w:sz="12" w:space="0" w:color="000000" w:themeColor="text1"/>
+              <w:bottom w:val="none" w:sz="4" w:space="0" w:color="000000" w:themeColor="text1"/>
+              <w:right w:val="single" w:sz="12" w:space="0" w:color="000000" w:themeColor="text1"/>
+            </w:tcBorders>
+          </w:tcPr>
+          <w:p>
+            <w:pPr>
+              <w:rPr>
+                <w:rFonts w:ascii="Arial" w:hAnsi="Arial" w:cs="Arial"/>
+                <w:b/>
+                <w:bCs/>
+                <w:sz w:val="18"/>
+                <w:szCs w:val="18"/>
+              </w:rPr>
+            </w:pPr>
+            <w:r>
+              <w:rPr>
+                <w:rFonts w:ascii="Arial" w:hAnsi="Arial" w:cs="Arial"/>
+                <w:b/>
+                <w:bCs/>
+                <w:sz w:val="18"/>
+                <w:szCs w:val="18"/>
+              </w:rPr>
+              <w:t>Bank Name</w:t>
+            </w:r>
+          </w:p>
+        </w:tc>
+        <w:tc>
+          <w:tcPr>
+            <w:tcW w:w="3295" w:type="dxa"/>
+            <w:tcBorders>
+              <w:top w:val="none" w:sz="4" w:space="0" w:color="000000" w:themeColor="text1"/>
+              <w:left w:val="single" w:sz="12" w:space="0" w:color="000000" w:themeColor="text1"/>
+              <w:bottom w:val="none" w:sz="4" w:space="0" w:color="000000" w:themeColor="text1"/>
+              <w:right w:val="single" w:sz="12" w:space="0" w:color="000000" w:themeColor="text1"/>
+            </w:tcBorders>
+          </w:tcPr>
+          <w:p>
+            <w:pPr>
+              <w:rPr>
+                <w:rFonts w:ascii="Arial" w:hAnsi="Arial" w:cs="Arial"/>
+                <w:sz w:val="18"/>
+                <w:szCs w:val="18"/>
+              </w:rPr>
+            </w:pPr>
+            <w:bookmarkStart w:id="5" w:name="BankName"/>
+            <w:r>
+              <w:rPr>
+                <w:rFonts w:ascii="Arial" w:hAnsi="Arial" w:cs="Arial"/>
+                <w:sz w:val="18"/>
+                <w:szCs w:val="18"/>
+              </w:rPr>
+              <w:t>xx</w:t>
+            </w:r>
             <w:bookmarkEnd w:id="5"/>
-          </w:p>
-        </w:tc>
-        <w:tc>
-          <w:tcPr>
-            <w:tcW w:w="2330" w:type="dxa"/>
-            <w:tcBorders>
-              <w:top w:val="none" w:sz="4" w:space="0" w:color="000000" w:themeColor="text1"/>
-              <w:left w:val="single" w:sz="12" w:space="0" w:color="000000" w:themeColor="text1"/>
-              <w:bottom w:val="none" w:sz="4" w:space="0" w:color="000000" w:themeColor="text1"/>
-              <w:right w:val="single" w:sz="12" w:space="0" w:color="000000" w:themeColor="text1"/>
-            </w:tcBorders>
-          </w:tcPr>
-          <w:p>
-            <w:pPr>
-              <w:rPr>
-                <w:rFonts w:ascii="Arial" w:hAnsi="Arial" w:cs="Arial"/>
-                <w:b/>
-                <w:bCs/>
-                <w:sz w:val="18"/>
-                <w:szCs w:val="18"/>
-              </w:rPr>
-            </w:pPr>
-            <w:r>
-              <w:rPr>
-                <w:rFonts w:ascii="Arial" w:hAnsi="Arial" w:cs="Arial"/>
-                <w:b/>
-                <w:bCs/>
-                <w:sz w:val="18"/>
-                <w:szCs w:val="18"/>
-              </w:rPr>
-              <w:t>UAN Number</w:t>
-            </w:r>
-          </w:p>
-        </w:tc>
-        <w:tc>
-          <w:tcPr>
-            <w:tcW w:w="3115" w:type="dxa"/>
-            <w:tcBorders>
-              <w:top w:val="none" w:sz="4" w:space="0" w:color="000000" w:themeColor="text1"/>
-              <w:left w:val="single" w:sz="12" w:space="0" w:color="000000" w:themeColor="text1"/>
-              <w:bottom w:val="none" w:sz="4" w:space="0" w:color="000000" w:themeColor="text1"/>
-              <w:right w:val="single" w:sz="12" w:space="0" w:color="000000" w:themeColor="text1"/>
-            </w:tcBorders>
-          </w:tcPr>
-          <w:p>
-            <w:pPr>
-              <w:rPr>
-                <w:rFonts w:ascii="Arial" w:hAnsi="Arial" w:cs="Arial"/>
-                <w:sz w:val="18"/>
-                <w:szCs w:val="18"/>
-              </w:rPr>
-            </w:pPr>
-            <w:bookmarkStart w:id="6" w:name="UAN"/>
-            <w:r>
-              <w:rPr>
-                <w:rFonts w:ascii="Arial" w:hAnsi="Arial" w:cs="Arial"/>
-                <w:sz w:val="18"/>
-                <w:szCs w:val="18"/>
-              </w:rPr>
-              <w:t>xx</w:t>
-            </w:r>
-            <w:bookmarkEnd w:id="6"/>
           </w:p>
         </w:tc>
       </w:tr>
@@ -710,7 +672,7 @@
                 <w:szCs w:val="18"/>
               </w:rPr>
             </w:pPr>
-            <w:bookmarkStart w:id="7" w:name="Department"/>
+            <w:bookmarkStart w:id="6" w:name="Department"/>
             <w:r>
               <w:rPr>
                 <w:rFonts w:ascii="Arial" w:hAnsi="Arial" w:cs="Arial"/>
@@ -719,60 +681,127 @@
               </w:rPr>
               <w:t>xx</w:t>
             </w:r>
+            <w:bookmarkEnd w:id="6"/>
+          </w:p>
+        </w:tc>
+        <w:tc>
+          <w:tcPr>
+            <w:tcW w:w="2150" w:type="dxa"/>
+            <w:tcBorders>
+              <w:top w:val="none" w:sz="4" w:space="0" w:color="000000" w:themeColor="text1"/>
+              <w:left w:val="single" w:sz="12" w:space="0" w:color="000000" w:themeColor="text1"/>
+              <w:bottom w:val="none" w:sz="4" w:space="0" w:color="000000" w:themeColor="text1"/>
+              <w:right w:val="single" w:sz="12" w:space="0" w:color="000000" w:themeColor="text1"/>
+            </w:tcBorders>
+          </w:tcPr>
+          <w:p>
+            <w:pPr>
+              <w:rPr>
+                <w:rFonts w:ascii="Arial" w:hAnsi="Arial" w:cs="Arial"/>
+                <w:b/>
+                <w:bCs/>
+                <w:sz w:val="18"/>
+                <w:szCs w:val="18"/>
+              </w:rPr>
+            </w:pPr>
+            <w:r>
+              <w:rPr>
+                <w:rFonts w:ascii="Arial" w:hAnsi="Arial" w:cs="Arial"/>
+                <w:b/>
+                <w:bCs/>
+                <w:sz w:val="18"/>
+                <w:szCs w:val="18"/>
+              </w:rPr>
+              <w:t>UAN Number</w:t>
+            </w:r>
+          </w:p>
+        </w:tc>
+        <w:tc>
+          <w:tcPr>
+            <w:tcW w:w="3295" w:type="dxa"/>
+            <w:tcBorders>
+              <w:top w:val="none" w:sz="4" w:space="0" w:color="000000" w:themeColor="text1"/>
+              <w:left w:val="single" w:sz="12" w:space="0" w:color="000000" w:themeColor="text1"/>
+              <w:bottom w:val="none" w:sz="4" w:space="0" w:color="000000" w:themeColor="text1"/>
+              <w:right w:val="single" w:sz="12" w:space="0" w:color="000000" w:themeColor="text1"/>
+            </w:tcBorders>
+          </w:tcPr>
+          <w:p>
+            <w:pPr>
+              <w:rPr>
+                <w:rFonts w:ascii="Arial" w:hAnsi="Arial" w:cs="Arial"/>
+                <w:sz w:val="18"/>
+                <w:szCs w:val="18"/>
+              </w:rPr>
+            </w:pPr>
+            <w:bookmarkStart w:id="7" w:name="UAN"/>
+            <w:r>
+              <w:rPr>
+                <w:rFonts w:ascii="Arial" w:hAnsi="Arial" w:cs="Arial"/>
+                <w:sz w:val="18"/>
+                <w:szCs w:val="18"/>
+              </w:rPr>
+              <w:t>xx</w:t>
+            </w:r>
             <w:bookmarkEnd w:id="7"/>
           </w:p>
         </w:tc>
-        <w:tc>
-          <w:tcPr>
-            <w:tcW w:w="2330" w:type="dxa"/>
-            <w:tcBorders>
-              <w:top w:val="none" w:sz="4" w:space="0" w:color="000000" w:themeColor="text1"/>
-              <w:left w:val="single" w:sz="12" w:space="0" w:color="000000" w:themeColor="text1"/>
-              <w:bottom w:val="none" w:sz="4" w:space="0" w:color="000000" w:themeColor="text1"/>
-              <w:right w:val="single" w:sz="12" w:space="0" w:color="000000" w:themeColor="text1"/>
-            </w:tcBorders>
-          </w:tcPr>
-          <w:p>
-            <w:pPr>
-              <w:rPr>
-                <w:rFonts w:ascii="Arial" w:hAnsi="Arial" w:cs="Arial"/>
-                <w:b/>
-                <w:bCs/>
-                <w:sz w:val="18"/>
-                <w:szCs w:val="18"/>
-              </w:rPr>
-            </w:pPr>
-            <w:r>
-              <w:rPr>
-                <w:rFonts w:ascii="Arial" w:hAnsi="Arial" w:cs="Arial"/>
-                <w:b/>
-                <w:bCs/>
-                <w:sz w:val="18"/>
-                <w:szCs w:val="18"/>
-              </w:rPr>
-              <w:t>PF Account Number</w:t>
-            </w:r>
-          </w:p>
-        </w:tc>
-        <w:tc>
-          <w:tcPr>
-            <w:tcW w:w="3115" w:type="dxa"/>
-            <w:tcBorders>
-              <w:top w:val="none" w:sz="4" w:space="0" w:color="000000" w:themeColor="text1"/>
-              <w:left w:val="single" w:sz="12" w:space="0" w:color="000000" w:themeColor="text1"/>
-              <w:bottom w:val="none" w:sz="4" w:space="0" w:color="000000" w:themeColor="text1"/>
-              <w:right w:val="single" w:sz="12" w:space="0" w:color="000000" w:themeColor="text1"/>
-            </w:tcBorders>
-          </w:tcPr>
-          <w:p>
-            <w:pPr>
-              <w:rPr>
-                <w:rFonts w:ascii="Arial" w:hAnsi="Arial" w:cs="Arial"/>
-                <w:sz w:val="18"/>
-                <w:szCs w:val="18"/>
-              </w:rPr>
-            </w:pPr>
-            <w:bookmarkStart w:id="8" w:name="PF"/>
+      </w:tr>
+      <w:tr>
+        <w:trPr>
+          <w:trHeight w:val="317"/>
+        </w:trPr>
+        <w:tc>
+          <w:tcPr>
+            <w:tcW w:w="2346" w:type="dxa"/>
+            <w:tcBorders>
+              <w:top w:val="none" w:sz="4" w:space="0" w:color="000000" w:themeColor="text1"/>
+              <w:left w:val="single" w:sz="12" w:space="0" w:color="000000" w:themeColor="text1"/>
+              <w:bottom w:val="none" w:sz="4" w:space="0" w:color="000000" w:themeColor="text1"/>
+              <w:right w:val="single" w:sz="12" w:space="0" w:color="000000" w:themeColor="text1"/>
+            </w:tcBorders>
+          </w:tcPr>
+          <w:p>
+            <w:pPr>
+              <w:rPr>
+                <w:rFonts w:ascii="Arial" w:hAnsi="Arial" w:cs="Arial"/>
+                <w:b/>
+                <w:bCs/>
+                <w:sz w:val="18"/>
+                <w:szCs w:val="18"/>
+              </w:rPr>
+            </w:pPr>
+            <w:r>
+              <w:rPr>
+                <w:rFonts w:ascii="Arial" w:hAnsi="Arial" w:cs="Arial"/>
+                <w:b/>
+                <w:bCs/>
+                <w:sz w:val="18"/>
+                <w:szCs w:val="18"/>
+              </w:rPr>
+              <w:t>Date of Joining</w:t>
+            </w:r>
+          </w:p>
+        </w:tc>
+        <w:tc>
+          <w:tcPr>
+            <w:tcW w:w="3880" w:type="dxa"/>
+            <w:tcBorders>
+              <w:top w:val="none" w:sz="4" w:space="0" w:color="000000" w:themeColor="text1"/>
+              <w:left w:val="single" w:sz="12" w:space="0" w:color="000000" w:themeColor="text1"/>
+              <w:bottom w:val="none" w:sz="4" w:space="0" w:color="000000" w:themeColor="text1"/>
+              <w:right w:val="single" w:sz="12" w:space="0" w:color="000000" w:themeColor="text1"/>
+            </w:tcBorders>
+          </w:tcPr>
+          <w:p>
+            <w:pPr>
+              <w:rPr>
+                <w:rFonts w:ascii="Arial" w:hAnsi="Arial" w:cs="Arial"/>
+                <w:sz w:val="18"/>
+                <w:szCs w:val="18"/>
+              </w:rPr>
+            </w:pPr>
+            <w:bookmarkStart w:id="8" w:name="JoiningDate"/>
             <w:r>
               <w:rPr>
                 <w:rFonts w:ascii="Arial" w:hAnsi="Arial" w:cs="Arial"/>
@@ -782,6 +811,88 @@
               <w:t>xx</w:t>
             </w:r>
             <w:bookmarkEnd w:id="8"/>
+          </w:p>
+        </w:tc>
+        <w:tc>
+          <w:tcPr>
+            <w:tcW w:w="2150" w:type="dxa"/>
+            <w:tcBorders>
+              <w:top w:val="none" w:sz="4" w:space="0" w:color="000000" w:themeColor="text1"/>
+              <w:left w:val="single" w:sz="12" w:space="0" w:color="000000" w:themeColor="text1"/>
+              <w:bottom w:val="none" w:sz="4" w:space="0" w:color="000000" w:themeColor="text1"/>
+              <w:right w:val="single" w:sz="12" w:space="0" w:color="000000" w:themeColor="text1"/>
+            </w:tcBorders>
+          </w:tcPr>
+          <w:p>
+            <w:pPr>
+              <w:rPr>
+                <w:rFonts w:ascii="Arial" w:hAnsi="Arial" w:cs="Arial"/>
+                <w:b/>
+                <w:bCs/>
+                <w:sz w:val="18"/>
+                <w:szCs w:val="18"/>
+              </w:rPr>
+            </w:pPr>
+            <w:r>
+              <w:rPr>
+                <w:rFonts w:ascii="Arial" w:hAnsi="Arial" w:cs="Arial"/>
+                <w:b/>
+                <w:bCs/>
+                <w:sz w:val="18"/>
+                <w:szCs w:val="18"/>
+              </w:rPr>
+              <w:t>PF A</w:t>
+            </w:r>
+            <w:r>
+              <w:rPr>
+                <w:rFonts w:ascii="Arial" w:hAnsi="Arial" w:cs="Arial"/>
+                <w:b/>
+                <w:bCs/>
+                <w:sz w:val="18"/>
+                <w:szCs w:val="18"/>
+              </w:rPr>
+              <w:t>/C</w:t>
+            </w:r>
+            <w:r>
+              <w:rPr>
+                <w:rFonts w:ascii="Arial" w:hAnsi="Arial" w:cs="Arial"/>
+                <w:b/>
+                <w:bCs/>
+                <w:sz w:val="18"/>
+                <w:szCs w:val="18"/>
+              </w:rPr>
+              <w:t xml:space="preserve"> Number</w:t>
+            </w:r>
+          </w:p>
+        </w:tc>
+        <w:tc>
+          <w:tcPr>
+            <w:tcW w:w="3295" w:type="dxa"/>
+            <w:tcBorders>
+              <w:top w:val="none" w:sz="4" w:space="0" w:color="000000" w:themeColor="text1"/>
+              <w:left w:val="single" w:sz="12" w:space="0" w:color="000000" w:themeColor="text1"/>
+              <w:bottom w:val="none" w:sz="4" w:space="0" w:color="000000" w:themeColor="text1"/>
+              <w:right w:val="single" w:sz="12" w:space="0" w:color="000000" w:themeColor="text1"/>
+            </w:tcBorders>
+          </w:tcPr>
+          <w:p>
+            <w:pPr>
+              <w:rPr>
+                <w:rFonts w:ascii="Arial" w:hAnsi="Arial" w:cs="Arial"/>
+                <w:sz w:val="18"/>
+                <w:szCs w:val="18"/>
+              </w:rPr>
+            </w:pPr>
+            <w:bookmarkStart w:id="9" w:name="PF"/>
+            <w:r>
+              <w:rPr>
+                <w:rFonts w:ascii="Arial" w:hAnsi="Arial" w:cs="Arial"/>
+                <w:sz w:val="18"/>
+                <w:szCs w:val="18"/>
+              </w:rPr>
+              <w:t>xx</w:t>
+            </w:r>
+            <w:bookmarkEnd w:id="9"/>
           </w:p>
         </w:tc>
       </w:tr>
@@ -817,7 +928,7 @@
                 <w:sz w:val="18"/>
                 <w:szCs w:val="18"/>
               </w:rPr>
-              <w:t>Date of Joining</w:t>
+              <w:t>PAN Card</w:t>
             </w:r>
           </w:p>
         </w:tc>
@@ -839,7 +950,7 @@
                 <w:szCs w:val="18"/>
               </w:rPr>
             </w:pPr>
-            <w:bookmarkStart w:id="9" w:name="JoiningDate"/>
+            <w:bookmarkStart w:id="10" w:name="PAN"/>
             <w:r>
               <w:rPr>
                 <w:rFonts w:ascii="Arial" w:hAnsi="Arial" w:cs="Arial"/>
@@ -848,12 +959,12 @@
               </w:rPr>
               <w:t>xx</w:t>
             </w:r>
-            <w:bookmarkEnd w:id="9"/>
-          </w:p>
-        </w:tc>
-        <w:tc>
-          <w:tcPr>
-            <w:tcW w:w="2330" w:type="dxa"/>
+            <w:bookmarkEnd w:id="10"/>
+          </w:p>
+        </w:tc>
+        <w:tc>
+          <w:tcPr>
+            <w:tcW w:w="2150" w:type="dxa"/>
             <w:tcBorders>
               <w:top w:val="none" w:sz="4" w:space="0" w:color="000000" w:themeColor="text1"/>
               <w:left w:val="single" w:sz="12" w:space="0" w:color="000000" w:themeColor="text1"/>
@@ -885,23 +996,23 @@
         </w:tc>
         <w:tc>
           <w:tcPr>
-            <w:tcW w:w="3115" w:type="dxa"/>
-            <w:tcBorders>
-              <w:top w:val="none" w:sz="4" w:space="0" w:color="000000" w:themeColor="text1"/>
-              <w:left w:val="single" w:sz="12" w:space="0" w:color="000000" w:themeColor="text1"/>
-              <w:bottom w:val="none" w:sz="4" w:space="0" w:color="000000" w:themeColor="text1"/>
-              <w:right w:val="single" w:sz="12" w:space="0" w:color="000000" w:themeColor="text1"/>
-            </w:tcBorders>
-          </w:tcPr>
-          <w:p>
-            <w:pPr>
-              <w:rPr>
-                <w:rFonts w:ascii="Arial" w:hAnsi="Arial" w:cs="Arial"/>
-                <w:sz w:val="18"/>
-                <w:szCs w:val="18"/>
-              </w:rPr>
-            </w:pPr>
-            <w:bookmarkStart w:id="10" w:name="TotalWorkingDays"/>
+            <w:tcW w:w="3295" w:type="dxa"/>
+            <w:tcBorders>
+              <w:top w:val="none" w:sz="4" w:space="0" w:color="000000" w:themeColor="text1"/>
+              <w:left w:val="single" w:sz="12" w:space="0" w:color="000000" w:themeColor="text1"/>
+              <w:bottom w:val="none" w:sz="4" w:space="0" w:color="000000" w:themeColor="text1"/>
+              <w:right w:val="single" w:sz="12" w:space="0" w:color="000000" w:themeColor="text1"/>
+            </w:tcBorders>
+          </w:tcPr>
+          <w:p>
+            <w:pPr>
+              <w:rPr>
+                <w:rFonts w:ascii="Arial" w:hAnsi="Arial" w:cs="Arial"/>
+                <w:sz w:val="18"/>
+                <w:szCs w:val="18"/>
+              </w:rPr>
+            </w:pPr>
+            <w:bookmarkStart w:id="11" w:name="TotalWorkingDays"/>
             <w:r>
               <w:rPr>
                 <w:rFonts w:ascii="Arial" w:hAnsi="Arial" w:cs="Arial"/>
@@ -910,7 +1021,7 @@
               </w:rPr>
               <w:t>xx</w:t>
             </w:r>
-            <w:bookmarkEnd w:id="10"/>
+            <w:bookmarkEnd w:id="11"/>
           </w:p>
         </w:tc>
       </w:tr>
@@ -946,7 +1057,7 @@
                 <w:sz w:val="18"/>
                 <w:szCs w:val="18"/>
               </w:rPr>
-              <w:t>PAN Card</w:t>
+              <w:t>Work location</w:t>
             </w:r>
           </w:p>
         </w:tc>
@@ -968,7 +1079,7 @@
                 <w:szCs w:val="18"/>
               </w:rPr>
             </w:pPr>
-            <w:bookmarkStart w:id="11" w:name="PAN"/>
+            <w:bookmarkStart w:id="12" w:name="Location"/>
             <w:r>
               <w:rPr>
                 <w:rFonts w:ascii="Arial" w:hAnsi="Arial" w:cs="Arial"/>
@@ -977,12 +1088,12 @@
               </w:rPr>
               <w:t>xx</w:t>
             </w:r>
-            <w:bookmarkEnd w:id="11"/>
-          </w:p>
-        </w:tc>
-        <w:tc>
-          <w:tcPr>
-            <w:tcW w:w="2330" w:type="dxa"/>
+            <w:bookmarkEnd w:id="12"/>
+          </w:p>
+        </w:tc>
+        <w:tc>
+          <w:tcPr>
+            <w:tcW w:w="2150" w:type="dxa"/>
             <w:tcBorders>
               <w:top w:val="none" w:sz="4" w:space="0" w:color="000000" w:themeColor="text1"/>
               <w:left w:val="single" w:sz="12" w:space="0" w:color="000000" w:themeColor="text1"/>
@@ -1014,24 +1125,24 @@
         </w:tc>
         <w:tc>
           <w:tcPr>
-            <w:tcW w:w="3115" w:type="dxa"/>
-            <w:tcBorders>
-              <w:top w:val="none" w:sz="4" w:space="0" w:color="000000" w:themeColor="text1"/>
-              <w:left w:val="single" w:sz="12" w:space="0" w:color="000000" w:themeColor="text1"/>
-              <w:bottom w:val="none" w:sz="4" w:space="0" w:color="000000" w:themeColor="text1"/>
-              <w:right w:val="single" w:sz="12" w:space="0" w:color="000000" w:themeColor="text1"/>
-            </w:tcBorders>
-          </w:tcPr>
-          <w:p>
-            <w:pPr>
-              <w:rPr>
-                <w:rFonts w:ascii="Arial" w:hAnsi="Arial" w:cs="Arial"/>
-                <w:sz w:val="18"/>
-                <w:szCs w:val="18"/>
-              </w:rPr>
-            </w:pPr>
-            <w:bookmarkStart w:id="12" w:name="LOP"/>
-            <w:bookmarkStart w:id="13" w:name="LOPDays"/>
+            <w:tcW w:w="3295" w:type="dxa"/>
+            <w:tcBorders>
+              <w:top w:val="none" w:sz="4" w:space="0" w:color="000000" w:themeColor="text1"/>
+              <w:left w:val="single" w:sz="12" w:space="0" w:color="000000" w:themeColor="text1"/>
+              <w:bottom w:val="none" w:sz="4" w:space="0" w:color="000000" w:themeColor="text1"/>
+              <w:right w:val="single" w:sz="12" w:space="0" w:color="000000" w:themeColor="text1"/>
+            </w:tcBorders>
+          </w:tcPr>
+          <w:p>
+            <w:pPr>
+              <w:rPr>
+                <w:rFonts w:ascii="Arial" w:hAnsi="Arial" w:cs="Arial"/>
+                <w:sz w:val="18"/>
+                <w:szCs w:val="18"/>
+              </w:rPr>
+            </w:pPr>
+            <w:bookmarkStart w:id="13" w:name="LOP"/>
+            <w:bookmarkStart w:id="14" w:name="LOPDays"/>
             <w:r>
               <w:rPr>
                 <w:rFonts w:ascii="Arial" w:hAnsi="Arial" w:cs="Arial"/>
@@ -1040,8 +1151,8 @@
               </w:rPr>
               <w:t>xx</w:t>
             </w:r>
-            <w:bookmarkEnd w:id="12"/>
             <w:bookmarkEnd w:id="13"/>
+            <w:bookmarkEnd w:id="14"/>
           </w:p>
         </w:tc>
       </w:tr>
@@ -1077,7 +1188,17 @@
                 <w:sz w:val="18"/>
                 <w:szCs w:val="18"/>
               </w:rPr>
-              <w:t>Work location</w:t>
+              <w:t>P</w:t>
+            </w:r>
+            <w:r>
+              <w:rPr>
+                <w:rFonts w:ascii="Arial" w:hAnsi="Arial" w:cs="Arial"/>
+                <w:b/>
+                <w:bCs/>
+                <w:sz w:val="18"/>
+                <w:szCs w:val="18"/>
+              </w:rPr>
+              <w:t xml:space="preserve">ay Period </w:t>
             </w:r>
           </w:p>
         </w:tc>
@@ -1099,7 +1220,7 @@
                 <w:szCs w:val="18"/>
               </w:rPr>
             </w:pPr>
-            <w:bookmarkStart w:id="14" w:name="Location"/>
+            <w:bookmarkStart w:id="15" w:name="Month1"/>
             <w:r>
               <w:rPr>
                 <w:rFonts w:ascii="Arial" w:hAnsi="Arial" w:cs="Arial"/>
@@ -1108,12 +1229,12 @@
               </w:rPr>
               <w:t>xx</w:t>
             </w:r>
-            <w:bookmarkEnd w:id="14"/>
-          </w:p>
-        </w:tc>
-        <w:tc>
-          <w:tcPr>
-            <w:tcW w:w="2330" w:type="dxa"/>
+            <w:bookmarkEnd w:id="15"/>
+          </w:p>
+        </w:tc>
+        <w:tc>
+          <w:tcPr>
+            <w:tcW w:w="2150" w:type="dxa"/>
             <w:tcBorders>
               <w:top w:val="none" w:sz="4" w:space="0" w:color="000000" w:themeColor="text1"/>
               <w:left w:val="single" w:sz="12" w:space="0" w:color="000000" w:themeColor="text1"/>
@@ -1145,7 +1266,7 @@
         </w:tc>
         <w:tc>
           <w:tcPr>
-            <w:tcW w:w="3115" w:type="dxa"/>
+            <w:tcW w:w="3295" w:type="dxa"/>
             <w:tcBorders>
               <w:top w:val="none" w:sz="4" w:space="0" w:color="000000" w:themeColor="text1"/>
               <w:left w:val="single" w:sz="12" w:space="0" w:color="000000" w:themeColor="text1"/>
@@ -1161,7 +1282,7 @@
                 <w:szCs w:val="18"/>
               </w:rPr>
             </w:pPr>
-            <w:bookmarkStart w:id="15" w:name="PaidDays"/>
+            <w:bookmarkStart w:id="16" w:name="PaidDays"/>
             <w:r>
               <w:rPr>
                 <w:rFonts w:ascii="Arial" w:hAnsi="Arial" w:cs="Arial"/>
@@ -1170,7 +1291,7 @@
               </w:rPr>
               <w:t>xx</w:t>
             </w:r>
-            <w:bookmarkEnd w:id="15"/>
+            <w:bookmarkEnd w:id="16"/>
           </w:p>
         </w:tc>
       </w:tr>
@@ -1241,7 +1362,7 @@
         </w:tc>
         <w:tc>
           <w:tcPr>
-            <w:tcW w:w="2330" w:type="dxa"/>
+            <w:tcW w:w="2150" w:type="dxa"/>
             <w:tcBorders>
               <w:top w:val="single" w:sz="12" w:space="0" w:color="000000" w:themeColor="text1"/>
               <w:left w:val="single" w:sz="12" w:space="0" w:color="auto"/>
@@ -1274,7 +1395,7 @@
         </w:tc>
         <w:tc>
           <w:tcPr>
-            <w:tcW w:w="3115" w:type="dxa"/>
+            <w:tcW w:w="3295" w:type="dxa"/>
             <w:tcBorders>
               <w:top w:val="single" w:sz="12" w:space="0" w:color="000000" w:themeColor="text1"/>
               <w:left w:val="single" w:sz="12" w:space="0" w:color="auto"/>
@@ -1317,6 +1438,7 @@
           </w:tcPr>
           <w:p>
             <w:pPr>
+              <w:spacing w:before="40"/>
               <w:rPr>
                 <w:rFonts w:ascii="Arial" w:hAnsi="Arial" w:cs="Arial"/>
                 <w:sz w:val="18"/>
@@ -1345,6 +1467,7 @@
           </w:tcPr>
           <w:p>
             <w:pPr>
+              <w:spacing w:before="40"/>
               <w:jc w:val="right"/>
               <w:rPr>
                 <w:rFonts w:ascii="Arial" w:hAnsi="Arial" w:cs="Arial"/>
@@ -1352,7 +1475,7 @@
                 <w:szCs w:val="18"/>
               </w:rPr>
             </w:pPr>
-            <w:bookmarkStart w:id="16" w:name="Basic"/>
+            <w:bookmarkStart w:id="17" w:name="Basic"/>
             <w:r>
               <w:rPr>
                 <w:rFonts w:ascii="Arial" w:hAnsi="Arial" w:cs="Arial"/>
@@ -1361,12 +1484,12 @@
               </w:rPr>
               <w:t>00</w:t>
             </w:r>
-            <w:bookmarkEnd w:id="16"/>
-          </w:p>
-        </w:tc>
-        <w:tc>
-          <w:tcPr>
-            <w:tcW w:w="2330" w:type="dxa"/>
+            <w:bookmarkEnd w:id="17"/>
+          </w:p>
+        </w:tc>
+        <w:tc>
+          <w:tcPr>
+            <w:tcW w:w="2150" w:type="dxa"/>
             <w:tcBorders>
               <w:top w:val="single" w:sz="12" w:space="0" w:color="000000" w:themeColor="text1"/>
               <w:left w:val="single" w:sz="12" w:space="0" w:color="000000" w:themeColor="text1"/>
@@ -1376,6 +1499,7 @@
           </w:tcPr>
           <w:p>
             <w:pPr>
+              <w:spacing w:before="40"/>
               <w:rPr>
                 <w:rFonts w:ascii="Arial" w:hAnsi="Arial" w:cs="Arial"/>
                 <w:sz w:val="18"/>
@@ -1394,7 +1518,7 @@
         </w:tc>
         <w:tc>
           <w:tcPr>
-            <w:tcW w:w="3115" w:type="dxa"/>
+            <w:tcW w:w="3295" w:type="dxa"/>
             <w:tcBorders>
               <w:top w:val="single" w:sz="12" w:space="0" w:color="000000" w:themeColor="text1"/>
               <w:left w:val="single" w:sz="12" w:space="0" w:color="000000" w:themeColor="text1"/>
@@ -1404,6 +1528,7 @@
           </w:tcPr>
           <w:p>
             <w:pPr>
+              <w:spacing w:before="40"/>
               <w:jc w:val="right"/>
               <w:rPr>
                 <w:rFonts w:ascii="Arial" w:hAnsi="Arial" w:cs="Arial"/>
@@ -1411,7 +1536,7 @@
                 <w:szCs w:val="18"/>
               </w:rPr>
             </w:pPr>
-            <w:bookmarkStart w:id="17" w:name="ProfessionalTax"/>
+            <w:bookmarkStart w:id="18" w:name="ProfessionalTax"/>
             <w:r>
               <w:rPr>
                 <w:rFonts w:ascii="Arial" w:hAnsi="Arial" w:cs="Arial"/>
@@ -1420,7 +1545,7 @@
               </w:rPr>
               <w:t>00</w:t>
             </w:r>
-            <w:bookmarkEnd w:id="17"/>
+            <w:bookmarkEnd w:id="18"/>
           </w:p>
         </w:tc>
       </w:tr>
@@ -1472,7 +1597,7 @@
                 <w:szCs w:val="18"/>
               </w:rPr>
             </w:pPr>
-            <w:bookmarkStart w:id="18" w:name="HRA"/>
+            <w:bookmarkStart w:id="19" w:name="HRA"/>
             <w:r>
               <w:rPr>
                 <w:rFonts w:ascii="Arial" w:hAnsi="Arial" w:cs="Arial"/>
@@ -1481,12 +1606,12 @@
               </w:rPr>
               <w:t>00</w:t>
             </w:r>
-            <w:bookmarkEnd w:id="18"/>
-          </w:p>
-        </w:tc>
-        <w:tc>
-          <w:tcPr>
-            <w:tcW w:w="2330" w:type="dxa"/>
+            <w:bookmarkEnd w:id="19"/>
+          </w:p>
+        </w:tc>
+        <w:tc>
+          <w:tcPr>
+            <w:tcW w:w="2150" w:type="dxa"/>
             <w:tcBorders>
               <w:top w:val="none" w:sz="4" w:space="0" w:color="000000" w:themeColor="text1"/>
               <w:left w:val="single" w:sz="12" w:space="0" w:color="000000" w:themeColor="text1"/>
@@ -1514,7 +1639,7 @@
         </w:tc>
         <w:tc>
           <w:tcPr>
-            <w:tcW w:w="3115" w:type="dxa"/>
+            <w:tcW w:w="3295" w:type="dxa"/>
             <w:tcBorders>
               <w:top w:val="none" w:sz="4" w:space="0" w:color="000000" w:themeColor="text1"/>
               <w:left w:val="single" w:sz="12" w:space="0" w:color="000000" w:themeColor="text1"/>
@@ -1531,7 +1656,7 @@
                 <w:szCs w:val="18"/>
               </w:rPr>
             </w:pPr>
-            <w:bookmarkStart w:id="19" w:name="PFAmount"/>
+            <w:bookmarkStart w:id="20" w:name="PFAmount"/>
             <w:r>
               <w:rPr>
                 <w:rFonts w:ascii="Arial" w:hAnsi="Arial" w:cs="Arial"/>
@@ -1540,7 +1665,7 @@
               </w:rPr>
               <w:t>00</w:t>
             </w:r>
-            <w:bookmarkEnd w:id="19"/>
+            <w:bookmarkEnd w:id="20"/>
           </w:p>
         </w:tc>
       </w:tr>
@@ -1592,7 +1717,7 @@
                 <w:szCs w:val="18"/>
               </w:rPr>
             </w:pPr>
-            <w:bookmarkStart w:id="20" w:name="ConveyanceAllowance"/>
+            <w:bookmarkStart w:id="21" w:name="ConveyanceAllowance"/>
             <w:r>
               <w:rPr>
                 <w:rFonts w:ascii="Arial" w:hAnsi="Arial" w:cs="Arial"/>
@@ -1601,12 +1726,12 @@
               </w:rPr>
               <w:t>00</w:t>
             </w:r>
-            <w:bookmarkEnd w:id="20"/>
-          </w:p>
-        </w:tc>
-        <w:tc>
-          <w:tcPr>
-            <w:tcW w:w="2330" w:type="dxa"/>
+            <w:bookmarkEnd w:id="21"/>
+          </w:p>
+        </w:tc>
+        <w:tc>
+          <w:tcPr>
+            <w:tcW w:w="2150" w:type="dxa"/>
             <w:tcBorders>
               <w:top w:val="none" w:sz="4" w:space="0" w:color="000000" w:themeColor="text1"/>
               <w:left w:val="single" w:sz="12" w:space="0" w:color="000000" w:themeColor="text1"/>
@@ -1634,7 +1759,7 @@
         </w:tc>
         <w:tc>
           <w:tcPr>
-            <w:tcW w:w="3115" w:type="dxa"/>
+            <w:tcW w:w="3295" w:type="dxa"/>
             <w:tcBorders>
               <w:top w:val="none" w:sz="4" w:space="0" w:color="000000" w:themeColor="text1"/>
               <w:left w:val="single" w:sz="12" w:space="0" w:color="000000" w:themeColor="text1"/>
@@ -1651,7 +1776,7 @@
                 <w:szCs w:val="18"/>
               </w:rPr>
             </w:pPr>
-            <w:bookmarkStart w:id="21" w:name="OtherDeduction"/>
+            <w:bookmarkStart w:id="22" w:name="OtherDeduction"/>
             <w:r>
               <w:rPr>
                 <w:rFonts w:ascii="Arial" w:hAnsi="Arial" w:cs="Arial"/>
@@ -1660,7 +1785,7 @@
               </w:rPr>
               <w:t>00</w:t>
             </w:r>
-            <w:bookmarkEnd w:id="21"/>
+            <w:bookmarkEnd w:id="22"/>
           </w:p>
         </w:tc>
       </w:tr>
@@ -1712,7 +1837,7 @@
                 <w:szCs w:val="18"/>
               </w:rPr>
             </w:pPr>
-            <w:bookmarkStart w:id="22" w:name="Medical"/>
+            <w:bookmarkStart w:id="23" w:name="Medical"/>
             <w:r>
               <w:rPr>
                 <w:rFonts w:ascii="Arial" w:hAnsi="Arial" w:cs="Arial"/>
@@ -1721,12 +1846,12 @@
               </w:rPr>
               <w:t>00</w:t>
             </w:r>
-            <w:bookmarkEnd w:id="22"/>
-          </w:p>
-        </w:tc>
-        <w:tc>
-          <w:tcPr>
-            <w:tcW w:w="2330" w:type="dxa"/>
+            <w:bookmarkEnd w:id="23"/>
+          </w:p>
+        </w:tc>
+        <w:tc>
+          <w:tcPr>
+            <w:tcW w:w="2150" w:type="dxa"/>
             <w:tcBorders>
               <w:top w:val="none" w:sz="4" w:space="0" w:color="000000" w:themeColor="text1"/>
               <w:left w:val="single" w:sz="12" w:space="0" w:color="000000" w:themeColor="text1"/>
@@ -1746,7 +1871,7 @@
         </w:tc>
         <w:tc>
           <w:tcPr>
-            <w:tcW w:w="3115" w:type="dxa"/>
+            <w:tcW w:w="3295" w:type="dxa"/>
             <w:tcBorders>
               <w:top w:val="none" w:sz="4" w:space="0" w:color="000000" w:themeColor="text1"/>
               <w:left w:val="single" w:sz="12" w:space="0" w:color="000000" w:themeColor="text1"/>
@@ -1814,7 +1939,7 @@
                 <w:szCs w:val="18"/>
               </w:rPr>
             </w:pPr>
-            <w:bookmarkStart w:id="23" w:name="Special"/>
+            <w:bookmarkStart w:id="24" w:name="Special"/>
             <w:r>
               <w:rPr>
                 <w:rFonts w:ascii="Arial" w:hAnsi="Arial" w:cs="Arial"/>
@@ -1823,12 +1948,12 @@
               </w:rPr>
               <w:t>00</w:t>
             </w:r>
-            <w:bookmarkEnd w:id="23"/>
-          </w:p>
-        </w:tc>
-        <w:tc>
-          <w:tcPr>
-            <w:tcW w:w="2330" w:type="dxa"/>
+            <w:bookmarkEnd w:id="24"/>
+          </w:p>
+        </w:tc>
+        <w:tc>
+          <w:tcPr>
+            <w:tcW w:w="2150" w:type="dxa"/>
             <w:tcBorders>
               <w:top w:val="none" w:sz="4" w:space="0" w:color="000000" w:themeColor="text1"/>
               <w:left w:val="single" w:sz="12" w:space="0" w:color="000000" w:themeColor="text1"/>
@@ -1848,7 +1973,7 @@
         </w:tc>
         <w:tc>
           <w:tcPr>
-            <w:tcW w:w="3115" w:type="dxa"/>
+            <w:tcW w:w="3295" w:type="dxa"/>
             <w:tcBorders>
               <w:top w:val="none" w:sz="4" w:space="0" w:color="000000" w:themeColor="text1"/>
               <w:left w:val="single" w:sz="12" w:space="0" w:color="000000" w:themeColor="text1"/>
@@ -1910,7 +2035,7 @@
         </w:tc>
         <w:tc>
           <w:tcPr>
-            <w:tcW w:w="2330" w:type="dxa"/>
+            <w:tcW w:w="2150" w:type="dxa"/>
             <w:tcBorders>
               <w:top w:val="none" w:sz="4" w:space="0" w:color="000000" w:themeColor="text1"/>
               <w:left w:val="single" w:sz="12" w:space="0" w:color="000000" w:themeColor="text1"/>
@@ -1930,7 +2055,7 @@
         </w:tc>
         <w:tc>
           <w:tcPr>
-            <w:tcW w:w="3115" w:type="dxa"/>
+            <w:tcW w:w="3295" w:type="dxa"/>
             <w:tcBorders>
               <w:top w:val="none" w:sz="4" w:space="0" w:color="000000" w:themeColor="text1"/>
               <w:left w:val="single" w:sz="12" w:space="0" w:color="000000" w:themeColor="text1"/>
@@ -1992,7 +2117,7 @@
         </w:tc>
         <w:tc>
           <w:tcPr>
-            <w:tcW w:w="2330" w:type="dxa"/>
+            <w:tcW w:w="2150" w:type="dxa"/>
             <w:tcBorders>
               <w:top w:val="none" w:sz="4" w:space="0" w:color="000000" w:themeColor="text1"/>
               <w:left w:val="single" w:sz="12" w:space="0" w:color="000000" w:themeColor="text1"/>
@@ -2012,7 +2137,7 @@
         </w:tc>
         <w:tc>
           <w:tcPr>
-            <w:tcW w:w="3115" w:type="dxa"/>
+            <w:tcW w:w="3295" w:type="dxa"/>
             <w:tcBorders>
               <w:top w:val="none" w:sz="4" w:space="0" w:color="000000" w:themeColor="text1"/>
               <w:left w:val="single" w:sz="12" w:space="0" w:color="000000" w:themeColor="text1"/>
@@ -2083,7 +2208,7 @@
                 <w:szCs w:val="18"/>
               </w:rPr>
             </w:pPr>
-            <w:bookmarkStart w:id="24" w:name="TotalEarnings"/>
+            <w:bookmarkStart w:id="25" w:name="TotalEarnings"/>
             <w:r>
               <w:rPr>
                 <w:rFonts w:ascii="Arial" w:hAnsi="Arial" w:cs="Arial"/>
@@ -2092,12 +2217,12 @@
               </w:rPr>
               <w:t>00</w:t>
             </w:r>
-            <w:bookmarkEnd w:id="24"/>
-          </w:p>
-        </w:tc>
-        <w:tc>
-          <w:tcPr>
-            <w:tcW w:w="2330" w:type="dxa"/>
+            <w:bookmarkEnd w:id="25"/>
+          </w:p>
+        </w:tc>
+        <w:tc>
+          <w:tcPr>
+            <w:tcW w:w="2150" w:type="dxa"/>
             <w:tcBorders>
               <w:top w:val="single" w:sz="12" w:space="0" w:color="000000" w:themeColor="text1"/>
               <w:left w:val="single" w:sz="12" w:space="0" w:color="auto"/>
@@ -2127,7 +2252,7 @@
         </w:tc>
         <w:tc>
           <w:tcPr>
-            <w:tcW w:w="3115" w:type="dxa"/>
+            <w:tcW w:w="3295" w:type="dxa"/>
             <w:tcBorders>
               <w:top w:val="single" w:sz="12" w:space="0" w:color="000000" w:themeColor="text1"/>
               <w:left w:val="single" w:sz="12" w:space="0" w:color="auto"/>
@@ -2143,7 +2268,7 @@
                 <w:szCs w:val="18"/>
               </w:rPr>
             </w:pPr>
-            <w:bookmarkStart w:id="25" w:name="TotalDeduction"/>
+            <w:bookmarkStart w:id="26" w:name="TotalDeduction"/>
             <w:r>
               <w:rPr>
                 <w:rFonts w:ascii="Arial" w:hAnsi="Arial" w:cs="Arial"/>
@@ -2152,7 +2277,7 @@
               </w:rPr>
               <w:t>00</w:t>
             </w:r>
-            <w:bookmarkEnd w:id="25"/>
+            <w:bookmarkEnd w:id="26"/>
           </w:p>
         </w:tc>
       </w:tr>
@@ -2209,7 +2334,7 @@
                 <w:szCs w:val="18"/>
               </w:rPr>
             </w:pPr>
-            <w:bookmarkStart w:id="26" w:name="NetSalary"/>
+            <w:bookmarkStart w:id="27" w:name="NetSalary"/>
             <w:r>
               <w:rPr>
                 <w:rFonts w:ascii="Arial" w:hAnsi="Arial" w:cs="Arial"/>
@@ -2218,7 +2343,7 @@
               </w:rPr>
               <w:t>00</w:t>
             </w:r>
-            <w:bookmarkEnd w:id="26"/>
+            <w:bookmarkEnd w:id="27"/>
           </w:p>
         </w:tc>
       </w:tr>
@@ -2282,7 +2407,7 @@
               </w:rPr>
               <w:t xml:space="preserve">Rupees </w:t>
             </w:r>
-            <w:bookmarkStart w:id="27" w:name="InWords"/>
+            <w:bookmarkStart w:id="28" w:name="InWords"/>
             <w:r>
               <w:rPr>
                 <w:rFonts w:ascii="Arial" w:hAnsi="Arial" w:cs="Arial"/>
@@ -2291,7 +2416,7 @@
               </w:rPr>
               <w:t>xx</w:t>
             </w:r>
-            <w:bookmarkEnd w:id="27"/>
+            <w:bookmarkEnd w:id="28"/>
           </w:p>
         </w:tc>
       </w:tr>

--- a/Backend/Templates/PaySlipTemplate.docx
+++ b/Backend/Templates/PaySlipTemplate.docx
@@ -5,29 +5,30 @@
     <w:tbl>
       <w:tblPr>
         <w:tblStyle w:val="TableGrid"/>
-        <w:tblW w:w="11671" w:type="dxa"/>
-        <w:tblInd w:w="-1281" w:type="dxa"/>
+        <w:tblW w:w="11494" w:type="dxa"/>
+        <w:jc w:val="center"/>
         <w:tblLook w:val="04A0" w:firstRow="1" w:lastRow="0" w:firstColumn="1" w:lastColumn="0" w:noHBand="0" w:noVBand="1"/>
       </w:tblPr>
       <w:tblGrid>
-        <w:gridCol w:w="2346"/>
-        <w:gridCol w:w="3880"/>
-        <w:gridCol w:w="2150"/>
-        <w:gridCol w:w="3295"/>
+        <w:gridCol w:w="2310"/>
+        <w:gridCol w:w="3535"/>
+        <w:gridCol w:w="2402"/>
+        <w:gridCol w:w="3247"/>
       </w:tblGrid>
       <w:tr>
         <w:trPr>
-          <w:trHeight w:val="360"/>
+          <w:trHeight w:val="375"/>
+          <w:jc w:val="center"/>
         </w:trPr>
         <w:tc>
           <w:tcPr>
-            <w:tcW w:w="11671" w:type="dxa"/>
+            <w:tcW w:w="11494" w:type="dxa"/>
             <w:gridSpan w:val="4"/>
             <w:tcBorders>
-              <w:top w:val="single" w:sz="12" w:space="0" w:color="auto"/>
-              <w:left w:val="single" w:sz="12" w:space="0" w:color="auto"/>
-              <w:bottom w:val="single" w:sz="12" w:space="0" w:color="000000" w:themeColor="text1"/>
-              <w:right w:val="single" w:sz="12" w:space="0" w:color="auto"/>
+              <w:top w:val="single" w:sz="4" w:space="0" w:color="A5A5A5" w:themeColor="accent3"/>
+              <w:left w:val="single" w:sz="4" w:space="0" w:color="A5A5A5" w:themeColor="accent3"/>
+              <w:bottom w:val="single" w:sz="4" w:space="0" w:color="A5A5A5" w:themeColor="accent3"/>
+              <w:right w:val="single" w:sz="4" w:space="0" w:color="A5A5A5" w:themeColor="accent3"/>
             </w:tcBorders>
           </w:tcPr>
           <w:p>
@@ -99,7 +100,7 @@
                 <w:szCs w:val="20"/>
               </w:rPr>
               <w:drawing>
-                <wp:anchor distT="0" distB="0" distL="114300" distR="114300" simplePos="0" relativeHeight="251658240" behindDoc="0" locked="0" layoutInCell="1" allowOverlap="1" wp14:anchorId="16C8EFBB" wp14:editId="1B715F76">
+                <wp:anchor distT="0" distB="0" distL="114300" distR="114300" simplePos="0" relativeHeight="251658240" behindDoc="0" locked="0" layoutInCell="1" allowOverlap="1" wp14:anchorId="16C8EFBB" wp14:editId="10D65B56">
                   <wp:simplePos x="0" y="0"/>
                   <wp:positionH relativeFrom="margin">
                     <wp:posOffset>52070</wp:posOffset>
@@ -227,6 +228,7 @@
           </w:p>
           <w:p>
             <w:pPr>
+              <w:spacing w:after="40"/>
               <w:jc w:val="center"/>
               <w:rPr>
                 <w:rFonts w:ascii="Arial" w:hAnsi="Arial" w:cs="Arial"/>
@@ -263,17 +265,18 @@
       </w:tr>
       <w:tr>
         <w:trPr>
-          <w:trHeight w:val="303"/>
+          <w:trHeight w:val="315"/>
+          <w:jc w:val="center"/>
         </w:trPr>
         <w:tc>
           <w:tcPr>
-            <w:tcW w:w="11671" w:type="dxa"/>
+            <w:tcW w:w="11494" w:type="dxa"/>
             <w:gridSpan w:val="4"/>
             <w:tcBorders>
-              <w:top w:val="single" w:sz="12" w:space="0" w:color="auto"/>
-              <w:left w:val="single" w:sz="12" w:space="0" w:color="auto"/>
-              <w:bottom w:val="single" w:sz="12" w:space="0" w:color="000000" w:themeColor="text1"/>
-              <w:right w:val="single" w:sz="12" w:space="0" w:color="auto"/>
+              <w:top w:val="single" w:sz="4" w:space="0" w:color="A5A5A5" w:themeColor="accent3"/>
+              <w:left w:val="single" w:sz="4" w:space="0" w:color="A5A5A5" w:themeColor="accent3"/>
+              <w:bottom w:val="single" w:sz="4" w:space="0" w:color="A5A5A5" w:themeColor="accent3"/>
+              <w:right w:val="single" w:sz="4" w:space="0" w:color="A5A5A5" w:themeColor="accent3"/>
             </w:tcBorders>
             <w:shd w:val="clear" w:color="auto" w:fill="FFFFFF" w:themeFill="background1"/>
           </w:tcPr>
@@ -295,8 +298,8 @@
                 <w:b/>
                 <w:bCs/>
                 <w:color w:val="000000" w:themeColor="text1"/>
-                <w:sz w:val="18"/>
-                <w:szCs w:val="18"/>
+                <w:sz w:val="20"/>
+                <w:szCs w:val="20"/>
               </w:rPr>
               <w:t>Employee</w:t>
             </w:r>
@@ -306,10 +309,10 @@
                 <w:b/>
                 <w:bCs/>
                 <w:color w:val="000000" w:themeColor="text1"/>
-                <w:sz w:val="18"/>
-                <w:szCs w:val="18"/>
-              </w:rPr>
-              <w:t xml:space="preserve"> Name:</w:t>
+                <w:sz w:val="20"/>
+                <w:szCs w:val="20"/>
+              </w:rPr>
+              <w:t xml:space="preserve"> Name</w:t>
             </w:r>
             <w:r>
               <w:rPr>
@@ -320,6 +323,17 @@
                 <w:sz w:val="18"/>
                 <w:szCs w:val="18"/>
               </w:rPr>
+              <w:t>:</w:t>
+            </w:r>
+            <w:r>
+              <w:rPr>
+                <w:rFonts w:ascii="Arial" w:hAnsi="Arial" w:cs="Arial"/>
+                <w:b/>
+                <w:bCs/>
+                <w:color w:val="000000" w:themeColor="text1"/>
+                <w:sz w:val="18"/>
+                <w:szCs w:val="18"/>
+              </w:rPr>
               <w:t xml:space="preserve"> </w:t>
             </w:r>
             <w:bookmarkStart w:id="1" w:name="CandidateName"/>
@@ -338,16 +352,17 @@
       </w:tr>
       <w:tr>
         <w:trPr>
-          <w:trHeight w:val="317"/>
+          <w:trHeight w:val="330"/>
+          <w:jc w:val="center"/>
         </w:trPr>
         <w:tc>
           <w:tcPr>
-            <w:tcW w:w="2346" w:type="dxa"/>
-            <w:tcBorders>
-              <w:top w:val="single" w:sz="12" w:space="0" w:color="000000" w:themeColor="text1"/>
-              <w:left w:val="single" w:sz="12" w:space="0" w:color="000000" w:themeColor="text1"/>
-              <w:bottom w:val="none" w:sz="4" w:space="0" w:color="000000" w:themeColor="text1"/>
-              <w:right w:val="single" w:sz="12" w:space="0" w:color="000000" w:themeColor="text1"/>
+            <w:tcW w:w="2310" w:type="dxa"/>
+            <w:tcBorders>
+              <w:top w:val="single" w:sz="4" w:space="0" w:color="A5A5A5" w:themeColor="accent3"/>
+              <w:left w:val="single" w:sz="4" w:space="0" w:color="A5A5A5" w:themeColor="accent3"/>
+              <w:bottom w:val="none" w:sz="4" w:space="0" w:color="000000" w:themeColor="text1"/>
+              <w:right w:val="single" w:sz="4" w:space="0" w:color="A5A5A5" w:themeColor="accent3"/>
             </w:tcBorders>
           </w:tcPr>
           <w:p>
@@ -355,17 +370,13 @@
               <w:spacing w:before="40"/>
               <w:rPr>
                 <w:rFonts w:ascii="Arial" w:hAnsi="Arial" w:cs="Arial"/>
-                <w:b/>
-                <w:bCs/>
-                <w:sz w:val="18"/>
-                <w:szCs w:val="18"/>
-              </w:rPr>
-            </w:pPr>
-            <w:r>
-              <w:rPr>
-                <w:rFonts w:ascii="Arial" w:hAnsi="Arial" w:cs="Arial"/>
-                <w:b/>
-                <w:bCs/>
+                <w:sz w:val="18"/>
+                <w:szCs w:val="18"/>
+              </w:rPr>
+            </w:pPr>
+            <w:r>
+              <w:rPr>
+                <w:rFonts w:ascii="Arial" w:hAnsi="Arial" w:cs="Arial"/>
                 <w:sz w:val="18"/>
                 <w:szCs w:val="18"/>
               </w:rPr>
@@ -375,12 +386,12 @@
         </w:tc>
         <w:tc>
           <w:tcPr>
-            <w:tcW w:w="3880" w:type="dxa"/>
-            <w:tcBorders>
-              <w:top w:val="single" w:sz="12" w:space="0" w:color="000000" w:themeColor="text1"/>
-              <w:left w:val="single" w:sz="12" w:space="0" w:color="000000" w:themeColor="text1"/>
-              <w:bottom w:val="none" w:sz="4" w:space="0" w:color="000000" w:themeColor="text1"/>
-              <w:right w:val="single" w:sz="12" w:space="0" w:color="000000" w:themeColor="text1"/>
+            <w:tcW w:w="3535" w:type="dxa"/>
+            <w:tcBorders>
+              <w:top w:val="single" w:sz="4" w:space="0" w:color="A5A5A5" w:themeColor="accent3"/>
+              <w:left w:val="single" w:sz="4" w:space="0" w:color="A5A5A5" w:themeColor="accent3"/>
+              <w:bottom w:val="none" w:sz="4" w:space="0" w:color="000000" w:themeColor="text1"/>
+              <w:right w:val="single" w:sz="4" w:space="0" w:color="A5A5A5" w:themeColor="accent3"/>
             </w:tcBorders>
           </w:tcPr>
           <w:p>
@@ -406,12 +417,12 @@
         </w:tc>
         <w:tc>
           <w:tcPr>
-            <w:tcW w:w="2150" w:type="dxa"/>
-            <w:tcBorders>
-              <w:top w:val="single" w:sz="12" w:space="0" w:color="000000" w:themeColor="text1"/>
-              <w:left w:val="single" w:sz="12" w:space="0" w:color="000000" w:themeColor="text1"/>
-              <w:bottom w:val="none" w:sz="4" w:space="0" w:color="000000" w:themeColor="text1"/>
-              <w:right w:val="single" w:sz="12" w:space="0" w:color="000000" w:themeColor="text1"/>
+            <w:tcW w:w="2402" w:type="dxa"/>
+            <w:tcBorders>
+              <w:top w:val="single" w:sz="4" w:space="0" w:color="A5A5A5" w:themeColor="accent3"/>
+              <w:left w:val="single" w:sz="4" w:space="0" w:color="A5A5A5" w:themeColor="accent3"/>
+              <w:bottom w:val="none" w:sz="4" w:space="0" w:color="000000" w:themeColor="text1"/>
+              <w:right w:val="single" w:sz="4" w:space="0" w:color="A5A5A5" w:themeColor="accent3"/>
             </w:tcBorders>
           </w:tcPr>
           <w:p>
@@ -419,52 +430,28 @@
               <w:spacing w:before="40"/>
               <w:rPr>
                 <w:rFonts w:ascii="Arial" w:hAnsi="Arial" w:cs="Arial"/>
-                <w:b/>
-                <w:bCs/>
-                <w:sz w:val="18"/>
-                <w:szCs w:val="18"/>
-              </w:rPr>
-            </w:pPr>
-            <w:r>
-              <w:rPr>
-                <w:rFonts w:ascii="Arial" w:hAnsi="Arial" w:cs="Arial"/>
-                <w:b/>
-                <w:bCs/>
-                <w:sz w:val="18"/>
-                <w:szCs w:val="18"/>
-              </w:rPr>
-              <w:t>Bank A</w:t>
-            </w:r>
-            <w:r>
-              <w:rPr>
-                <w:rFonts w:ascii="Arial" w:hAnsi="Arial" w:cs="Arial"/>
-                <w:b/>
-                <w:bCs/>
-                <w:sz w:val="18"/>
-                <w:szCs w:val="18"/>
-              </w:rPr>
-              <w:t>/C</w:t>
-            </w:r>
-            <w:r>
-              <w:rPr>
-                <w:rFonts w:ascii="Arial" w:hAnsi="Arial" w:cs="Arial"/>
-                <w:b/>
-                <w:bCs/>
-                <w:sz w:val="18"/>
-                <w:szCs w:val="18"/>
-              </w:rPr>
-              <w:t xml:space="preserve"> Number</w:t>
-            </w:r>
-          </w:p>
-        </w:tc>
-        <w:tc>
-          <w:tcPr>
-            <w:tcW w:w="3295" w:type="dxa"/>
-            <w:tcBorders>
-              <w:top w:val="single" w:sz="12" w:space="0" w:color="000000" w:themeColor="text1"/>
-              <w:left w:val="single" w:sz="12" w:space="0" w:color="000000" w:themeColor="text1"/>
-              <w:bottom w:val="none" w:sz="4" w:space="0" w:color="000000" w:themeColor="text1"/>
-              <w:right w:val="single" w:sz="12" w:space="0" w:color="000000" w:themeColor="text1"/>
+                <w:sz w:val="18"/>
+                <w:szCs w:val="18"/>
+              </w:rPr>
+            </w:pPr>
+            <w:r>
+              <w:rPr>
+                <w:rFonts w:ascii="Arial" w:hAnsi="Arial" w:cs="Arial"/>
+                <w:sz w:val="18"/>
+                <w:szCs w:val="18"/>
+              </w:rPr>
+              <w:t>Bank A/C Number</w:t>
+            </w:r>
+          </w:p>
+        </w:tc>
+        <w:tc>
+          <w:tcPr>
+            <w:tcW w:w="3247" w:type="dxa"/>
+            <w:tcBorders>
+              <w:top w:val="single" w:sz="4" w:space="0" w:color="A5A5A5" w:themeColor="accent3"/>
+              <w:left w:val="single" w:sz="4" w:space="0" w:color="A5A5A5" w:themeColor="accent3"/>
+              <w:bottom w:val="none" w:sz="4" w:space="0" w:color="000000" w:themeColor="text1"/>
+              <w:right w:val="single" w:sz="4" w:space="0" w:color="A5A5A5" w:themeColor="accent3"/>
             </w:tcBorders>
           </w:tcPr>
           <w:p>
@@ -491,33 +478,30 @@
       </w:tr>
       <w:tr>
         <w:trPr>
-          <w:trHeight w:val="317"/>
+          <w:trHeight w:val="330"/>
+          <w:jc w:val="center"/>
         </w:trPr>
         <w:tc>
           <w:tcPr>
-            <w:tcW w:w="2346" w:type="dxa"/>
-            <w:tcBorders>
-              <w:top w:val="none" w:sz="4" w:space="0" w:color="000000" w:themeColor="text1"/>
-              <w:left w:val="single" w:sz="12" w:space="0" w:color="000000" w:themeColor="text1"/>
-              <w:bottom w:val="none" w:sz="4" w:space="0" w:color="000000" w:themeColor="text1"/>
-              <w:right w:val="single" w:sz="12" w:space="0" w:color="000000" w:themeColor="text1"/>
-            </w:tcBorders>
-          </w:tcPr>
-          <w:p>
-            <w:pPr>
-              <w:rPr>
-                <w:rFonts w:ascii="Arial" w:hAnsi="Arial" w:cs="Arial"/>
-                <w:b/>
-                <w:bCs/>
-                <w:sz w:val="18"/>
-                <w:szCs w:val="18"/>
-              </w:rPr>
-            </w:pPr>
-            <w:r>
-              <w:rPr>
-                <w:rFonts w:ascii="Arial" w:hAnsi="Arial" w:cs="Arial"/>
-                <w:b/>
-                <w:bCs/>
+            <w:tcW w:w="2310" w:type="dxa"/>
+            <w:tcBorders>
+              <w:top w:val="none" w:sz="4" w:space="0" w:color="000000" w:themeColor="text1"/>
+              <w:left w:val="single" w:sz="4" w:space="0" w:color="A5A5A5" w:themeColor="accent3"/>
+              <w:bottom w:val="none" w:sz="4" w:space="0" w:color="000000" w:themeColor="text1"/>
+              <w:right w:val="single" w:sz="4" w:space="0" w:color="A5A5A5" w:themeColor="accent3"/>
+            </w:tcBorders>
+          </w:tcPr>
+          <w:p>
+            <w:pPr>
+              <w:rPr>
+                <w:rFonts w:ascii="Arial" w:hAnsi="Arial" w:cs="Arial"/>
+                <w:sz w:val="18"/>
+                <w:szCs w:val="18"/>
+              </w:rPr>
+            </w:pPr>
+            <w:r>
+              <w:rPr>
+                <w:rFonts w:ascii="Arial" w:hAnsi="Arial" w:cs="Arial"/>
                 <w:sz w:val="18"/>
                 <w:szCs w:val="18"/>
               </w:rPr>
@@ -527,12 +511,12 @@
         </w:tc>
         <w:tc>
           <w:tcPr>
-            <w:tcW w:w="3880" w:type="dxa"/>
-            <w:tcBorders>
-              <w:top w:val="none" w:sz="4" w:space="0" w:color="000000" w:themeColor="text1"/>
-              <w:left w:val="single" w:sz="12" w:space="0" w:color="000000" w:themeColor="text1"/>
-              <w:bottom w:val="none" w:sz="4" w:space="0" w:color="000000" w:themeColor="text1"/>
-              <w:right w:val="single" w:sz="12" w:space="0" w:color="000000" w:themeColor="text1"/>
+            <w:tcW w:w="3535" w:type="dxa"/>
+            <w:tcBorders>
+              <w:top w:val="none" w:sz="4" w:space="0" w:color="000000" w:themeColor="text1"/>
+              <w:left w:val="single" w:sz="4" w:space="0" w:color="A5A5A5" w:themeColor="accent3"/>
+              <w:bottom w:val="none" w:sz="4" w:space="0" w:color="000000" w:themeColor="text1"/>
+              <w:right w:val="single" w:sz="4" w:space="0" w:color="A5A5A5" w:themeColor="accent3"/>
             </w:tcBorders>
           </w:tcPr>
           <w:p>
@@ -557,29 +541,25 @@
         </w:tc>
         <w:tc>
           <w:tcPr>
-            <w:tcW w:w="2150" w:type="dxa"/>
-            <w:tcBorders>
-              <w:top w:val="none" w:sz="4" w:space="0" w:color="000000" w:themeColor="text1"/>
-              <w:left w:val="single" w:sz="12" w:space="0" w:color="000000" w:themeColor="text1"/>
-              <w:bottom w:val="none" w:sz="4" w:space="0" w:color="000000" w:themeColor="text1"/>
-              <w:right w:val="single" w:sz="12" w:space="0" w:color="000000" w:themeColor="text1"/>
-            </w:tcBorders>
-          </w:tcPr>
-          <w:p>
-            <w:pPr>
-              <w:rPr>
-                <w:rFonts w:ascii="Arial" w:hAnsi="Arial" w:cs="Arial"/>
-                <w:b/>
-                <w:bCs/>
-                <w:sz w:val="18"/>
-                <w:szCs w:val="18"/>
-              </w:rPr>
-            </w:pPr>
-            <w:r>
-              <w:rPr>
-                <w:rFonts w:ascii="Arial" w:hAnsi="Arial" w:cs="Arial"/>
-                <w:b/>
-                <w:bCs/>
+            <w:tcW w:w="2402" w:type="dxa"/>
+            <w:tcBorders>
+              <w:top w:val="none" w:sz="4" w:space="0" w:color="000000" w:themeColor="text1"/>
+              <w:left w:val="single" w:sz="4" w:space="0" w:color="A5A5A5" w:themeColor="accent3"/>
+              <w:bottom w:val="none" w:sz="4" w:space="0" w:color="000000" w:themeColor="text1"/>
+              <w:right w:val="single" w:sz="4" w:space="0" w:color="A5A5A5" w:themeColor="accent3"/>
+            </w:tcBorders>
+          </w:tcPr>
+          <w:p>
+            <w:pPr>
+              <w:rPr>
+                <w:rFonts w:ascii="Arial" w:hAnsi="Arial" w:cs="Arial"/>
+                <w:sz w:val="18"/>
+                <w:szCs w:val="18"/>
+              </w:rPr>
+            </w:pPr>
+            <w:r>
+              <w:rPr>
+                <w:rFonts w:ascii="Arial" w:hAnsi="Arial" w:cs="Arial"/>
                 <w:sz w:val="18"/>
                 <w:szCs w:val="18"/>
               </w:rPr>
@@ -589,12 +569,12 @@
         </w:tc>
         <w:tc>
           <w:tcPr>
-            <w:tcW w:w="3295" w:type="dxa"/>
-            <w:tcBorders>
-              <w:top w:val="none" w:sz="4" w:space="0" w:color="000000" w:themeColor="text1"/>
-              <w:left w:val="single" w:sz="12" w:space="0" w:color="000000" w:themeColor="text1"/>
-              <w:bottom w:val="none" w:sz="4" w:space="0" w:color="000000" w:themeColor="text1"/>
-              <w:right w:val="single" w:sz="12" w:space="0" w:color="000000" w:themeColor="text1"/>
+            <w:tcW w:w="3247" w:type="dxa"/>
+            <w:tcBorders>
+              <w:top w:val="none" w:sz="4" w:space="0" w:color="000000" w:themeColor="text1"/>
+              <w:left w:val="single" w:sz="4" w:space="0" w:color="A5A5A5" w:themeColor="accent3"/>
+              <w:bottom w:val="none" w:sz="4" w:space="0" w:color="000000" w:themeColor="text1"/>
+              <w:right w:val="single" w:sz="4" w:space="0" w:color="A5A5A5" w:themeColor="accent3"/>
             </w:tcBorders>
           </w:tcPr>
           <w:p>
@@ -620,33 +600,30 @@
       </w:tr>
       <w:tr>
         <w:trPr>
-          <w:trHeight w:val="317"/>
+          <w:trHeight w:val="330"/>
+          <w:jc w:val="center"/>
         </w:trPr>
         <w:tc>
           <w:tcPr>
-            <w:tcW w:w="2346" w:type="dxa"/>
-            <w:tcBorders>
-              <w:top w:val="none" w:sz="4" w:space="0" w:color="000000" w:themeColor="text1"/>
-              <w:left w:val="single" w:sz="12" w:space="0" w:color="000000" w:themeColor="text1"/>
-              <w:bottom w:val="none" w:sz="4" w:space="0" w:color="000000" w:themeColor="text1"/>
-              <w:right w:val="single" w:sz="12" w:space="0" w:color="000000" w:themeColor="text1"/>
-            </w:tcBorders>
-          </w:tcPr>
-          <w:p>
-            <w:pPr>
-              <w:rPr>
-                <w:rFonts w:ascii="Arial" w:hAnsi="Arial" w:cs="Arial"/>
-                <w:b/>
-                <w:bCs/>
-                <w:sz w:val="18"/>
-                <w:szCs w:val="18"/>
-              </w:rPr>
-            </w:pPr>
-            <w:r>
-              <w:rPr>
-                <w:rFonts w:ascii="Arial" w:hAnsi="Arial" w:cs="Arial"/>
-                <w:b/>
-                <w:bCs/>
+            <w:tcW w:w="2310" w:type="dxa"/>
+            <w:tcBorders>
+              <w:top w:val="none" w:sz="4" w:space="0" w:color="000000" w:themeColor="text1"/>
+              <w:left w:val="single" w:sz="4" w:space="0" w:color="A5A5A5" w:themeColor="accent3"/>
+              <w:bottom w:val="none" w:sz="4" w:space="0" w:color="000000" w:themeColor="text1"/>
+              <w:right w:val="single" w:sz="4" w:space="0" w:color="A5A5A5" w:themeColor="accent3"/>
+            </w:tcBorders>
+          </w:tcPr>
+          <w:p>
+            <w:pPr>
+              <w:rPr>
+                <w:rFonts w:ascii="Arial" w:hAnsi="Arial" w:cs="Arial"/>
+                <w:sz w:val="18"/>
+                <w:szCs w:val="18"/>
+              </w:rPr>
+            </w:pPr>
+            <w:r>
+              <w:rPr>
+                <w:rFonts w:ascii="Arial" w:hAnsi="Arial" w:cs="Arial"/>
                 <w:sz w:val="18"/>
                 <w:szCs w:val="18"/>
               </w:rPr>
@@ -656,12 +633,12 @@
         </w:tc>
         <w:tc>
           <w:tcPr>
-            <w:tcW w:w="3880" w:type="dxa"/>
-            <w:tcBorders>
-              <w:top w:val="none" w:sz="4" w:space="0" w:color="000000" w:themeColor="text1"/>
-              <w:left w:val="single" w:sz="12" w:space="0" w:color="000000" w:themeColor="text1"/>
-              <w:bottom w:val="none" w:sz="4" w:space="0" w:color="000000" w:themeColor="text1"/>
-              <w:right w:val="single" w:sz="12" w:space="0" w:color="000000" w:themeColor="text1"/>
+            <w:tcW w:w="3535" w:type="dxa"/>
+            <w:tcBorders>
+              <w:top w:val="none" w:sz="4" w:space="0" w:color="000000" w:themeColor="text1"/>
+              <w:left w:val="single" w:sz="4" w:space="0" w:color="A5A5A5" w:themeColor="accent3"/>
+              <w:bottom w:val="none" w:sz="4" w:space="0" w:color="000000" w:themeColor="text1"/>
+              <w:right w:val="single" w:sz="4" w:space="0" w:color="A5A5A5" w:themeColor="accent3"/>
             </w:tcBorders>
           </w:tcPr>
           <w:p>
@@ -686,29 +663,25 @@
         </w:tc>
         <w:tc>
           <w:tcPr>
-            <w:tcW w:w="2150" w:type="dxa"/>
-            <w:tcBorders>
-              <w:top w:val="none" w:sz="4" w:space="0" w:color="000000" w:themeColor="text1"/>
-              <w:left w:val="single" w:sz="12" w:space="0" w:color="000000" w:themeColor="text1"/>
-              <w:bottom w:val="none" w:sz="4" w:space="0" w:color="000000" w:themeColor="text1"/>
-              <w:right w:val="single" w:sz="12" w:space="0" w:color="000000" w:themeColor="text1"/>
-            </w:tcBorders>
-          </w:tcPr>
-          <w:p>
-            <w:pPr>
-              <w:rPr>
-                <w:rFonts w:ascii="Arial" w:hAnsi="Arial" w:cs="Arial"/>
-                <w:b/>
-                <w:bCs/>
-                <w:sz w:val="18"/>
-                <w:szCs w:val="18"/>
-              </w:rPr>
-            </w:pPr>
-            <w:r>
-              <w:rPr>
-                <w:rFonts w:ascii="Arial" w:hAnsi="Arial" w:cs="Arial"/>
-                <w:b/>
-                <w:bCs/>
+            <w:tcW w:w="2402" w:type="dxa"/>
+            <w:tcBorders>
+              <w:top w:val="none" w:sz="4" w:space="0" w:color="000000" w:themeColor="text1"/>
+              <w:left w:val="single" w:sz="4" w:space="0" w:color="A5A5A5" w:themeColor="accent3"/>
+              <w:bottom w:val="none" w:sz="4" w:space="0" w:color="000000" w:themeColor="text1"/>
+              <w:right w:val="single" w:sz="4" w:space="0" w:color="A5A5A5" w:themeColor="accent3"/>
+            </w:tcBorders>
+          </w:tcPr>
+          <w:p>
+            <w:pPr>
+              <w:rPr>
+                <w:rFonts w:ascii="Arial" w:hAnsi="Arial" w:cs="Arial"/>
+                <w:sz w:val="18"/>
+                <w:szCs w:val="18"/>
+              </w:rPr>
+            </w:pPr>
+            <w:r>
+              <w:rPr>
+                <w:rFonts w:ascii="Arial" w:hAnsi="Arial" w:cs="Arial"/>
                 <w:sz w:val="18"/>
                 <w:szCs w:val="18"/>
               </w:rPr>
@@ -718,12 +691,12 @@
         </w:tc>
         <w:tc>
           <w:tcPr>
-            <w:tcW w:w="3295" w:type="dxa"/>
-            <w:tcBorders>
-              <w:top w:val="none" w:sz="4" w:space="0" w:color="000000" w:themeColor="text1"/>
-              <w:left w:val="single" w:sz="12" w:space="0" w:color="000000" w:themeColor="text1"/>
-              <w:bottom w:val="none" w:sz="4" w:space="0" w:color="000000" w:themeColor="text1"/>
-              <w:right w:val="single" w:sz="12" w:space="0" w:color="000000" w:themeColor="text1"/>
+            <w:tcW w:w="3247" w:type="dxa"/>
+            <w:tcBorders>
+              <w:top w:val="none" w:sz="4" w:space="0" w:color="000000" w:themeColor="text1"/>
+              <w:left w:val="single" w:sz="4" w:space="0" w:color="A5A5A5" w:themeColor="accent3"/>
+              <w:bottom w:val="none" w:sz="4" w:space="0" w:color="000000" w:themeColor="text1"/>
+              <w:right w:val="single" w:sz="4" w:space="0" w:color="A5A5A5" w:themeColor="accent3"/>
             </w:tcBorders>
           </w:tcPr>
           <w:p>
@@ -749,33 +722,30 @@
       </w:tr>
       <w:tr>
         <w:trPr>
-          <w:trHeight w:val="317"/>
+          <w:trHeight w:val="330"/>
+          <w:jc w:val="center"/>
         </w:trPr>
         <w:tc>
           <w:tcPr>
-            <w:tcW w:w="2346" w:type="dxa"/>
-            <w:tcBorders>
-              <w:top w:val="none" w:sz="4" w:space="0" w:color="000000" w:themeColor="text1"/>
-              <w:left w:val="single" w:sz="12" w:space="0" w:color="000000" w:themeColor="text1"/>
-              <w:bottom w:val="none" w:sz="4" w:space="0" w:color="000000" w:themeColor="text1"/>
-              <w:right w:val="single" w:sz="12" w:space="0" w:color="000000" w:themeColor="text1"/>
-            </w:tcBorders>
-          </w:tcPr>
-          <w:p>
-            <w:pPr>
-              <w:rPr>
-                <w:rFonts w:ascii="Arial" w:hAnsi="Arial" w:cs="Arial"/>
-                <w:b/>
-                <w:bCs/>
-                <w:sz w:val="18"/>
-                <w:szCs w:val="18"/>
-              </w:rPr>
-            </w:pPr>
-            <w:r>
-              <w:rPr>
-                <w:rFonts w:ascii="Arial" w:hAnsi="Arial" w:cs="Arial"/>
-                <w:b/>
-                <w:bCs/>
+            <w:tcW w:w="2310" w:type="dxa"/>
+            <w:tcBorders>
+              <w:top w:val="none" w:sz="4" w:space="0" w:color="000000" w:themeColor="text1"/>
+              <w:left w:val="single" w:sz="4" w:space="0" w:color="A5A5A5" w:themeColor="accent3"/>
+              <w:bottom w:val="none" w:sz="4" w:space="0" w:color="000000" w:themeColor="text1"/>
+              <w:right w:val="single" w:sz="4" w:space="0" w:color="A5A5A5" w:themeColor="accent3"/>
+            </w:tcBorders>
+          </w:tcPr>
+          <w:p>
+            <w:pPr>
+              <w:rPr>
+                <w:rFonts w:ascii="Arial" w:hAnsi="Arial" w:cs="Arial"/>
+                <w:sz w:val="18"/>
+                <w:szCs w:val="18"/>
+              </w:rPr>
+            </w:pPr>
+            <w:r>
+              <w:rPr>
+                <w:rFonts w:ascii="Arial" w:hAnsi="Arial" w:cs="Arial"/>
                 <w:sz w:val="18"/>
                 <w:szCs w:val="18"/>
               </w:rPr>
@@ -785,12 +755,12 @@
         </w:tc>
         <w:tc>
           <w:tcPr>
-            <w:tcW w:w="3880" w:type="dxa"/>
-            <w:tcBorders>
-              <w:top w:val="none" w:sz="4" w:space="0" w:color="000000" w:themeColor="text1"/>
-              <w:left w:val="single" w:sz="12" w:space="0" w:color="000000" w:themeColor="text1"/>
-              <w:bottom w:val="none" w:sz="4" w:space="0" w:color="000000" w:themeColor="text1"/>
-              <w:right w:val="single" w:sz="12" w:space="0" w:color="000000" w:themeColor="text1"/>
+            <w:tcW w:w="3535" w:type="dxa"/>
+            <w:tcBorders>
+              <w:top w:val="none" w:sz="4" w:space="0" w:color="000000" w:themeColor="text1"/>
+              <w:left w:val="single" w:sz="4" w:space="0" w:color="A5A5A5" w:themeColor="accent3"/>
+              <w:bottom w:val="none" w:sz="4" w:space="0" w:color="000000" w:themeColor="text1"/>
+              <w:right w:val="single" w:sz="4" w:space="0" w:color="A5A5A5" w:themeColor="accent3"/>
             </w:tcBorders>
           </w:tcPr>
           <w:p>
@@ -815,64 +785,40 @@
         </w:tc>
         <w:tc>
           <w:tcPr>
-            <w:tcW w:w="2150" w:type="dxa"/>
-            <w:tcBorders>
-              <w:top w:val="none" w:sz="4" w:space="0" w:color="000000" w:themeColor="text1"/>
-              <w:left w:val="single" w:sz="12" w:space="0" w:color="000000" w:themeColor="text1"/>
-              <w:bottom w:val="none" w:sz="4" w:space="0" w:color="000000" w:themeColor="text1"/>
-              <w:right w:val="single" w:sz="12" w:space="0" w:color="000000" w:themeColor="text1"/>
-            </w:tcBorders>
-          </w:tcPr>
-          <w:p>
-            <w:pPr>
-              <w:rPr>
-                <w:rFonts w:ascii="Arial" w:hAnsi="Arial" w:cs="Arial"/>
-                <w:b/>
-                <w:bCs/>
-                <w:sz w:val="18"/>
-                <w:szCs w:val="18"/>
-              </w:rPr>
-            </w:pPr>
-            <w:r>
-              <w:rPr>
-                <w:rFonts w:ascii="Arial" w:hAnsi="Arial" w:cs="Arial"/>
-                <w:b/>
-                <w:bCs/>
-                <w:sz w:val="18"/>
-                <w:szCs w:val="18"/>
-              </w:rPr>
-              <w:t>PF A</w:t>
-            </w:r>
-            <w:r>
-              <w:rPr>
-                <w:rFonts w:ascii="Arial" w:hAnsi="Arial" w:cs="Arial"/>
-                <w:b/>
-                <w:bCs/>
-                <w:sz w:val="18"/>
-                <w:szCs w:val="18"/>
-              </w:rPr>
-              <w:t>/C</w:t>
-            </w:r>
-            <w:r>
-              <w:rPr>
-                <w:rFonts w:ascii="Arial" w:hAnsi="Arial" w:cs="Arial"/>
-                <w:b/>
-                <w:bCs/>
-                <w:sz w:val="18"/>
-                <w:szCs w:val="18"/>
-              </w:rPr>
-              <w:t xml:space="preserve"> Number</w:t>
-            </w:r>
-          </w:p>
-        </w:tc>
-        <w:tc>
-          <w:tcPr>
-            <w:tcW w:w="3295" w:type="dxa"/>
-            <w:tcBorders>
-              <w:top w:val="none" w:sz="4" w:space="0" w:color="000000" w:themeColor="text1"/>
-              <w:left w:val="single" w:sz="12" w:space="0" w:color="000000" w:themeColor="text1"/>
-              <w:bottom w:val="none" w:sz="4" w:space="0" w:color="000000" w:themeColor="text1"/>
-              <w:right w:val="single" w:sz="12" w:space="0" w:color="000000" w:themeColor="text1"/>
+            <w:tcW w:w="2402" w:type="dxa"/>
+            <w:tcBorders>
+              <w:top w:val="none" w:sz="4" w:space="0" w:color="000000" w:themeColor="text1"/>
+              <w:left w:val="single" w:sz="4" w:space="0" w:color="A5A5A5" w:themeColor="accent3"/>
+              <w:bottom w:val="none" w:sz="4" w:space="0" w:color="000000" w:themeColor="text1"/>
+              <w:right w:val="single" w:sz="4" w:space="0" w:color="A5A5A5" w:themeColor="accent3"/>
+            </w:tcBorders>
+          </w:tcPr>
+          <w:p>
+            <w:pPr>
+              <w:rPr>
+                <w:rFonts w:ascii="Arial" w:hAnsi="Arial" w:cs="Arial"/>
+                <w:sz w:val="18"/>
+                <w:szCs w:val="18"/>
+              </w:rPr>
+            </w:pPr>
+            <w:r>
+              <w:rPr>
+                <w:rFonts w:ascii="Arial" w:hAnsi="Arial" w:cs="Arial"/>
+                <w:sz w:val="18"/>
+                <w:szCs w:val="18"/>
+              </w:rPr>
+              <w:t>PF A/C Number</w:t>
+            </w:r>
+          </w:p>
+        </w:tc>
+        <w:tc>
+          <w:tcPr>
+            <w:tcW w:w="3247" w:type="dxa"/>
+            <w:tcBorders>
+              <w:top w:val="none" w:sz="4" w:space="0" w:color="000000" w:themeColor="text1"/>
+              <w:left w:val="single" w:sz="4" w:space="0" w:color="A5A5A5" w:themeColor="accent3"/>
+              <w:bottom w:val="none" w:sz="4" w:space="0" w:color="000000" w:themeColor="text1"/>
+              <w:right w:val="single" w:sz="4" w:space="0" w:color="A5A5A5" w:themeColor="accent3"/>
             </w:tcBorders>
           </w:tcPr>
           <w:p>
@@ -898,33 +844,30 @@
       </w:tr>
       <w:tr>
         <w:trPr>
-          <w:trHeight w:val="300"/>
+          <w:trHeight w:val="312"/>
+          <w:jc w:val="center"/>
         </w:trPr>
         <w:tc>
           <w:tcPr>
-            <w:tcW w:w="2346" w:type="dxa"/>
-            <w:tcBorders>
-              <w:top w:val="none" w:sz="4" w:space="0" w:color="000000" w:themeColor="text1"/>
-              <w:left w:val="single" w:sz="12" w:space="0" w:color="000000" w:themeColor="text1"/>
-              <w:bottom w:val="none" w:sz="4" w:space="0" w:color="000000" w:themeColor="text1"/>
-              <w:right w:val="single" w:sz="12" w:space="0" w:color="000000" w:themeColor="text1"/>
-            </w:tcBorders>
-          </w:tcPr>
-          <w:p>
-            <w:pPr>
-              <w:rPr>
-                <w:rFonts w:ascii="Arial" w:hAnsi="Arial" w:cs="Arial"/>
-                <w:b/>
-                <w:bCs/>
-                <w:sz w:val="18"/>
-                <w:szCs w:val="18"/>
-              </w:rPr>
-            </w:pPr>
-            <w:r>
-              <w:rPr>
-                <w:rFonts w:ascii="Arial" w:hAnsi="Arial" w:cs="Arial"/>
-                <w:b/>
-                <w:bCs/>
+            <w:tcW w:w="2310" w:type="dxa"/>
+            <w:tcBorders>
+              <w:top w:val="none" w:sz="4" w:space="0" w:color="000000" w:themeColor="text1"/>
+              <w:left w:val="single" w:sz="4" w:space="0" w:color="A5A5A5" w:themeColor="accent3"/>
+              <w:bottom w:val="none" w:sz="4" w:space="0" w:color="000000" w:themeColor="text1"/>
+              <w:right w:val="single" w:sz="4" w:space="0" w:color="A5A5A5" w:themeColor="accent3"/>
+            </w:tcBorders>
+          </w:tcPr>
+          <w:p>
+            <w:pPr>
+              <w:rPr>
+                <w:rFonts w:ascii="Arial" w:hAnsi="Arial" w:cs="Arial"/>
+                <w:sz w:val="18"/>
+                <w:szCs w:val="18"/>
+              </w:rPr>
+            </w:pPr>
+            <w:r>
+              <w:rPr>
+                <w:rFonts w:ascii="Arial" w:hAnsi="Arial" w:cs="Arial"/>
                 <w:sz w:val="18"/>
                 <w:szCs w:val="18"/>
               </w:rPr>
@@ -934,12 +877,12 @@
         </w:tc>
         <w:tc>
           <w:tcPr>
-            <w:tcW w:w="3880" w:type="dxa"/>
-            <w:tcBorders>
-              <w:top w:val="none" w:sz="4" w:space="0" w:color="000000" w:themeColor="text1"/>
-              <w:left w:val="single" w:sz="12" w:space="0" w:color="000000" w:themeColor="text1"/>
-              <w:bottom w:val="none" w:sz="4" w:space="0" w:color="000000" w:themeColor="text1"/>
-              <w:right w:val="single" w:sz="12" w:space="0" w:color="000000" w:themeColor="text1"/>
+            <w:tcW w:w="3535" w:type="dxa"/>
+            <w:tcBorders>
+              <w:top w:val="none" w:sz="4" w:space="0" w:color="000000" w:themeColor="text1"/>
+              <w:left w:val="single" w:sz="4" w:space="0" w:color="A5A5A5" w:themeColor="accent3"/>
+              <w:bottom w:val="none" w:sz="4" w:space="0" w:color="000000" w:themeColor="text1"/>
+              <w:right w:val="single" w:sz="4" w:space="0" w:color="A5A5A5" w:themeColor="accent3"/>
             </w:tcBorders>
           </w:tcPr>
           <w:p>
@@ -964,29 +907,25 @@
         </w:tc>
         <w:tc>
           <w:tcPr>
-            <w:tcW w:w="2150" w:type="dxa"/>
-            <w:tcBorders>
-              <w:top w:val="none" w:sz="4" w:space="0" w:color="000000" w:themeColor="text1"/>
-              <w:left w:val="single" w:sz="12" w:space="0" w:color="000000" w:themeColor="text1"/>
-              <w:bottom w:val="none" w:sz="4" w:space="0" w:color="000000" w:themeColor="text1"/>
-              <w:right w:val="single" w:sz="12" w:space="0" w:color="000000" w:themeColor="text1"/>
-            </w:tcBorders>
-          </w:tcPr>
-          <w:p>
-            <w:pPr>
-              <w:rPr>
-                <w:rFonts w:ascii="Arial" w:hAnsi="Arial" w:cs="Arial"/>
-                <w:b/>
-                <w:bCs/>
-                <w:sz w:val="18"/>
-                <w:szCs w:val="18"/>
-              </w:rPr>
-            </w:pPr>
-            <w:r>
-              <w:rPr>
-                <w:rFonts w:ascii="Arial" w:hAnsi="Arial" w:cs="Arial"/>
-                <w:b/>
-                <w:bCs/>
+            <w:tcW w:w="2402" w:type="dxa"/>
+            <w:tcBorders>
+              <w:top w:val="none" w:sz="4" w:space="0" w:color="000000" w:themeColor="text1"/>
+              <w:left w:val="single" w:sz="4" w:space="0" w:color="A5A5A5" w:themeColor="accent3"/>
+              <w:bottom w:val="none" w:sz="4" w:space="0" w:color="000000" w:themeColor="text1"/>
+              <w:right w:val="single" w:sz="4" w:space="0" w:color="A5A5A5" w:themeColor="accent3"/>
+            </w:tcBorders>
+          </w:tcPr>
+          <w:p>
+            <w:pPr>
+              <w:rPr>
+                <w:rFonts w:ascii="Arial" w:hAnsi="Arial" w:cs="Arial"/>
+                <w:sz w:val="18"/>
+                <w:szCs w:val="18"/>
+              </w:rPr>
+            </w:pPr>
+            <w:r>
+              <w:rPr>
+                <w:rFonts w:ascii="Arial" w:hAnsi="Arial" w:cs="Arial"/>
                 <w:sz w:val="18"/>
                 <w:szCs w:val="18"/>
               </w:rPr>
@@ -996,12 +935,12 @@
         </w:tc>
         <w:tc>
           <w:tcPr>
-            <w:tcW w:w="3295" w:type="dxa"/>
-            <w:tcBorders>
-              <w:top w:val="none" w:sz="4" w:space="0" w:color="000000" w:themeColor="text1"/>
-              <w:left w:val="single" w:sz="12" w:space="0" w:color="000000" w:themeColor="text1"/>
-              <w:bottom w:val="none" w:sz="4" w:space="0" w:color="000000" w:themeColor="text1"/>
-              <w:right w:val="single" w:sz="12" w:space="0" w:color="000000" w:themeColor="text1"/>
+            <w:tcW w:w="3247" w:type="dxa"/>
+            <w:tcBorders>
+              <w:top w:val="none" w:sz="4" w:space="0" w:color="000000" w:themeColor="text1"/>
+              <w:left w:val="single" w:sz="4" w:space="0" w:color="A5A5A5" w:themeColor="accent3"/>
+              <w:bottom w:val="none" w:sz="4" w:space="0" w:color="000000" w:themeColor="text1"/>
+              <w:right w:val="single" w:sz="4" w:space="0" w:color="A5A5A5" w:themeColor="accent3"/>
             </w:tcBorders>
           </w:tcPr>
           <w:p>
@@ -1027,33 +966,30 @@
       </w:tr>
       <w:tr>
         <w:trPr>
-          <w:trHeight w:val="317"/>
+          <w:trHeight w:val="330"/>
+          <w:jc w:val="center"/>
         </w:trPr>
         <w:tc>
           <w:tcPr>
-            <w:tcW w:w="2346" w:type="dxa"/>
-            <w:tcBorders>
-              <w:top w:val="none" w:sz="4" w:space="0" w:color="000000" w:themeColor="text1"/>
-              <w:left w:val="single" w:sz="12" w:space="0" w:color="000000" w:themeColor="text1"/>
-              <w:bottom w:val="none" w:sz="4" w:space="0" w:color="000000" w:themeColor="text1"/>
-              <w:right w:val="single" w:sz="12" w:space="0" w:color="000000" w:themeColor="text1"/>
-            </w:tcBorders>
-          </w:tcPr>
-          <w:p>
-            <w:pPr>
-              <w:rPr>
-                <w:rFonts w:ascii="Arial" w:hAnsi="Arial" w:cs="Arial"/>
-                <w:b/>
-                <w:bCs/>
-                <w:sz w:val="18"/>
-                <w:szCs w:val="18"/>
-              </w:rPr>
-            </w:pPr>
-            <w:r>
-              <w:rPr>
-                <w:rFonts w:ascii="Arial" w:hAnsi="Arial" w:cs="Arial"/>
-                <w:b/>
-                <w:bCs/>
+            <w:tcW w:w="2310" w:type="dxa"/>
+            <w:tcBorders>
+              <w:top w:val="none" w:sz="4" w:space="0" w:color="000000" w:themeColor="text1"/>
+              <w:left w:val="single" w:sz="4" w:space="0" w:color="A5A5A5" w:themeColor="accent3"/>
+              <w:bottom w:val="none" w:sz="4" w:space="0" w:color="000000" w:themeColor="text1"/>
+              <w:right w:val="single" w:sz="4" w:space="0" w:color="A5A5A5" w:themeColor="accent3"/>
+            </w:tcBorders>
+          </w:tcPr>
+          <w:p>
+            <w:pPr>
+              <w:rPr>
+                <w:rFonts w:ascii="Arial" w:hAnsi="Arial" w:cs="Arial"/>
+                <w:sz w:val="18"/>
+                <w:szCs w:val="18"/>
+              </w:rPr>
+            </w:pPr>
+            <w:r>
+              <w:rPr>
+                <w:rFonts w:ascii="Arial" w:hAnsi="Arial" w:cs="Arial"/>
                 <w:sz w:val="18"/>
                 <w:szCs w:val="18"/>
               </w:rPr>
@@ -1063,16 +999,17 @@
         </w:tc>
         <w:tc>
           <w:tcPr>
-            <w:tcW w:w="3880" w:type="dxa"/>
-            <w:tcBorders>
-              <w:top w:val="none" w:sz="4" w:space="0" w:color="000000" w:themeColor="text1"/>
-              <w:left w:val="single" w:sz="12" w:space="0" w:color="000000" w:themeColor="text1"/>
-              <w:bottom w:val="none" w:sz="4" w:space="0" w:color="000000" w:themeColor="text1"/>
-              <w:right w:val="single" w:sz="12" w:space="0" w:color="000000" w:themeColor="text1"/>
-            </w:tcBorders>
-          </w:tcPr>
-          <w:p>
-            <w:pPr>
+            <w:tcW w:w="3535" w:type="dxa"/>
+            <w:tcBorders>
+              <w:top w:val="none" w:sz="4" w:space="0" w:color="000000" w:themeColor="text1"/>
+              <w:left w:val="single" w:sz="4" w:space="0" w:color="A5A5A5" w:themeColor="accent3"/>
+              <w:bottom w:val="none" w:sz="4" w:space="0" w:color="000000" w:themeColor="text1"/>
+              <w:right w:val="single" w:sz="4" w:space="0" w:color="A5A5A5" w:themeColor="accent3"/>
+            </w:tcBorders>
+          </w:tcPr>
+          <w:p>
+            <w:pPr>
+              <w:spacing w:before="20"/>
               <w:rPr>
                 <w:rFonts w:ascii="Arial" w:hAnsi="Arial" w:cs="Arial"/>
                 <w:sz w:val="18"/>
@@ -1093,29 +1030,25 @@
         </w:tc>
         <w:tc>
           <w:tcPr>
-            <w:tcW w:w="2150" w:type="dxa"/>
-            <w:tcBorders>
-              <w:top w:val="none" w:sz="4" w:space="0" w:color="000000" w:themeColor="text1"/>
-              <w:left w:val="single" w:sz="12" w:space="0" w:color="000000" w:themeColor="text1"/>
-              <w:bottom w:val="none" w:sz="4" w:space="0" w:color="000000" w:themeColor="text1"/>
-              <w:right w:val="single" w:sz="12" w:space="0" w:color="000000" w:themeColor="text1"/>
-            </w:tcBorders>
-          </w:tcPr>
-          <w:p>
-            <w:pPr>
-              <w:rPr>
-                <w:rFonts w:ascii="Arial" w:hAnsi="Arial" w:cs="Arial"/>
-                <w:b/>
-                <w:bCs/>
-                <w:sz w:val="18"/>
-                <w:szCs w:val="18"/>
-              </w:rPr>
-            </w:pPr>
-            <w:r>
-              <w:rPr>
-                <w:rFonts w:ascii="Arial" w:hAnsi="Arial" w:cs="Arial"/>
-                <w:b/>
-                <w:bCs/>
+            <w:tcW w:w="2402" w:type="dxa"/>
+            <w:tcBorders>
+              <w:top w:val="none" w:sz="4" w:space="0" w:color="000000" w:themeColor="text1"/>
+              <w:left w:val="single" w:sz="4" w:space="0" w:color="A5A5A5" w:themeColor="accent3"/>
+              <w:bottom w:val="none" w:sz="4" w:space="0" w:color="000000" w:themeColor="text1"/>
+              <w:right w:val="single" w:sz="4" w:space="0" w:color="A5A5A5" w:themeColor="accent3"/>
+            </w:tcBorders>
+          </w:tcPr>
+          <w:p>
+            <w:pPr>
+              <w:rPr>
+                <w:rFonts w:ascii="Arial" w:hAnsi="Arial" w:cs="Arial"/>
+                <w:sz w:val="18"/>
+                <w:szCs w:val="18"/>
+              </w:rPr>
+            </w:pPr>
+            <w:r>
+              <w:rPr>
+                <w:rFonts w:ascii="Arial" w:hAnsi="Arial" w:cs="Arial"/>
                 <w:sz w:val="18"/>
                 <w:szCs w:val="18"/>
               </w:rPr>
@@ -1125,12 +1058,12 @@
         </w:tc>
         <w:tc>
           <w:tcPr>
-            <w:tcW w:w="3295" w:type="dxa"/>
-            <w:tcBorders>
-              <w:top w:val="none" w:sz="4" w:space="0" w:color="000000" w:themeColor="text1"/>
-              <w:left w:val="single" w:sz="12" w:space="0" w:color="000000" w:themeColor="text1"/>
-              <w:bottom w:val="none" w:sz="4" w:space="0" w:color="000000" w:themeColor="text1"/>
-              <w:right w:val="single" w:sz="12" w:space="0" w:color="000000" w:themeColor="text1"/>
+            <w:tcW w:w="3247" w:type="dxa"/>
+            <w:tcBorders>
+              <w:top w:val="none" w:sz="4" w:space="0" w:color="000000" w:themeColor="text1"/>
+              <w:left w:val="single" w:sz="4" w:space="0" w:color="A5A5A5" w:themeColor="accent3"/>
+              <w:bottom w:val="none" w:sz="4" w:space="0" w:color="000000" w:themeColor="text1"/>
+              <w:right w:val="single" w:sz="4" w:space="0" w:color="A5A5A5" w:themeColor="accent3"/>
             </w:tcBorders>
           </w:tcPr>
           <w:p>
@@ -1158,20 +1091,147 @@
       </w:tr>
       <w:tr>
         <w:trPr>
-          <w:trHeight w:val="317"/>
+          <w:trHeight w:val="330"/>
+          <w:jc w:val="center"/>
         </w:trPr>
         <w:tc>
           <w:tcPr>
-            <w:tcW w:w="2346" w:type="dxa"/>
-            <w:tcBorders>
-              <w:top w:val="none" w:sz="4" w:space="0" w:color="000000" w:themeColor="text1"/>
-              <w:left w:val="single" w:sz="12" w:space="0" w:color="000000" w:themeColor="text1"/>
-              <w:bottom w:val="single" w:sz="12" w:space="0" w:color="000000" w:themeColor="text1"/>
-              <w:right w:val="single" w:sz="12" w:space="0" w:color="000000" w:themeColor="text1"/>
-            </w:tcBorders>
-          </w:tcPr>
-          <w:p>
-            <w:pPr>
+            <w:tcW w:w="2310" w:type="dxa"/>
+            <w:tcBorders>
+              <w:top w:val="none" w:sz="4" w:space="0" w:color="000000" w:themeColor="text1"/>
+              <w:left w:val="single" w:sz="4" w:space="0" w:color="A5A5A5" w:themeColor="accent3"/>
+              <w:bottom w:val="single" w:sz="4" w:space="0" w:color="A5A5A5" w:themeColor="accent3"/>
+              <w:right w:val="single" w:sz="4" w:space="0" w:color="A5A5A5" w:themeColor="accent3"/>
+            </w:tcBorders>
+          </w:tcPr>
+          <w:p>
+            <w:pPr>
+              <w:rPr>
+                <w:rFonts w:ascii="Arial" w:hAnsi="Arial" w:cs="Arial"/>
+                <w:sz w:val="18"/>
+                <w:szCs w:val="18"/>
+              </w:rPr>
+            </w:pPr>
+            <w:r>
+              <w:rPr>
+                <w:rFonts w:ascii="Arial" w:hAnsi="Arial" w:cs="Arial"/>
+                <w:sz w:val="18"/>
+                <w:szCs w:val="18"/>
+              </w:rPr>
+              <w:t>Gender</w:t>
+            </w:r>
+          </w:p>
+        </w:tc>
+        <w:tc>
+          <w:tcPr>
+            <w:tcW w:w="3535" w:type="dxa"/>
+            <w:tcBorders>
+              <w:top w:val="none" w:sz="4" w:space="0" w:color="000000" w:themeColor="text1"/>
+              <w:left w:val="single" w:sz="4" w:space="0" w:color="A5A5A5" w:themeColor="accent3"/>
+              <w:bottom w:val="single" w:sz="4" w:space="0" w:color="A5A5A5" w:themeColor="accent3"/>
+              <w:right w:val="single" w:sz="4" w:space="0" w:color="A5A5A5" w:themeColor="accent3"/>
+            </w:tcBorders>
+          </w:tcPr>
+          <w:p>
+            <w:pPr>
+              <w:rPr>
+                <w:rFonts w:ascii="Arial" w:hAnsi="Arial" w:cs="Arial"/>
+                <w:sz w:val="18"/>
+                <w:szCs w:val="18"/>
+              </w:rPr>
+            </w:pPr>
+            <w:bookmarkStart w:id="15" w:name="Month1"/>
+            <w:bookmarkStart w:id="16" w:name="Gender"/>
+            <w:r>
+              <w:rPr>
+                <w:rFonts w:ascii="Arial" w:hAnsi="Arial" w:cs="Arial"/>
+                <w:sz w:val="18"/>
+                <w:szCs w:val="18"/>
+              </w:rPr>
+              <w:t>xx</w:t>
+            </w:r>
+            <w:bookmarkEnd w:id="15"/>
+            <w:bookmarkEnd w:id="16"/>
+          </w:p>
+        </w:tc>
+        <w:tc>
+          <w:tcPr>
+            <w:tcW w:w="2402" w:type="dxa"/>
+            <w:tcBorders>
+              <w:top w:val="none" w:sz="4" w:space="0" w:color="000000" w:themeColor="text1"/>
+              <w:left w:val="single" w:sz="4" w:space="0" w:color="A5A5A5" w:themeColor="accent3"/>
+              <w:bottom w:val="single" w:sz="4" w:space="0" w:color="A5A5A5" w:themeColor="accent3"/>
+              <w:right w:val="single" w:sz="4" w:space="0" w:color="A5A5A5" w:themeColor="accent3"/>
+            </w:tcBorders>
+          </w:tcPr>
+          <w:p>
+            <w:pPr>
+              <w:rPr>
+                <w:rFonts w:ascii="Arial" w:hAnsi="Arial" w:cs="Arial"/>
+                <w:sz w:val="18"/>
+                <w:szCs w:val="18"/>
+              </w:rPr>
+            </w:pPr>
+            <w:r>
+              <w:rPr>
+                <w:rFonts w:ascii="Arial" w:hAnsi="Arial" w:cs="Arial"/>
+                <w:sz w:val="18"/>
+                <w:szCs w:val="18"/>
+              </w:rPr>
+              <w:t>Paid Days</w:t>
+            </w:r>
+          </w:p>
+        </w:tc>
+        <w:tc>
+          <w:tcPr>
+            <w:tcW w:w="3247" w:type="dxa"/>
+            <w:tcBorders>
+              <w:top w:val="none" w:sz="4" w:space="0" w:color="000000" w:themeColor="text1"/>
+              <w:left w:val="single" w:sz="4" w:space="0" w:color="A5A5A5" w:themeColor="accent3"/>
+              <w:bottom w:val="single" w:sz="4" w:space="0" w:color="A5A5A5" w:themeColor="accent3"/>
+              <w:right w:val="single" w:sz="4" w:space="0" w:color="A5A5A5" w:themeColor="accent3"/>
+            </w:tcBorders>
+          </w:tcPr>
+          <w:p>
+            <w:pPr>
+              <w:rPr>
+                <w:rFonts w:ascii="Arial" w:hAnsi="Arial" w:cs="Arial"/>
+                <w:sz w:val="18"/>
+                <w:szCs w:val="18"/>
+              </w:rPr>
+            </w:pPr>
+            <w:bookmarkStart w:id="17" w:name="PaidDays"/>
+            <w:r>
+              <w:rPr>
+                <w:rFonts w:ascii="Arial" w:hAnsi="Arial" w:cs="Arial"/>
+                <w:sz w:val="18"/>
+                <w:szCs w:val="18"/>
+              </w:rPr>
+              <w:t>xx</w:t>
+            </w:r>
+            <w:bookmarkEnd w:id="17"/>
+          </w:p>
+        </w:tc>
+      </w:tr>
+      <w:tr>
+        <w:trPr>
+          <w:trHeight w:val="248"/>
+          <w:jc w:val="center"/>
+        </w:trPr>
+        <w:tc>
+          <w:tcPr>
+            <w:tcW w:w="2310" w:type="dxa"/>
+            <w:tcBorders>
+              <w:top w:val="single" w:sz="4" w:space="0" w:color="A5A5A5" w:themeColor="accent3"/>
+              <w:left w:val="single" w:sz="4" w:space="0" w:color="A5A5A5" w:themeColor="accent3"/>
+              <w:bottom w:val="single" w:sz="4" w:space="0" w:color="A5A5A5" w:themeColor="accent3"/>
+              <w:right w:val="single" w:sz="4" w:space="0" w:color="A5A5A5" w:themeColor="accent3"/>
+            </w:tcBorders>
+          </w:tcPr>
+          <w:p>
+            <w:pPr>
+              <w:spacing w:before="30" w:after="30"/>
+              <w:jc w:val="center"/>
               <w:rPr>
                 <w:rFonts w:ascii="Arial" w:hAnsi="Arial" w:cs="Arial"/>
                 <w:b/>
@@ -1188,8 +1248,30 @@
                 <w:sz w:val="18"/>
                 <w:szCs w:val="18"/>
               </w:rPr>
-              <w:t>P</w:t>
-            </w:r>
+              <w:t>EARNINGS</w:t>
+            </w:r>
+          </w:p>
+        </w:tc>
+        <w:tc>
+          <w:tcPr>
+            <w:tcW w:w="3535" w:type="dxa"/>
+            <w:tcBorders>
+              <w:top w:val="single" w:sz="4" w:space="0" w:color="A5A5A5" w:themeColor="accent3"/>
+              <w:left w:val="single" w:sz="4" w:space="0" w:color="A5A5A5" w:themeColor="accent3"/>
+              <w:bottom w:val="single" w:sz="4" w:space="0" w:color="A5A5A5" w:themeColor="accent3"/>
+              <w:right w:val="single" w:sz="4" w:space="0" w:color="A5A5A5" w:themeColor="accent3"/>
+            </w:tcBorders>
+          </w:tcPr>
+          <w:p>
+            <w:pPr>
+              <w:spacing w:before="30" w:after="30"/>
+              <w:jc w:val="center"/>
+              <w:rPr>
+                <w:rFonts w:ascii="Arial" w:hAnsi="Arial" w:cs="Arial"/>
+                <w:sz w:val="18"/>
+                <w:szCs w:val="18"/>
+              </w:rPr>
+            </w:pPr>
             <w:r>
               <w:rPr>
                 <w:rFonts w:ascii="Arial" w:hAnsi="Arial" w:cs="Arial"/>
@@ -1198,52 +1280,24 @@
                 <w:sz w:val="18"/>
                 <w:szCs w:val="18"/>
               </w:rPr>
-              <w:t xml:space="preserve">ay Period </w:t>
-            </w:r>
-          </w:p>
-        </w:tc>
-        <w:tc>
-          <w:tcPr>
-            <w:tcW w:w="3880" w:type="dxa"/>
-            <w:tcBorders>
-              <w:top w:val="none" w:sz="4" w:space="0" w:color="000000" w:themeColor="text1"/>
-              <w:left w:val="single" w:sz="12" w:space="0" w:color="000000" w:themeColor="text1"/>
-              <w:bottom w:val="single" w:sz="12" w:space="0" w:color="000000" w:themeColor="text1"/>
-              <w:right w:val="single" w:sz="12" w:space="0" w:color="000000" w:themeColor="text1"/>
-            </w:tcBorders>
-          </w:tcPr>
-          <w:p>
-            <w:pPr>
-              <w:rPr>
-                <w:rFonts w:ascii="Arial" w:hAnsi="Arial" w:cs="Arial"/>
-                <w:sz w:val="18"/>
-                <w:szCs w:val="18"/>
-              </w:rPr>
-            </w:pPr>
-            <w:bookmarkStart w:id="15" w:name="Month1"/>
-            <w:r>
-              <w:rPr>
-                <w:rFonts w:ascii="Arial" w:hAnsi="Arial" w:cs="Arial"/>
-                <w:sz w:val="18"/>
-                <w:szCs w:val="18"/>
-              </w:rPr>
-              <w:t>xx</w:t>
-            </w:r>
-            <w:bookmarkEnd w:id="15"/>
-          </w:p>
-        </w:tc>
-        <w:tc>
-          <w:tcPr>
-            <w:tcW w:w="2150" w:type="dxa"/>
-            <w:tcBorders>
-              <w:top w:val="none" w:sz="4" w:space="0" w:color="000000" w:themeColor="text1"/>
-              <w:left w:val="single" w:sz="12" w:space="0" w:color="000000" w:themeColor="text1"/>
-              <w:bottom w:val="single" w:sz="12" w:space="0" w:color="000000" w:themeColor="text1"/>
-              <w:right w:val="single" w:sz="12" w:space="0" w:color="000000" w:themeColor="text1"/>
-            </w:tcBorders>
-          </w:tcPr>
-          <w:p>
-            <w:pPr>
+              <w:t>AMOUNT</w:t>
+            </w:r>
+          </w:p>
+        </w:tc>
+        <w:tc>
+          <w:tcPr>
+            <w:tcW w:w="2402" w:type="dxa"/>
+            <w:tcBorders>
+              <w:top w:val="single" w:sz="4" w:space="0" w:color="A5A5A5" w:themeColor="accent3"/>
+              <w:left w:val="single" w:sz="4" w:space="0" w:color="A5A5A5" w:themeColor="accent3"/>
+              <w:bottom w:val="single" w:sz="4" w:space="0" w:color="A5A5A5" w:themeColor="accent3"/>
+              <w:right w:val="single" w:sz="4" w:space="0" w:color="A5A5A5" w:themeColor="accent3"/>
+            </w:tcBorders>
+          </w:tcPr>
+          <w:p>
+            <w:pPr>
+              <w:spacing w:before="30" w:after="30"/>
+              <w:jc w:val="center"/>
               <w:rPr>
                 <w:rFonts w:ascii="Arial" w:hAnsi="Arial" w:cs="Arial"/>
                 <w:b/>
@@ -1260,61 +1314,834 @@
                 <w:sz w:val="18"/>
                 <w:szCs w:val="18"/>
               </w:rPr>
-              <w:t>Paid Days</w:t>
-            </w:r>
-          </w:p>
-        </w:tc>
-        <w:tc>
-          <w:tcPr>
-            <w:tcW w:w="3295" w:type="dxa"/>
-            <w:tcBorders>
-              <w:top w:val="none" w:sz="4" w:space="0" w:color="000000" w:themeColor="text1"/>
-              <w:left w:val="single" w:sz="12" w:space="0" w:color="000000" w:themeColor="text1"/>
-              <w:bottom w:val="single" w:sz="12" w:space="0" w:color="000000" w:themeColor="text1"/>
-              <w:right w:val="single" w:sz="12" w:space="0" w:color="000000" w:themeColor="text1"/>
-            </w:tcBorders>
-          </w:tcPr>
-          <w:p>
-            <w:pPr>
-              <w:rPr>
-                <w:rFonts w:ascii="Arial" w:hAnsi="Arial" w:cs="Arial"/>
-                <w:sz w:val="18"/>
-                <w:szCs w:val="18"/>
-              </w:rPr>
-            </w:pPr>
-            <w:bookmarkStart w:id="16" w:name="PaidDays"/>
-            <w:r>
-              <w:rPr>
-                <w:rFonts w:ascii="Arial" w:hAnsi="Arial" w:cs="Arial"/>
-                <w:sz w:val="18"/>
-                <w:szCs w:val="18"/>
-              </w:rPr>
-              <w:t>xx</w:t>
-            </w:r>
-            <w:bookmarkEnd w:id="16"/>
+              <w:t>DEDUCTIONS</w:t>
+            </w:r>
+          </w:p>
+        </w:tc>
+        <w:tc>
+          <w:tcPr>
+            <w:tcW w:w="3247" w:type="dxa"/>
+            <w:tcBorders>
+              <w:top w:val="single" w:sz="4" w:space="0" w:color="A5A5A5" w:themeColor="accent3"/>
+              <w:left w:val="single" w:sz="4" w:space="0" w:color="A5A5A5" w:themeColor="accent3"/>
+              <w:bottom w:val="single" w:sz="4" w:space="0" w:color="A5A5A5" w:themeColor="accent3"/>
+              <w:right w:val="single" w:sz="4" w:space="0" w:color="A5A5A5" w:themeColor="accent3"/>
+            </w:tcBorders>
+          </w:tcPr>
+          <w:p>
+            <w:pPr>
+              <w:spacing w:before="30" w:after="30"/>
+              <w:jc w:val="center"/>
+              <w:rPr>
+                <w:rFonts w:ascii="Arial" w:hAnsi="Arial" w:cs="Arial"/>
+                <w:sz w:val="18"/>
+                <w:szCs w:val="18"/>
+              </w:rPr>
+            </w:pPr>
+            <w:r>
+              <w:rPr>
+                <w:rFonts w:ascii="Arial" w:hAnsi="Arial" w:cs="Arial"/>
+                <w:b/>
+                <w:bCs/>
+                <w:sz w:val="18"/>
+                <w:szCs w:val="18"/>
+              </w:rPr>
+              <w:t>AMOUNT</w:t>
+            </w:r>
           </w:p>
         </w:tc>
       </w:tr>
       <w:tr>
-        <w:tc>
-          <w:tcPr>
-            <w:tcW w:w="2346" w:type="dxa"/>
-            <w:tcBorders>
-              <w:top w:val="single" w:sz="12" w:space="0" w:color="000000" w:themeColor="text1"/>
-              <w:left w:val="single" w:sz="12" w:space="0" w:color="auto"/>
-              <w:bottom w:val="single" w:sz="12" w:space="0" w:color="000000" w:themeColor="text1"/>
-              <w:right w:val="single" w:sz="12" w:space="0" w:color="auto"/>
-            </w:tcBorders>
-          </w:tcPr>
-          <w:p>
-            <w:pPr>
-              <w:jc w:val="center"/>
+        <w:trPr>
+          <w:trHeight w:val="260"/>
+          <w:jc w:val="center"/>
+        </w:trPr>
+        <w:tc>
+          <w:tcPr>
+            <w:tcW w:w="2310" w:type="dxa"/>
+            <w:tcBorders>
+              <w:top w:val="single" w:sz="4" w:space="0" w:color="A5A5A5" w:themeColor="accent3"/>
+              <w:left w:val="single" w:sz="4" w:space="0" w:color="A5A5A5" w:themeColor="accent3"/>
+              <w:bottom w:val="none" w:sz="4" w:space="0" w:color="000000" w:themeColor="text1"/>
+              <w:right w:val="single" w:sz="4" w:space="0" w:color="A5A5A5" w:themeColor="accent3"/>
+            </w:tcBorders>
+          </w:tcPr>
+          <w:p>
+            <w:pPr>
+              <w:spacing w:before="30" w:after="30"/>
+              <w:rPr>
+                <w:rFonts w:ascii="Arial" w:hAnsi="Arial" w:cs="Arial"/>
+                <w:sz w:val="18"/>
+                <w:szCs w:val="18"/>
+              </w:rPr>
+            </w:pPr>
+            <w:r>
+              <w:rPr>
+                <w:rFonts w:ascii="Arial" w:hAnsi="Arial" w:cs="Arial"/>
+                <w:sz w:val="18"/>
+                <w:szCs w:val="18"/>
+              </w:rPr>
+              <w:t>Basic</w:t>
+            </w:r>
+          </w:p>
+        </w:tc>
+        <w:tc>
+          <w:tcPr>
+            <w:tcW w:w="3535" w:type="dxa"/>
+            <w:tcBorders>
+              <w:top w:val="single" w:sz="4" w:space="0" w:color="A5A5A5" w:themeColor="accent3"/>
+              <w:left w:val="single" w:sz="4" w:space="0" w:color="A5A5A5" w:themeColor="accent3"/>
+              <w:bottom w:val="none" w:sz="4" w:space="0" w:color="000000" w:themeColor="text1"/>
+              <w:right w:val="single" w:sz="4" w:space="0" w:color="A5A5A5" w:themeColor="accent3"/>
+            </w:tcBorders>
+          </w:tcPr>
+          <w:p>
+            <w:pPr>
+              <w:spacing w:before="40"/>
+              <w:jc w:val="right"/>
+              <w:rPr>
+                <w:rFonts w:ascii="Arial" w:hAnsi="Arial" w:cs="Arial"/>
+                <w:sz w:val="18"/>
+                <w:szCs w:val="18"/>
+              </w:rPr>
+            </w:pPr>
+            <w:bookmarkStart w:id="18" w:name="Basic"/>
+            <w:r>
+              <w:rPr>
+                <w:rFonts w:ascii="Arial" w:hAnsi="Arial" w:cs="Arial"/>
+                <w:sz w:val="18"/>
+                <w:szCs w:val="18"/>
+              </w:rPr>
+              <w:t>00</w:t>
+            </w:r>
+            <w:bookmarkEnd w:id="18"/>
+          </w:p>
+        </w:tc>
+        <w:tc>
+          <w:tcPr>
+            <w:tcW w:w="2402" w:type="dxa"/>
+            <w:tcBorders>
+              <w:top w:val="single" w:sz="4" w:space="0" w:color="A5A5A5" w:themeColor="accent3"/>
+              <w:left w:val="single" w:sz="4" w:space="0" w:color="A5A5A5" w:themeColor="accent3"/>
+              <w:bottom w:val="none" w:sz="4" w:space="0" w:color="000000" w:themeColor="text1"/>
+              <w:right w:val="single" w:sz="4" w:space="0" w:color="A5A5A5" w:themeColor="accent3"/>
+            </w:tcBorders>
+          </w:tcPr>
+          <w:p>
+            <w:pPr>
+              <w:spacing w:before="30" w:after="30"/>
+              <w:rPr>
+                <w:rFonts w:ascii="Arial" w:hAnsi="Arial" w:cs="Arial"/>
+                <w:sz w:val="18"/>
+                <w:szCs w:val="18"/>
+              </w:rPr>
+            </w:pPr>
+            <w:r>
+              <w:rPr>
+                <w:rFonts w:ascii="Arial" w:hAnsi="Arial" w:cs="Arial"/>
+                <w:sz w:val="18"/>
+                <w:szCs w:val="18"/>
+              </w:rPr>
+              <w:t>Professional Tax</w:t>
+            </w:r>
+          </w:p>
+        </w:tc>
+        <w:tc>
+          <w:tcPr>
+            <w:tcW w:w="3247" w:type="dxa"/>
+            <w:tcBorders>
+              <w:top w:val="single" w:sz="4" w:space="0" w:color="A5A5A5" w:themeColor="accent3"/>
+              <w:left w:val="single" w:sz="4" w:space="0" w:color="A5A5A5" w:themeColor="accent3"/>
+              <w:bottom w:val="none" w:sz="4" w:space="0" w:color="000000" w:themeColor="text1"/>
+              <w:right w:val="single" w:sz="4" w:space="0" w:color="A5A5A5" w:themeColor="accent3"/>
+            </w:tcBorders>
+          </w:tcPr>
+          <w:p>
+            <w:pPr>
+              <w:spacing w:before="40"/>
+              <w:jc w:val="right"/>
+              <w:rPr>
+                <w:rFonts w:ascii="Arial" w:hAnsi="Arial" w:cs="Arial"/>
+                <w:sz w:val="18"/>
+                <w:szCs w:val="18"/>
+              </w:rPr>
+            </w:pPr>
+            <w:bookmarkStart w:id="19" w:name="ProfessionalTax"/>
+            <w:r>
+              <w:rPr>
+                <w:rFonts w:ascii="Arial" w:hAnsi="Arial" w:cs="Arial"/>
+                <w:sz w:val="18"/>
+                <w:szCs w:val="18"/>
+              </w:rPr>
+              <w:t>00</w:t>
+            </w:r>
+            <w:bookmarkEnd w:id="19"/>
+          </w:p>
+        </w:tc>
+      </w:tr>
+      <w:tr>
+        <w:trPr>
+          <w:trHeight w:val="221"/>
+          <w:jc w:val="center"/>
+        </w:trPr>
+        <w:tc>
+          <w:tcPr>
+            <w:tcW w:w="2310" w:type="dxa"/>
+            <w:tcBorders>
+              <w:top w:val="none" w:sz="4" w:space="0" w:color="000000" w:themeColor="text1"/>
+              <w:left w:val="single" w:sz="4" w:space="0" w:color="A5A5A5" w:themeColor="accent3"/>
+              <w:bottom w:val="none" w:sz="4" w:space="0" w:color="000000" w:themeColor="text1"/>
+              <w:right w:val="single" w:sz="4" w:space="0" w:color="A5A5A5" w:themeColor="accent3"/>
+            </w:tcBorders>
+          </w:tcPr>
+          <w:p>
+            <w:pPr>
+              <w:spacing w:before="30" w:after="30"/>
+              <w:rPr>
+                <w:rFonts w:ascii="Arial" w:hAnsi="Arial" w:cs="Arial"/>
+                <w:sz w:val="18"/>
+                <w:szCs w:val="18"/>
+              </w:rPr>
+            </w:pPr>
+            <w:r>
+              <w:rPr>
+                <w:rFonts w:ascii="Arial" w:hAnsi="Arial" w:cs="Arial"/>
+                <w:sz w:val="18"/>
+                <w:szCs w:val="18"/>
+              </w:rPr>
+              <w:t>HRA</w:t>
+            </w:r>
+          </w:p>
+        </w:tc>
+        <w:tc>
+          <w:tcPr>
+            <w:tcW w:w="3535" w:type="dxa"/>
+            <w:tcBorders>
+              <w:top w:val="none" w:sz="4" w:space="0" w:color="000000" w:themeColor="text1"/>
+              <w:left w:val="single" w:sz="4" w:space="0" w:color="A5A5A5" w:themeColor="accent3"/>
+              <w:bottom w:val="none" w:sz="4" w:space="0" w:color="000000" w:themeColor="text1"/>
+              <w:right w:val="single" w:sz="4" w:space="0" w:color="A5A5A5" w:themeColor="accent3"/>
+            </w:tcBorders>
+          </w:tcPr>
+          <w:p>
+            <w:pPr>
+              <w:jc w:val="right"/>
+              <w:rPr>
+                <w:rFonts w:ascii="Arial" w:hAnsi="Arial" w:cs="Arial"/>
+                <w:sz w:val="18"/>
+                <w:szCs w:val="18"/>
+              </w:rPr>
+            </w:pPr>
+            <w:bookmarkStart w:id="20" w:name="HRA"/>
+            <w:r>
+              <w:rPr>
+                <w:rFonts w:ascii="Arial" w:hAnsi="Arial" w:cs="Arial"/>
+                <w:sz w:val="18"/>
+                <w:szCs w:val="18"/>
+              </w:rPr>
+              <w:t>00</w:t>
+            </w:r>
+            <w:bookmarkEnd w:id="20"/>
+          </w:p>
+        </w:tc>
+        <w:tc>
+          <w:tcPr>
+            <w:tcW w:w="2402" w:type="dxa"/>
+            <w:tcBorders>
+              <w:top w:val="none" w:sz="4" w:space="0" w:color="000000" w:themeColor="text1"/>
+              <w:left w:val="single" w:sz="4" w:space="0" w:color="A5A5A5" w:themeColor="accent3"/>
+              <w:bottom w:val="none" w:sz="4" w:space="0" w:color="000000" w:themeColor="text1"/>
+              <w:right w:val="single" w:sz="4" w:space="0" w:color="A5A5A5" w:themeColor="accent3"/>
+            </w:tcBorders>
+          </w:tcPr>
+          <w:p>
+            <w:pPr>
+              <w:spacing w:before="30" w:after="30"/>
+              <w:rPr>
+                <w:rFonts w:ascii="Arial" w:hAnsi="Arial" w:cs="Arial"/>
+                <w:sz w:val="18"/>
+                <w:szCs w:val="18"/>
+              </w:rPr>
+            </w:pPr>
+            <w:r>
+              <w:rPr>
+                <w:rFonts w:ascii="Arial" w:hAnsi="Arial" w:cs="Arial"/>
+                <w:sz w:val="18"/>
+                <w:szCs w:val="18"/>
+              </w:rPr>
+              <w:t>PF</w:t>
+            </w:r>
+          </w:p>
+        </w:tc>
+        <w:tc>
+          <w:tcPr>
+            <w:tcW w:w="3247" w:type="dxa"/>
+            <w:tcBorders>
+              <w:top w:val="none" w:sz="4" w:space="0" w:color="000000" w:themeColor="text1"/>
+              <w:left w:val="single" w:sz="4" w:space="0" w:color="A5A5A5" w:themeColor="accent3"/>
+              <w:bottom w:val="none" w:sz="4" w:space="0" w:color="000000" w:themeColor="text1"/>
+              <w:right w:val="single" w:sz="4" w:space="0" w:color="A5A5A5" w:themeColor="accent3"/>
+            </w:tcBorders>
+          </w:tcPr>
+          <w:p>
+            <w:pPr>
+              <w:jc w:val="right"/>
+              <w:rPr>
+                <w:rFonts w:ascii="Arial" w:hAnsi="Arial" w:cs="Arial"/>
+                <w:sz w:val="18"/>
+                <w:szCs w:val="18"/>
+              </w:rPr>
+            </w:pPr>
+            <w:bookmarkStart w:id="21" w:name="PFAmount"/>
+            <w:r>
+              <w:rPr>
+                <w:rFonts w:ascii="Arial" w:hAnsi="Arial" w:cs="Arial"/>
+                <w:sz w:val="18"/>
+                <w:szCs w:val="18"/>
+              </w:rPr>
+              <w:t>00</w:t>
+            </w:r>
+            <w:bookmarkEnd w:id="21"/>
+          </w:p>
+        </w:tc>
+      </w:tr>
+      <w:tr>
+        <w:trPr>
+          <w:trHeight w:val="208"/>
+          <w:jc w:val="center"/>
+        </w:trPr>
+        <w:tc>
+          <w:tcPr>
+            <w:tcW w:w="2310" w:type="dxa"/>
+            <w:tcBorders>
+              <w:top w:val="none" w:sz="4" w:space="0" w:color="000000" w:themeColor="text1"/>
+              <w:left w:val="single" w:sz="4" w:space="0" w:color="A5A5A5" w:themeColor="accent3"/>
+              <w:bottom w:val="none" w:sz="4" w:space="0" w:color="000000" w:themeColor="text1"/>
+              <w:right w:val="single" w:sz="4" w:space="0" w:color="A5A5A5" w:themeColor="accent3"/>
+            </w:tcBorders>
+          </w:tcPr>
+          <w:p>
+            <w:pPr>
+              <w:spacing w:before="30" w:after="30"/>
+              <w:rPr>
+                <w:rFonts w:ascii="Arial" w:hAnsi="Arial" w:cs="Arial"/>
+                <w:sz w:val="18"/>
+                <w:szCs w:val="18"/>
+              </w:rPr>
+            </w:pPr>
+            <w:r>
+              <w:rPr>
+                <w:rFonts w:ascii="Arial" w:hAnsi="Arial" w:cs="Arial"/>
+                <w:sz w:val="18"/>
+                <w:szCs w:val="18"/>
+              </w:rPr>
+              <w:t>Conveyance Allowance</w:t>
+            </w:r>
+          </w:p>
+        </w:tc>
+        <w:tc>
+          <w:tcPr>
+            <w:tcW w:w="3535" w:type="dxa"/>
+            <w:tcBorders>
+              <w:top w:val="none" w:sz="4" w:space="0" w:color="000000" w:themeColor="text1"/>
+              <w:left w:val="single" w:sz="4" w:space="0" w:color="A5A5A5" w:themeColor="accent3"/>
+              <w:bottom w:val="none" w:sz="4" w:space="0" w:color="000000" w:themeColor="text1"/>
+              <w:right w:val="single" w:sz="4" w:space="0" w:color="A5A5A5" w:themeColor="accent3"/>
+            </w:tcBorders>
+          </w:tcPr>
+          <w:p>
+            <w:pPr>
+              <w:jc w:val="right"/>
+              <w:rPr>
+                <w:rFonts w:ascii="Arial" w:hAnsi="Arial" w:cs="Arial"/>
+                <w:sz w:val="18"/>
+                <w:szCs w:val="18"/>
+              </w:rPr>
+            </w:pPr>
+            <w:bookmarkStart w:id="22" w:name="ConveyanceAllowance"/>
+            <w:r>
+              <w:rPr>
+                <w:rFonts w:ascii="Arial" w:hAnsi="Arial" w:cs="Arial"/>
+                <w:sz w:val="18"/>
+                <w:szCs w:val="18"/>
+              </w:rPr>
+              <w:t>00</w:t>
+            </w:r>
+            <w:bookmarkEnd w:id="22"/>
+          </w:p>
+        </w:tc>
+        <w:tc>
+          <w:tcPr>
+            <w:tcW w:w="2402" w:type="dxa"/>
+            <w:tcBorders>
+              <w:top w:val="none" w:sz="4" w:space="0" w:color="000000" w:themeColor="text1"/>
+              <w:left w:val="single" w:sz="4" w:space="0" w:color="A5A5A5" w:themeColor="accent3"/>
+              <w:bottom w:val="none" w:sz="4" w:space="0" w:color="000000" w:themeColor="text1"/>
+              <w:right w:val="single" w:sz="4" w:space="0" w:color="A5A5A5" w:themeColor="accent3"/>
+            </w:tcBorders>
+          </w:tcPr>
+          <w:p>
+            <w:pPr>
+              <w:spacing w:before="30" w:after="30"/>
+              <w:rPr>
+                <w:rFonts w:ascii="Arial" w:hAnsi="Arial" w:cs="Arial"/>
+                <w:sz w:val="18"/>
+                <w:szCs w:val="18"/>
+              </w:rPr>
+            </w:pPr>
+            <w:r>
+              <w:rPr>
+                <w:rFonts w:ascii="Arial" w:hAnsi="Arial" w:cs="Arial"/>
+                <w:sz w:val="18"/>
+                <w:szCs w:val="18"/>
+              </w:rPr>
+              <w:t>Other Deductions</w:t>
+            </w:r>
+          </w:p>
+        </w:tc>
+        <w:tc>
+          <w:tcPr>
+            <w:tcW w:w="3247" w:type="dxa"/>
+            <w:tcBorders>
+              <w:top w:val="none" w:sz="4" w:space="0" w:color="000000" w:themeColor="text1"/>
+              <w:left w:val="single" w:sz="4" w:space="0" w:color="A5A5A5" w:themeColor="accent3"/>
+              <w:bottom w:val="none" w:sz="4" w:space="0" w:color="000000" w:themeColor="text1"/>
+              <w:right w:val="single" w:sz="4" w:space="0" w:color="A5A5A5" w:themeColor="accent3"/>
+            </w:tcBorders>
+          </w:tcPr>
+          <w:p>
+            <w:pPr>
+              <w:jc w:val="right"/>
+              <w:rPr>
+                <w:rFonts w:ascii="Arial" w:hAnsi="Arial" w:cs="Arial"/>
+                <w:sz w:val="18"/>
+                <w:szCs w:val="18"/>
+              </w:rPr>
+            </w:pPr>
+            <w:bookmarkStart w:id="23" w:name="OtherDeduction"/>
+            <w:r>
+              <w:rPr>
+                <w:rFonts w:ascii="Arial" w:hAnsi="Arial" w:cs="Arial"/>
+                <w:sz w:val="18"/>
+                <w:szCs w:val="18"/>
+              </w:rPr>
+              <w:t>00</w:t>
+            </w:r>
+            <w:bookmarkEnd w:id="23"/>
+          </w:p>
+        </w:tc>
+      </w:tr>
+      <w:tr>
+        <w:trPr>
+          <w:trHeight w:val="248"/>
+          <w:jc w:val="center"/>
+        </w:trPr>
+        <w:tc>
+          <w:tcPr>
+            <w:tcW w:w="2310" w:type="dxa"/>
+            <w:tcBorders>
+              <w:top w:val="none" w:sz="4" w:space="0" w:color="000000" w:themeColor="text1"/>
+              <w:left w:val="single" w:sz="4" w:space="0" w:color="A5A5A5" w:themeColor="accent3"/>
+              <w:bottom w:val="none" w:sz="4" w:space="0" w:color="000000" w:themeColor="text1"/>
+              <w:right w:val="single" w:sz="4" w:space="0" w:color="A5A5A5" w:themeColor="accent3"/>
+            </w:tcBorders>
+          </w:tcPr>
+          <w:p>
+            <w:pPr>
+              <w:spacing w:before="30" w:after="30"/>
+              <w:rPr>
+                <w:rFonts w:ascii="Arial" w:hAnsi="Arial" w:cs="Arial"/>
+                <w:sz w:val="18"/>
+                <w:szCs w:val="18"/>
+              </w:rPr>
+            </w:pPr>
+            <w:r>
+              <w:rPr>
+                <w:rFonts w:ascii="Arial" w:hAnsi="Arial" w:cs="Arial"/>
+                <w:sz w:val="18"/>
+                <w:szCs w:val="18"/>
+              </w:rPr>
+              <w:t>Medical</w:t>
+            </w:r>
+          </w:p>
+        </w:tc>
+        <w:tc>
+          <w:tcPr>
+            <w:tcW w:w="3535" w:type="dxa"/>
+            <w:tcBorders>
+              <w:top w:val="none" w:sz="4" w:space="0" w:color="000000" w:themeColor="text1"/>
+              <w:left w:val="single" w:sz="4" w:space="0" w:color="A5A5A5" w:themeColor="accent3"/>
+              <w:bottom w:val="none" w:sz="4" w:space="0" w:color="000000" w:themeColor="text1"/>
+              <w:right w:val="single" w:sz="4" w:space="0" w:color="A5A5A5" w:themeColor="accent3"/>
+            </w:tcBorders>
+          </w:tcPr>
+          <w:p>
+            <w:pPr>
+              <w:jc w:val="right"/>
+              <w:rPr>
+                <w:rFonts w:ascii="Arial" w:hAnsi="Arial" w:cs="Arial"/>
+                <w:sz w:val="18"/>
+                <w:szCs w:val="18"/>
+              </w:rPr>
+            </w:pPr>
+            <w:bookmarkStart w:id="24" w:name="Medical"/>
+            <w:r>
+              <w:rPr>
+                <w:rFonts w:ascii="Arial" w:hAnsi="Arial" w:cs="Arial"/>
+                <w:sz w:val="18"/>
+                <w:szCs w:val="18"/>
+              </w:rPr>
+              <w:t>00</w:t>
+            </w:r>
+            <w:bookmarkEnd w:id="24"/>
+          </w:p>
+        </w:tc>
+        <w:tc>
+          <w:tcPr>
+            <w:tcW w:w="2402" w:type="dxa"/>
+            <w:tcBorders>
+              <w:top w:val="none" w:sz="4" w:space="0" w:color="000000" w:themeColor="text1"/>
+              <w:left w:val="single" w:sz="4" w:space="0" w:color="A5A5A5" w:themeColor="accent3"/>
+              <w:bottom w:val="none" w:sz="4" w:space="0" w:color="000000" w:themeColor="text1"/>
+              <w:right w:val="single" w:sz="4" w:space="0" w:color="A5A5A5" w:themeColor="accent3"/>
+            </w:tcBorders>
+          </w:tcPr>
+          <w:p>
+            <w:pPr>
+              <w:spacing w:before="6" w:after="6"/>
+              <w:rPr>
+                <w:rFonts w:ascii="Arial" w:hAnsi="Arial" w:cs="Arial"/>
+                <w:sz w:val="20"/>
+                <w:szCs w:val="20"/>
+              </w:rPr>
+            </w:pPr>
+          </w:p>
+        </w:tc>
+        <w:tc>
+          <w:tcPr>
+            <w:tcW w:w="3247" w:type="dxa"/>
+            <w:tcBorders>
+              <w:top w:val="none" w:sz="4" w:space="0" w:color="000000" w:themeColor="text1"/>
+              <w:left w:val="single" w:sz="4" w:space="0" w:color="A5A5A5" w:themeColor="accent3"/>
+              <w:bottom w:val="none" w:sz="4" w:space="0" w:color="000000" w:themeColor="text1"/>
+              <w:right w:val="single" w:sz="4" w:space="0" w:color="A5A5A5" w:themeColor="accent3"/>
+            </w:tcBorders>
+          </w:tcPr>
+          <w:p>
+            <w:pPr>
+              <w:jc w:val="right"/>
+              <w:rPr>
+                <w:rFonts w:ascii="Arial" w:hAnsi="Arial" w:cs="Arial"/>
+                <w:sz w:val="20"/>
+                <w:szCs w:val="20"/>
+              </w:rPr>
+            </w:pPr>
+          </w:p>
+        </w:tc>
+      </w:tr>
+      <w:tr>
+        <w:trPr>
+          <w:trHeight w:val="234"/>
+          <w:jc w:val="center"/>
+        </w:trPr>
+        <w:tc>
+          <w:tcPr>
+            <w:tcW w:w="2310" w:type="dxa"/>
+            <w:tcBorders>
+              <w:top w:val="none" w:sz="4" w:space="0" w:color="000000" w:themeColor="text1"/>
+              <w:left w:val="single" w:sz="4" w:space="0" w:color="A5A5A5" w:themeColor="accent3"/>
+              <w:bottom w:val="none" w:sz="4" w:space="0" w:color="000000" w:themeColor="text1"/>
+              <w:right w:val="single" w:sz="4" w:space="0" w:color="A5A5A5" w:themeColor="accent3"/>
+            </w:tcBorders>
+          </w:tcPr>
+          <w:p>
+            <w:pPr>
+              <w:spacing w:before="30" w:after="30"/>
+              <w:rPr>
+                <w:rFonts w:ascii="Arial" w:hAnsi="Arial" w:cs="Arial"/>
+                <w:sz w:val="18"/>
+                <w:szCs w:val="18"/>
+              </w:rPr>
+            </w:pPr>
+            <w:r>
+              <w:rPr>
+                <w:rFonts w:ascii="Arial" w:hAnsi="Arial" w:cs="Arial"/>
+                <w:sz w:val="18"/>
+                <w:szCs w:val="18"/>
+              </w:rPr>
+              <w:t>Special Allowance</w:t>
+            </w:r>
+          </w:p>
+        </w:tc>
+        <w:tc>
+          <w:tcPr>
+            <w:tcW w:w="3535" w:type="dxa"/>
+            <w:tcBorders>
+              <w:top w:val="none" w:sz="4" w:space="0" w:color="000000" w:themeColor="text1"/>
+              <w:left w:val="single" w:sz="4" w:space="0" w:color="A5A5A5" w:themeColor="accent3"/>
+              <w:bottom w:val="none" w:sz="4" w:space="0" w:color="000000" w:themeColor="text1"/>
+              <w:right w:val="single" w:sz="4" w:space="0" w:color="A5A5A5" w:themeColor="accent3"/>
+            </w:tcBorders>
+          </w:tcPr>
+          <w:p>
+            <w:pPr>
+              <w:jc w:val="right"/>
+              <w:rPr>
+                <w:rFonts w:ascii="Arial" w:hAnsi="Arial" w:cs="Arial"/>
+                <w:sz w:val="18"/>
+                <w:szCs w:val="18"/>
+              </w:rPr>
+            </w:pPr>
+            <w:bookmarkStart w:id="25" w:name="Special"/>
+            <w:r>
+              <w:rPr>
+                <w:rFonts w:ascii="Arial" w:hAnsi="Arial" w:cs="Arial"/>
+                <w:sz w:val="18"/>
+                <w:szCs w:val="18"/>
+              </w:rPr>
+              <w:t>00</w:t>
+            </w:r>
+            <w:bookmarkEnd w:id="25"/>
+          </w:p>
+        </w:tc>
+        <w:tc>
+          <w:tcPr>
+            <w:tcW w:w="2402" w:type="dxa"/>
+            <w:tcBorders>
+              <w:top w:val="none" w:sz="4" w:space="0" w:color="000000" w:themeColor="text1"/>
+              <w:left w:val="single" w:sz="4" w:space="0" w:color="A5A5A5" w:themeColor="accent3"/>
+              <w:bottom w:val="none" w:sz="4" w:space="0" w:color="000000" w:themeColor="text1"/>
+              <w:right w:val="single" w:sz="4" w:space="0" w:color="A5A5A5" w:themeColor="accent3"/>
+            </w:tcBorders>
+          </w:tcPr>
+          <w:p>
+            <w:pPr>
+              <w:rPr>
+                <w:rFonts w:ascii="Arial" w:hAnsi="Arial" w:cs="Arial"/>
+                <w:sz w:val="20"/>
+                <w:szCs w:val="20"/>
+              </w:rPr>
+            </w:pPr>
+          </w:p>
+        </w:tc>
+        <w:tc>
+          <w:tcPr>
+            <w:tcW w:w="3247" w:type="dxa"/>
+            <w:tcBorders>
+              <w:top w:val="none" w:sz="4" w:space="0" w:color="000000" w:themeColor="text1"/>
+              <w:left w:val="single" w:sz="4" w:space="0" w:color="A5A5A5" w:themeColor="accent3"/>
+              <w:bottom w:val="none" w:sz="4" w:space="0" w:color="000000" w:themeColor="text1"/>
+              <w:right w:val="single" w:sz="4" w:space="0" w:color="A5A5A5" w:themeColor="accent3"/>
+            </w:tcBorders>
+          </w:tcPr>
+          <w:p>
+            <w:pPr>
+              <w:rPr>
+                <w:rFonts w:ascii="Arial" w:hAnsi="Arial" w:cs="Arial"/>
+                <w:sz w:val="20"/>
+                <w:szCs w:val="20"/>
+              </w:rPr>
+            </w:pPr>
+          </w:p>
+        </w:tc>
+      </w:tr>
+      <w:tr>
+        <w:trPr>
+          <w:trHeight w:val="234"/>
+          <w:jc w:val="center"/>
+        </w:trPr>
+        <w:tc>
+          <w:tcPr>
+            <w:tcW w:w="2310" w:type="dxa"/>
+            <w:tcBorders>
+              <w:top w:val="none" w:sz="4" w:space="0" w:color="000000" w:themeColor="text1"/>
+              <w:left w:val="single" w:sz="4" w:space="0" w:color="A5A5A5" w:themeColor="accent3"/>
+              <w:bottom w:val="none" w:sz="4" w:space="0" w:color="000000" w:themeColor="text1"/>
+              <w:right w:val="single" w:sz="4" w:space="0" w:color="A5A5A5" w:themeColor="accent3"/>
+            </w:tcBorders>
+          </w:tcPr>
+          <w:p>
+            <w:pPr>
+              <w:spacing w:before="30"/>
+              <w:rPr>
+                <w:rFonts w:ascii="Arial" w:hAnsi="Arial" w:cs="Arial"/>
+                <w:sz w:val="20"/>
+                <w:szCs w:val="20"/>
+              </w:rPr>
+            </w:pPr>
+          </w:p>
+        </w:tc>
+        <w:tc>
+          <w:tcPr>
+            <w:tcW w:w="3535" w:type="dxa"/>
+            <w:tcBorders>
+              <w:top w:val="none" w:sz="4" w:space="0" w:color="000000" w:themeColor="text1"/>
+              <w:left w:val="single" w:sz="4" w:space="0" w:color="A5A5A5" w:themeColor="accent3"/>
+              <w:bottom w:val="none" w:sz="4" w:space="0" w:color="000000" w:themeColor="text1"/>
+              <w:right w:val="single" w:sz="4" w:space="0" w:color="A5A5A5" w:themeColor="accent3"/>
+            </w:tcBorders>
+          </w:tcPr>
+          <w:p>
+            <w:pPr>
+              <w:rPr>
+                <w:rFonts w:ascii="Arial" w:hAnsi="Arial" w:cs="Arial"/>
+                <w:sz w:val="20"/>
+                <w:szCs w:val="20"/>
+              </w:rPr>
+            </w:pPr>
+          </w:p>
+        </w:tc>
+        <w:tc>
+          <w:tcPr>
+            <w:tcW w:w="2402" w:type="dxa"/>
+            <w:tcBorders>
+              <w:top w:val="none" w:sz="4" w:space="0" w:color="000000" w:themeColor="text1"/>
+              <w:left w:val="single" w:sz="4" w:space="0" w:color="A5A5A5" w:themeColor="accent3"/>
+              <w:bottom w:val="none" w:sz="4" w:space="0" w:color="000000" w:themeColor="text1"/>
+              <w:right w:val="single" w:sz="4" w:space="0" w:color="A5A5A5" w:themeColor="accent3"/>
+            </w:tcBorders>
+          </w:tcPr>
+          <w:p>
+            <w:pPr>
+              <w:rPr>
+                <w:rFonts w:ascii="Arial" w:hAnsi="Arial" w:cs="Arial"/>
+                <w:sz w:val="20"/>
+                <w:szCs w:val="20"/>
+              </w:rPr>
+            </w:pPr>
+          </w:p>
+        </w:tc>
+        <w:tc>
+          <w:tcPr>
+            <w:tcW w:w="3247" w:type="dxa"/>
+            <w:tcBorders>
+              <w:top w:val="none" w:sz="4" w:space="0" w:color="000000" w:themeColor="text1"/>
+              <w:left w:val="single" w:sz="4" w:space="0" w:color="A5A5A5" w:themeColor="accent3"/>
+              <w:bottom w:val="none" w:sz="4" w:space="0" w:color="000000" w:themeColor="text1"/>
+              <w:right w:val="single" w:sz="4" w:space="0" w:color="A5A5A5" w:themeColor="accent3"/>
+            </w:tcBorders>
+          </w:tcPr>
+          <w:p>
+            <w:pPr>
+              <w:rPr>
+                <w:rFonts w:ascii="Arial" w:hAnsi="Arial" w:cs="Arial"/>
+                <w:sz w:val="20"/>
+                <w:szCs w:val="20"/>
+              </w:rPr>
+            </w:pPr>
+          </w:p>
+        </w:tc>
+      </w:tr>
+      <w:tr>
+        <w:trPr>
+          <w:trHeight w:val="248"/>
+          <w:jc w:val="center"/>
+        </w:trPr>
+        <w:tc>
+          <w:tcPr>
+            <w:tcW w:w="2310" w:type="dxa"/>
+            <w:tcBorders>
+              <w:top w:val="none" w:sz="4" w:space="0" w:color="000000" w:themeColor="text1"/>
+              <w:left w:val="single" w:sz="4" w:space="0" w:color="A5A5A5" w:themeColor="accent3"/>
+              <w:bottom w:val="single" w:sz="4" w:space="0" w:color="A5A5A5" w:themeColor="accent3"/>
+              <w:right w:val="single" w:sz="4" w:space="0" w:color="A5A5A5" w:themeColor="accent3"/>
+            </w:tcBorders>
+          </w:tcPr>
+          <w:p>
+            <w:pPr>
+              <w:rPr>
+                <w:rFonts w:ascii="Arial" w:hAnsi="Arial" w:cs="Arial"/>
+                <w:sz w:val="20"/>
+                <w:szCs w:val="20"/>
+              </w:rPr>
+            </w:pPr>
+          </w:p>
+        </w:tc>
+        <w:tc>
+          <w:tcPr>
+            <w:tcW w:w="3535" w:type="dxa"/>
+            <w:tcBorders>
+              <w:top w:val="none" w:sz="4" w:space="0" w:color="000000" w:themeColor="text1"/>
+              <w:left w:val="single" w:sz="4" w:space="0" w:color="A5A5A5" w:themeColor="accent3"/>
+              <w:bottom w:val="single" w:sz="4" w:space="0" w:color="A5A5A5" w:themeColor="accent3"/>
+              <w:right w:val="single" w:sz="4" w:space="0" w:color="A5A5A5" w:themeColor="accent3"/>
+            </w:tcBorders>
+          </w:tcPr>
+          <w:p>
+            <w:pPr>
+              <w:rPr>
+                <w:rFonts w:ascii="Arial" w:hAnsi="Arial" w:cs="Arial"/>
+                <w:sz w:val="20"/>
+                <w:szCs w:val="20"/>
+              </w:rPr>
+            </w:pPr>
+          </w:p>
+        </w:tc>
+        <w:tc>
+          <w:tcPr>
+            <w:tcW w:w="2402" w:type="dxa"/>
+            <w:tcBorders>
+              <w:top w:val="none" w:sz="4" w:space="0" w:color="000000" w:themeColor="text1"/>
+              <w:left w:val="single" w:sz="4" w:space="0" w:color="A5A5A5" w:themeColor="accent3"/>
+              <w:bottom w:val="single" w:sz="4" w:space="0" w:color="A5A5A5" w:themeColor="accent3"/>
+              <w:right w:val="single" w:sz="4" w:space="0" w:color="A5A5A5" w:themeColor="accent3"/>
+            </w:tcBorders>
+          </w:tcPr>
+          <w:p>
+            <w:pPr>
+              <w:rPr>
+                <w:rFonts w:ascii="Arial" w:hAnsi="Arial" w:cs="Arial"/>
+                <w:sz w:val="20"/>
+                <w:szCs w:val="20"/>
+              </w:rPr>
+            </w:pPr>
+          </w:p>
+        </w:tc>
+        <w:tc>
+          <w:tcPr>
+            <w:tcW w:w="3247" w:type="dxa"/>
+            <w:tcBorders>
+              <w:top w:val="none" w:sz="4" w:space="0" w:color="000000" w:themeColor="text1"/>
+              <w:left w:val="single" w:sz="4" w:space="0" w:color="A5A5A5" w:themeColor="accent3"/>
+              <w:bottom w:val="single" w:sz="4" w:space="0" w:color="A5A5A5" w:themeColor="accent3"/>
+              <w:right w:val="single" w:sz="4" w:space="0" w:color="A5A5A5" w:themeColor="accent3"/>
+            </w:tcBorders>
+          </w:tcPr>
+          <w:p>
+            <w:pPr>
+              <w:rPr>
+                <w:rFonts w:ascii="Arial" w:hAnsi="Arial" w:cs="Arial"/>
+                <w:sz w:val="20"/>
+                <w:szCs w:val="20"/>
+              </w:rPr>
+            </w:pPr>
+          </w:p>
+        </w:tc>
+      </w:tr>
+      <w:tr>
+        <w:trPr>
+          <w:trHeight w:val="221"/>
+          <w:jc w:val="center"/>
+        </w:trPr>
+        <w:tc>
+          <w:tcPr>
+            <w:tcW w:w="2310" w:type="dxa"/>
+            <w:tcBorders>
+              <w:top w:val="single" w:sz="4" w:space="0" w:color="A5A5A5" w:themeColor="accent3"/>
+              <w:left w:val="single" w:sz="4" w:space="0" w:color="A5A5A5" w:themeColor="accent3"/>
+              <w:bottom w:val="single" w:sz="4" w:space="0" w:color="A5A5A5" w:themeColor="accent3"/>
+              <w:right w:val="single" w:sz="4" w:space="0" w:color="A5A5A5" w:themeColor="accent3"/>
+            </w:tcBorders>
+          </w:tcPr>
+          <w:p>
+            <w:pPr>
+              <w:spacing w:before="30" w:after="30"/>
               <w:rPr>
                 <w:rFonts w:ascii="Arial" w:hAnsi="Arial" w:cs="Arial"/>
                 <w:b/>
                 <w:bCs/>
-                <w:sz w:val="20"/>
-                <w:szCs w:val="20"/>
+                <w:sz w:val="18"/>
+                <w:szCs w:val="18"/>
               </w:rPr>
             </w:pPr>
             <w:r>
@@ -1322,30 +2149,62 @@
                 <w:rFonts w:ascii="Arial" w:hAnsi="Arial" w:cs="Arial"/>
                 <w:b/>
                 <w:bCs/>
-                <w:sz w:val="20"/>
-                <w:szCs w:val="20"/>
-              </w:rPr>
-              <w:t>EARNINGS</w:t>
-            </w:r>
-          </w:p>
-        </w:tc>
-        <w:tc>
-          <w:tcPr>
-            <w:tcW w:w="3880" w:type="dxa"/>
-            <w:tcBorders>
-              <w:top w:val="single" w:sz="12" w:space="0" w:color="000000" w:themeColor="text1"/>
-              <w:left w:val="single" w:sz="12" w:space="0" w:color="auto"/>
-              <w:bottom w:val="single" w:sz="12" w:space="0" w:color="000000" w:themeColor="text1"/>
-              <w:right w:val="single" w:sz="12" w:space="0" w:color="auto"/>
-            </w:tcBorders>
-          </w:tcPr>
-          <w:p>
-            <w:pPr>
-              <w:jc w:val="center"/>
-              <w:rPr>
-                <w:rFonts w:ascii="Arial" w:hAnsi="Arial" w:cs="Arial"/>
-                <w:sz w:val="20"/>
-                <w:szCs w:val="20"/>
+                <w:sz w:val="18"/>
+                <w:szCs w:val="18"/>
+              </w:rPr>
+              <w:t>TOTAL EARNINGS</w:t>
+            </w:r>
+          </w:p>
+        </w:tc>
+        <w:tc>
+          <w:tcPr>
+            <w:tcW w:w="3535" w:type="dxa"/>
+            <w:tcBorders>
+              <w:top w:val="single" w:sz="4" w:space="0" w:color="A5A5A5" w:themeColor="accent3"/>
+              <w:left w:val="single" w:sz="4" w:space="0" w:color="A5A5A5" w:themeColor="accent3"/>
+              <w:bottom w:val="single" w:sz="4" w:space="0" w:color="A5A5A5" w:themeColor="accent3"/>
+              <w:right w:val="single" w:sz="4" w:space="0" w:color="A5A5A5" w:themeColor="accent3"/>
+            </w:tcBorders>
+          </w:tcPr>
+          <w:p>
+            <w:pPr>
+              <w:spacing w:before="30" w:after="30"/>
+              <w:jc w:val="right"/>
+              <w:rPr>
+                <w:rFonts w:ascii="Arial" w:hAnsi="Arial" w:cs="Arial"/>
+                <w:sz w:val="18"/>
+                <w:szCs w:val="18"/>
+              </w:rPr>
+            </w:pPr>
+            <w:bookmarkStart w:id="26" w:name="TotalEarnings"/>
+            <w:r>
+              <w:rPr>
+                <w:rFonts w:ascii="Arial" w:hAnsi="Arial" w:cs="Arial"/>
+                <w:sz w:val="18"/>
+                <w:szCs w:val="18"/>
+              </w:rPr>
+              <w:t>00</w:t>
+            </w:r>
+            <w:bookmarkEnd w:id="26"/>
+          </w:p>
+        </w:tc>
+        <w:tc>
+          <w:tcPr>
+            <w:tcW w:w="2402" w:type="dxa"/>
+            <w:tcBorders>
+              <w:top w:val="single" w:sz="4" w:space="0" w:color="A5A5A5" w:themeColor="accent3"/>
+              <w:left w:val="single" w:sz="4" w:space="0" w:color="A5A5A5" w:themeColor="accent3"/>
+              <w:bottom w:val="single" w:sz="4" w:space="0" w:color="A5A5A5" w:themeColor="accent3"/>
+              <w:right w:val="single" w:sz="4" w:space="0" w:color="A5A5A5" w:themeColor="accent3"/>
+            </w:tcBorders>
+          </w:tcPr>
+          <w:p>
+            <w:pPr>
+              <w:spacing w:before="30" w:after="30"/>
+              <w:rPr>
+                <w:rFonts w:ascii="Arial" w:hAnsi="Arial" w:cs="Arial"/>
+                <w:sz w:val="18"/>
+                <w:szCs w:val="18"/>
               </w:rPr>
             </w:pPr>
             <w:r>
@@ -1353,32 +2212,70 @@
                 <w:rFonts w:ascii="Arial" w:hAnsi="Arial" w:cs="Arial"/>
                 <w:b/>
                 <w:bCs/>
-                <w:sz w:val="20"/>
-                <w:szCs w:val="20"/>
-              </w:rPr>
-              <w:t>AMOUNT</w:t>
-            </w:r>
-          </w:p>
-        </w:tc>
-        <w:tc>
-          <w:tcPr>
-            <w:tcW w:w="2150" w:type="dxa"/>
-            <w:tcBorders>
-              <w:top w:val="single" w:sz="12" w:space="0" w:color="000000" w:themeColor="text1"/>
-              <w:left w:val="single" w:sz="12" w:space="0" w:color="auto"/>
-              <w:bottom w:val="single" w:sz="12" w:space="0" w:color="000000" w:themeColor="text1"/>
-              <w:right w:val="single" w:sz="12" w:space="0" w:color="auto"/>
-            </w:tcBorders>
-          </w:tcPr>
-          <w:p>
-            <w:pPr>
-              <w:jc w:val="center"/>
+                <w:sz w:val="18"/>
+                <w:szCs w:val="18"/>
+              </w:rPr>
+              <w:t>TOTAL DEDUCTIONS</w:t>
+            </w:r>
+          </w:p>
+        </w:tc>
+        <w:tc>
+          <w:tcPr>
+            <w:tcW w:w="3247" w:type="dxa"/>
+            <w:tcBorders>
+              <w:top w:val="single" w:sz="4" w:space="0" w:color="A5A5A5" w:themeColor="accent3"/>
+              <w:left w:val="single" w:sz="4" w:space="0" w:color="A5A5A5" w:themeColor="accent3"/>
+              <w:bottom w:val="single" w:sz="4" w:space="0" w:color="A5A5A5" w:themeColor="accent3"/>
+              <w:right w:val="single" w:sz="4" w:space="0" w:color="A5A5A5" w:themeColor="accent3"/>
+            </w:tcBorders>
+          </w:tcPr>
+          <w:p>
+            <w:pPr>
+              <w:spacing w:before="30" w:after="30"/>
+              <w:jc w:val="right"/>
+              <w:rPr>
+                <w:rFonts w:ascii="Arial" w:hAnsi="Arial" w:cs="Arial"/>
+                <w:sz w:val="18"/>
+                <w:szCs w:val="18"/>
+              </w:rPr>
+            </w:pPr>
+            <w:bookmarkStart w:id="27" w:name="TotalDeduction"/>
+            <w:r>
+              <w:rPr>
+                <w:rFonts w:ascii="Arial" w:hAnsi="Arial" w:cs="Arial"/>
+                <w:sz w:val="18"/>
+                <w:szCs w:val="18"/>
+              </w:rPr>
+              <w:t>00</w:t>
+            </w:r>
+            <w:bookmarkEnd w:id="27"/>
+          </w:p>
+        </w:tc>
+      </w:tr>
+      <w:tr>
+        <w:trPr>
+          <w:trHeight w:val="208"/>
+          <w:jc w:val="center"/>
+        </w:trPr>
+        <w:tc>
+          <w:tcPr>
+            <w:tcW w:w="2310" w:type="dxa"/>
+            <w:tcBorders>
+              <w:top w:val="single" w:sz="4" w:space="0" w:color="A5A5A5" w:themeColor="accent3"/>
+              <w:left w:val="single" w:sz="4" w:space="0" w:color="A5A5A5" w:themeColor="accent3"/>
+              <w:bottom w:val="single" w:sz="4" w:space="0" w:color="A5A5A5" w:themeColor="accent3"/>
+              <w:right w:val="single" w:sz="4" w:space="0" w:color="A5A5A5" w:themeColor="accent3"/>
+            </w:tcBorders>
+          </w:tcPr>
+          <w:p>
+            <w:pPr>
+              <w:spacing w:before="30" w:after="30"/>
               <w:rPr>
                 <w:rFonts w:ascii="Arial" w:hAnsi="Arial" w:cs="Arial"/>
                 <w:b/>
                 <w:bCs/>
-                <w:sz w:val="20"/>
-                <w:szCs w:val="20"/>
+                <w:sz w:val="18"/>
+                <w:szCs w:val="18"/>
               </w:rPr>
             </w:pPr>
             <w:r>
@@ -1386,789 +2283,74 @@
                 <w:rFonts w:ascii="Arial" w:hAnsi="Arial" w:cs="Arial"/>
                 <w:b/>
                 <w:bCs/>
-                <w:sz w:val="20"/>
-                <w:szCs w:val="20"/>
-              </w:rPr>
-              <w:t>DEDUCTIONS</w:t>
-            </w:r>
-          </w:p>
-        </w:tc>
-        <w:tc>
-          <w:tcPr>
-            <w:tcW w:w="3295" w:type="dxa"/>
-            <w:tcBorders>
-              <w:top w:val="single" w:sz="12" w:space="0" w:color="000000" w:themeColor="text1"/>
-              <w:left w:val="single" w:sz="12" w:space="0" w:color="auto"/>
-              <w:bottom w:val="single" w:sz="12" w:space="0" w:color="000000" w:themeColor="text1"/>
-              <w:right w:val="single" w:sz="12" w:space="0" w:color="auto"/>
-            </w:tcBorders>
-          </w:tcPr>
-          <w:p>
-            <w:pPr>
-              <w:jc w:val="center"/>
-              <w:rPr>
-                <w:rFonts w:ascii="Arial" w:hAnsi="Arial" w:cs="Arial"/>
-                <w:sz w:val="20"/>
-                <w:szCs w:val="20"/>
-              </w:rPr>
-            </w:pPr>
-            <w:r>
+                <w:sz w:val="18"/>
+                <w:szCs w:val="18"/>
+              </w:rPr>
+              <w:t>NET SALARY</w:t>
+            </w:r>
+          </w:p>
+        </w:tc>
+        <w:tc>
+          <w:tcPr>
+            <w:tcW w:w="9184" w:type="dxa"/>
+            <w:gridSpan w:val="3"/>
+            <w:tcBorders>
+              <w:top w:val="single" w:sz="4" w:space="0" w:color="A5A5A5" w:themeColor="accent3"/>
+              <w:left w:val="single" w:sz="4" w:space="0" w:color="A5A5A5" w:themeColor="accent3"/>
+              <w:bottom w:val="single" w:sz="4" w:space="0" w:color="A5A5A5" w:themeColor="accent3"/>
+              <w:right w:val="single" w:sz="4" w:space="0" w:color="A5A5A5" w:themeColor="accent3"/>
+            </w:tcBorders>
+          </w:tcPr>
+          <w:p>
+            <w:pPr>
+              <w:spacing w:before="30" w:after="30"/>
+              <w:jc w:val="right"/>
+              <w:rPr>
+                <w:rFonts w:ascii="Arial" w:hAnsi="Arial" w:cs="Arial"/>
+                <w:sz w:val="18"/>
+                <w:szCs w:val="18"/>
+              </w:rPr>
+            </w:pPr>
+            <w:bookmarkStart w:id="28" w:name="NetSalary"/>
+            <w:r>
+              <w:rPr>
+                <w:rFonts w:ascii="Arial" w:hAnsi="Arial" w:cs="Arial"/>
+                <w:sz w:val="18"/>
+                <w:szCs w:val="18"/>
+              </w:rPr>
+              <w:t>00</w:t>
+            </w:r>
+            <w:bookmarkEnd w:id="28"/>
+          </w:p>
+        </w:tc>
+      </w:tr>
+      <w:tr>
+        <w:trPr>
+          <w:trHeight w:val="234"/>
+          <w:jc w:val="center"/>
+        </w:trPr>
+        <w:tc>
+          <w:tcPr>
+            <w:tcW w:w="2310" w:type="dxa"/>
+            <w:tcBorders>
+              <w:top w:val="single" w:sz="4" w:space="0" w:color="A5A5A5" w:themeColor="accent3"/>
+              <w:left w:val="single" w:sz="4" w:space="0" w:color="A5A5A5" w:themeColor="accent3"/>
+              <w:bottom w:val="single" w:sz="4" w:space="0" w:color="A5A5A5" w:themeColor="accent3"/>
+              <w:right w:val="single" w:sz="4" w:space="0" w:color="A5A5A5" w:themeColor="accent3"/>
+            </w:tcBorders>
+          </w:tcPr>
+          <w:p>
+            <w:pPr>
+              <w:spacing w:before="30" w:after="30"/>
               <w:rPr>
                 <w:rFonts w:ascii="Arial" w:hAnsi="Arial" w:cs="Arial"/>
                 <w:b/>
                 <w:bCs/>
-                <w:sz w:val="20"/>
-                <w:szCs w:val="20"/>
-              </w:rPr>
-              <w:t>AMOUNT</w:t>
-            </w:r>
-          </w:p>
-        </w:tc>
-      </w:tr>
-      <w:tr>
-        <w:tc>
-          <w:tcPr>
-            <w:tcW w:w="2346" w:type="dxa"/>
-            <w:tcBorders>
-              <w:top w:val="single" w:sz="12" w:space="0" w:color="000000" w:themeColor="text1"/>
-              <w:left w:val="single" w:sz="12" w:space="0" w:color="000000" w:themeColor="text1"/>
-              <w:bottom w:val="none" w:sz="4" w:space="0" w:color="000000" w:themeColor="text1"/>
-              <w:right w:val="single" w:sz="12" w:space="0" w:color="000000" w:themeColor="text1"/>
-            </w:tcBorders>
-          </w:tcPr>
-          <w:p>
-            <w:pPr>
-              <w:spacing w:before="40"/>
-              <w:rPr>
-                <w:rFonts w:ascii="Arial" w:hAnsi="Arial" w:cs="Arial"/>
-                <w:sz w:val="18"/>
-                <w:szCs w:val="18"/>
-              </w:rPr>
-            </w:pPr>
-            <w:r>
-              <w:rPr>
-                <w:rFonts w:ascii="Arial" w:hAnsi="Arial" w:cs="Arial"/>
-                <w:sz w:val="18"/>
-                <w:szCs w:val="18"/>
-              </w:rPr>
-              <w:t>Basic</w:t>
-            </w:r>
-          </w:p>
-        </w:tc>
-        <w:tc>
-          <w:tcPr>
-            <w:tcW w:w="3880" w:type="dxa"/>
-            <w:tcBorders>
-              <w:top w:val="single" w:sz="12" w:space="0" w:color="000000" w:themeColor="text1"/>
-              <w:left w:val="single" w:sz="12" w:space="0" w:color="000000" w:themeColor="text1"/>
-              <w:bottom w:val="none" w:sz="4" w:space="0" w:color="000000" w:themeColor="text1"/>
-              <w:right w:val="single" w:sz="12" w:space="0" w:color="000000" w:themeColor="text1"/>
-            </w:tcBorders>
-          </w:tcPr>
-          <w:p>
-            <w:pPr>
-              <w:spacing w:before="40"/>
-              <w:jc w:val="right"/>
-              <w:rPr>
-                <w:rFonts w:ascii="Arial" w:hAnsi="Arial" w:cs="Arial"/>
-                <w:sz w:val="18"/>
-                <w:szCs w:val="18"/>
-              </w:rPr>
-            </w:pPr>
-            <w:bookmarkStart w:id="17" w:name="Basic"/>
-            <w:r>
-              <w:rPr>
-                <w:rFonts w:ascii="Arial" w:hAnsi="Arial" w:cs="Arial"/>
-                <w:sz w:val="18"/>
-                <w:szCs w:val="18"/>
-              </w:rPr>
-              <w:t>00</w:t>
-            </w:r>
-            <w:bookmarkEnd w:id="17"/>
-          </w:p>
-        </w:tc>
-        <w:tc>
-          <w:tcPr>
-            <w:tcW w:w="2150" w:type="dxa"/>
-            <w:tcBorders>
-              <w:top w:val="single" w:sz="12" w:space="0" w:color="000000" w:themeColor="text1"/>
-              <w:left w:val="single" w:sz="12" w:space="0" w:color="000000" w:themeColor="text1"/>
-              <w:bottom w:val="none" w:sz="4" w:space="0" w:color="000000" w:themeColor="text1"/>
-              <w:right w:val="single" w:sz="12" w:space="0" w:color="000000" w:themeColor="text1"/>
-            </w:tcBorders>
-          </w:tcPr>
-          <w:p>
-            <w:pPr>
-              <w:spacing w:before="40"/>
-              <w:rPr>
-                <w:rFonts w:ascii="Arial" w:hAnsi="Arial" w:cs="Arial"/>
-                <w:sz w:val="18"/>
-                <w:szCs w:val="18"/>
-              </w:rPr>
-            </w:pPr>
-            <w:r>
-              <w:rPr>
-                <w:rFonts w:ascii="Arial" w:hAnsi="Arial" w:cs="Arial"/>
-                <w:sz w:val="18"/>
-                <w:szCs w:val="18"/>
-              </w:rPr>
-              <w:t>Professional Tax</w:t>
-            </w:r>
-          </w:p>
-        </w:tc>
-        <w:tc>
-          <w:tcPr>
-            <w:tcW w:w="3295" w:type="dxa"/>
-            <w:tcBorders>
-              <w:top w:val="single" w:sz="12" w:space="0" w:color="000000" w:themeColor="text1"/>
-              <w:left w:val="single" w:sz="12" w:space="0" w:color="000000" w:themeColor="text1"/>
-              <w:bottom w:val="none" w:sz="4" w:space="0" w:color="000000" w:themeColor="text1"/>
-              <w:right w:val="single" w:sz="12" w:space="0" w:color="000000" w:themeColor="text1"/>
-            </w:tcBorders>
-          </w:tcPr>
-          <w:p>
-            <w:pPr>
-              <w:spacing w:before="40"/>
-              <w:jc w:val="right"/>
-              <w:rPr>
-                <w:rFonts w:ascii="Arial" w:hAnsi="Arial" w:cs="Arial"/>
-                <w:sz w:val="18"/>
-                <w:szCs w:val="18"/>
-              </w:rPr>
-            </w:pPr>
-            <w:bookmarkStart w:id="18" w:name="ProfessionalTax"/>
-            <w:r>
-              <w:rPr>
-                <w:rFonts w:ascii="Arial" w:hAnsi="Arial" w:cs="Arial"/>
-                <w:sz w:val="18"/>
-                <w:szCs w:val="18"/>
-              </w:rPr>
-              <w:t>00</w:t>
-            </w:r>
-            <w:bookmarkEnd w:id="18"/>
-          </w:p>
-        </w:tc>
-      </w:tr>
-      <w:tr>
-        <w:tc>
-          <w:tcPr>
-            <w:tcW w:w="2346" w:type="dxa"/>
-            <w:tcBorders>
-              <w:top w:val="none" w:sz="4" w:space="0" w:color="000000" w:themeColor="text1"/>
-              <w:left w:val="single" w:sz="12" w:space="0" w:color="000000" w:themeColor="text1"/>
-              <w:bottom w:val="none" w:sz="4" w:space="0" w:color="000000" w:themeColor="text1"/>
-              <w:right w:val="single" w:sz="12" w:space="0" w:color="000000" w:themeColor="text1"/>
-            </w:tcBorders>
-          </w:tcPr>
-          <w:p>
-            <w:pPr>
-              <w:rPr>
-                <w:rFonts w:ascii="Arial" w:hAnsi="Arial" w:cs="Arial"/>
-                <w:sz w:val="18"/>
-                <w:szCs w:val="18"/>
-              </w:rPr>
-            </w:pPr>
-            <w:r>
-              <w:rPr>
-                <w:rFonts w:ascii="Arial" w:hAnsi="Arial" w:cs="Arial"/>
-                <w:sz w:val="18"/>
-                <w:szCs w:val="18"/>
-              </w:rPr>
-              <w:t>HRA</w:t>
-            </w:r>
-          </w:p>
-        </w:tc>
-        <w:tc>
-          <w:tcPr>
-            <w:tcW w:w="3880" w:type="dxa"/>
-            <w:tcBorders>
-              <w:top w:val="none" w:sz="4" w:space="0" w:color="000000" w:themeColor="text1"/>
-              <w:left w:val="single" w:sz="12" w:space="0" w:color="000000" w:themeColor="text1"/>
-              <w:bottom w:val="none" w:sz="4" w:space="0" w:color="000000" w:themeColor="text1"/>
-              <w:right w:val="single" w:sz="12" w:space="0" w:color="000000" w:themeColor="text1"/>
-            </w:tcBorders>
-          </w:tcPr>
-          <w:p>
-            <w:pPr>
-              <w:jc w:val="right"/>
-              <w:rPr>
-                <w:rFonts w:ascii="Arial" w:hAnsi="Arial" w:cs="Arial"/>
-                <w:sz w:val="18"/>
-                <w:szCs w:val="18"/>
-              </w:rPr>
-            </w:pPr>
-            <w:bookmarkStart w:id="19" w:name="HRA"/>
-            <w:r>
-              <w:rPr>
-                <w:rFonts w:ascii="Arial" w:hAnsi="Arial" w:cs="Arial"/>
-                <w:sz w:val="18"/>
-                <w:szCs w:val="18"/>
-              </w:rPr>
-              <w:t>00</w:t>
-            </w:r>
-            <w:bookmarkEnd w:id="19"/>
-          </w:p>
-        </w:tc>
-        <w:tc>
-          <w:tcPr>
-            <w:tcW w:w="2150" w:type="dxa"/>
-            <w:tcBorders>
-              <w:top w:val="none" w:sz="4" w:space="0" w:color="000000" w:themeColor="text1"/>
-              <w:left w:val="single" w:sz="12" w:space="0" w:color="000000" w:themeColor="text1"/>
-              <w:bottom w:val="none" w:sz="4" w:space="0" w:color="000000" w:themeColor="text1"/>
-              <w:right w:val="single" w:sz="12" w:space="0" w:color="000000" w:themeColor="text1"/>
-            </w:tcBorders>
-          </w:tcPr>
-          <w:p>
-            <w:pPr>
-              <w:rPr>
-                <w:rFonts w:ascii="Arial" w:hAnsi="Arial" w:cs="Arial"/>
-                <w:sz w:val="18"/>
-                <w:szCs w:val="18"/>
-              </w:rPr>
-            </w:pPr>
-            <w:r>
-              <w:rPr>
-                <w:rFonts w:ascii="Arial" w:hAnsi="Arial" w:cs="Arial"/>
-                <w:sz w:val="18"/>
-                <w:szCs w:val="18"/>
-              </w:rPr>
-              <w:t>PF</w:t>
-            </w:r>
-          </w:p>
-        </w:tc>
-        <w:tc>
-          <w:tcPr>
-            <w:tcW w:w="3295" w:type="dxa"/>
-            <w:tcBorders>
-              <w:top w:val="none" w:sz="4" w:space="0" w:color="000000" w:themeColor="text1"/>
-              <w:left w:val="single" w:sz="12" w:space="0" w:color="000000" w:themeColor="text1"/>
-              <w:bottom w:val="none" w:sz="4" w:space="0" w:color="000000" w:themeColor="text1"/>
-              <w:right w:val="single" w:sz="12" w:space="0" w:color="000000" w:themeColor="text1"/>
-            </w:tcBorders>
-          </w:tcPr>
-          <w:p>
-            <w:pPr>
-              <w:jc w:val="right"/>
-              <w:rPr>
-                <w:rFonts w:ascii="Arial" w:hAnsi="Arial" w:cs="Arial"/>
-                <w:sz w:val="18"/>
-                <w:szCs w:val="18"/>
-              </w:rPr>
-            </w:pPr>
-            <w:bookmarkStart w:id="20" w:name="PFAmount"/>
-            <w:r>
-              <w:rPr>
-                <w:rFonts w:ascii="Arial" w:hAnsi="Arial" w:cs="Arial"/>
-                <w:sz w:val="18"/>
-                <w:szCs w:val="18"/>
-              </w:rPr>
-              <w:t>00</w:t>
-            </w:r>
-            <w:bookmarkEnd w:id="20"/>
-          </w:p>
-        </w:tc>
-      </w:tr>
-      <w:tr>
-        <w:tc>
-          <w:tcPr>
-            <w:tcW w:w="2346" w:type="dxa"/>
-            <w:tcBorders>
-              <w:top w:val="none" w:sz="4" w:space="0" w:color="000000" w:themeColor="text1"/>
-              <w:left w:val="single" w:sz="12" w:space="0" w:color="000000" w:themeColor="text1"/>
-              <w:bottom w:val="none" w:sz="4" w:space="0" w:color="000000" w:themeColor="text1"/>
-              <w:right w:val="single" w:sz="12" w:space="0" w:color="000000" w:themeColor="text1"/>
-            </w:tcBorders>
-          </w:tcPr>
-          <w:p>
-            <w:pPr>
-              <w:rPr>
-                <w:rFonts w:ascii="Arial" w:hAnsi="Arial" w:cs="Arial"/>
-                <w:sz w:val="18"/>
-                <w:szCs w:val="18"/>
-              </w:rPr>
-            </w:pPr>
-            <w:r>
-              <w:rPr>
-                <w:rFonts w:ascii="Arial" w:hAnsi="Arial" w:cs="Arial"/>
-                <w:sz w:val="18"/>
-                <w:szCs w:val="18"/>
-              </w:rPr>
-              <w:t>Conveyance Allowance</w:t>
-            </w:r>
-          </w:p>
-        </w:tc>
-        <w:tc>
-          <w:tcPr>
-            <w:tcW w:w="3880" w:type="dxa"/>
-            <w:tcBorders>
-              <w:top w:val="none" w:sz="4" w:space="0" w:color="000000" w:themeColor="text1"/>
-              <w:left w:val="single" w:sz="12" w:space="0" w:color="000000" w:themeColor="text1"/>
-              <w:bottom w:val="none" w:sz="4" w:space="0" w:color="000000" w:themeColor="text1"/>
-              <w:right w:val="single" w:sz="12" w:space="0" w:color="000000" w:themeColor="text1"/>
-            </w:tcBorders>
-          </w:tcPr>
-          <w:p>
-            <w:pPr>
-              <w:jc w:val="right"/>
-              <w:rPr>
-                <w:rFonts w:ascii="Arial" w:hAnsi="Arial" w:cs="Arial"/>
-                <w:sz w:val="18"/>
-                <w:szCs w:val="18"/>
-              </w:rPr>
-            </w:pPr>
-            <w:bookmarkStart w:id="21" w:name="ConveyanceAllowance"/>
-            <w:r>
-              <w:rPr>
-                <w:rFonts w:ascii="Arial" w:hAnsi="Arial" w:cs="Arial"/>
-                <w:sz w:val="18"/>
-                <w:szCs w:val="18"/>
-              </w:rPr>
-              <w:t>00</w:t>
-            </w:r>
-            <w:bookmarkEnd w:id="21"/>
-          </w:p>
-        </w:tc>
-        <w:tc>
-          <w:tcPr>
-            <w:tcW w:w="2150" w:type="dxa"/>
-            <w:tcBorders>
-              <w:top w:val="none" w:sz="4" w:space="0" w:color="000000" w:themeColor="text1"/>
-              <w:left w:val="single" w:sz="12" w:space="0" w:color="000000" w:themeColor="text1"/>
-              <w:bottom w:val="none" w:sz="4" w:space="0" w:color="000000" w:themeColor="text1"/>
-              <w:right w:val="single" w:sz="12" w:space="0" w:color="000000" w:themeColor="text1"/>
-            </w:tcBorders>
-          </w:tcPr>
-          <w:p>
-            <w:pPr>
-              <w:rPr>
-                <w:rFonts w:ascii="Arial" w:hAnsi="Arial" w:cs="Arial"/>
-                <w:sz w:val="18"/>
-                <w:szCs w:val="18"/>
-              </w:rPr>
-            </w:pPr>
-            <w:r>
-              <w:rPr>
-                <w:rFonts w:ascii="Arial" w:hAnsi="Arial" w:cs="Arial"/>
-                <w:sz w:val="18"/>
-                <w:szCs w:val="18"/>
-              </w:rPr>
-              <w:t>Other Deductions</w:t>
-            </w:r>
-          </w:p>
-        </w:tc>
-        <w:tc>
-          <w:tcPr>
-            <w:tcW w:w="3295" w:type="dxa"/>
-            <w:tcBorders>
-              <w:top w:val="none" w:sz="4" w:space="0" w:color="000000" w:themeColor="text1"/>
-              <w:left w:val="single" w:sz="12" w:space="0" w:color="000000" w:themeColor="text1"/>
-              <w:bottom w:val="none" w:sz="4" w:space="0" w:color="000000" w:themeColor="text1"/>
-              <w:right w:val="single" w:sz="12" w:space="0" w:color="000000" w:themeColor="text1"/>
-            </w:tcBorders>
-          </w:tcPr>
-          <w:p>
-            <w:pPr>
-              <w:jc w:val="right"/>
-              <w:rPr>
-                <w:rFonts w:ascii="Arial" w:hAnsi="Arial" w:cs="Arial"/>
-                <w:sz w:val="18"/>
-                <w:szCs w:val="18"/>
-              </w:rPr>
-            </w:pPr>
-            <w:bookmarkStart w:id="22" w:name="OtherDeduction"/>
-            <w:r>
-              <w:rPr>
-                <w:rFonts w:ascii="Arial" w:hAnsi="Arial" w:cs="Arial"/>
-                <w:sz w:val="18"/>
-                <w:szCs w:val="18"/>
-              </w:rPr>
-              <w:t>00</w:t>
-            </w:r>
-            <w:bookmarkEnd w:id="22"/>
-          </w:p>
-        </w:tc>
-      </w:tr>
-      <w:tr>
-        <w:tc>
-          <w:tcPr>
-            <w:tcW w:w="2346" w:type="dxa"/>
-            <w:tcBorders>
-              <w:top w:val="none" w:sz="4" w:space="0" w:color="000000" w:themeColor="text1"/>
-              <w:left w:val="single" w:sz="12" w:space="0" w:color="000000" w:themeColor="text1"/>
-              <w:bottom w:val="none" w:sz="4" w:space="0" w:color="000000" w:themeColor="text1"/>
-              <w:right w:val="single" w:sz="12" w:space="0" w:color="000000" w:themeColor="text1"/>
-            </w:tcBorders>
-          </w:tcPr>
-          <w:p>
-            <w:pPr>
-              <w:rPr>
-                <w:rFonts w:ascii="Arial" w:hAnsi="Arial" w:cs="Arial"/>
-                <w:sz w:val="18"/>
-                <w:szCs w:val="18"/>
-              </w:rPr>
-            </w:pPr>
-            <w:r>
-              <w:rPr>
-                <w:rFonts w:ascii="Arial" w:hAnsi="Arial" w:cs="Arial"/>
-                <w:sz w:val="18"/>
-                <w:szCs w:val="18"/>
-              </w:rPr>
-              <w:t>Medical</w:t>
-            </w:r>
-          </w:p>
-        </w:tc>
-        <w:tc>
-          <w:tcPr>
-            <w:tcW w:w="3880" w:type="dxa"/>
-            <w:tcBorders>
-              <w:top w:val="none" w:sz="4" w:space="0" w:color="000000" w:themeColor="text1"/>
-              <w:left w:val="single" w:sz="12" w:space="0" w:color="000000" w:themeColor="text1"/>
-              <w:bottom w:val="none" w:sz="4" w:space="0" w:color="000000" w:themeColor="text1"/>
-              <w:right w:val="single" w:sz="12" w:space="0" w:color="000000" w:themeColor="text1"/>
-            </w:tcBorders>
-          </w:tcPr>
-          <w:p>
-            <w:pPr>
-              <w:jc w:val="right"/>
-              <w:rPr>
-                <w:rFonts w:ascii="Arial" w:hAnsi="Arial" w:cs="Arial"/>
-                <w:sz w:val="18"/>
-                <w:szCs w:val="18"/>
-              </w:rPr>
-            </w:pPr>
-            <w:bookmarkStart w:id="23" w:name="Medical"/>
-            <w:r>
-              <w:rPr>
-                <w:rFonts w:ascii="Arial" w:hAnsi="Arial" w:cs="Arial"/>
-                <w:sz w:val="18"/>
-                <w:szCs w:val="18"/>
-              </w:rPr>
-              <w:t>00</w:t>
-            </w:r>
-            <w:bookmarkEnd w:id="23"/>
-          </w:p>
-        </w:tc>
-        <w:tc>
-          <w:tcPr>
-            <w:tcW w:w="2150" w:type="dxa"/>
-            <w:tcBorders>
-              <w:top w:val="none" w:sz="4" w:space="0" w:color="000000" w:themeColor="text1"/>
-              <w:left w:val="single" w:sz="12" w:space="0" w:color="000000" w:themeColor="text1"/>
-              <w:bottom w:val="none" w:sz="4" w:space="0" w:color="000000" w:themeColor="text1"/>
-              <w:right w:val="single" w:sz="12" w:space="0" w:color="000000" w:themeColor="text1"/>
-            </w:tcBorders>
-          </w:tcPr>
-          <w:p>
-            <w:pPr>
-              <w:rPr>
-                <w:rFonts w:ascii="Arial" w:hAnsi="Arial" w:cs="Arial"/>
-                <w:sz w:val="20"/>
-                <w:szCs w:val="20"/>
-              </w:rPr>
-            </w:pPr>
-          </w:p>
-        </w:tc>
-        <w:tc>
-          <w:tcPr>
-            <w:tcW w:w="3295" w:type="dxa"/>
-            <w:tcBorders>
-              <w:top w:val="none" w:sz="4" w:space="0" w:color="000000" w:themeColor="text1"/>
-              <w:left w:val="single" w:sz="12" w:space="0" w:color="000000" w:themeColor="text1"/>
-              <w:bottom w:val="none" w:sz="4" w:space="0" w:color="000000" w:themeColor="text1"/>
-              <w:right w:val="single" w:sz="12" w:space="0" w:color="000000" w:themeColor="text1"/>
-            </w:tcBorders>
-          </w:tcPr>
-          <w:p>
-            <w:pPr>
-              <w:jc w:val="right"/>
-              <w:rPr>
-                <w:rFonts w:ascii="Arial" w:hAnsi="Arial" w:cs="Arial"/>
-                <w:sz w:val="20"/>
-                <w:szCs w:val="20"/>
-              </w:rPr>
-            </w:pPr>
-          </w:p>
-        </w:tc>
-      </w:tr>
-      <w:tr>
-        <w:tc>
-          <w:tcPr>
-            <w:tcW w:w="2346" w:type="dxa"/>
-            <w:tcBorders>
-              <w:top w:val="none" w:sz="4" w:space="0" w:color="000000" w:themeColor="text1"/>
-              <w:left w:val="single" w:sz="12" w:space="0" w:color="000000" w:themeColor="text1"/>
-              <w:bottom w:val="none" w:sz="4" w:space="0" w:color="000000" w:themeColor="text1"/>
-              <w:right w:val="single" w:sz="12" w:space="0" w:color="000000" w:themeColor="text1"/>
-            </w:tcBorders>
-          </w:tcPr>
-          <w:p>
-            <w:pPr>
-              <w:rPr>
-                <w:rFonts w:ascii="Arial" w:hAnsi="Arial" w:cs="Arial"/>
-                <w:sz w:val="18"/>
-                <w:szCs w:val="18"/>
-              </w:rPr>
-            </w:pPr>
-            <w:r>
-              <w:rPr>
-                <w:rFonts w:ascii="Arial" w:hAnsi="Arial" w:cs="Arial"/>
-                <w:sz w:val="18"/>
-                <w:szCs w:val="18"/>
-              </w:rPr>
-              <w:t>Special Allowance</w:t>
-            </w:r>
-          </w:p>
-        </w:tc>
-        <w:tc>
-          <w:tcPr>
-            <w:tcW w:w="3880" w:type="dxa"/>
-            <w:tcBorders>
-              <w:top w:val="none" w:sz="4" w:space="0" w:color="000000" w:themeColor="text1"/>
-              <w:left w:val="single" w:sz="12" w:space="0" w:color="000000" w:themeColor="text1"/>
-              <w:bottom w:val="none" w:sz="4" w:space="0" w:color="000000" w:themeColor="text1"/>
-              <w:right w:val="single" w:sz="12" w:space="0" w:color="000000" w:themeColor="text1"/>
-            </w:tcBorders>
-          </w:tcPr>
-          <w:p>
-            <w:pPr>
-              <w:jc w:val="right"/>
-              <w:rPr>
-                <w:rFonts w:ascii="Arial" w:hAnsi="Arial" w:cs="Arial"/>
-                <w:sz w:val="18"/>
-                <w:szCs w:val="18"/>
-              </w:rPr>
-            </w:pPr>
-            <w:bookmarkStart w:id="24" w:name="Special"/>
-            <w:r>
-              <w:rPr>
-                <w:rFonts w:ascii="Arial" w:hAnsi="Arial" w:cs="Arial"/>
-                <w:sz w:val="18"/>
-                <w:szCs w:val="18"/>
-              </w:rPr>
-              <w:t>00</w:t>
-            </w:r>
-            <w:bookmarkEnd w:id="24"/>
-          </w:p>
-        </w:tc>
-        <w:tc>
-          <w:tcPr>
-            <w:tcW w:w="2150" w:type="dxa"/>
-            <w:tcBorders>
-              <w:top w:val="none" w:sz="4" w:space="0" w:color="000000" w:themeColor="text1"/>
-              <w:left w:val="single" w:sz="12" w:space="0" w:color="000000" w:themeColor="text1"/>
-              <w:bottom w:val="none" w:sz="4" w:space="0" w:color="000000" w:themeColor="text1"/>
-              <w:right w:val="single" w:sz="12" w:space="0" w:color="000000" w:themeColor="text1"/>
-            </w:tcBorders>
-          </w:tcPr>
-          <w:p>
-            <w:pPr>
-              <w:rPr>
-                <w:rFonts w:ascii="Arial" w:hAnsi="Arial" w:cs="Arial"/>
-                <w:sz w:val="20"/>
-                <w:szCs w:val="20"/>
-              </w:rPr>
-            </w:pPr>
-          </w:p>
-        </w:tc>
-        <w:tc>
-          <w:tcPr>
-            <w:tcW w:w="3295" w:type="dxa"/>
-            <w:tcBorders>
-              <w:top w:val="none" w:sz="4" w:space="0" w:color="000000" w:themeColor="text1"/>
-              <w:left w:val="single" w:sz="12" w:space="0" w:color="000000" w:themeColor="text1"/>
-              <w:bottom w:val="none" w:sz="4" w:space="0" w:color="000000" w:themeColor="text1"/>
-              <w:right w:val="single" w:sz="12" w:space="0" w:color="000000" w:themeColor="text1"/>
-            </w:tcBorders>
-          </w:tcPr>
-          <w:p>
-            <w:pPr>
-              <w:rPr>
-                <w:rFonts w:ascii="Arial" w:hAnsi="Arial" w:cs="Arial"/>
-                <w:sz w:val="20"/>
-                <w:szCs w:val="20"/>
-              </w:rPr>
-            </w:pPr>
-          </w:p>
-        </w:tc>
-      </w:tr>
-      <w:tr>
-        <w:tc>
-          <w:tcPr>
-            <w:tcW w:w="2346" w:type="dxa"/>
-            <w:tcBorders>
-              <w:top w:val="none" w:sz="4" w:space="0" w:color="000000" w:themeColor="text1"/>
-              <w:left w:val="single" w:sz="12" w:space="0" w:color="000000" w:themeColor="text1"/>
-              <w:bottom w:val="none" w:sz="4" w:space="0" w:color="000000" w:themeColor="text1"/>
-              <w:right w:val="single" w:sz="12" w:space="0" w:color="000000" w:themeColor="text1"/>
-            </w:tcBorders>
-          </w:tcPr>
-          <w:p>
-            <w:pPr>
-              <w:rPr>
-                <w:rFonts w:ascii="Arial" w:hAnsi="Arial" w:cs="Arial"/>
-                <w:sz w:val="20"/>
-                <w:szCs w:val="20"/>
-              </w:rPr>
-            </w:pPr>
-          </w:p>
-        </w:tc>
-        <w:tc>
-          <w:tcPr>
-            <w:tcW w:w="3880" w:type="dxa"/>
-            <w:tcBorders>
-              <w:top w:val="none" w:sz="4" w:space="0" w:color="000000" w:themeColor="text1"/>
-              <w:left w:val="single" w:sz="12" w:space="0" w:color="000000" w:themeColor="text1"/>
-              <w:bottom w:val="none" w:sz="4" w:space="0" w:color="000000" w:themeColor="text1"/>
-              <w:right w:val="single" w:sz="12" w:space="0" w:color="000000" w:themeColor="text1"/>
-            </w:tcBorders>
-          </w:tcPr>
-          <w:p>
-            <w:pPr>
-              <w:rPr>
-                <w:rFonts w:ascii="Arial" w:hAnsi="Arial" w:cs="Arial"/>
-                <w:sz w:val="20"/>
-                <w:szCs w:val="20"/>
-              </w:rPr>
-            </w:pPr>
-          </w:p>
-        </w:tc>
-        <w:tc>
-          <w:tcPr>
-            <w:tcW w:w="2150" w:type="dxa"/>
-            <w:tcBorders>
-              <w:top w:val="none" w:sz="4" w:space="0" w:color="000000" w:themeColor="text1"/>
-              <w:left w:val="single" w:sz="12" w:space="0" w:color="000000" w:themeColor="text1"/>
-              <w:bottom w:val="none" w:sz="4" w:space="0" w:color="000000" w:themeColor="text1"/>
-              <w:right w:val="single" w:sz="12" w:space="0" w:color="000000" w:themeColor="text1"/>
-            </w:tcBorders>
-          </w:tcPr>
-          <w:p>
-            <w:pPr>
-              <w:rPr>
-                <w:rFonts w:ascii="Arial" w:hAnsi="Arial" w:cs="Arial"/>
-                <w:sz w:val="20"/>
-                <w:szCs w:val="20"/>
-              </w:rPr>
-            </w:pPr>
-          </w:p>
-        </w:tc>
-        <w:tc>
-          <w:tcPr>
-            <w:tcW w:w="3295" w:type="dxa"/>
-            <w:tcBorders>
-              <w:top w:val="none" w:sz="4" w:space="0" w:color="000000" w:themeColor="text1"/>
-              <w:left w:val="single" w:sz="12" w:space="0" w:color="000000" w:themeColor="text1"/>
-              <w:bottom w:val="none" w:sz="4" w:space="0" w:color="000000" w:themeColor="text1"/>
-              <w:right w:val="single" w:sz="12" w:space="0" w:color="000000" w:themeColor="text1"/>
-            </w:tcBorders>
-          </w:tcPr>
-          <w:p>
-            <w:pPr>
-              <w:rPr>
-                <w:rFonts w:ascii="Arial" w:hAnsi="Arial" w:cs="Arial"/>
-                <w:sz w:val="20"/>
-                <w:szCs w:val="20"/>
-              </w:rPr>
-            </w:pPr>
-          </w:p>
-        </w:tc>
-      </w:tr>
-      <w:tr>
-        <w:tc>
-          <w:tcPr>
-            <w:tcW w:w="2346" w:type="dxa"/>
-            <w:tcBorders>
-              <w:top w:val="none" w:sz="4" w:space="0" w:color="000000" w:themeColor="text1"/>
-              <w:left w:val="single" w:sz="12" w:space="0" w:color="000000" w:themeColor="text1"/>
-              <w:bottom w:val="single" w:sz="12" w:space="0" w:color="000000" w:themeColor="text1"/>
-              <w:right w:val="single" w:sz="12" w:space="0" w:color="000000" w:themeColor="text1"/>
-            </w:tcBorders>
-          </w:tcPr>
-          <w:p>
-            <w:pPr>
-              <w:rPr>
-                <w:rFonts w:ascii="Arial" w:hAnsi="Arial" w:cs="Arial"/>
-                <w:sz w:val="20"/>
-                <w:szCs w:val="20"/>
-              </w:rPr>
-            </w:pPr>
-          </w:p>
-        </w:tc>
-        <w:tc>
-          <w:tcPr>
-            <w:tcW w:w="3880" w:type="dxa"/>
-            <w:tcBorders>
-              <w:top w:val="none" w:sz="4" w:space="0" w:color="000000" w:themeColor="text1"/>
-              <w:left w:val="single" w:sz="12" w:space="0" w:color="000000" w:themeColor="text1"/>
-              <w:bottom w:val="single" w:sz="12" w:space="0" w:color="000000" w:themeColor="text1"/>
-              <w:right w:val="single" w:sz="12" w:space="0" w:color="000000" w:themeColor="text1"/>
-            </w:tcBorders>
-          </w:tcPr>
-          <w:p>
-            <w:pPr>
-              <w:rPr>
-                <w:rFonts w:ascii="Arial" w:hAnsi="Arial" w:cs="Arial"/>
-                <w:sz w:val="20"/>
-                <w:szCs w:val="20"/>
-              </w:rPr>
-            </w:pPr>
-          </w:p>
-        </w:tc>
-        <w:tc>
-          <w:tcPr>
-            <w:tcW w:w="2150" w:type="dxa"/>
-            <w:tcBorders>
-              <w:top w:val="none" w:sz="4" w:space="0" w:color="000000" w:themeColor="text1"/>
-              <w:left w:val="single" w:sz="12" w:space="0" w:color="000000" w:themeColor="text1"/>
-              <w:bottom w:val="single" w:sz="12" w:space="0" w:color="000000" w:themeColor="text1"/>
-              <w:right w:val="single" w:sz="12" w:space="0" w:color="000000" w:themeColor="text1"/>
-            </w:tcBorders>
-          </w:tcPr>
-          <w:p>
-            <w:pPr>
-              <w:rPr>
-                <w:rFonts w:ascii="Arial" w:hAnsi="Arial" w:cs="Arial"/>
-                <w:sz w:val="20"/>
-                <w:szCs w:val="20"/>
-              </w:rPr>
-            </w:pPr>
-          </w:p>
-        </w:tc>
-        <w:tc>
-          <w:tcPr>
-            <w:tcW w:w="3295" w:type="dxa"/>
-            <w:tcBorders>
-              <w:top w:val="none" w:sz="4" w:space="0" w:color="000000" w:themeColor="text1"/>
-              <w:left w:val="single" w:sz="12" w:space="0" w:color="000000" w:themeColor="text1"/>
-              <w:bottom w:val="single" w:sz="12" w:space="0" w:color="000000" w:themeColor="text1"/>
-              <w:right w:val="single" w:sz="12" w:space="0" w:color="000000" w:themeColor="text1"/>
-            </w:tcBorders>
-          </w:tcPr>
-          <w:p>
-            <w:pPr>
-              <w:rPr>
-                <w:rFonts w:ascii="Arial" w:hAnsi="Arial" w:cs="Arial"/>
-                <w:sz w:val="20"/>
-                <w:szCs w:val="20"/>
-              </w:rPr>
-            </w:pPr>
-          </w:p>
-        </w:tc>
-      </w:tr>
-      <w:tr>
-        <w:tc>
-          <w:tcPr>
-            <w:tcW w:w="2346" w:type="dxa"/>
-            <w:tcBorders>
-              <w:top w:val="single" w:sz="12" w:space="0" w:color="000000" w:themeColor="text1"/>
-              <w:left w:val="single" w:sz="12" w:space="0" w:color="auto"/>
-              <w:bottom w:val="single" w:sz="12" w:space="0" w:color="auto"/>
-              <w:right w:val="single" w:sz="12" w:space="0" w:color="auto"/>
-            </w:tcBorders>
-          </w:tcPr>
-          <w:p>
-            <w:pPr>
+                <w:sz w:val="18"/>
+                <w:szCs w:val="18"/>
+              </w:rPr>
+            </w:pPr>
+            <w:r>
               <w:rPr>
                 <w:rFonts w:ascii="Arial" w:hAnsi="Arial" w:cs="Arial"/>
                 <w:b/>
@@ -2176,223 +2358,24 @@
                 <w:sz w:val="18"/>
                 <w:szCs w:val="18"/>
               </w:rPr>
-            </w:pPr>
-            <w:r>
-              <w:rPr>
-                <w:rFonts w:ascii="Arial" w:hAnsi="Arial" w:cs="Arial"/>
-                <w:b/>
-                <w:bCs/>
-                <w:sz w:val="18"/>
-                <w:szCs w:val="18"/>
-              </w:rPr>
-              <w:t>TOTAL EARNINGS</w:t>
-            </w:r>
-          </w:p>
-        </w:tc>
-        <w:tc>
-          <w:tcPr>
-            <w:tcW w:w="3880" w:type="dxa"/>
-            <w:tcBorders>
-              <w:top w:val="single" w:sz="12" w:space="0" w:color="000000" w:themeColor="text1"/>
-              <w:left w:val="single" w:sz="12" w:space="0" w:color="auto"/>
-              <w:bottom w:val="single" w:sz="12" w:space="0" w:color="auto"/>
-              <w:right w:val="single" w:sz="12" w:space="0" w:color="auto"/>
-            </w:tcBorders>
-          </w:tcPr>
-          <w:p>
-            <w:pPr>
-              <w:jc w:val="right"/>
-              <w:rPr>
-                <w:rFonts w:ascii="Arial" w:hAnsi="Arial" w:cs="Arial"/>
-                <w:sz w:val="18"/>
-                <w:szCs w:val="18"/>
-              </w:rPr>
-            </w:pPr>
-            <w:bookmarkStart w:id="25" w:name="TotalEarnings"/>
-            <w:r>
-              <w:rPr>
-                <w:rFonts w:ascii="Arial" w:hAnsi="Arial" w:cs="Arial"/>
-                <w:sz w:val="18"/>
-                <w:szCs w:val="18"/>
-              </w:rPr>
-              <w:t>00</w:t>
-            </w:r>
-            <w:bookmarkEnd w:id="25"/>
-          </w:p>
-        </w:tc>
-        <w:tc>
-          <w:tcPr>
-            <w:tcW w:w="2150" w:type="dxa"/>
-            <w:tcBorders>
-              <w:top w:val="single" w:sz="12" w:space="0" w:color="000000" w:themeColor="text1"/>
-              <w:left w:val="single" w:sz="12" w:space="0" w:color="auto"/>
-              <w:bottom w:val="single" w:sz="12" w:space="0" w:color="auto"/>
-              <w:right w:val="single" w:sz="12" w:space="0" w:color="auto"/>
-            </w:tcBorders>
-          </w:tcPr>
-          <w:p>
-            <w:pPr>
-              <w:rPr>
-                <w:rFonts w:ascii="Arial" w:hAnsi="Arial" w:cs="Arial"/>
-                <w:sz w:val="18"/>
-                <w:szCs w:val="18"/>
-              </w:rPr>
-            </w:pPr>
-            <w:r>
-              <w:rPr>
-                <w:rFonts w:ascii="Arial" w:hAnsi="Arial" w:cs="Arial"/>
-                <w:b/>
-                <w:bCs/>
-                <w:sz w:val="18"/>
-                <w:szCs w:val="18"/>
-              </w:rPr>
-              <w:t>TOTAL DEDUCTIONS</w:t>
-            </w:r>
-          </w:p>
-        </w:tc>
-        <w:tc>
-          <w:tcPr>
-            <w:tcW w:w="3295" w:type="dxa"/>
-            <w:tcBorders>
-              <w:top w:val="single" w:sz="12" w:space="0" w:color="000000" w:themeColor="text1"/>
-              <w:left w:val="single" w:sz="12" w:space="0" w:color="auto"/>
-              <w:right w:val="single" w:sz="12" w:space="0" w:color="auto"/>
-            </w:tcBorders>
-          </w:tcPr>
-          <w:p>
-            <w:pPr>
-              <w:jc w:val="right"/>
-              <w:rPr>
-                <w:rFonts w:ascii="Arial" w:hAnsi="Arial" w:cs="Arial"/>
-                <w:sz w:val="18"/>
-                <w:szCs w:val="18"/>
-              </w:rPr>
-            </w:pPr>
-            <w:bookmarkStart w:id="26" w:name="TotalDeduction"/>
-            <w:r>
-              <w:rPr>
-                <w:rFonts w:ascii="Arial" w:hAnsi="Arial" w:cs="Arial"/>
-                <w:sz w:val="18"/>
-                <w:szCs w:val="18"/>
-              </w:rPr>
-              <w:t>00</w:t>
-            </w:r>
-            <w:bookmarkEnd w:id="26"/>
-          </w:p>
-        </w:tc>
-      </w:tr>
-      <w:tr>
-        <w:tc>
-          <w:tcPr>
-            <w:tcW w:w="2346" w:type="dxa"/>
-            <w:tcBorders>
-              <w:top w:val="single" w:sz="12" w:space="0" w:color="auto"/>
-              <w:left w:val="single" w:sz="12" w:space="0" w:color="auto"/>
-              <w:bottom w:val="single" w:sz="12" w:space="0" w:color="auto"/>
-              <w:right w:val="single" w:sz="12" w:space="0" w:color="auto"/>
-            </w:tcBorders>
-          </w:tcPr>
-          <w:p>
-            <w:pPr>
-              <w:rPr>
-                <w:rFonts w:ascii="Arial" w:hAnsi="Arial" w:cs="Arial"/>
-                <w:b/>
-                <w:bCs/>
-                <w:sz w:val="18"/>
-                <w:szCs w:val="18"/>
-              </w:rPr>
-            </w:pPr>
-            <w:r>
-              <w:rPr>
-                <w:rFonts w:ascii="Arial" w:hAnsi="Arial" w:cs="Arial"/>
-                <w:b/>
-                <w:bCs/>
-                <w:sz w:val="18"/>
-                <w:szCs w:val="18"/>
-              </w:rPr>
-              <w:t>NET SALARY</w:t>
-            </w:r>
-          </w:p>
-        </w:tc>
-        <w:tc>
-          <w:tcPr>
-            <w:tcW w:w="9325" w:type="dxa"/>
+              <w:t>IN WORDS</w:t>
+            </w:r>
+          </w:p>
+        </w:tc>
+        <w:tc>
+          <w:tcPr>
+            <w:tcW w:w="9184" w:type="dxa"/>
             <w:gridSpan w:val="3"/>
             <w:tcBorders>
-              <w:top w:val="single" w:sz="12" w:space="0" w:color="auto"/>
-              <w:left w:val="single" w:sz="12" w:space="0" w:color="auto"/>
-              <w:bottom w:val="single" w:sz="12" w:space="0" w:color="auto"/>
-              <w:right w:val="single" w:sz="12" w:space="0" w:color="auto"/>
-            </w:tcBorders>
-          </w:tcPr>
-          <w:p>
-            <w:pPr>
-              <w:jc w:val="right"/>
-              <w:rPr>
-                <w:rFonts w:ascii="Arial" w:hAnsi="Arial" w:cs="Arial"/>
-                <w:sz w:val="18"/>
-                <w:szCs w:val="18"/>
-              </w:rPr>
-            </w:pPr>
-            <w:bookmarkStart w:id="27" w:name="NetSalary"/>
-            <w:r>
-              <w:rPr>
-                <w:rFonts w:ascii="Arial" w:hAnsi="Arial" w:cs="Arial"/>
-                <w:sz w:val="18"/>
-                <w:szCs w:val="18"/>
-              </w:rPr>
-              <w:t>00</w:t>
-            </w:r>
-            <w:bookmarkEnd w:id="27"/>
-          </w:p>
-        </w:tc>
-      </w:tr>
-      <w:tr>
-        <w:tc>
-          <w:tcPr>
-            <w:tcW w:w="2346" w:type="dxa"/>
-            <w:tcBorders>
-              <w:top w:val="single" w:sz="12" w:space="0" w:color="auto"/>
-              <w:left w:val="single" w:sz="12" w:space="0" w:color="auto"/>
-              <w:bottom w:val="single" w:sz="12" w:space="0" w:color="auto"/>
-              <w:right w:val="single" w:sz="12" w:space="0" w:color="auto"/>
-            </w:tcBorders>
-          </w:tcPr>
-          <w:p>
-            <w:pPr>
-              <w:rPr>
-                <w:rFonts w:ascii="Arial" w:hAnsi="Arial" w:cs="Arial"/>
-                <w:b/>
-                <w:bCs/>
-                <w:sz w:val="18"/>
-                <w:szCs w:val="18"/>
-              </w:rPr>
-            </w:pPr>
-            <w:r>
-              <w:rPr>
-                <w:rFonts w:ascii="Arial" w:hAnsi="Arial" w:cs="Arial"/>
-                <w:b/>
-                <w:bCs/>
-                <w:sz w:val="18"/>
-                <w:szCs w:val="18"/>
-              </w:rPr>
-              <w:t>IN WORDS</w:t>
-            </w:r>
-          </w:p>
-        </w:tc>
-        <w:tc>
-          <w:tcPr>
-            <w:tcW w:w="9325" w:type="dxa"/>
-            <w:gridSpan w:val="3"/>
-            <w:tcBorders>
-              <w:top w:val="single" w:sz="12" w:space="0" w:color="auto"/>
-              <w:left w:val="single" w:sz="12" w:space="0" w:color="auto"/>
-              <w:bottom w:val="single" w:sz="12" w:space="0" w:color="auto"/>
-              <w:right w:val="single" w:sz="12" w:space="0" w:color="auto"/>
-            </w:tcBorders>
-          </w:tcPr>
-          <w:p>
-            <w:pPr>
+              <w:top w:val="single" w:sz="4" w:space="0" w:color="A5A5A5" w:themeColor="accent3"/>
+              <w:left w:val="single" w:sz="4" w:space="0" w:color="A5A5A5" w:themeColor="accent3"/>
+              <w:bottom w:val="single" w:sz="4" w:space="0" w:color="A5A5A5" w:themeColor="accent3"/>
+              <w:right w:val="single" w:sz="4" w:space="0" w:color="A5A5A5" w:themeColor="accent3"/>
+            </w:tcBorders>
+          </w:tcPr>
+          <w:p>
+            <w:pPr>
+              <w:spacing w:before="30" w:after="30"/>
               <w:rPr>
                 <w:rFonts w:ascii="Arial" w:hAnsi="Arial" w:cs="Arial"/>
                 <w:sz w:val="18"/>
@@ -2407,7 +2390,7 @@
               </w:rPr>
               <w:t xml:space="preserve">Rupees </w:t>
             </w:r>
-            <w:bookmarkStart w:id="28" w:name="InWords"/>
+            <w:bookmarkStart w:id="29" w:name="InWords"/>
             <w:r>
               <w:rPr>
                 <w:rFonts w:ascii="Arial" w:hAnsi="Arial" w:cs="Arial"/>
@@ -2416,7 +2399,7 @@
               </w:rPr>
               <w:t>xx</w:t>
             </w:r>
-            <w:bookmarkEnd w:id="28"/>
+            <w:bookmarkEnd w:id="29"/>
           </w:p>
         </w:tc>
       </w:tr>

--- a/Backend/Templates/PaySlipTemplate.docx
+++ b/Backend/Templates/PaySlipTemplate.docx
@@ -228,8 +228,11 @@
           </w:p>
           <w:p>
             <w:pPr>
+              <w:tabs>
+                <w:tab w:val="left" w:pos="2291"/>
+                <w:tab w:val="center" w:pos="5639"/>
+              </w:tabs>
               <w:spacing w:after="40"/>
-              <w:jc w:val="center"/>
               <w:rPr>
                 <w:rFonts w:ascii="Arial" w:hAnsi="Arial" w:cs="Arial"/>
                 <w:b/>
@@ -238,6 +241,26 @@
                 <w:szCs w:val="20"/>
               </w:rPr>
             </w:pPr>
+            <w:r>
+              <w:rPr>
+                <w:rFonts w:ascii="Arial" w:hAnsi="Arial" w:cs="Arial"/>
+                <w:b/>
+                <w:bCs/>
+                <w:sz w:val="20"/>
+                <w:szCs w:val="20"/>
+              </w:rPr>
+              <w:tab/>
+            </w:r>
+            <w:r>
+              <w:rPr>
+                <w:rFonts w:ascii="Arial" w:hAnsi="Arial" w:cs="Arial"/>
+                <w:b/>
+                <w:bCs/>
+                <w:sz w:val="20"/>
+                <w:szCs w:val="20"/>
+              </w:rPr>
+              <w:tab/>
+            </w:r>
             <w:r>
               <w:rPr>
                 <w:rFonts w:ascii="Arial" w:hAnsi="Arial" w:cs="Arial"/>
@@ -282,7 +305,7 @@
           </w:tcPr>
           <w:p>
             <w:pPr>
-              <w:spacing w:before="60" w:after="100" w:afterAutospacing="1" w:line="276" w:lineRule="auto"/>
+              <w:spacing w:before="70" w:after="60" w:line="276" w:lineRule="auto"/>
               <w:rPr>
                 <w:rFonts w:ascii="Arial" w:hAnsi="Arial" w:cs="Arial"/>
                 <w:b/>
@@ -367,7 +390,7 @@
           </w:tcPr>
           <w:p>
             <w:pPr>
-              <w:spacing w:before="40"/>
+              <w:spacing w:before="30"/>
               <w:rPr>
                 <w:rFonts w:ascii="Arial" w:hAnsi="Arial" w:cs="Arial"/>
                 <w:sz w:val="18"/>
@@ -396,7 +419,7 @@
           </w:tcPr>
           <w:p>
             <w:pPr>
-              <w:spacing w:before="40"/>
+              <w:spacing w:before="30"/>
               <w:rPr>
                 <w:rFonts w:ascii="Arial" w:hAnsi="Arial" w:cs="Arial"/>
                 <w:sz w:val="18"/>
@@ -427,7 +450,7 @@
           </w:tcPr>
           <w:p>
             <w:pPr>
-              <w:spacing w:before="40"/>
+              <w:spacing w:before="30"/>
               <w:rPr>
                 <w:rFonts w:ascii="Arial" w:hAnsi="Arial" w:cs="Arial"/>
                 <w:sz w:val="18"/>
@@ -456,7 +479,7 @@
           </w:tcPr>
           <w:p>
             <w:pPr>
-              <w:spacing w:before="40"/>
+              <w:spacing w:before="30"/>
               <w:rPr>
                 <w:rFonts w:ascii="Arial" w:hAnsi="Arial" w:cs="Arial"/>
                 <w:sz w:val="18"/>
@@ -1368,7 +1391,7 @@
           </w:tcPr>
           <w:p>
             <w:pPr>
-              <w:spacing w:before="30" w:after="30"/>
+              <w:spacing w:before="60" w:after="30"/>
               <w:rPr>
                 <w:rFonts w:ascii="Arial" w:hAnsi="Arial" w:cs="Arial"/>
                 <w:sz w:val="18"/>
@@ -1397,7 +1420,7 @@
           </w:tcPr>
           <w:p>
             <w:pPr>
-              <w:spacing w:before="40"/>
+              <w:spacing w:before="60"/>
               <w:jc w:val="right"/>
               <w:rPr>
                 <w:rFonts w:ascii="Arial" w:hAnsi="Arial" w:cs="Arial"/>
@@ -1429,7 +1452,7 @@
           </w:tcPr>
           <w:p>
             <w:pPr>
-              <w:spacing w:before="30" w:after="30"/>
+              <w:spacing w:before="60" w:after="30"/>
               <w:rPr>
                 <w:rFonts w:ascii="Arial" w:hAnsi="Arial" w:cs="Arial"/>
                 <w:sz w:val="18"/>
@@ -1458,7 +1481,7 @@
           </w:tcPr>
           <w:p>
             <w:pPr>
-              <w:spacing w:before="40"/>
+              <w:spacing w:before="60"/>
               <w:jc w:val="right"/>
               <w:rPr>
                 <w:rFonts w:ascii="Arial" w:hAnsi="Arial" w:cs="Arial"/>
@@ -1525,6 +1548,7 @@
           </w:tcPr>
           <w:p>
             <w:pPr>
+              <w:spacing w:before="30" w:after="30"/>
               <w:jc w:val="right"/>
               <w:rPr>
                 <w:rFonts w:ascii="Arial" w:hAnsi="Arial" w:cs="Arial"/>
@@ -1585,6 +1609,7 @@
           </w:tcPr>
           <w:p>
             <w:pPr>
+              <w:spacing w:before="30" w:after="30"/>
               <w:jc w:val="right"/>
               <w:rPr>
                 <w:rFonts w:ascii="Arial" w:hAnsi="Arial" w:cs="Arial"/>
@@ -1651,6 +1676,7 @@
           </w:tcPr>
           <w:p>
             <w:pPr>
+              <w:spacing w:before="30" w:after="30"/>
               <w:jc w:val="right"/>
               <w:rPr>
                 <w:rFonts w:ascii="Arial" w:hAnsi="Arial" w:cs="Arial"/>
@@ -1711,6 +1737,7 @@
           </w:tcPr>
           <w:p>
             <w:pPr>
+              <w:spacing w:before="30" w:after="30"/>
               <w:jc w:val="right"/>
               <w:rPr>
                 <w:rFonts w:ascii="Arial" w:hAnsi="Arial" w:cs="Arial"/>
@@ -1777,6 +1804,7 @@
           </w:tcPr>
           <w:p>
             <w:pPr>
+              <w:spacing w:before="30" w:after="30"/>
               <w:jc w:val="right"/>
               <w:rPr>
                 <w:rFonts w:ascii="Arial" w:hAnsi="Arial" w:cs="Arial"/>
@@ -1808,7 +1836,7 @@
           </w:tcPr>
           <w:p>
             <w:pPr>
-              <w:spacing w:before="6" w:after="6"/>
+              <w:spacing w:before="30" w:after="30"/>
               <w:rPr>
                 <w:rFonts w:ascii="Arial" w:hAnsi="Arial" w:cs="Arial"/>
                 <w:sz w:val="20"/>
@@ -1829,6 +1857,7 @@
           </w:tcPr>
           <w:p>
             <w:pPr>
+              <w:spacing w:before="30" w:after="30"/>
               <w:jc w:val="right"/>
               <w:rPr>
                 <w:rFonts w:ascii="Arial" w:hAnsi="Arial" w:cs="Arial"/>
@@ -1885,6 +1914,7 @@
           </w:tcPr>
           <w:p>
             <w:pPr>
+              <w:spacing w:before="30" w:after="30"/>
               <w:jc w:val="right"/>
               <w:rPr>
                 <w:rFonts w:ascii="Arial" w:hAnsi="Arial" w:cs="Arial"/>
@@ -1916,6 +1946,7 @@
           </w:tcPr>
           <w:p>
             <w:pPr>
+              <w:spacing w:before="30" w:after="30"/>
               <w:rPr>
                 <w:rFonts w:ascii="Arial" w:hAnsi="Arial" w:cs="Arial"/>
                 <w:sz w:val="20"/>
@@ -1936,6 +1967,7 @@
           </w:tcPr>
           <w:p>
             <w:pPr>
+              <w:spacing w:before="30" w:after="30"/>
               <w:rPr>
                 <w:rFonts w:ascii="Arial" w:hAnsi="Arial" w:cs="Arial"/>
                 <w:sz w:val="20"/>
@@ -2135,7 +2167,7 @@
           </w:tcPr>
           <w:p>
             <w:pPr>
-              <w:spacing w:before="30" w:after="30"/>
+              <w:spacing w:before="40" w:after="40"/>
               <w:rPr>
                 <w:rFonts w:ascii="Arial" w:hAnsi="Arial" w:cs="Arial"/>
                 <w:b/>
@@ -2168,7 +2200,7 @@
           </w:tcPr>
           <w:p>
             <w:pPr>
-              <w:spacing w:before="30" w:after="30"/>
+              <w:spacing w:before="40" w:after="40"/>
               <w:jc w:val="right"/>
               <w:rPr>
                 <w:rFonts w:ascii="Arial" w:hAnsi="Arial" w:cs="Arial"/>
@@ -2200,7 +2232,7 @@
           </w:tcPr>
           <w:p>
             <w:pPr>
-              <w:spacing w:before="30" w:after="30"/>
+              <w:spacing w:before="40" w:after="40"/>
               <w:rPr>
                 <w:rFonts w:ascii="Arial" w:hAnsi="Arial" w:cs="Arial"/>
                 <w:sz w:val="18"/>
@@ -2231,7 +2263,7 @@
           </w:tcPr>
           <w:p>
             <w:pPr>
-              <w:spacing w:before="30" w:after="30"/>
+              <w:spacing w:before="40" w:after="40"/>
               <w:jc w:val="right"/>
               <w:rPr>
                 <w:rFonts w:ascii="Arial" w:hAnsi="Arial" w:cs="Arial"/>
@@ -2269,7 +2301,7 @@
           </w:tcPr>
           <w:p>
             <w:pPr>
-              <w:spacing w:before="30" w:after="30"/>
+              <w:spacing w:before="40" w:after="40"/>
               <w:rPr>
                 <w:rFonts w:ascii="Arial" w:hAnsi="Arial" w:cs="Arial"/>
                 <w:b/>
@@ -2303,7 +2335,7 @@
           </w:tcPr>
           <w:p>
             <w:pPr>
-              <w:spacing w:before="30" w:after="30"/>
+              <w:spacing w:before="40" w:after="40"/>
               <w:jc w:val="right"/>
               <w:rPr>
                 <w:rFonts w:ascii="Arial" w:hAnsi="Arial" w:cs="Arial"/>
@@ -2341,7 +2373,7 @@
           </w:tcPr>
           <w:p>
             <w:pPr>
-              <w:spacing w:before="30" w:after="30"/>
+              <w:spacing w:before="40" w:after="40"/>
               <w:rPr>
                 <w:rFonts w:ascii="Arial" w:hAnsi="Arial" w:cs="Arial"/>
                 <w:b/>
@@ -2375,7 +2407,7 @@
           </w:tcPr>
           <w:p>
             <w:pPr>
-              <w:spacing w:before="30" w:after="30"/>
+              <w:spacing w:before="40" w:after="40"/>
               <w:rPr>
                 <w:rFonts w:ascii="Arial" w:hAnsi="Arial" w:cs="Arial"/>
                 <w:sz w:val="18"/>

--- a/Backend/Templates/PaySlipTemplate.docx
+++ b/Backend/Templates/PaySlipTemplate.docx
@@ -320,7 +320,7 @@
                 <w:rFonts w:ascii="Arial" w:hAnsi="Arial" w:cs="Arial"/>
                 <w:b/>
                 <w:bCs/>
-                <w:color w:val="000000" w:themeColor="text1"/>
+                <w:color w:val="404040" w:themeColor="text1" w:themeTint="BF"/>
                 <w:sz w:val="20"/>
                 <w:szCs w:val="20"/>
               </w:rPr>
@@ -331,7 +331,7 @@
                 <w:rFonts w:ascii="Arial" w:hAnsi="Arial" w:cs="Arial"/>
                 <w:b/>
                 <w:bCs/>
-                <w:color w:val="000000" w:themeColor="text1"/>
+                <w:color w:val="404040" w:themeColor="text1" w:themeTint="BF"/>
                 <w:sz w:val="20"/>
                 <w:szCs w:val="20"/>
               </w:rPr>
@@ -1253,7 +1253,7 @@
           </w:tcPr>
           <w:p>
             <w:pPr>
-              <w:spacing w:before="30" w:after="30"/>
+              <w:spacing w:before="50" w:after="50"/>
               <w:jc w:val="center"/>
               <w:rPr>
                 <w:rFonts w:ascii="Arial" w:hAnsi="Arial" w:cs="Arial"/>
@@ -1268,6 +1268,7 @@
                 <w:rFonts w:ascii="Arial" w:hAnsi="Arial" w:cs="Arial"/>
                 <w:b/>
                 <w:bCs/>
+                <w:color w:val="404040" w:themeColor="text1" w:themeTint="BF"/>
                 <w:sz w:val="18"/>
                 <w:szCs w:val="18"/>
               </w:rPr>
@@ -1287,7 +1288,7 @@
           </w:tcPr>
           <w:p>
             <w:pPr>
-              <w:spacing w:before="30" w:after="30"/>
+              <w:spacing w:before="50" w:after="50"/>
               <w:jc w:val="center"/>
               <w:rPr>
                 <w:rFonts w:ascii="Arial" w:hAnsi="Arial" w:cs="Arial"/>
@@ -1300,6 +1301,7 @@
                 <w:rFonts w:ascii="Arial" w:hAnsi="Arial" w:cs="Arial"/>
                 <w:b/>
                 <w:bCs/>
+                <w:color w:val="404040" w:themeColor="text1" w:themeTint="BF"/>
                 <w:sz w:val="18"/>
                 <w:szCs w:val="18"/>
               </w:rPr>
@@ -1319,12 +1321,13 @@
           </w:tcPr>
           <w:p>
             <w:pPr>
-              <w:spacing w:before="30" w:after="30"/>
+              <w:spacing w:before="50" w:after="50"/>
               <w:jc w:val="center"/>
               <w:rPr>
                 <w:rFonts w:ascii="Arial" w:hAnsi="Arial" w:cs="Arial"/>
                 <w:b/>
                 <w:bCs/>
+                <w:color w:val="404040" w:themeColor="text1" w:themeTint="BF"/>
                 <w:sz w:val="18"/>
                 <w:szCs w:val="18"/>
               </w:rPr>
@@ -1334,6 +1337,7 @@
                 <w:rFonts w:ascii="Arial" w:hAnsi="Arial" w:cs="Arial"/>
                 <w:b/>
                 <w:bCs/>
+                <w:color w:val="404040" w:themeColor="text1" w:themeTint="BF"/>
                 <w:sz w:val="18"/>
                 <w:szCs w:val="18"/>
               </w:rPr>
@@ -1353,10 +1357,11 @@
           </w:tcPr>
           <w:p>
             <w:pPr>
-              <w:spacing w:before="30" w:after="30"/>
+              <w:spacing w:before="50" w:after="50"/>
               <w:jc w:val="center"/>
               <w:rPr>
                 <w:rFonts w:ascii="Arial" w:hAnsi="Arial" w:cs="Arial"/>
+                <w:color w:val="404040" w:themeColor="text1" w:themeTint="BF"/>
                 <w:sz w:val="18"/>
                 <w:szCs w:val="18"/>
               </w:rPr>
@@ -1366,6 +1371,7 @@
                 <w:rFonts w:ascii="Arial" w:hAnsi="Arial" w:cs="Arial"/>
                 <w:b/>
                 <w:bCs/>
+                <w:color w:val="404040" w:themeColor="text1" w:themeTint="BF"/>
                 <w:sz w:val="18"/>
                 <w:szCs w:val="18"/>
               </w:rPr>
@@ -2167,11 +2173,12 @@
           </w:tcPr>
           <w:p>
             <w:pPr>
-              <w:spacing w:before="40" w:after="40"/>
+              <w:spacing w:before="60" w:after="60"/>
               <w:rPr>
                 <w:rFonts w:ascii="Arial" w:hAnsi="Arial" w:cs="Arial"/>
                 <w:b/>
                 <w:bCs/>
+                <w:color w:val="404040" w:themeColor="text1" w:themeTint="BF"/>
                 <w:sz w:val="18"/>
                 <w:szCs w:val="18"/>
               </w:rPr>
@@ -2181,6 +2188,7 @@
                 <w:rFonts w:ascii="Arial" w:hAnsi="Arial" w:cs="Arial"/>
                 <w:b/>
                 <w:bCs/>
+                <w:color w:val="404040" w:themeColor="text1" w:themeTint="BF"/>
                 <w:sz w:val="18"/>
                 <w:szCs w:val="18"/>
               </w:rPr>
@@ -2200,7 +2208,7 @@
           </w:tcPr>
           <w:p>
             <w:pPr>
-              <w:spacing w:before="40" w:after="40"/>
+              <w:spacing w:before="60" w:after="60"/>
               <w:jc w:val="right"/>
               <w:rPr>
                 <w:rFonts w:ascii="Arial" w:hAnsi="Arial" w:cs="Arial"/>
@@ -2232,7 +2240,7 @@
           </w:tcPr>
           <w:p>
             <w:pPr>
-              <w:spacing w:before="40" w:after="40"/>
+              <w:spacing w:before="60" w:after="60"/>
               <w:rPr>
                 <w:rFonts w:ascii="Arial" w:hAnsi="Arial" w:cs="Arial"/>
                 <w:sz w:val="18"/>
@@ -2244,6 +2252,7 @@
                 <w:rFonts w:ascii="Arial" w:hAnsi="Arial" w:cs="Arial"/>
                 <w:b/>
                 <w:bCs/>
+                <w:color w:val="404040" w:themeColor="text1" w:themeTint="BF"/>
                 <w:sz w:val="18"/>
                 <w:szCs w:val="18"/>
               </w:rPr>
@@ -2263,7 +2272,7 @@
           </w:tcPr>
           <w:p>
             <w:pPr>
-              <w:spacing w:before="40" w:after="40"/>
+              <w:spacing w:before="60" w:after="60"/>
               <w:jc w:val="right"/>
               <w:rPr>
                 <w:rFonts w:ascii="Arial" w:hAnsi="Arial" w:cs="Arial"/>
@@ -2301,7 +2310,7 @@
           </w:tcPr>
           <w:p>
             <w:pPr>
-              <w:spacing w:before="40" w:after="40"/>
+              <w:spacing w:before="60" w:after="60"/>
               <w:rPr>
                 <w:rFonts w:ascii="Arial" w:hAnsi="Arial" w:cs="Arial"/>
                 <w:b/>
@@ -2315,6 +2324,7 @@
                 <w:rFonts w:ascii="Arial" w:hAnsi="Arial" w:cs="Arial"/>
                 <w:b/>
                 <w:bCs/>
+                <w:color w:val="404040" w:themeColor="text1" w:themeTint="BF"/>
                 <w:sz w:val="18"/>
                 <w:szCs w:val="18"/>
               </w:rPr>
@@ -2335,7 +2345,7 @@
           </w:tcPr>
           <w:p>
             <w:pPr>
-              <w:spacing w:before="40" w:after="40"/>
+              <w:spacing w:before="60" w:after="60"/>
               <w:jc w:val="right"/>
               <w:rPr>
                 <w:rFonts w:ascii="Arial" w:hAnsi="Arial" w:cs="Arial"/>
@@ -2373,7 +2383,7 @@
           </w:tcPr>
           <w:p>
             <w:pPr>
-              <w:spacing w:before="40" w:after="40"/>
+              <w:spacing w:before="60" w:after="60"/>
               <w:rPr>
                 <w:rFonts w:ascii="Arial" w:hAnsi="Arial" w:cs="Arial"/>
                 <w:b/>
@@ -2387,6 +2397,7 @@
                 <w:rFonts w:ascii="Arial" w:hAnsi="Arial" w:cs="Arial"/>
                 <w:b/>
                 <w:bCs/>
+                <w:color w:val="404040" w:themeColor="text1" w:themeTint="BF"/>
                 <w:sz w:val="18"/>
                 <w:szCs w:val="18"/>
               </w:rPr>
@@ -2407,7 +2418,7 @@
           </w:tcPr>
           <w:p>
             <w:pPr>
-              <w:spacing w:before="40" w:after="40"/>
+              <w:spacing w:before="60" w:after="60"/>
               <w:rPr>
                 <w:rFonts w:ascii="Arial" w:hAnsi="Arial" w:cs="Arial"/>
                 <w:sz w:val="18"/>
@@ -2438,16 +2449,17 @@
     </w:tbl>
     <w:p>
       <w:pPr>
+        <w:spacing w:before="40"/>
         <w:jc w:val="center"/>
         <w:rPr>
-          <w:sz w:val="18"/>
-          <w:szCs w:val="18"/>
+          <w:sz w:val="14"/>
+          <w:szCs w:val="14"/>
         </w:rPr>
       </w:pPr>
       <w:r>
         <w:rPr>
-          <w:sz w:val="18"/>
-          <w:szCs w:val="18"/>
+          <w:sz w:val="14"/>
+          <w:szCs w:val="14"/>
         </w:rPr>
         <w:t>*This is a system generated payslip and does not require signature.</w:t>
       </w:r>
